--- a/Bluedraft/Blueprint_Penali_OM.docx
+++ b/Bluedraft/Blueprint_Penali_OM.docx
@@ -9,7 +9,7 @@
           <w:lang w:val="en-US"/>
         </w:rPr>
       </w:pPr>
-      <w:bookmarkStart w:id="0" w:name="_Toc225774856"/>
+      <w:bookmarkStart w:id="0" w:name="_Toc227684750"/>
       <w:r>
         <w:rPr>
           <w:lang w:val="en-US"/>
@@ -97,7 +97,7 @@
           <w:r>
             <w:fldChar w:fldCharType="separate"/>
           </w:r>
-          <w:hyperlink w:anchor="_Toc225774856" w:history="1">
+          <w:hyperlink w:anchor="_Toc227684750" w:history="1">
             <w:r>
               <w:rPr>
                 <w:rStyle w:val="Collegamentoipertestuale"/>
@@ -125,7 +125,7 @@
                 <w:noProof/>
                 <w:webHidden/>
               </w:rPr>
-              <w:instrText xml:space="preserve"> PAGEREF _Toc225774856 \h </w:instrText>
+              <w:instrText xml:space="preserve"> PAGEREF _Toc227684750 \h </w:instrText>
             </w:r>
             <w:r>
               <w:rPr>
@@ -171,7 +171,7 @@
               <w14:ligatures w14:val="standardContextual"/>
             </w:rPr>
           </w:pPr>
-          <w:hyperlink w:anchor="_Toc225774857" w:history="1">
+          <w:hyperlink w:anchor="_Toc227684751" w:history="1">
             <w:r>
               <w:rPr>
                 <w:rStyle w:val="Collegamentoipertestuale"/>
@@ -198,7 +198,7 @@
                 <w:noProof/>
                 <w:webHidden/>
               </w:rPr>
-              <w:instrText xml:space="preserve"> PAGEREF _Toc225774857 \h </w:instrText>
+              <w:instrText xml:space="preserve"> PAGEREF _Toc227684751 \h </w:instrText>
             </w:r>
             <w:r>
               <w:rPr>
@@ -244,7 +244,7 @@
               <w14:ligatures w14:val="standardContextual"/>
             </w:rPr>
           </w:pPr>
-          <w:hyperlink w:anchor="_Toc225774858" w:history="1">
+          <w:hyperlink w:anchor="_Toc227684752" w:history="1">
             <w:r>
               <w:rPr>
                 <w:rStyle w:val="Collegamentoipertestuale"/>
@@ -271,7 +271,7 @@
                 <w:noProof/>
                 <w:webHidden/>
               </w:rPr>
-              <w:instrText xml:space="preserve"> PAGEREF _Toc225774858 \h </w:instrText>
+              <w:instrText xml:space="preserve"> PAGEREF _Toc227684752 \h </w:instrText>
             </w:r>
             <w:r>
               <w:rPr>
@@ -317,7 +317,7 @@
               <w14:ligatures w14:val="standardContextual"/>
             </w:rPr>
           </w:pPr>
-          <w:hyperlink w:anchor="_Toc225774859" w:history="1">
+          <w:hyperlink w:anchor="_Toc227684753" w:history="1">
             <w:r>
               <w:rPr>
                 <w:rStyle w:val="Collegamentoipertestuale"/>
@@ -344,7 +344,7 @@
                 <w:noProof/>
                 <w:webHidden/>
               </w:rPr>
-              <w:instrText xml:space="preserve"> PAGEREF _Toc225774859 \h </w:instrText>
+              <w:instrText xml:space="preserve"> PAGEREF _Toc227684753 \h </w:instrText>
             </w:r>
             <w:r>
               <w:rPr>
@@ -390,7 +390,7 @@
               <w14:ligatures w14:val="standardContextual"/>
             </w:rPr>
           </w:pPr>
-          <w:hyperlink w:anchor="_Toc225774860" w:history="1">
+          <w:hyperlink w:anchor="_Toc227684754" w:history="1">
             <w:r>
               <w:rPr>
                 <w:rStyle w:val="Collegamentoipertestuale"/>
@@ -417,7 +417,7 @@
                 <w:noProof/>
                 <w:webHidden/>
               </w:rPr>
-              <w:instrText xml:space="preserve"> PAGEREF _Toc225774860 \h </w:instrText>
+              <w:instrText xml:space="preserve"> PAGEREF _Toc227684754 \h </w:instrText>
             </w:r>
             <w:r>
               <w:rPr>
@@ -463,7 +463,7 @@
               <w14:ligatures w14:val="standardContextual"/>
             </w:rPr>
           </w:pPr>
-          <w:hyperlink w:anchor="_Toc225774861" w:history="1">
+          <w:hyperlink w:anchor="_Toc227684755" w:history="1">
             <w:r>
               <w:rPr>
                 <w:rStyle w:val="Collegamentoipertestuale"/>
@@ -490,7 +490,7 @@
                 <w:noProof/>
                 <w:webHidden/>
               </w:rPr>
-              <w:instrText xml:space="preserve"> PAGEREF _Toc225774861 \h </w:instrText>
+              <w:instrText xml:space="preserve"> PAGEREF _Toc227684755 \h </w:instrText>
             </w:r>
             <w:r>
               <w:rPr>
@@ -536,7 +536,7 @@
               <w14:ligatures w14:val="standardContextual"/>
             </w:rPr>
           </w:pPr>
-          <w:hyperlink w:anchor="_Toc225774862" w:history="1">
+          <w:hyperlink w:anchor="_Toc227684756" w:history="1">
             <w:r>
               <w:rPr>
                 <w:rStyle w:val="Collegamentoipertestuale"/>
@@ -563,7 +563,7 @@
                 <w:noProof/>
                 <w:webHidden/>
               </w:rPr>
-              <w:instrText xml:space="preserve"> PAGEREF _Toc225774862 \h </w:instrText>
+              <w:instrText xml:space="preserve"> PAGEREF _Toc227684756 \h </w:instrText>
             </w:r>
             <w:r>
               <w:rPr>
@@ -609,7 +609,7 @@
               <w14:ligatures w14:val="standardContextual"/>
             </w:rPr>
           </w:pPr>
-          <w:hyperlink w:anchor="_Toc225774863" w:history="1">
+          <w:hyperlink w:anchor="_Toc227684757" w:history="1">
             <w:r>
               <w:rPr>
                 <w:rStyle w:val="Collegamentoipertestuale"/>
@@ -636,7 +636,7 @@
                 <w:noProof/>
                 <w:webHidden/>
               </w:rPr>
-              <w:instrText xml:space="preserve"> PAGEREF _Toc225774863 \h </w:instrText>
+              <w:instrText xml:space="preserve"> PAGEREF _Toc227684757 \h </w:instrText>
             </w:r>
             <w:r>
               <w:rPr>
@@ -682,7 +682,7 @@
               <w14:ligatures w14:val="standardContextual"/>
             </w:rPr>
           </w:pPr>
-          <w:hyperlink w:anchor="_Toc225774864" w:history="1">
+          <w:hyperlink w:anchor="_Toc227684758" w:history="1">
             <w:r>
               <w:rPr>
                 <w:rStyle w:val="Collegamentoipertestuale"/>
@@ -709,7 +709,7 @@
                 <w:noProof/>
                 <w:webHidden/>
               </w:rPr>
-              <w:instrText xml:space="preserve"> PAGEREF _Toc225774864 \h </w:instrText>
+              <w:instrText xml:space="preserve"> PAGEREF _Toc227684758 \h </w:instrText>
             </w:r>
             <w:r>
               <w:rPr>
@@ -729,7 +729,7 @@
                 <w:noProof/>
                 <w:webHidden/>
               </w:rPr>
-              <w:t>2</w:t>
+              <w:t>3</w:t>
             </w:r>
             <w:r>
               <w:rPr>
@@ -755,7 +755,7 @@
               <w14:ligatures w14:val="standardContextual"/>
             </w:rPr>
           </w:pPr>
-          <w:hyperlink w:anchor="_Toc225774865" w:history="1">
+          <w:hyperlink w:anchor="_Toc227684759" w:history="1">
             <w:r>
               <w:rPr>
                 <w:rStyle w:val="Collegamentoipertestuale"/>
@@ -782,7 +782,7 @@
                 <w:noProof/>
                 <w:webHidden/>
               </w:rPr>
-              <w:instrText xml:space="preserve"> PAGEREF _Toc225774865 \h </w:instrText>
+              <w:instrText xml:space="preserve"> PAGEREF _Toc227684759 \h </w:instrText>
             </w:r>
             <w:r>
               <w:rPr>
@@ -828,7 +828,7 @@
               <w14:ligatures w14:val="standardContextual"/>
             </w:rPr>
           </w:pPr>
-          <w:hyperlink w:anchor="_Toc225774866" w:history="1">
+          <w:hyperlink w:anchor="_Toc227684760" w:history="1">
             <w:r>
               <w:rPr>
                 <w:rStyle w:val="Collegamentoipertestuale"/>
@@ -855,7 +855,7 @@
                 <w:noProof/>
                 <w:webHidden/>
               </w:rPr>
-              <w:instrText xml:space="preserve"> PAGEREF _Toc225774866 \h </w:instrText>
+              <w:instrText xml:space="preserve"> PAGEREF _Toc227684760 \h </w:instrText>
             </w:r>
             <w:r>
               <w:rPr>
@@ -901,7 +901,7 @@
               <w14:ligatures w14:val="standardContextual"/>
             </w:rPr>
           </w:pPr>
-          <w:hyperlink w:anchor="_Toc225774867" w:history="1">
+          <w:hyperlink w:anchor="_Toc227684761" w:history="1">
             <w:r>
               <w:rPr>
                 <w:rStyle w:val="Collegamentoipertestuale"/>
@@ -929,7 +929,7 @@
                 <w:noProof/>
                 <w:webHidden/>
               </w:rPr>
-              <w:instrText xml:space="preserve"> PAGEREF _Toc225774867 \h </w:instrText>
+              <w:instrText xml:space="preserve"> PAGEREF _Toc227684761 \h </w:instrText>
             </w:r>
             <w:r>
               <w:rPr>
@@ -949,7 +949,7 @@
                 <w:noProof/>
                 <w:webHidden/>
               </w:rPr>
-              <w:t>3</w:t>
+              <w:t>4</w:t>
             </w:r>
             <w:r>
               <w:rPr>
@@ -975,7 +975,7 @@
               <w14:ligatures w14:val="standardContextual"/>
             </w:rPr>
           </w:pPr>
-          <w:hyperlink w:anchor="_Toc225774868" w:history="1">
+          <w:hyperlink w:anchor="_Toc227684762" w:history="1">
             <w:r>
               <w:rPr>
                 <w:rStyle w:val="Collegamentoipertestuale"/>
@@ -1012,7 +1012,7 @@
                 <w:noProof/>
                 <w:webHidden/>
               </w:rPr>
-              <w:instrText xml:space="preserve"> PAGEREF _Toc225774868 \h </w:instrText>
+              <w:instrText xml:space="preserve"> PAGEREF _Toc227684762 \h </w:instrText>
             </w:r>
             <w:r>
               <w:rPr>
@@ -1032,7 +1032,7 @@
                 <w:noProof/>
                 <w:webHidden/>
               </w:rPr>
-              <w:t>4</w:t>
+              <w:t>6</w:t>
             </w:r>
             <w:r>
               <w:rPr>
@@ -1058,7 +1058,7 @@
               <w14:ligatures w14:val="standardContextual"/>
             </w:rPr>
           </w:pPr>
-          <w:hyperlink w:anchor="_Toc225774869" w:history="1">
+          <w:hyperlink w:anchor="_Toc227684763" w:history="1">
             <w:r>
               <w:rPr>
                 <w:rStyle w:val="Collegamentoipertestuale"/>
@@ -1086,7 +1086,7 @@
                 <w:noProof/>
                 <w:webHidden/>
               </w:rPr>
-              <w:instrText xml:space="preserve"> PAGEREF _Toc225774869 \h </w:instrText>
+              <w:instrText xml:space="preserve"> PAGEREF _Toc227684763 \h </w:instrText>
             </w:r>
             <w:r>
               <w:rPr>
@@ -1106,7 +1106,7 @@
                 <w:noProof/>
                 <w:webHidden/>
               </w:rPr>
-              <w:t>4</w:t>
+              <w:t>6</w:t>
             </w:r>
             <w:r>
               <w:rPr>
@@ -1132,7 +1132,7 @@
               <w14:ligatures w14:val="standardContextual"/>
             </w:rPr>
           </w:pPr>
-          <w:hyperlink w:anchor="_Toc225774870" w:history="1">
+          <w:hyperlink w:anchor="_Toc227684764" w:history="1">
             <w:r>
               <w:rPr>
                 <w:rStyle w:val="Collegamentoipertestuale"/>
@@ -1160,7 +1160,7 @@
                 <w:noProof/>
                 <w:webHidden/>
               </w:rPr>
-              <w:instrText xml:space="preserve"> PAGEREF _Toc225774870 \h </w:instrText>
+              <w:instrText xml:space="preserve"> PAGEREF _Toc227684764 \h </w:instrText>
             </w:r>
             <w:r>
               <w:rPr>
@@ -1180,7 +1180,7 @@
                 <w:noProof/>
                 <w:webHidden/>
               </w:rPr>
-              <w:t>5</w:t>
+              <w:t>6</w:t>
             </w:r>
             <w:r>
               <w:rPr>
@@ -1206,7 +1206,7 @@
               <w14:ligatures w14:val="standardContextual"/>
             </w:rPr>
           </w:pPr>
-          <w:hyperlink w:anchor="_Toc225774871" w:history="1">
+          <w:hyperlink w:anchor="_Toc227684765" w:history="1">
             <w:r>
               <w:rPr>
                 <w:rStyle w:val="Collegamentoipertestuale"/>
@@ -1233,7 +1233,7 @@
                 <w:noProof/>
                 <w:webHidden/>
               </w:rPr>
-              <w:instrText xml:space="preserve"> PAGEREF _Toc225774871 \h </w:instrText>
+              <w:instrText xml:space="preserve"> PAGEREF _Toc227684765 \h </w:instrText>
             </w:r>
             <w:r>
               <w:rPr>
@@ -1253,7 +1253,7 @@
                 <w:noProof/>
                 <w:webHidden/>
               </w:rPr>
-              <w:t>5</w:t>
+              <w:t>7</w:t>
             </w:r>
             <w:r>
               <w:rPr>
@@ -1279,7 +1279,7 @@
               <w14:ligatures w14:val="standardContextual"/>
             </w:rPr>
           </w:pPr>
-          <w:hyperlink w:anchor="_Toc225774872" w:history="1">
+          <w:hyperlink w:anchor="_Toc227684766" w:history="1">
             <w:r>
               <w:rPr>
                 <w:rStyle w:val="Collegamentoipertestuale"/>
@@ -1306,7 +1306,7 @@
                 <w:noProof/>
                 <w:webHidden/>
               </w:rPr>
-              <w:instrText xml:space="preserve"> PAGEREF _Toc225774872 \h </w:instrText>
+              <w:instrText xml:space="preserve"> PAGEREF _Toc227684766 \h </w:instrText>
             </w:r>
             <w:r>
               <w:rPr>
@@ -1326,7 +1326,7 @@
                 <w:noProof/>
                 <w:webHidden/>
               </w:rPr>
-              <w:t>5</w:t>
+              <w:t>7</w:t>
             </w:r>
             <w:r>
               <w:rPr>
@@ -1352,7 +1352,7 @@
               <w14:ligatures w14:val="standardContextual"/>
             </w:rPr>
           </w:pPr>
-          <w:hyperlink w:anchor="_Toc225774873" w:history="1">
+          <w:hyperlink w:anchor="_Toc227684767" w:history="1">
             <w:r>
               <w:rPr>
                 <w:rStyle w:val="Collegamentoipertestuale"/>
@@ -1379,7 +1379,7 @@
                 <w:noProof/>
                 <w:webHidden/>
               </w:rPr>
-              <w:instrText xml:space="preserve"> PAGEREF _Toc225774873 \h </w:instrText>
+              <w:instrText xml:space="preserve"> PAGEREF _Toc227684767 \h </w:instrText>
             </w:r>
             <w:r>
               <w:rPr>
@@ -1399,7 +1399,7 @@
                 <w:noProof/>
                 <w:webHidden/>
               </w:rPr>
-              <w:t>5</w:t>
+              <w:t>8</w:t>
             </w:r>
             <w:r>
               <w:rPr>
@@ -1425,7 +1425,7 @@
               <w14:ligatures w14:val="standardContextual"/>
             </w:rPr>
           </w:pPr>
-          <w:hyperlink w:anchor="_Toc225774874" w:history="1">
+          <w:hyperlink w:anchor="_Toc227684768" w:history="1">
             <w:r>
               <w:rPr>
                 <w:rStyle w:val="Collegamentoipertestuale"/>
@@ -1452,7 +1452,7 @@
                 <w:noProof/>
                 <w:webHidden/>
               </w:rPr>
-              <w:instrText xml:space="preserve"> PAGEREF _Toc225774874 \h </w:instrText>
+              <w:instrText xml:space="preserve"> PAGEREF _Toc227684768 \h </w:instrText>
             </w:r>
             <w:r>
               <w:rPr>
@@ -1472,7 +1472,7 @@
                 <w:noProof/>
                 <w:webHidden/>
               </w:rPr>
-              <w:t>5</w:t>
+              <w:t>8</w:t>
             </w:r>
             <w:r>
               <w:rPr>
@@ -1498,7 +1498,7 @@
               <w14:ligatures w14:val="standardContextual"/>
             </w:rPr>
           </w:pPr>
-          <w:hyperlink w:anchor="_Toc225774875" w:history="1">
+          <w:hyperlink w:anchor="_Toc227684769" w:history="1">
             <w:r>
               <w:rPr>
                 <w:rStyle w:val="Collegamentoipertestuale"/>
@@ -1526,7 +1526,7 @@
                 <w:noProof/>
                 <w:webHidden/>
               </w:rPr>
-              <w:instrText xml:space="preserve"> PAGEREF _Toc225774875 \h </w:instrText>
+              <w:instrText xml:space="preserve"> PAGEREF _Toc227684769 \h </w:instrText>
             </w:r>
             <w:r>
               <w:rPr>
@@ -1546,7 +1546,7 @@
                 <w:noProof/>
                 <w:webHidden/>
               </w:rPr>
-              <w:t>7</w:t>
+              <w:t>11</w:t>
             </w:r>
             <w:r>
               <w:rPr>
@@ -1572,7 +1572,7 @@
               <w14:ligatures w14:val="standardContextual"/>
             </w:rPr>
           </w:pPr>
-          <w:hyperlink w:anchor="_Toc225774876" w:history="1">
+          <w:hyperlink w:anchor="_Toc227684770" w:history="1">
             <w:r>
               <w:rPr>
                 <w:rStyle w:val="Collegamentoipertestuale"/>
@@ -1600,7 +1600,7 @@
                 <w:noProof/>
                 <w:webHidden/>
               </w:rPr>
-              <w:instrText xml:space="preserve"> PAGEREF _Toc225774876 \h </w:instrText>
+              <w:instrText xml:space="preserve"> PAGEREF _Toc227684770 \h </w:instrText>
             </w:r>
             <w:r>
               <w:rPr>
@@ -1620,7 +1620,7 @@
                 <w:noProof/>
                 <w:webHidden/>
               </w:rPr>
-              <w:t>8</w:t>
+              <w:t>12</w:t>
             </w:r>
             <w:r>
               <w:rPr>
@@ -1646,7 +1646,7 @@
               <w14:ligatures w14:val="standardContextual"/>
             </w:rPr>
           </w:pPr>
-          <w:hyperlink w:anchor="_Toc225774877" w:history="1">
+          <w:hyperlink w:anchor="_Toc227684771" w:history="1">
             <w:r>
               <w:rPr>
                 <w:rStyle w:val="Collegamentoipertestuale"/>
@@ -1674,7 +1674,7 @@
                 <w:noProof/>
                 <w:webHidden/>
               </w:rPr>
-              <w:instrText xml:space="preserve"> PAGEREF _Toc225774877 \h </w:instrText>
+              <w:instrText xml:space="preserve"> PAGEREF _Toc227684771 \h </w:instrText>
             </w:r>
             <w:r>
               <w:rPr>
@@ -1694,7 +1694,7 @@
                 <w:noProof/>
                 <w:webHidden/>
               </w:rPr>
-              <w:t>8</w:t>
+              <w:t>12</w:t>
             </w:r>
             <w:r>
               <w:rPr>
@@ -1720,7 +1720,7 @@
               <w14:ligatures w14:val="standardContextual"/>
             </w:rPr>
           </w:pPr>
-          <w:hyperlink w:anchor="_Toc225774878" w:history="1">
+          <w:hyperlink w:anchor="_Toc227684772" w:history="1">
             <w:r>
               <w:rPr>
                 <w:rStyle w:val="Collegamentoipertestuale"/>
@@ -1747,7 +1747,7 @@
                 <w:noProof/>
                 <w:webHidden/>
               </w:rPr>
-              <w:instrText xml:space="preserve"> PAGEREF _Toc225774878 \h </w:instrText>
+              <w:instrText xml:space="preserve"> PAGEREF _Toc227684772 \h </w:instrText>
             </w:r>
             <w:r>
               <w:rPr>
@@ -1767,7 +1767,7 @@
                 <w:noProof/>
                 <w:webHidden/>
               </w:rPr>
-              <w:t>8</w:t>
+              <w:t>12</w:t>
             </w:r>
             <w:r>
               <w:rPr>
@@ -1793,7 +1793,7 @@
               <w14:ligatures w14:val="standardContextual"/>
             </w:rPr>
           </w:pPr>
-          <w:hyperlink w:anchor="_Toc225774879" w:history="1">
+          <w:hyperlink w:anchor="_Toc227684773" w:history="1">
             <w:r>
               <w:rPr>
                 <w:rStyle w:val="Collegamentoipertestuale"/>
@@ -1820,7 +1820,7 @@
                 <w:noProof/>
                 <w:webHidden/>
               </w:rPr>
-              <w:instrText xml:space="preserve"> PAGEREF _Toc225774879 \h </w:instrText>
+              <w:instrText xml:space="preserve"> PAGEREF _Toc227684773 \h </w:instrText>
             </w:r>
             <w:r>
               <w:rPr>
@@ -1840,7 +1840,7 @@
                 <w:noProof/>
                 <w:webHidden/>
               </w:rPr>
-              <w:t>8</w:t>
+              <w:t>12</w:t>
             </w:r>
             <w:r>
               <w:rPr>
@@ -1866,7 +1866,7 @@
               <w14:ligatures w14:val="standardContextual"/>
             </w:rPr>
           </w:pPr>
-          <w:hyperlink w:anchor="_Toc225774880" w:history="1">
+          <w:hyperlink w:anchor="_Toc227684774" w:history="1">
             <w:r>
               <w:rPr>
                 <w:rStyle w:val="Collegamentoipertestuale"/>
@@ -1893,7 +1893,7 @@
                 <w:noProof/>
                 <w:webHidden/>
               </w:rPr>
-              <w:instrText xml:space="preserve"> PAGEREF _Toc225774880 \h </w:instrText>
+              <w:instrText xml:space="preserve"> PAGEREF _Toc227684774 \h </w:instrText>
             </w:r>
             <w:r>
               <w:rPr>
@@ -1913,7 +1913,7 @@
                 <w:noProof/>
                 <w:webHidden/>
               </w:rPr>
-              <w:t>8</w:t>
+              <w:t>12</w:t>
             </w:r>
             <w:r>
               <w:rPr>
@@ -1939,7 +1939,7 @@
               <w14:ligatures w14:val="standardContextual"/>
             </w:rPr>
           </w:pPr>
-          <w:hyperlink w:anchor="_Toc225774881" w:history="1">
+          <w:hyperlink w:anchor="_Toc227684775" w:history="1">
             <w:r>
               <w:rPr>
                 <w:rStyle w:val="Collegamentoipertestuale"/>
@@ -1967,7 +1967,7 @@
                 <w:noProof/>
                 <w:webHidden/>
               </w:rPr>
-              <w:instrText xml:space="preserve"> PAGEREF _Toc225774881 \h </w:instrText>
+              <w:instrText xml:space="preserve"> PAGEREF _Toc227684775 \h </w:instrText>
             </w:r>
             <w:r>
               <w:rPr>
@@ -1987,7 +1987,7 @@
                 <w:noProof/>
                 <w:webHidden/>
               </w:rPr>
-              <w:t>8</w:t>
+              <w:t>12</w:t>
             </w:r>
             <w:r>
               <w:rPr>
@@ -2013,7 +2013,7 @@
               <w14:ligatures w14:val="standardContextual"/>
             </w:rPr>
           </w:pPr>
-          <w:hyperlink w:anchor="_Toc225774882" w:history="1">
+          <w:hyperlink w:anchor="_Toc227684776" w:history="1">
             <w:r>
               <w:rPr>
                 <w:rStyle w:val="Collegamentoipertestuale"/>
@@ -2040,7 +2040,7 @@
                 <w:noProof/>
                 <w:webHidden/>
               </w:rPr>
-              <w:instrText xml:space="preserve"> PAGEREF _Toc225774882 \h </w:instrText>
+              <w:instrText xml:space="preserve"> PAGEREF _Toc227684776 \h </w:instrText>
             </w:r>
             <w:r>
               <w:rPr>
@@ -2060,7 +2060,7 @@
                 <w:noProof/>
                 <w:webHidden/>
               </w:rPr>
-              <w:t>9</w:t>
+              <w:t>13</w:t>
             </w:r>
             <w:r>
               <w:rPr>
@@ -2097,7 +2097,7 @@
           <w:bCs/>
         </w:rPr>
       </w:pPr>
-      <w:bookmarkStart w:id="1" w:name="_Toc225774857"/>
+      <w:bookmarkStart w:id="1" w:name="_Toc227684751"/>
       <w:r>
         <w:lastRenderedPageBreak/>
         <w:t xml:space="preserve">1. </w:t>
@@ -2134,7 +2134,7 @@
       <w:pPr>
         <w:pStyle w:val="Titolo1"/>
       </w:pPr>
-      <w:bookmarkStart w:id="2" w:name="_Toc225774858"/>
+      <w:bookmarkStart w:id="2" w:name="_Toc227684752"/>
       <w:r>
         <w:t xml:space="preserve">Processo 1: </w:t>
       </w:r>
@@ -2147,7 +2147,7 @@
       <w:pPr>
         <w:pStyle w:val="Titolo2"/>
       </w:pPr>
-      <w:bookmarkStart w:id="3" w:name="_Toc225774859"/>
+      <w:bookmarkStart w:id="3" w:name="_Toc227684753"/>
       <w:r>
         <w:t>1. Contesto e finalità</w:t>
       </w:r>
@@ -2157,22 +2157,24 @@
       <w:pPr>
         <w:pStyle w:val="Titolo3"/>
       </w:pPr>
-      <w:bookmarkStart w:id="4" w:name="_Toc225774860"/>
+      <w:bookmarkStart w:id="4" w:name="_Toc227684754"/>
       <w:r>
         <w:t>1.1 Scopo</w:t>
       </w:r>
       <w:bookmarkEnd w:id="4"/>
     </w:p>
     <w:p>
+      <w:proofErr w:type="spellStart"/>
       <w:r>
         <w:t>xxxx</w:t>
       </w:r>
+      <w:proofErr w:type="spellEnd"/>
     </w:p>
     <w:p>
       <w:pPr>
         <w:pStyle w:val="Titolo3"/>
       </w:pPr>
-      <w:bookmarkStart w:id="5" w:name="_Toc225774861"/>
+      <w:bookmarkStart w:id="5" w:name="_Toc227684755"/>
       <w:r>
         <w:t>1.2 Finalità</w:t>
       </w:r>
@@ -2206,7 +2208,7 @@
       <w:pPr>
         <w:pStyle w:val="Titolo3"/>
       </w:pPr>
-      <w:bookmarkStart w:id="6" w:name="_Toc225774862"/>
+      <w:bookmarkStart w:id="6" w:name="_Toc227684756"/>
       <w:r>
         <w:t>1.3 Perimetro</w:t>
       </w:r>
@@ -2218,72 +2220,108 @@
       </w:r>
     </w:p>
     <w:p>
-      <w:pPr>
-        <w:rPr>
-          <w:lang w:val="en-US"/>
-        </w:rPr>
-      </w:pPr>
       <w:r>
-        <w:rPr>
-          <w:lang w:val="en-US"/>
-        </w:rPr>
-        <w:t xml:space="preserve">- Ricezione, classificazione e registrazione delle notifiche di penale da committenti, TSO/DSO e enti regolatori per gli impianti EGP TGX Italia</w:t>
+        <w:t xml:space="preserve">- Ricezione, classificazione e registrazione delle notifiche di penale da committenti, TSO/DSO </w:t>
+      </w:r>
+      <w:proofErr w:type="gramStart"/>
+      <w:r>
+        <w:t>e</w:t>
+      </w:r>
+      <w:proofErr w:type="gramEnd"/>
+      <w:r>
+        <w:t xml:space="preserve"> enti regolatori per gli impianti EGP TGX Italia</w:t>
       </w:r>
     </w:p>
     <w:p>
-      <w:pPr>
-        <w:rPr>
-          <w:lang w:val="en-US"/>
-        </w:rPr>
-      </w:pPr>
       <w:r>
-        <w:rPr>
-          <w:lang w:val="en-US"/>
-        </w:rPr>
-        <w:t xml:space="preserve">- Verifica automatizzata della correttezza del calcolo delle penali tramite confronto con dati SCADA/operativi e clausole contrattuali</w:t>
+        <w:t>- Verifica automatizzata della correttezza del calcolo delle penali tramite confronto con dati SCADA/operativi e clausole contrattuali</w:t>
       </w:r>
     </w:p>
     <w:p>
-      <w:pPr>
-        <w:rPr>
-          <w:lang w:val="en-US"/>
-        </w:rPr>
-      </w:pPr>
       <w:r>
         <w:rPr>
-          <w:lang w:val="en-US"/>
+          <w:highlight w:val="yellow"/>
         </w:rPr>
-        <w:t xml:space="preserve">[INFO RICHIESTA AL BSN: confermare se e' in scope la gestione delle penali verso i fornitori O&amp;M (sub-appaltatori) oltre a quelle ricevute da committenti/TSO]</w:t>
+        <w:t xml:space="preserve">[INFO RICHIESTA AL BSN: confermare se </w:t>
+      </w:r>
+      <w:proofErr w:type="spellStart"/>
+      <w:proofErr w:type="gramStart"/>
+      <w:r>
+        <w:rPr>
+          <w:highlight w:val="yellow"/>
+        </w:rPr>
+        <w:t>e'</w:t>
+      </w:r>
+      <w:proofErr w:type="spellEnd"/>
+      <w:proofErr w:type="gramEnd"/>
+      <w:r>
+        <w:rPr>
+          <w:highlight w:val="yellow"/>
+        </w:rPr>
+        <w:t xml:space="preserve"> in scope la gestione delle penali verso i fornitori O&amp;M (sub-appaltatori) oltre a quelle ricevute da committenti/TSO]</w:t>
       </w:r>
     </w:p>
     <w:p>
-      <w:pPr>
-        <w:rPr>
-          <w:lang w:val="en-US"/>
-        </w:rPr>
-      </w:pPr>
       <w:r>
-        <w:rPr>
-          <w:lang w:val="en-US"/>
-        </w:rPr>
         <w:t>OUT OF SCOPE:</w:t>
       </w:r>
     </w:p>
     <w:p>
       <w:r>
-        <w:t xml:space="preserve">- Esecuzione fisica degli interventi tecnici correttivi sui impianti (rimane in carico al team O&amp;M di campo)</w:t>
+        <w:t xml:space="preserve">- Esecuzione fisica degli interventi tecnici correttivi </w:t>
+      </w:r>
+      <w:proofErr w:type="gramStart"/>
+      <w:r>
+        <w:t>sui</w:t>
+      </w:r>
+      <w:proofErr w:type="gramEnd"/>
+      <w:r>
+        <w:t xml:space="preserve"> impianti (rimane in carico al team O&amp;M di campo)</w:t>
       </w:r>
     </w:p>
     <w:p>
       <w:r>
-        <w:t xml:space="preserve">[INFO RICHIESTA AL BSN: indicare esplicitamente cosa e' out of scope – es. gestione penali di natura fiscale/tributaria, controversie legali in fase giudiziale, penali relative a business unit diverse da EGP TGX Italia]</w:t>
+        <w:rPr>
+          <w:highlight w:val="yellow"/>
+        </w:rPr>
+        <w:t xml:space="preserve">[INFO RICHIESTA AL BSN: indicare esplicitamente cosa </w:t>
+      </w:r>
+      <w:proofErr w:type="spellStart"/>
+      <w:proofErr w:type="gramStart"/>
+      <w:r>
+        <w:rPr>
+          <w:highlight w:val="yellow"/>
+        </w:rPr>
+        <w:t>e'</w:t>
+      </w:r>
+      <w:proofErr w:type="spellEnd"/>
+      <w:proofErr w:type="gramEnd"/>
+      <w:r>
+        <w:rPr>
+          <w:highlight w:val="yellow"/>
+        </w:rPr>
+        <w:t xml:space="preserve"> out of scope – es. gestione penali di natura fiscale/tributaria, controversie legali in fase giudiziale, penali relative a business </w:t>
+      </w:r>
+      <w:proofErr w:type="spellStart"/>
+      <w:r>
+        <w:rPr>
+          <w:highlight w:val="yellow"/>
+        </w:rPr>
+        <w:t>unit</w:t>
+      </w:r>
+      <w:proofErr w:type="spellEnd"/>
+      <w:r>
+        <w:rPr>
+          <w:highlight w:val="yellow"/>
+        </w:rPr>
+        <w:t xml:space="preserve"> diverse da EGP TGX Italia]</w:t>
       </w:r>
     </w:p>
     <w:p>
       <w:pPr>
         <w:pStyle w:val="Titolo3"/>
       </w:pPr>
-      <w:bookmarkStart w:id="7" w:name="_Toc225774863"/>
+      <w:bookmarkStart w:id="7" w:name="_Toc227684757"/>
       <w:r>
         <w:t>1.4 Vincoli chiave</w:t>
       </w:r>
@@ -2314,8 +2352,22 @@
         <w:spacing w:before="0" w:after="160" w:line="259" w:lineRule="auto"/>
       </w:pPr>
       <w:r>
-        <w:t xml:space="preserve">Conformita' ai termini contrattuali e alle clausole penali definite nei contratti di servizio O&amp;M; rispetto delle scadenze contrattuali per la contestazione delle penali (tipicamente 15-30 giorni dalla notifica); conformita' alle normative vigenti per la gestione dei dati di produzione e dei documenti contrattuali.
-[INFO RICHIESTA AL LEGAL/COMPLIANCE: confermare i termini contrattuali applicabili e i vincoli normativi specifici (ARERA, GME, contratti GSE, PPA)]</w:t>
+        <w:t>Conformità</w:t>
+      </w:r>
+      <w:r>
+        <w:t xml:space="preserve"> ai termini contrattuali e alle clausole penali definite nei contratti di servizio O&amp;M; rispetto delle scadenze contrattuali per la contestazione delle penali (tipicamente 15-30 giorni dalla notifica); </w:t>
+      </w:r>
+      <w:r>
+        <w:t>conformità</w:t>
+      </w:r>
+      <w:r>
+        <w:t xml:space="preserve"> alle normative vigenti per la gestione dei dati di produzione e dei documenti contrattuali. </w:t>
+      </w:r>
+      <w:r>
+        <w:rPr>
+          <w:highlight w:val="yellow"/>
+        </w:rPr>
+        <w:t>[INFO RICHIESTA AL LEGAL/COMPLIANCE: confermare i termini contrattuali applicabili e i vincoli normativi specifici (ARERA, GME, contratti GSE, PPA)]</w:t>
       </w:r>
     </w:p>
     <w:p>
@@ -2341,9 +2393,28 @@
           <w:numId w:val="3"/>
         </w:numPr>
         <w:spacing w:before="0" w:after="160" w:line="259" w:lineRule="auto"/>
+        <w:rPr>
+          <w:highlight w:val="yellow"/>
+        </w:rPr>
       </w:pPr>
       <w:r>
-        <w:t xml:space="preserve">[INFO RICHIESTA ALL'IT OWNER: definire disponibilita' di API verso SAP/ERP, sistemi SCADA/PI, piattaforma documentale contratti e sistema di ticketing. Indicare se esistono vincoli di accesso ai dati operativi degli impianti (es. aggregazione minima, latenza, GDPR/NDA con fornitori).]</w:t>
+        <w:rPr>
+          <w:highlight w:val="yellow"/>
+        </w:rPr>
+        <w:lastRenderedPageBreak/>
+        <w:t xml:space="preserve">[INFO RICHIESTA ALL'IT OWNER: definire </w:t>
+      </w:r>
+      <w:r>
+        <w:rPr>
+          <w:highlight w:val="yellow"/>
+        </w:rPr>
+        <w:t>disponibilità</w:t>
+      </w:r>
+      <w:r>
+        <w:rPr>
+          <w:highlight w:val="yellow"/>
+        </w:rPr>
+        <w:t xml:space="preserve"> di API verso SAP/ERP, sistemi SCADA/PI, piattaforma documentale contratti e sistema di ticketing. Indicare se esistono vincoli di accesso ai dati operativi degli impianti (es. aggregazione minima, latenza, GDPR/NDA con fornitori).]</w:t>
       </w:r>
     </w:p>
     <w:p>
@@ -2369,9 +2440,43 @@
           <w:numId w:val="3"/>
         </w:numPr>
         <w:spacing w:before="0" w:after="160" w:line="259" w:lineRule="auto"/>
+        <w:rPr>
+          <w:highlight w:val="yellow"/>
+        </w:rPr>
       </w:pPr>
       <w:r>
-        <w:t xml:space="preserve">[INFO RICHIESTA AL BUSINESS OWNER: definire il modello di governance per l'approvazione delle contestazioni generate dall'AI; identificare i referenti O&amp;M e legali coinvolti nel processo di validazione (HITL); pianificare il change management per l'adozione del sistema da parte del team penali.]</w:t>
+        <w:rPr>
+          <w:highlight w:val="yellow"/>
+        </w:rPr>
+        <w:t xml:space="preserve">[INFO RICHIESTA AL BUSINESS OWNER: definire il modello di governance per l'approvazione delle contestazioni generate dall'AI; identificare i referenti O&amp;M e legali coinvolti nel processo di validazione (HITL); pianificare il </w:t>
+      </w:r>
+      <w:proofErr w:type="spellStart"/>
+      <w:r>
+        <w:rPr>
+          <w:highlight w:val="yellow"/>
+        </w:rPr>
+        <w:t>change</w:t>
+      </w:r>
+      <w:proofErr w:type="spellEnd"/>
+      <w:r>
+        <w:rPr>
+          <w:highlight w:val="yellow"/>
+        </w:rPr>
+        <w:t xml:space="preserve"> management per l'adozione del sistema da parte </w:t>
+      </w:r>
+      <w:proofErr w:type="gramStart"/>
+      <w:r>
+        <w:rPr>
+          <w:highlight w:val="yellow"/>
+        </w:rPr>
+        <w:t>del team penali</w:t>
+      </w:r>
+      <w:proofErr w:type="gramEnd"/>
+      <w:r>
+        <w:rPr>
+          <w:highlight w:val="yellow"/>
+        </w:rPr>
+        <w:t>.]</w:t>
       </w:r>
     </w:p>
     <w:p>
@@ -2386,7 +2491,7 @@
       <w:pPr>
         <w:pStyle w:val="Titolo2"/>
       </w:pPr>
-      <w:bookmarkStart w:id="8" w:name="_Toc225774864"/>
+      <w:bookmarkStart w:id="8" w:name="_Toc227684758"/>
       <w:r>
         <w:t>Stakeholder &amp; Partecipanti</w:t>
       </w:r>
@@ -2403,9 +2508,9 @@
         <w:tblLook w:val="04A0" w:firstRow="1" w:lastRow="0" w:firstColumn="1" w:lastColumn="0" w:noHBand="0" w:noVBand="1"/>
       </w:tblPr>
       <w:tblGrid>
-        <w:gridCol w:w="3312"/>
-        <w:gridCol w:w="1730"/>
-        <w:gridCol w:w="4586"/>
+        <w:gridCol w:w="1824"/>
+        <w:gridCol w:w="3654"/>
+        <w:gridCol w:w="4150"/>
       </w:tblGrid>
       <w:tr>
         <w:trPr>
@@ -2432,7 +2537,6 @@
                 <w:color w:val="000000"/>
                 <w:lang w:eastAsia="it-IT"/>
               </w:rPr>
-              <w:lastRenderedPageBreak/>
               <w:t>Ruolo</w:t>
             </w:r>
           </w:p>
@@ -2458,7 +2562,25 @@
                 <w:color w:val="000000"/>
                 <w:lang w:eastAsia="it-IT"/>
               </w:rPr>
-              <w:t>Nome / Unità Org.</w:t>
+              <w:t xml:space="preserve">Nome / Unità </w:t>
+            </w:r>
+            <w:proofErr w:type="spellStart"/>
+            <w:r>
+              <w:rPr>
+                <w:rFonts w:eastAsia="Times New Roman" w:cs="Times New Roman"/>
+                <w:color w:val="000000"/>
+                <w:lang w:eastAsia="it-IT"/>
+              </w:rPr>
+              <w:t>Org</w:t>
+            </w:r>
+            <w:proofErr w:type="spellEnd"/>
+            <w:r>
+              <w:rPr>
+                <w:rFonts w:eastAsia="Times New Roman" w:cs="Times New Roman"/>
+                <w:color w:val="000000"/>
+                <w:lang w:eastAsia="it-IT"/>
+              </w:rPr>
+              <w:t>.</w:t>
             </w:r>
           </w:p>
         </w:tc>
@@ -2510,7 +2632,7 @@
                 <w:color w:val="000000"/>
                 <w:lang w:eastAsia="it-IT"/>
               </w:rPr>
-              <w:t xml:space="preserve">Business Owner</w:t>
+              <w:t>Business Owner</w:t>
             </w:r>
           </w:p>
         </w:tc>
@@ -2525,6 +2647,7 @@
               <w:rPr>
                 <w:rFonts w:eastAsia="Times New Roman" w:cs="Times New Roman"/>
                 <w:color w:val="000000"/>
+                <w:highlight w:val="yellow"/>
                 <w:lang w:eastAsia="it-IT"/>
               </w:rPr>
             </w:pPr>
@@ -2532,9 +2655,56 @@
               <w:rPr>
                 <w:rFonts w:eastAsia="Times New Roman" w:cs="Times New Roman"/>
                 <w:color w:val="000000"/>
-                <w:lang w:eastAsia="it-IT"/>
-              </w:rPr>
-              <w:t xml:space="preserve">[INFO RICHIESTA AL BSN: indicare nome e unita' organizzativa del Business Owner del progetto Gestione Penali O&amp;M EGP TGX]</w:t>
+                <w:highlight w:val="yellow"/>
+                <w:lang w:eastAsia="it-IT"/>
+              </w:rPr>
+              <w:t xml:space="preserve">[INFO RICHIESTA AL BSN: indicare nome e </w:t>
+            </w:r>
+            <w:proofErr w:type="spellStart"/>
+            <w:r>
+              <w:rPr>
+                <w:rFonts w:eastAsia="Times New Roman" w:cs="Times New Roman"/>
+                <w:color w:val="000000"/>
+                <w:highlight w:val="yellow"/>
+                <w:lang w:eastAsia="it-IT"/>
+              </w:rPr>
+              <w:t>unita'</w:t>
+            </w:r>
+            <w:proofErr w:type="spellEnd"/>
+            <w:r>
+              <w:rPr>
+                <w:rFonts w:eastAsia="Times New Roman" w:cs="Times New Roman"/>
+                <w:color w:val="000000"/>
+                <w:highlight w:val="yellow"/>
+                <w:lang w:eastAsia="it-IT"/>
+              </w:rPr>
+              <w:t xml:space="preserve"> organizzativa del Business Owner del progetto Gestione Penali O&amp;M EGP </w:t>
+            </w:r>
+            <w:commentRangeStart w:id="9"/>
+            <w:r>
+              <w:rPr>
+                <w:rFonts w:eastAsia="Times New Roman" w:cs="Times New Roman"/>
+                <w:color w:val="000000"/>
+                <w:highlight w:val="yellow"/>
+                <w:lang w:eastAsia="it-IT"/>
+              </w:rPr>
+              <w:t>TGX</w:t>
+            </w:r>
+            <w:commentRangeEnd w:id="9"/>
+            <w:r>
+              <w:rPr>
+                <w:rStyle w:val="Rimandocommento"/>
+              </w:rPr>
+              <w:commentReference w:id="9"/>
+            </w:r>
+            <w:r>
+              <w:rPr>
+                <w:rFonts w:eastAsia="Times New Roman" w:cs="Times New Roman"/>
+                <w:color w:val="000000"/>
+                <w:highlight w:val="yellow"/>
+                <w:lang w:eastAsia="it-IT"/>
+              </w:rPr>
+              <w:t>]</w:t>
             </w:r>
           </w:p>
         </w:tc>
@@ -2559,7 +2729,25 @@
                 <w:color w:val="000000"/>
                 <w:lang w:eastAsia="it-IT"/>
               </w:rPr>
-              <w:t xml:space="preserve">Valida i requisiti funzionali, approva il Blueprint e le decisioni di business; responsabile del valore economico del progetto (riduzione penali pagate)</w:t>
+              <w:t xml:space="preserve">Valida i requisiti funzionali, approva il </w:t>
+            </w:r>
+            <w:proofErr w:type="spellStart"/>
+            <w:r>
+              <w:rPr>
+                <w:rFonts w:eastAsia="Times New Roman" w:cs="Times New Roman"/>
+                <w:color w:val="000000"/>
+                <w:lang w:eastAsia="it-IT"/>
+              </w:rPr>
+              <w:t>Blueprint</w:t>
+            </w:r>
+            <w:proofErr w:type="spellEnd"/>
+            <w:r>
+              <w:rPr>
+                <w:rFonts w:eastAsia="Times New Roman" w:cs="Times New Roman"/>
+                <w:color w:val="000000"/>
+                <w:lang w:eastAsia="it-IT"/>
+              </w:rPr>
+              <w:t xml:space="preserve"> e le decisioni di business; responsabile del valore economico del progetto (riduzione penali pagate)</w:t>
             </w:r>
           </w:p>
         </w:tc>
@@ -2586,7 +2774,7 @@
                 <w:color w:val="000000"/>
                 <w:lang w:eastAsia="it-IT"/>
               </w:rPr>
-              <w:t xml:space="preserve">Data Owner</w:t>
+              <w:t>Data Owner</w:t>
             </w:r>
           </w:p>
         </w:tc>
@@ -2601,6 +2789,7 @@
               <w:rPr>
                 <w:rFonts w:eastAsia="Times New Roman" w:cs="Times New Roman"/>
                 <w:color w:val="000000"/>
+                <w:highlight w:val="yellow"/>
                 <w:lang w:eastAsia="it-IT"/>
               </w:rPr>
             </w:pPr>
@@ -2608,9 +2797,10 @@
               <w:rPr>
                 <w:rFonts w:eastAsia="Times New Roman" w:cs="Times New Roman"/>
                 <w:color w:val="000000"/>
-                <w:lang w:eastAsia="it-IT"/>
-              </w:rPr>
-              <w:t xml:space="preserve">[INFO RICHIESTA: indicare il responsabile dei dati SCADA/PI, contratti e registro penali – es. responsabile dati O&amp;M EGP TGX Italia]</w:t>
+                <w:highlight w:val="yellow"/>
+                <w:lang w:eastAsia="it-IT"/>
+              </w:rPr>
+              <w:t>[INFO RICHIESTA: indicare il responsabile dei dati SCADA/PI, contratti e registro penali – es. responsabile dati O&amp;M EGP TGX Italia]</w:t>
             </w:r>
           </w:p>
         </w:tc>
@@ -2635,7 +2825,43 @@
                 <w:color w:val="000000"/>
                 <w:lang w:eastAsia="it-IT"/>
               </w:rPr>
-              <w:t xml:space="preserve">Garantisce qualita', accessibilita' e governance dei dati operativi (SCADA/PI), contrattuali e del registro storico delle penali</w:t>
+              <w:t xml:space="preserve">Garantisce </w:t>
+            </w:r>
+            <w:proofErr w:type="spellStart"/>
+            <w:r>
+              <w:rPr>
+                <w:rFonts w:eastAsia="Times New Roman" w:cs="Times New Roman"/>
+                <w:color w:val="000000"/>
+                <w:lang w:eastAsia="it-IT"/>
+              </w:rPr>
+              <w:t>qualita'</w:t>
+            </w:r>
+            <w:proofErr w:type="spellEnd"/>
+            <w:r>
+              <w:rPr>
+                <w:rFonts w:eastAsia="Times New Roman" w:cs="Times New Roman"/>
+                <w:color w:val="000000"/>
+                <w:lang w:eastAsia="it-IT"/>
+              </w:rPr>
+              <w:t xml:space="preserve">, </w:t>
+            </w:r>
+            <w:proofErr w:type="spellStart"/>
+            <w:r>
+              <w:rPr>
+                <w:rFonts w:eastAsia="Times New Roman" w:cs="Times New Roman"/>
+                <w:color w:val="000000"/>
+                <w:lang w:eastAsia="it-IT"/>
+              </w:rPr>
+              <w:t>accessibilita'</w:t>
+            </w:r>
+            <w:proofErr w:type="spellEnd"/>
+            <w:r>
+              <w:rPr>
+                <w:rFonts w:eastAsia="Times New Roman" w:cs="Times New Roman"/>
+                <w:color w:val="000000"/>
+                <w:lang w:eastAsia="it-IT"/>
+              </w:rPr>
+              <w:t xml:space="preserve"> e governance dei dati operativi (SCADA/PI), contrattuali e del registro storico delle penali</w:t>
             </w:r>
           </w:p>
         </w:tc>
@@ -2662,7 +2888,7 @@
                 <w:color w:val="000000"/>
                 <w:lang w:eastAsia="it-IT"/>
               </w:rPr>
-              <w:t xml:space="preserve">IT Owner</w:t>
+              <w:t>IT Owner</w:t>
             </w:r>
           </w:p>
         </w:tc>
@@ -2677,6 +2903,7 @@
               <w:rPr>
                 <w:rFonts w:eastAsia="Times New Roman" w:cs="Times New Roman"/>
                 <w:color w:val="000000"/>
+                <w:highlight w:val="yellow"/>
                 <w:lang w:eastAsia="it-IT"/>
               </w:rPr>
             </w:pPr>
@@ -2684,9 +2911,10 @@
               <w:rPr>
                 <w:rFonts w:eastAsia="Times New Roman" w:cs="Times New Roman"/>
                 <w:color w:val="000000"/>
-                <w:lang w:eastAsia="it-IT"/>
-              </w:rPr>
-              <w:t xml:space="preserve">[INFO RICHIESTA: indicare il responsabile IT – es. GICT / Digital Infrastructure EGP]</w:t>
+                <w:highlight w:val="yellow"/>
+                <w:lang w:eastAsia="it-IT"/>
+              </w:rPr>
+              <w:t>[INFO RICHIESTA: indicare il responsabile IT – es. GICT / Digital Infrastructure EGP]</w:t>
             </w:r>
           </w:p>
         </w:tc>
@@ -2711,7 +2939,25 @@
                 <w:color w:val="000000"/>
                 <w:lang w:eastAsia="it-IT"/>
               </w:rPr>
-              <w:t xml:space="preserve">Supervisiona l'architettura tecnica, l'integrazione con SAP/SCADA/PI e la conformita' agli standard IT Enel; gestisce gli accessi API ai sistemi sorgente</w:t>
+              <w:t xml:space="preserve">Supervisiona l'architettura tecnica, l'integrazione con SAP/SCADA/PI e la </w:t>
+            </w:r>
+            <w:proofErr w:type="spellStart"/>
+            <w:r>
+              <w:rPr>
+                <w:rFonts w:eastAsia="Times New Roman" w:cs="Times New Roman"/>
+                <w:color w:val="000000"/>
+                <w:lang w:eastAsia="it-IT"/>
+              </w:rPr>
+              <w:t>conformita'</w:t>
+            </w:r>
+            <w:proofErr w:type="spellEnd"/>
+            <w:r>
+              <w:rPr>
+                <w:rFonts w:eastAsia="Times New Roman" w:cs="Times New Roman"/>
+                <w:color w:val="000000"/>
+                <w:lang w:eastAsia="it-IT"/>
+              </w:rPr>
+              <w:t xml:space="preserve"> agli standard IT Enel; gestisce gli accessi API ai sistemi sorgente</w:t>
             </w:r>
           </w:p>
         </w:tc>
@@ -2737,7 +2983,7 @@
                 <w:color w:val="000000"/>
                 <w:lang w:eastAsia="it-IT"/>
               </w:rPr>
-              <w:t xml:space="preserve">Product Owner</w:t>
+              <w:t>Product Owner</w:t>
             </w:r>
           </w:p>
         </w:tc>
@@ -2752,6 +2998,7 @@
               <w:rPr>
                 <w:rFonts w:eastAsia="Times New Roman" w:cs="Times New Roman"/>
                 <w:color w:val="000000"/>
+                <w:highlight w:val="yellow"/>
                 <w:lang w:eastAsia="it-IT"/>
               </w:rPr>
             </w:pPr>
@@ -2759,9 +3006,30 @@
               <w:rPr>
                 <w:rFonts w:eastAsia="Times New Roman" w:cs="Times New Roman"/>
                 <w:color w:val="000000"/>
-                <w:lang w:eastAsia="it-IT"/>
-              </w:rPr>
-              <w:t xml:space="preserve">[INFO RICHIESTA: indicare il Product Owner – es. AISA Factory EGP TGX]</w:t>
+                <w:highlight w:val="yellow"/>
+                <w:lang w:eastAsia="it-IT"/>
+              </w:rPr>
+              <w:t xml:space="preserve">[INFO RICHIESTA: indicare il Product Owner – es. AISA </w:t>
+            </w:r>
+            <w:proofErr w:type="spellStart"/>
+            <w:r>
+              <w:rPr>
+                <w:rFonts w:eastAsia="Times New Roman" w:cs="Times New Roman"/>
+                <w:color w:val="000000"/>
+                <w:highlight w:val="yellow"/>
+                <w:lang w:eastAsia="it-IT"/>
+              </w:rPr>
+              <w:t>Factory</w:t>
+            </w:r>
+            <w:proofErr w:type="spellEnd"/>
+            <w:r>
+              <w:rPr>
+                <w:rFonts w:eastAsia="Times New Roman" w:cs="Times New Roman"/>
+                <w:color w:val="000000"/>
+                <w:highlight w:val="yellow"/>
+                <w:lang w:eastAsia="it-IT"/>
+              </w:rPr>
+              <w:t xml:space="preserve"> EGP TGX]</w:t>
             </w:r>
           </w:p>
         </w:tc>
@@ -2780,7 +3048,15 @@
               </w:rPr>
             </w:pPr>
             <w:r>
-              <w:t xml:space="preserve">Gestisce il backlog e coordina le iterazioni di sviluppo; punto di contatto tra il team di sviluppo AI e il Business Owner</w:t>
+              <w:t xml:space="preserve">Gestisce il backlog e coordina le iterazioni di sviluppo; punto di contatto tra </w:t>
+            </w:r>
+            <w:proofErr w:type="gramStart"/>
+            <w:r>
+              <w:t>il team</w:t>
+            </w:r>
+            <w:proofErr w:type="gramEnd"/>
+            <w:r>
+              <w:t xml:space="preserve"> di sviluppo AI e il Business Owner</w:t>
             </w:r>
           </w:p>
         </w:tc>
@@ -2806,7 +3082,7 @@
                 <w:color w:val="000000"/>
                 <w:lang w:eastAsia="it-IT"/>
               </w:rPr>
-              <w:t xml:space="preserve">Referente O&amp;M Penali</w:t>
+              <w:t>Referente O&amp;M Penali</w:t>
             </w:r>
           </w:p>
         </w:tc>
@@ -2821,6 +3097,7 @@
               <w:rPr>
                 <w:rFonts w:eastAsia="Times New Roman" w:cs="Times New Roman"/>
                 <w:color w:val="000000"/>
+                <w:highlight w:val="yellow"/>
                 <w:lang w:eastAsia="it-IT"/>
               </w:rPr>
             </w:pPr>
@@ -2828,9 +3105,30 @@
               <w:rPr>
                 <w:rFonts w:eastAsia="Times New Roman" w:cs="Times New Roman"/>
                 <w:color w:val="000000"/>
-                <w:lang w:eastAsia="it-IT"/>
-              </w:rPr>
-              <w:t xml:space="preserve">[INFO RICHIESTA: indicare il referente operativo del team penali EGP TGX Italia]</w:t>
+                <w:highlight w:val="yellow"/>
+                <w:lang w:eastAsia="it-IT"/>
+              </w:rPr>
+              <w:t xml:space="preserve">[INFO RICHIESTA: indicare il referente operativo </w:t>
+            </w:r>
+            <w:proofErr w:type="gramStart"/>
+            <w:r>
+              <w:rPr>
+                <w:rFonts w:eastAsia="Times New Roman" w:cs="Times New Roman"/>
+                <w:color w:val="000000"/>
+                <w:highlight w:val="yellow"/>
+                <w:lang w:eastAsia="it-IT"/>
+              </w:rPr>
+              <w:t>del team penali</w:t>
+            </w:r>
+            <w:proofErr w:type="gramEnd"/>
+            <w:r>
+              <w:rPr>
+                <w:rFonts w:eastAsia="Times New Roman" w:cs="Times New Roman"/>
+                <w:color w:val="000000"/>
+                <w:highlight w:val="yellow"/>
+                <w:lang w:eastAsia="it-IT"/>
+              </w:rPr>
+              <w:t xml:space="preserve"> EGP TGX Italia]</w:t>
             </w:r>
           </w:p>
         </w:tc>
@@ -2849,7 +3147,7 @@
               </w:rPr>
             </w:pPr>
             <w:r>
-              <w:t xml:space="preserve">Utente principale del sistema: revisiona le analisi AI, approva le contestazioni tramite Dashboard HITL, gestisce il contenzioso con i committenti</w:t>
+              <w:t>Utente principale del sistema: revisiona le analisi AI, approva le contestazioni tramite Dashboard HITL, gestisce il contenzioso con i committenti</w:t>
             </w:r>
           </w:p>
         </w:tc>
@@ -2876,7 +3174,7 @@
                 <w:color w:val="000000"/>
                 <w:lang w:eastAsia="it-IT"/>
               </w:rPr>
-              <w:t xml:space="preserve">Responsabile Legale / Contratti</w:t>
+              <w:t>Responsabile Legale / Contratti</w:t>
             </w:r>
           </w:p>
         </w:tc>
@@ -2891,6 +3189,7 @@
               <w:rPr>
                 <w:rFonts w:eastAsia="Times New Roman" w:cs="Times New Roman"/>
                 <w:color w:val="000000"/>
+                <w:highlight w:val="yellow"/>
                 <w:lang w:eastAsia="it-IT"/>
               </w:rPr>
             </w:pPr>
@@ -2898,9 +3197,10 @@
               <w:rPr>
                 <w:rFonts w:eastAsia="Times New Roman" w:cs="Times New Roman"/>
                 <w:color w:val="000000"/>
-                <w:lang w:eastAsia="it-IT"/>
-              </w:rPr>
-              <w:t xml:space="preserve">[INFO RICHIESTA: indicare il responsabile legale o dei contratti EGP TGX]</w:t>
+                <w:highlight w:val="yellow"/>
+                <w:lang w:eastAsia="it-IT"/>
+              </w:rPr>
+              <w:t>[INFO RICHIESTA: indicare il responsabile legale o dei contratti EGP TGX]</w:t>
             </w:r>
           </w:p>
         </w:tc>
@@ -2925,7 +3225,43 @@
                 <w:color w:val="000000"/>
                 <w:lang w:eastAsia="it-IT"/>
               </w:rPr>
-              <w:t xml:space="preserve">Revisiona le bozze di contestazione per gli importi piu' rilevanti; garantisce conformita' delle contestazioni alle clausole contrattuali e alla normativa</w:t>
+              <w:t xml:space="preserve">Revisiona le bozze di contestazione per gli importi </w:t>
+            </w:r>
+            <w:proofErr w:type="spellStart"/>
+            <w:r>
+              <w:rPr>
+                <w:rFonts w:eastAsia="Times New Roman" w:cs="Times New Roman"/>
+                <w:color w:val="000000"/>
+                <w:lang w:eastAsia="it-IT"/>
+              </w:rPr>
+              <w:t>piu'</w:t>
+            </w:r>
+            <w:proofErr w:type="spellEnd"/>
+            <w:r>
+              <w:rPr>
+                <w:rFonts w:eastAsia="Times New Roman" w:cs="Times New Roman"/>
+                <w:color w:val="000000"/>
+                <w:lang w:eastAsia="it-IT"/>
+              </w:rPr>
+              <w:t xml:space="preserve"> rilevanti; garantisce </w:t>
+            </w:r>
+            <w:proofErr w:type="spellStart"/>
+            <w:r>
+              <w:rPr>
+                <w:rFonts w:eastAsia="Times New Roman" w:cs="Times New Roman"/>
+                <w:color w:val="000000"/>
+                <w:lang w:eastAsia="it-IT"/>
+              </w:rPr>
+              <w:t>conformita'</w:t>
+            </w:r>
+            <w:proofErr w:type="spellEnd"/>
+            <w:r>
+              <w:rPr>
+                <w:rFonts w:eastAsia="Times New Roman" w:cs="Times New Roman"/>
+                <w:color w:val="000000"/>
+                <w:lang w:eastAsia="it-IT"/>
+              </w:rPr>
+              <w:t xml:space="preserve"> delle contestazioni alle clausole contrattuali e alla normativa</w:t>
             </w:r>
           </w:p>
         </w:tc>
@@ -2942,16 +3278,16 @@
               <w:rPr>
                 <w:rFonts w:eastAsia="Times New Roman" w:cs="Times New Roman"/>
                 <w:color w:val="000000"/>
-                <w:lang w:val="en-US" w:eastAsia="it-IT"/>
+                <w:lang w:eastAsia="it-IT"/>
               </w:rPr>
             </w:pPr>
             <w:r>
               <w:rPr>
                 <w:rFonts w:eastAsia="Times New Roman" w:cs="Times New Roman"/>
                 <w:color w:val="000000"/>
-                <w:lang w:val="en-US" w:eastAsia="it-IT"/>
-              </w:rPr>
-              <w:t xml:space="preserve">[INFO: ulteriori ruoli specifici del progetto]</w:t>
+                <w:lang w:eastAsia="it-IT"/>
+              </w:rPr>
+              <w:t>Team AISA</w:t>
             </w:r>
           </w:p>
         </w:tc>
@@ -2966,16 +3302,16 @@
               <w:rPr>
                 <w:rFonts w:eastAsia="Times New Roman" w:cs="Times New Roman"/>
                 <w:color w:val="000000"/>
-                <w:lang w:val="en-US" w:eastAsia="it-IT"/>
+                <w:lang w:eastAsia="it-IT"/>
               </w:rPr>
             </w:pPr>
             <w:r>
               <w:rPr>
                 <w:rFonts w:eastAsia="Times New Roman" w:cs="Times New Roman"/>
                 <w:color w:val="000000"/>
-                <w:lang w:val="en-US" w:eastAsia="it-IT"/>
-              </w:rPr>
-              <w:t xml:space="preserve">[INFO: nome e unita' organizzativa]</w:t>
+                <w:lang w:eastAsia="it-IT"/>
+              </w:rPr>
+              <w:t>Rosa Abate</w:t>
             </w:r>
           </w:p>
         </w:tc>
@@ -2990,17 +3326,45 @@
               <w:rPr>
                 <w:rFonts w:eastAsia="Times New Roman" w:cs="Times New Roman"/>
                 <w:color w:val="000000"/>
-                <w:lang w:val="en-US" w:eastAsia="it-IT"/>
+                <w:lang w:eastAsia="it-IT"/>
               </w:rPr>
             </w:pPr>
             <w:r>
               <w:rPr>
                 <w:rFonts w:eastAsia="Times New Roman" w:cs="Times New Roman"/>
                 <w:color w:val="000000"/>
-                <w:lang w:val="en-US" w:eastAsia="it-IT"/>
-              </w:rPr>
-              <w:t xml:space="preserve">[INFO: responsabilita' specifica]</w:t>
-            </w:r>
+                <w:lang w:eastAsia="it-IT"/>
+              </w:rPr>
+              <w:t xml:space="preserve">Si occupa dello </w:t>
+            </w:r>
+            <w:proofErr w:type="spellStart"/>
+            <w:r>
+              <w:rPr>
+                <w:rFonts w:eastAsia="Times New Roman" w:cs="Times New Roman"/>
+                <w:color w:val="000000"/>
+                <w:lang w:eastAsia="it-IT"/>
+              </w:rPr>
+              <w:t>scaleup</w:t>
+            </w:r>
+            <w:proofErr w:type="spellEnd"/>
+            <w:r>
+              <w:rPr>
+                <w:rFonts w:eastAsia="Times New Roman" w:cs="Times New Roman"/>
+                <w:color w:val="000000"/>
+                <w:lang w:eastAsia="it-IT"/>
+              </w:rPr>
+              <w:t xml:space="preserve"> della soluzione AI-</w:t>
+            </w:r>
+            <w:proofErr w:type="spellStart"/>
+            <w:r>
+              <w:rPr>
+                <w:rFonts w:eastAsia="Times New Roman" w:cs="Times New Roman"/>
+                <w:color w:val="000000"/>
+                <w:lang w:eastAsia="it-IT"/>
+              </w:rPr>
+              <w:t>enabled</w:t>
+            </w:r>
+            <w:proofErr w:type="spellEnd"/>
           </w:p>
         </w:tc>
       </w:tr>
@@ -3008,30 +3372,27 @@
     <w:p>
       <w:pPr>
         <w:spacing w:before="0" w:after="160" w:line="259" w:lineRule="auto"/>
-        <w:rPr>
-          <w:lang w:val="en-US"/>
-        </w:rPr>
       </w:pPr>
     </w:p>
     <w:p>
       <w:pPr>
         <w:pStyle w:val="Titolo2"/>
       </w:pPr>
-      <w:bookmarkStart w:id="9" w:name="_Toc225774865"/>
+      <w:bookmarkStart w:id="10" w:name="_Toc227684759"/>
       <w:r>
         <w:t>2. Processo AS-IS – Descrizione strutturata</w:t>
       </w:r>
-      <w:bookmarkEnd w:id="9"/>
+      <w:bookmarkEnd w:id="10"/>
     </w:p>
     <w:p>
       <w:pPr>
         <w:pStyle w:val="Titolo3"/>
       </w:pPr>
-      <w:bookmarkStart w:id="10" w:name="_Toc225774866"/>
+      <w:bookmarkStart w:id="11" w:name="_Toc227684760"/>
       <w:r>
         <w:t>2.1 Sistemi coinvolti (AS-IS)</w:t>
       </w:r>
-      <w:bookmarkEnd w:id="10"/>
+      <w:bookmarkEnd w:id="11"/>
     </w:p>
     <w:p/>
     <w:tbl>
@@ -3163,8 +3524,13 @@
               </w:rPr>
             </w:pPr>
             <w:r>
-              <w:t xml:space="preserve">SAP / ERP Contratti e Contabilita'</w:t>
-            </w:r>
+              <w:t xml:space="preserve">SAP / ERP Contratti e </w:t>
+            </w:r>
+            <w:proofErr w:type="spellStart"/>
+            <w:r>
+              <w:t>Contabilita'</w:t>
+            </w:r>
+            <w:proofErr w:type="spellEnd"/>
           </w:p>
         </w:tc>
         <w:tc>
@@ -3185,7 +3551,10 @@
               </w:rPr>
             </w:pPr>
             <w:r>
-              <w:t xml:space="preserve">[INFO RICHIESTA ALL'IT OWNER: descrivere il modulo SAP utilizzato per la gestione dei contratti O&amp;M e la contabilizzazione delle penali (es. SAP PM, SAP FI, modulo specifico Enel)]</w:t>
+              <w:rPr>
+                <w:highlight w:val="yellow"/>
+              </w:rPr>
+              <w:t>[INFO RICHIESTA ALL'IT OWNER: descrivere il modulo SAP utilizzato per la gestione dei contratti O&amp;M e la contabilizzazione delle penali (es. SAP PM, SAP FI, modulo specifico Enel)]</w:t>
             </w:r>
           </w:p>
         </w:tc>
@@ -3207,7 +3576,15 @@
               </w:rPr>
             </w:pPr>
             <w:r>
-              <w:t xml:space="preserve">ERP / Contract Management</w:t>
+              <w:t xml:space="preserve">ERP / </w:t>
+            </w:r>
+            <w:proofErr w:type="spellStart"/>
+            <w:r>
+              <w:t>Contract</w:t>
+            </w:r>
+            <w:proofErr w:type="spellEnd"/>
+            <w:r>
+              <w:t xml:space="preserve"> Management</w:t>
             </w:r>
           </w:p>
         </w:tc>
@@ -3230,11 +3607,11 @@
                 <w:color w:val="000000"/>
                 <w:sz w:val="22"/>
                 <w:szCs w:val="22"/>
-                <w:lang w:val="pt-BR" w:eastAsia="it-IT"/>
-              </w:rPr>
-            </w:pPr>
-            <w:r>
-              <w:t xml:space="preserve">SCADA / Sistema PI / Monitoraggio Impianti</w:t>
+                <w:lang w:eastAsia="it-IT"/>
+              </w:rPr>
+            </w:pPr>
+            <w:r>
+              <w:t>SCADA / Sistema PI / Monitoraggio Impianti</w:t>
             </w:r>
           </w:p>
         </w:tc>
@@ -3252,11 +3629,44 @@
                 <w:color w:val="000000"/>
                 <w:sz w:val="22"/>
                 <w:szCs w:val="22"/>
-                <w:lang w:eastAsia="it-IT"/>
-              </w:rPr>
-            </w:pPr>
-            <w:r>
-              <w:t xml:space="preserve">[INFO RICHIESTA: specificare la piattaforma di monitoraggio dei dati di produzione utilizzata (es. OSIsoft PI, sistema proprietario SCADA, piattaforma Enel); indicare la granularita' temporale dei dati disponibili (15 min, orario)]</w:t>
+                <w:highlight w:val="yellow"/>
+                <w:lang w:eastAsia="it-IT"/>
+              </w:rPr>
+            </w:pPr>
+            <w:r>
+              <w:rPr>
+                <w:highlight w:val="yellow"/>
+              </w:rPr>
+              <w:t xml:space="preserve">[INFO RICHIESTA: specificare la piattaforma di monitoraggio dei dati di produzione utilizzata (es. </w:t>
+            </w:r>
+            <w:proofErr w:type="spellStart"/>
+            <w:r>
+              <w:rPr>
+                <w:highlight w:val="yellow"/>
+              </w:rPr>
+              <w:lastRenderedPageBreak/>
+              <w:t>OSIsoft</w:t>
+            </w:r>
+            <w:proofErr w:type="spellEnd"/>
+            <w:r>
+              <w:rPr>
+                <w:highlight w:val="yellow"/>
+              </w:rPr>
+              <w:t xml:space="preserve"> PI, sistema proprietario SCADA, piattaforma Enel); indicare la </w:t>
+            </w:r>
+            <w:proofErr w:type="spellStart"/>
+            <w:r>
+              <w:rPr>
+                <w:highlight w:val="yellow"/>
+              </w:rPr>
+              <w:t>granularita'</w:t>
+            </w:r>
+            <w:proofErr w:type="spellEnd"/>
+            <w:r>
+              <w:rPr>
+                <w:highlight w:val="yellow"/>
+              </w:rPr>
+              <w:t xml:space="preserve"> temporale dei dati disponibili (15 min, orario)]</w:t>
             </w:r>
           </w:p>
         </w:tc>
@@ -3278,8 +3688,14 @@
               </w:rPr>
             </w:pPr>
             <w:r>
-              <w:t xml:space="preserve">SCADA / Data Historian</w:t>
-            </w:r>
+              <w:lastRenderedPageBreak/>
+              <w:t xml:space="preserve">SCADA / Data </w:t>
+            </w:r>
+            <w:proofErr w:type="spellStart"/>
+            <w:r>
+              <w:t>Historian</w:t>
+            </w:r>
+            <w:proofErr w:type="spellEnd"/>
           </w:p>
         </w:tc>
       </w:tr>
@@ -3305,7 +3721,7 @@
               </w:rPr>
             </w:pPr>
             <w:r>
-              <w:t xml:space="preserve">Piattaforma Documentale Contratti</w:t>
+              <w:t>Piattaforma Documentale Contratti</w:t>
             </w:r>
           </w:p>
         </w:tc>
@@ -3323,11 +3739,29 @@
                 <w:color w:val="000000"/>
                 <w:sz w:val="22"/>
                 <w:szCs w:val="22"/>
-                <w:lang w:eastAsia="it-IT"/>
-              </w:rPr>
-            </w:pPr>
-            <w:r>
-              <w:t xml:space="preserve">[INFO RICHIESTA: specificare dove sono archiviati i contratti di servizio e le clausole penali – es. SharePoint, Documentum, sistema gestione contratti Enel]</w:t>
+                <w:highlight w:val="yellow"/>
+                <w:lang w:eastAsia="it-IT"/>
+              </w:rPr>
+            </w:pPr>
+            <w:r>
+              <w:rPr>
+                <w:highlight w:val="yellow"/>
+              </w:rPr>
+              <w:t xml:space="preserve">[INFO RICHIESTA: specificare dove sono archiviati i contratti di servizio e le clausole penali – es. SharePoint, </w:t>
+            </w:r>
+            <w:proofErr w:type="spellStart"/>
+            <w:r>
+              <w:rPr>
+                <w:highlight w:val="yellow"/>
+              </w:rPr>
+              <w:t>Documentum</w:t>
+            </w:r>
+            <w:proofErr w:type="spellEnd"/>
+            <w:r>
+              <w:rPr>
+                <w:highlight w:val="yellow"/>
+              </w:rPr>
+              <w:t>, sistema gestione contratti Enel]</w:t>
             </w:r>
           </w:p>
         </w:tc>
@@ -3348,8 +3782,13 @@
                 <w:lang w:eastAsia="it-IT"/>
               </w:rPr>
             </w:pPr>
-            <w:r>
-              <w:t xml:space="preserve">Document Management / SharePoint</w:t>
+            <w:proofErr w:type="spellStart"/>
+            <w:r>
+              <w:t>Document</w:t>
+            </w:r>
+            <w:proofErr w:type="spellEnd"/>
+            <w:r>
+              <w:t xml:space="preserve"> Management / SharePoint</w:t>
             </w:r>
           </w:p>
         </w:tc>
@@ -3376,7 +3815,7 @@
               </w:rPr>
             </w:pPr>
             <w:r>
-              <w:t xml:space="preserve">Sistema di Ticketing / Gestione Reclami</w:t>
+              <w:t>Sistema di Ticketing / Gestione Reclami</w:t>
             </w:r>
           </w:p>
         </w:tc>
@@ -3394,11 +3833,43 @@
                 <w:color w:val="000000"/>
                 <w:sz w:val="22"/>
                 <w:szCs w:val="22"/>
-                <w:lang w:eastAsia="it-IT"/>
-              </w:rPr>
-            </w:pPr>
-            <w:r>
-              <w:t xml:space="preserve">[INFO RICHIESTA: specificare se esiste un sistema di ticketing per il tracciamento delle contestazioni (es. ServiceNow, Jira, sistema interno Enel) o se la gestione avviene via email/Excel]</w:t>
+                <w:highlight w:val="yellow"/>
+                <w:lang w:eastAsia="it-IT"/>
+              </w:rPr>
+            </w:pPr>
+            <w:r>
+              <w:rPr>
+                <w:highlight w:val="yellow"/>
+              </w:rPr>
+              <w:t xml:space="preserve">[INFO RICHIESTA: specificare se esiste un sistema di ticketing per il tracciamento delle contestazioni (es. </w:t>
+            </w:r>
+            <w:proofErr w:type="spellStart"/>
+            <w:r>
+              <w:rPr>
+                <w:highlight w:val="yellow"/>
+              </w:rPr>
+              <w:t>ServiceNow</w:t>
+            </w:r>
+            <w:proofErr w:type="spellEnd"/>
+            <w:r>
+              <w:rPr>
+                <w:highlight w:val="yellow"/>
+              </w:rPr>
+              <w:t xml:space="preserve">, Jira, sistema interno Enel) o se la gestione avviene via </w:t>
+            </w:r>
+            <w:proofErr w:type="gramStart"/>
+            <w:r>
+              <w:rPr>
+                <w:highlight w:val="yellow"/>
+              </w:rPr>
+              <w:t>email</w:t>
+            </w:r>
+            <w:proofErr w:type="gramEnd"/>
+            <w:r>
+              <w:rPr>
+                <w:highlight w:val="yellow"/>
+              </w:rPr>
+              <w:t>/Excel]</w:t>
             </w:r>
           </w:p>
         </w:tc>
@@ -3420,7 +3891,7 @@
               </w:rPr>
             </w:pPr>
             <w:r>
-              <w:t xml:space="preserve">Ticketing / Workflow</w:t>
+              <w:t>Ticketing / Workflow</w:t>
             </w:r>
           </w:p>
         </w:tc>
@@ -3448,7 +3919,7 @@
               </w:rPr>
             </w:pPr>
             <w:r>
-              <w:t xml:space="preserve">Excel / Fogli di Calcolo</w:t>
+              <w:t>Excel / Fogli di Calcolo</w:t>
             </w:r>
           </w:p>
         </w:tc>
@@ -3471,7 +3942,7 @@
               </w:rPr>
             </w:pPr>
             <w:r>
-              <w:t xml:space="preserve">Strumenti Office utilizzati per il calcolo manuale delle penali, il confronto con i dati di produzione e la preparazione delle contestazioni</w:t>
+              <w:t>Strumenti Office utilizzati per il calcolo manuale delle penali, il confronto con i dati di produzione e la preparazione delle contestazioni</w:t>
             </w:r>
           </w:p>
         </w:tc>
@@ -3494,7 +3965,15 @@
               </w:rPr>
             </w:pPr>
             <w:r>
-              <w:t xml:space="preserve">Spreadsheet (manual)</w:t>
+              <w:t>Spreadsheet (</w:t>
+            </w:r>
+            <w:proofErr w:type="spellStart"/>
+            <w:r>
+              <w:t>manual</w:t>
+            </w:r>
+            <w:proofErr w:type="spellEnd"/>
+            <w:r>
+              <w:t>)</w:t>
             </w:r>
           </w:p>
         </w:tc>
@@ -3520,8 +3999,13 @@
                 <w:lang w:eastAsia="it-IT"/>
               </w:rPr>
             </w:pPr>
-            <w:r>
-              <w:t xml:space="preserve">Email / Posta Elettronica</w:t>
+            <w:proofErr w:type="gramStart"/>
+            <w:r>
+              <w:t>Email</w:t>
+            </w:r>
+            <w:proofErr w:type="gramEnd"/>
+            <w:r>
+              <w:t xml:space="preserve"> / Posta Elettronica</w:t>
             </w:r>
           </w:p>
         </w:tc>
@@ -3539,11 +4023,11 @@
                 <w:color w:val="000000"/>
                 <w:sz w:val="22"/>
                 <w:szCs w:val="22"/>
-                <w:lang w:val="en-US" w:eastAsia="it-IT"/>
-              </w:rPr>
-            </w:pPr>
-            <w:r>
-              <w:t xml:space="preserve">Canale principale per la ricezione delle notifiche di penale da committenti/TSO e per l'invio delle contestazioni documentate</w:t>
+                <w:lang w:eastAsia="it-IT"/>
+              </w:rPr>
+            </w:pPr>
+            <w:r>
+              <w:t>Canale principale per la ricezione delle notifiche di penale da committenti/TSO e per l'invio delle contestazioni documentate</w:t>
             </w:r>
           </w:p>
         </w:tc>
@@ -3564,8 +4048,21 @@
                 <w:lang w:eastAsia="it-IT"/>
               </w:rPr>
             </w:pPr>
-            <w:r>
-              <w:t xml:space="preserve">Communication (email)</w:t>
+            <w:proofErr w:type="spellStart"/>
+            <w:r>
+              <w:t>Communication</w:t>
+            </w:r>
+            <w:proofErr w:type="spellEnd"/>
+            <w:r>
+              <w:t xml:space="preserve"> (</w:t>
+            </w:r>
+            <w:proofErr w:type="gramStart"/>
+            <w:r>
+              <w:t>email</w:t>
+            </w:r>
+            <w:proofErr w:type="gramEnd"/>
+            <w:r>
+              <w:t>)</w:t>
             </w:r>
           </w:p>
         </w:tc>
@@ -3589,7 +4086,7 @@
           <w:lang w:val="pt-BR"/>
         </w:rPr>
       </w:pPr>
-      <w:bookmarkStart w:id="11" w:name="_Toc225774867"/>
+      <w:bookmarkStart w:id="12" w:name="_Toc227684761"/>
       <w:r>
         <w:rPr>
           <w:lang w:val="pt-BR"/>
@@ -3608,7 +4105,7 @@
         </w:rPr>
         <w:t>-IS</w:t>
       </w:r>
-      <w:bookmarkEnd w:id="11"/>
+      <w:bookmarkEnd w:id="12"/>
     </w:p>
     <w:p>
       <w:pPr>
@@ -3617,6 +4114,7 @@
           <w:bCs/>
         </w:rPr>
       </w:pPr>
+      <w:proofErr w:type="spellStart"/>
       <w:r>
         <w:rPr>
           <w:b/>
@@ -3624,6 +4122,7 @@
         </w:rPr>
         <w:t>Macroattività</w:t>
       </w:r>
+      <w:proofErr w:type="spellEnd"/>
       <w:r>
         <w:rPr>
           <w:b/>
@@ -3636,22 +4135,23 @@
           <w:b/>
           <w:bCs/>
         </w:rPr>
-        <w:t>xxx</w:t>
+        <w:t>Ricezione notifica di penale e classificazione</w:t>
       </w:r>
     </w:p>
     <w:tbl>
       <w:tblPr>
         <w:tblStyle w:val="Tabellagriglia1chiara-colore1"/>
         <w:tblW w:w="5000" w:type="pct"/>
+        <w:tblLayout w:type="fixed"/>
         <w:tblLook w:val="04A0" w:firstRow="1" w:lastRow="0" w:firstColumn="1" w:lastColumn="0" w:noHBand="0" w:noVBand="1"/>
       </w:tblPr>
       <w:tblGrid>
-        <w:gridCol w:w="445"/>
-        <w:gridCol w:w="2973"/>
-        <w:gridCol w:w="689"/>
-        <w:gridCol w:w="1972"/>
-        <w:gridCol w:w="2590"/>
-        <w:gridCol w:w="959"/>
+        <w:gridCol w:w="562"/>
+        <w:gridCol w:w="3686"/>
+        <w:gridCol w:w="1700"/>
+        <w:gridCol w:w="1385"/>
+        <w:gridCol w:w="1215"/>
+        <w:gridCol w:w="1080"/>
       </w:tblGrid>
       <w:tr>
         <w:trPr>
@@ -3661,7 +4161,7 @@
         <w:tc>
           <w:tcPr>
             <w:cnfStyle w:val="001000000000" w:firstRow="0" w:lastRow="0" w:firstColumn="1" w:lastColumn="0" w:oddVBand="0" w:evenVBand="0" w:oddHBand="0" w:evenHBand="0" w:firstRowFirstColumn="0" w:firstRowLastColumn="0" w:lastRowFirstColumn="0" w:lastRowLastColumn="0"/>
-            <w:tcW w:w="231" w:type="pct"/>
+            <w:tcW w:w="292" w:type="pct"/>
             <w:noWrap/>
           </w:tcPr>
           <w:p>
@@ -3675,17 +4175,7 @@
                 <w:lang w:eastAsia="it-IT"/>
               </w:rPr>
             </w:pPr>
-          </w:p>
-        </w:tc>
-        <w:tc>
-          <w:tcPr>
-            <w:tcW w:w="1544" w:type="pct"/>
-            <w:noWrap/>
-          </w:tcPr>
-          <w:p>
-            <w:pPr>
-              <w:spacing w:before="0"/>
-              <w:cnfStyle w:val="100000000000" w:firstRow="1" w:lastRow="0" w:firstColumn="0" w:lastColumn="0" w:oddVBand="0" w:evenVBand="0" w:oddHBand="0" w:evenHBand="0" w:firstRowFirstColumn="0" w:firstRowLastColumn="0" w:lastRowFirstColumn="0" w:lastRowLastColumn="0"/>
+            <w:r>
               <w:rPr>
                 <w:rFonts w:ascii="Aptos Narrow" w:eastAsia="Times New Roman" w:hAnsi="Aptos Narrow" w:cs="Times New Roman"/>
                 <w:color w:val="000000"/>
@@ -3693,12 +4183,13 @@
                 <w:szCs w:val="18"/>
                 <w:lang w:eastAsia="it-IT"/>
               </w:rPr>
-            </w:pPr>
-          </w:p>
-        </w:tc>
-        <w:tc>
-          <w:tcPr>
-            <w:tcW w:w="358" w:type="pct"/>
+              <w:t xml:space="preserve">Step </w:t>
+            </w:r>
+          </w:p>
+        </w:tc>
+        <w:tc>
+          <w:tcPr>
+            <w:tcW w:w="1914" w:type="pct"/>
             <w:noWrap/>
           </w:tcPr>
           <w:p>
@@ -3713,17 +4204,7 @@
                 <w:lang w:eastAsia="it-IT"/>
               </w:rPr>
             </w:pPr>
-          </w:p>
-        </w:tc>
-        <w:tc>
-          <w:tcPr>
-            <w:tcW w:w="1024" w:type="pct"/>
-            <w:noWrap/>
-          </w:tcPr>
-          <w:p>
-            <w:pPr>
-              <w:spacing w:before="0"/>
-              <w:cnfStyle w:val="100000000000" w:firstRow="1" w:lastRow="0" w:firstColumn="0" w:lastColumn="0" w:oddVBand="0" w:evenVBand="0" w:oddHBand="0" w:evenHBand="0" w:firstRowFirstColumn="0" w:firstRowLastColumn="0" w:lastRowFirstColumn="0" w:lastRowLastColumn="0"/>
+            <w:r>
               <w:rPr>
                 <w:rFonts w:ascii="Aptos Narrow" w:eastAsia="Times New Roman" w:hAnsi="Aptos Narrow" w:cs="Times New Roman"/>
                 <w:color w:val="000000"/>
@@ -3731,12 +4212,13 @@
                 <w:szCs w:val="18"/>
                 <w:lang w:eastAsia="it-IT"/>
               </w:rPr>
-            </w:pPr>
-          </w:p>
-        </w:tc>
-        <w:tc>
-          <w:tcPr>
-            <w:tcW w:w="1345" w:type="pct"/>
+              <w:t xml:space="preserve"> Attività </w:t>
+            </w:r>
+          </w:p>
+        </w:tc>
+        <w:tc>
+          <w:tcPr>
+            <w:tcW w:w="883" w:type="pct"/>
             <w:noWrap/>
           </w:tcPr>
           <w:p>
@@ -3751,17 +4233,7 @@
                 <w:lang w:eastAsia="it-IT"/>
               </w:rPr>
             </w:pPr>
-          </w:p>
-        </w:tc>
-        <w:tc>
-          <w:tcPr>
-            <w:tcW w:w="499" w:type="pct"/>
-            <w:noWrap/>
-          </w:tcPr>
-          <w:p>
-            <w:pPr>
-              <w:spacing w:before="0"/>
-              <w:cnfStyle w:val="100000000000" w:firstRow="1" w:lastRow="0" w:firstColumn="0" w:lastColumn="0" w:oddVBand="0" w:evenVBand="0" w:oddHBand="0" w:evenHBand="0" w:firstRowFirstColumn="0" w:firstRowLastColumn="0" w:lastRowFirstColumn="0" w:lastRowLastColumn="0"/>
+            <w:r>
               <w:rPr>
                 <w:rFonts w:ascii="Aptos Narrow" w:eastAsia="Times New Roman" w:hAnsi="Aptos Narrow" w:cs="Times New Roman"/>
                 <w:color w:val="000000"/>
@@ -3769,7 +4241,95 @@
                 <w:szCs w:val="18"/>
                 <w:lang w:eastAsia="it-IT"/>
               </w:rPr>
-            </w:pPr>
+              <w:t xml:space="preserve"> Attore </w:t>
+            </w:r>
+          </w:p>
+        </w:tc>
+        <w:tc>
+          <w:tcPr>
+            <w:tcW w:w="719" w:type="pct"/>
+            <w:noWrap/>
+          </w:tcPr>
+          <w:p>
+            <w:pPr>
+              <w:spacing w:before="0"/>
+              <w:cnfStyle w:val="100000000000" w:firstRow="1" w:lastRow="0" w:firstColumn="0" w:lastColumn="0" w:oddVBand="0" w:evenVBand="0" w:oddHBand="0" w:evenHBand="0" w:firstRowFirstColumn="0" w:firstRowLastColumn="0" w:lastRowFirstColumn="0" w:lastRowLastColumn="0"/>
+              <w:rPr>
+                <w:rFonts w:ascii="Aptos Narrow" w:eastAsia="Times New Roman" w:hAnsi="Aptos Narrow" w:cs="Times New Roman"/>
+                <w:color w:val="000000"/>
+                <w:sz w:val="18"/>
+                <w:szCs w:val="18"/>
+                <w:lang w:eastAsia="it-IT"/>
+              </w:rPr>
+            </w:pPr>
+            <w:r>
+              <w:rPr>
+                <w:rFonts w:ascii="Aptos Narrow" w:eastAsia="Times New Roman" w:hAnsi="Aptos Narrow" w:cs="Times New Roman"/>
+                <w:color w:val="000000"/>
+                <w:sz w:val="18"/>
+                <w:szCs w:val="18"/>
+                <w:lang w:eastAsia="it-IT"/>
+              </w:rPr>
+              <w:t xml:space="preserve"> Input </w:t>
+            </w:r>
+          </w:p>
+        </w:tc>
+        <w:tc>
+          <w:tcPr>
+            <w:tcW w:w="631" w:type="pct"/>
+            <w:noWrap/>
+          </w:tcPr>
+          <w:p>
+            <w:pPr>
+              <w:spacing w:before="0"/>
+              <w:cnfStyle w:val="100000000000" w:firstRow="1" w:lastRow="0" w:firstColumn="0" w:lastColumn="0" w:oddVBand="0" w:evenVBand="0" w:oddHBand="0" w:evenHBand="0" w:firstRowFirstColumn="0" w:firstRowLastColumn="0" w:lastRowFirstColumn="0" w:lastRowLastColumn="0"/>
+              <w:rPr>
+                <w:rFonts w:ascii="Aptos Narrow" w:eastAsia="Times New Roman" w:hAnsi="Aptos Narrow" w:cs="Times New Roman"/>
+                <w:color w:val="000000"/>
+                <w:sz w:val="18"/>
+                <w:szCs w:val="18"/>
+                <w:lang w:eastAsia="it-IT"/>
+              </w:rPr>
+            </w:pPr>
+            <w:r>
+              <w:rPr>
+                <w:rFonts w:ascii="Aptos Narrow" w:eastAsia="Times New Roman" w:hAnsi="Aptos Narrow" w:cs="Times New Roman"/>
+                <w:color w:val="000000"/>
+                <w:sz w:val="18"/>
+                <w:szCs w:val="18"/>
+                <w:lang w:eastAsia="it-IT"/>
+              </w:rPr>
+              <w:t xml:space="preserve"> Output </w:t>
+            </w:r>
+          </w:p>
+        </w:tc>
+        <w:tc>
+          <w:tcPr>
+            <w:tcW w:w="561" w:type="pct"/>
+            <w:noWrap/>
+          </w:tcPr>
+          <w:p>
+            <w:pPr>
+              <w:spacing w:before="0"/>
+              <w:cnfStyle w:val="100000000000" w:firstRow="1" w:lastRow="0" w:firstColumn="0" w:lastColumn="0" w:oddVBand="0" w:evenVBand="0" w:oddHBand="0" w:evenHBand="0" w:firstRowFirstColumn="0" w:firstRowLastColumn="0" w:lastRowFirstColumn="0" w:lastRowLastColumn="0"/>
+              <w:rPr>
+                <w:rFonts w:ascii="Aptos Narrow" w:eastAsia="Times New Roman" w:hAnsi="Aptos Narrow" w:cs="Times New Roman"/>
+                <w:color w:val="000000"/>
+                <w:sz w:val="18"/>
+                <w:szCs w:val="18"/>
+                <w:lang w:eastAsia="it-IT"/>
+              </w:rPr>
+            </w:pPr>
+            <w:r>
+              <w:rPr>
+                <w:rFonts w:ascii="Aptos Narrow" w:eastAsia="Times New Roman" w:hAnsi="Aptos Narrow" w:cs="Times New Roman"/>
+                <w:color w:val="000000"/>
+                <w:sz w:val="18"/>
+                <w:szCs w:val="18"/>
+                <w:lang w:eastAsia="it-IT"/>
+              </w:rPr>
+              <w:t xml:space="preserve"> Sistemi </w:t>
+            </w:r>
           </w:p>
         </w:tc>
       </w:tr>
@@ -3780,7 +4340,7 @@
         <w:tc>
           <w:tcPr>
             <w:cnfStyle w:val="001000000000" w:firstRow="0" w:lastRow="0" w:firstColumn="1" w:lastColumn="0" w:oddVBand="0" w:evenVBand="0" w:oddHBand="0" w:evenHBand="0" w:firstRowFirstColumn="0" w:firstRowLastColumn="0" w:lastRowFirstColumn="0" w:lastRowLastColumn="0"/>
-            <w:tcW w:w="231" w:type="pct"/>
+            <w:tcW w:w="292" w:type="pct"/>
             <w:noWrap/>
           </w:tcPr>
           <w:p>
@@ -3795,13 +4355,13 @@
               </w:rPr>
             </w:pPr>
             <w:r>
-              <w:t xml:space="preserve">A1</w:t>
-            </w:r>
-          </w:p>
-        </w:tc>
-        <w:tc>
-          <w:tcPr>
-            <w:tcW w:w="1544" w:type="pct"/>
+              <w:t>A1</w:t>
+            </w:r>
+          </w:p>
+        </w:tc>
+        <w:tc>
+          <w:tcPr>
+            <w:tcW w:w="1914" w:type="pct"/>
             <w:noWrap/>
           </w:tcPr>
           <w:p>
@@ -3817,13 +4377,52 @@
               </w:rPr>
             </w:pPr>
             <w:r>
-              <w:t xml:space="preserve">Ricezione della notifica di penale via email da parte del committente/TSO/DSO; il referente O&amp;M legge la notifica e ne valuta l'entita'</w:t>
-            </w:r>
-          </w:p>
-        </w:tc>
-        <w:tc>
-          <w:tcPr>
-            <w:tcW w:w="358" w:type="pct"/>
+              <w:t xml:space="preserve">Ricezione della notifica di </w:t>
+            </w:r>
+            <w:r>
+              <w:rPr>
+                <w:highlight w:val="yellow"/>
+              </w:rPr>
+              <w:t xml:space="preserve">penale via </w:t>
+            </w:r>
+            <w:proofErr w:type="gramStart"/>
+            <w:r>
+              <w:rPr>
+                <w:highlight w:val="yellow"/>
+              </w:rPr>
+              <w:t>email</w:t>
+            </w:r>
+            <w:proofErr w:type="gramEnd"/>
+            <w:r>
+              <w:t xml:space="preserve"> da parte del </w:t>
+            </w:r>
+            <w:proofErr w:type="spellStart"/>
+            <w:r>
+              <w:t>Contract</w:t>
+            </w:r>
+            <w:proofErr w:type="spellEnd"/>
+            <w:r>
+              <w:t xml:space="preserve"> Supervisor</w:t>
+            </w:r>
+            <w:r>
+              <w:t xml:space="preserve">; il </w:t>
+            </w:r>
+            <w:proofErr w:type="spellStart"/>
+            <w:r>
+              <w:t>Contract</w:t>
+            </w:r>
+            <w:proofErr w:type="spellEnd"/>
+            <w:r>
+              <w:t xml:space="preserve"> Manager</w:t>
+            </w:r>
+            <w:r>
+              <w:t xml:space="preserve"> legge la notifica e ne valuta l’entità</w:t>
+            </w:r>
+          </w:p>
+        </w:tc>
+        <w:tc>
+          <w:tcPr>
+            <w:tcW w:w="883" w:type="pct"/>
             <w:noWrap/>
           </w:tcPr>
           <w:p>
@@ -3835,17 +4434,36 @@
                 <w:color w:val="000000"/>
                 <w:sz w:val="18"/>
                 <w:szCs w:val="18"/>
-                <w:lang w:eastAsia="it-IT"/>
-              </w:rPr>
-            </w:pPr>
-            <w:r>
-              <w:t xml:space="preserve">Referente O&amp;M / Team Penali</w:t>
-            </w:r>
-          </w:p>
-        </w:tc>
-        <w:tc>
-          <w:tcPr>
-            <w:tcW w:w="1024" w:type="pct"/>
+                <w:lang w:val="pt-BR" w:eastAsia="it-IT"/>
+              </w:rPr>
+            </w:pPr>
+            <w:proofErr w:type="spellStart"/>
+            <w:r>
+              <w:rPr>
+                <w:highlight w:val="yellow"/>
+                <w:lang w:val="pt-BR"/>
+              </w:rPr>
+              <w:t>Contract</w:t>
+            </w:r>
+            <w:proofErr w:type="spellEnd"/>
+            <w:r>
+              <w:rPr>
+                <w:highlight w:val="yellow"/>
+                <w:lang w:val="pt-BR"/>
+              </w:rPr>
+              <w:t xml:space="preserve"> </w:t>
+            </w:r>
+            <w:r>
+              <w:rPr>
+                <w:lang w:val="pt-BR"/>
+              </w:rPr>
+              <w:t>Manager</w:t>
+            </w:r>
+          </w:p>
+        </w:tc>
+        <w:tc>
+          <w:tcPr>
+            <w:tcW w:w="719" w:type="pct"/>
             <w:noWrap/>
           </w:tcPr>
           <w:p>
@@ -3860,14 +4478,19 @@
                 <w:lang w:eastAsia="it-IT"/>
               </w:rPr>
             </w:pPr>
-            <w:r>
-              <w:t xml:space="preserve">Email notifica penale (committente/TSO)</w:t>
-            </w:r>
-          </w:p>
-        </w:tc>
-        <w:tc>
-          <w:tcPr>
-            <w:tcW w:w="1345" w:type="pct"/>
+            <w:proofErr w:type="gramStart"/>
+            <w:r>
+              <w:t>Email</w:t>
+            </w:r>
+            <w:proofErr w:type="gramEnd"/>
+            <w:r>
+              <w:t xml:space="preserve"> notifica penale (committente/TSO)</w:t>
+            </w:r>
+          </w:p>
+        </w:tc>
+        <w:tc>
+          <w:tcPr>
+            <w:tcW w:w="631" w:type="pct"/>
             <w:noWrap/>
           </w:tcPr>
           <w:p>
@@ -3883,13 +4506,13 @@
               </w:rPr>
             </w:pPr>
             <w:r>
-              <w:t xml:space="preserve">Notifica ricevuta e presa in carico</w:t>
-            </w:r>
-          </w:p>
-        </w:tc>
-        <w:tc>
-          <w:tcPr>
-            <w:tcW w:w="499" w:type="pct"/>
+              <w:t>Notifica ricevuta e presa in carico</w:t>
+            </w:r>
+          </w:p>
+        </w:tc>
+        <w:tc>
+          <w:tcPr>
+            <w:tcW w:w="561" w:type="pct"/>
             <w:noWrap/>
           </w:tcPr>
           <w:p>
@@ -3904,9 +4527,11 @@
                 <w:lang w:eastAsia="it-IT"/>
               </w:rPr>
             </w:pPr>
-            <w:r>
-              <w:t xml:space="preserve">Email</w:t>
-            </w:r>
+            <w:proofErr w:type="gramStart"/>
+            <w:r>
+              <w:t>Email</w:t>
+            </w:r>
+            <w:proofErr w:type="gramEnd"/>
           </w:p>
         </w:tc>
       </w:tr>
@@ -3917,7 +4542,7 @@
         <w:tc>
           <w:tcPr>
             <w:cnfStyle w:val="001000000000" w:firstRow="0" w:lastRow="0" w:firstColumn="1" w:lastColumn="0" w:oddVBand="0" w:evenVBand="0" w:oddHBand="0" w:evenHBand="0" w:firstRowFirstColumn="0" w:firstRowLastColumn="0" w:lastRowFirstColumn="0" w:lastRowLastColumn="0"/>
-            <w:tcW w:w="231" w:type="pct"/>
+            <w:tcW w:w="292" w:type="pct"/>
             <w:noWrap/>
           </w:tcPr>
           <w:p>
@@ -3932,13 +4557,13 @@
               </w:rPr>
             </w:pPr>
             <w:r>
-              <w:t xml:space="preserve">A2</w:t>
-            </w:r>
-          </w:p>
-        </w:tc>
-        <w:tc>
-          <w:tcPr>
-            <w:tcW w:w="1544" w:type="pct"/>
+              <w:t>A2</w:t>
+            </w:r>
+          </w:p>
+        </w:tc>
+        <w:tc>
+          <w:tcPr>
+            <w:tcW w:w="1914" w:type="pct"/>
             <w:noWrap/>
           </w:tcPr>
           <w:p>
@@ -3950,17 +4575,40 @@
                 <w:color w:val="000000"/>
                 <w:sz w:val="18"/>
                 <w:szCs w:val="18"/>
-                <w:lang w:val="en-US" w:eastAsia="it-IT"/>
-              </w:rPr>
-            </w:pPr>
-            <w:r>
-              <w:t xml:space="preserve">[INFO RICHIESTA: descrivere come viene registrata la notifica di penale – esiste un registro centralizzato (Excel, sistema ticketing) o la gestione e' distribuita per singolo referente/impianto?]</w:t>
-            </w:r>
-          </w:p>
-        </w:tc>
-        <w:tc>
-          <w:tcPr>
-            <w:tcW w:w="358" w:type="pct"/>
+                <w:lang w:eastAsia="it-IT"/>
+              </w:rPr>
+            </w:pPr>
+            <w:r>
+              <w:rPr>
+                <w:highlight w:val="yellow"/>
+              </w:rPr>
+              <w:t>[</w:t>
+            </w:r>
+            <w:r>
+              <w:rPr>
+                <w:highlight w:val="yellow"/>
+              </w:rPr>
+              <w:t xml:space="preserve">INFO RICHIESTA: descrivere come viene registrata la notifica di penale – cosa vuol dire dalla tabella “record in the </w:t>
+            </w:r>
+            <w:proofErr w:type="spellStart"/>
+            <w:r>
+              <w:rPr>
+                <w:highlight w:val="yellow"/>
+              </w:rPr>
+              <w:t>workbook</w:t>
+            </w:r>
+            <w:proofErr w:type="spellEnd"/>
+            <w:r>
+              <w:rPr>
+                <w:highlight w:val="yellow"/>
+              </w:rPr>
+              <w:t>?”</w:t>
+            </w:r>
+          </w:p>
+        </w:tc>
+        <w:tc>
+          <w:tcPr>
+            <w:tcW w:w="883" w:type="pct"/>
             <w:noWrap/>
           </w:tcPr>
           <w:p>
@@ -3975,14 +4623,19 @@
                 <w:lang w:eastAsia="it-IT"/>
               </w:rPr>
             </w:pPr>
-            <w:r>
-              <w:t xml:space="preserve">Referente O&amp;M</w:t>
-            </w:r>
-          </w:p>
-        </w:tc>
-        <w:tc>
-          <w:tcPr>
-            <w:tcW w:w="1024" w:type="pct"/>
+            <w:proofErr w:type="spellStart"/>
+            <w:r>
+              <w:t>Contract</w:t>
+            </w:r>
+            <w:proofErr w:type="spellEnd"/>
+            <w:r>
+              <w:t xml:space="preserve"> supervisor</w:t>
+            </w:r>
+          </w:p>
+        </w:tc>
+        <w:tc>
+          <w:tcPr>
+            <w:tcW w:w="719" w:type="pct"/>
             <w:noWrap/>
           </w:tcPr>
           <w:p>
@@ -3997,14 +4650,19 @@
                 <w:lang w:eastAsia="it-IT"/>
               </w:rPr>
             </w:pPr>
-            <w:r>
-              <w:t xml:space="preserve">Email notifica penale</w:t>
-            </w:r>
-          </w:p>
-        </w:tc>
-        <w:tc>
-          <w:tcPr>
-            <w:tcW w:w="1345" w:type="pct"/>
+            <w:proofErr w:type="gramStart"/>
+            <w:r>
+              <w:t>Email</w:t>
+            </w:r>
+            <w:proofErr w:type="gramEnd"/>
+            <w:r>
+              <w:t xml:space="preserve"> notifica penale</w:t>
+            </w:r>
+          </w:p>
+        </w:tc>
+        <w:tc>
+          <w:tcPr>
+            <w:tcW w:w="631" w:type="pct"/>
             <w:noWrap/>
           </w:tcPr>
           <w:p>
@@ -4020,13 +4678,13 @@
               </w:rPr>
             </w:pPr>
             <w:r>
-              <w:t xml:space="preserve">Penale registrata nel registro (Excel/sistema)</w:t>
-            </w:r>
-          </w:p>
-        </w:tc>
-        <w:tc>
-          <w:tcPr>
-            <w:tcW w:w="499" w:type="pct"/>
+              <w:t>Penale registrata nel registro (Excel/sistema)</w:t>
+            </w:r>
+          </w:p>
+        </w:tc>
+        <w:tc>
+          <w:tcPr>
+            <w:tcW w:w="561" w:type="pct"/>
             <w:noWrap/>
           </w:tcPr>
           <w:p>
@@ -4042,7 +4700,10 @@
               </w:rPr>
             </w:pPr>
             <w:r>
-              <w:t xml:space="preserve">[INFO: strumento di registrazione]</w:t>
+              <w:rPr>
+                <w:highlight w:val="yellow"/>
+              </w:rPr>
+              <w:t>[INFO: strumento di registrazione]</w:t>
             </w:r>
           </w:p>
         </w:tc>
@@ -4054,7 +4715,7 @@
         <w:tc>
           <w:tcPr>
             <w:cnfStyle w:val="001000000000" w:firstRow="0" w:lastRow="0" w:firstColumn="1" w:lastColumn="0" w:oddVBand="0" w:evenVBand="0" w:oddHBand="0" w:evenHBand="0" w:firstRowFirstColumn="0" w:firstRowLastColumn="0" w:lastRowFirstColumn="0" w:lastRowLastColumn="0"/>
-            <w:tcW w:w="231" w:type="pct"/>
+            <w:tcW w:w="292" w:type="pct"/>
             <w:noWrap/>
           </w:tcPr>
           <w:p>
@@ -4069,13 +4730,13 @@
               </w:rPr>
             </w:pPr>
             <w:r>
-              <w:t xml:space="preserve">A3</w:t>
-            </w:r>
-          </w:p>
-        </w:tc>
-        <w:tc>
-          <w:tcPr>
-            <w:tcW w:w="1544" w:type="pct"/>
+              <w:t>A3</w:t>
+            </w:r>
+          </w:p>
+        </w:tc>
+        <w:tc>
+          <w:tcPr>
+            <w:tcW w:w="1914" w:type="pct"/>
             <w:noWrap/>
           </w:tcPr>
           <w:p>
@@ -4091,13 +4752,29 @@
               </w:rPr>
             </w:pPr>
             <w:r>
-              <w:t xml:space="preserve">Classificazione manuale della tipologia di penale: availability, performance ratio, curtailment, SLA fornitore, altro</w:t>
-            </w:r>
-          </w:p>
-        </w:tc>
-        <w:tc>
-          <w:tcPr>
-            <w:tcW w:w="358" w:type="pct"/>
+              <w:t xml:space="preserve">Classificazione manuale della tipologia di penale: </w:t>
+            </w:r>
+            <w:proofErr w:type="spellStart"/>
+            <w:r>
+              <w:t>availability</w:t>
+            </w:r>
+            <w:proofErr w:type="spellEnd"/>
+            <w:r>
+              <w:t xml:space="preserve">, performance ratio, </w:t>
+            </w:r>
+            <w:proofErr w:type="spellStart"/>
+            <w:r>
+              <w:t>curtailment</w:t>
+            </w:r>
+            <w:proofErr w:type="spellEnd"/>
+            <w:r>
+              <w:t>, SLA fornitore, altro</w:t>
+            </w:r>
+          </w:p>
+        </w:tc>
+        <w:tc>
+          <w:tcPr>
+            <w:tcW w:w="883" w:type="pct"/>
             <w:noWrap/>
           </w:tcPr>
           <w:p>
@@ -4112,14 +4789,25 @@
                 <w:lang w:eastAsia="it-IT"/>
               </w:rPr>
             </w:pPr>
-            <w:r>
-              <w:t xml:space="preserve">Referente O&amp;M</w:t>
-            </w:r>
-          </w:p>
-        </w:tc>
-        <w:tc>
-          <w:tcPr>
-            <w:tcW w:w="1024" w:type="pct"/>
+            <w:proofErr w:type="spellStart"/>
+            <w:r>
+              <w:rPr>
+                <w:lang w:val="pt-BR"/>
+              </w:rPr>
+              <w:t>Contract</w:t>
+            </w:r>
+            <w:proofErr w:type="spellEnd"/>
+            <w:r>
+              <w:rPr>
+                <w:lang w:val="pt-BR"/>
+              </w:rPr>
+              <w:t xml:space="preserve"> Manager</w:t>
+            </w:r>
+          </w:p>
+        </w:tc>
+        <w:tc>
+          <w:tcPr>
+            <w:tcW w:w="719" w:type="pct"/>
             <w:noWrap/>
           </w:tcPr>
           <w:p>
@@ -4135,13 +4823,13 @@
               </w:rPr>
             </w:pPr>
             <w:r>
-              <w:t xml:space="preserve">Notifica penale registrata</w:t>
-            </w:r>
-          </w:p>
-        </w:tc>
-        <w:tc>
-          <w:tcPr>
-            <w:tcW w:w="1345" w:type="pct"/>
+              <w:t>Notifica penale registrata</w:t>
+            </w:r>
+          </w:p>
+        </w:tc>
+        <w:tc>
+          <w:tcPr>
+            <w:tcW w:w="631" w:type="pct"/>
             <w:noWrap/>
           </w:tcPr>
           <w:p>
@@ -4157,13 +4845,13 @@
               </w:rPr>
             </w:pPr>
             <w:r>
-              <w:t xml:space="preserve">Penale classificata per tipologia e impianto</w:t>
-            </w:r>
-          </w:p>
-        </w:tc>
-        <w:tc>
-          <w:tcPr>
-            <w:tcW w:w="499" w:type="pct"/>
+              <w:t>Penale classificata per tipologia e impianto</w:t>
+            </w:r>
+          </w:p>
+        </w:tc>
+        <w:tc>
+          <w:tcPr>
+            <w:tcW w:w="561" w:type="pct"/>
             <w:noWrap/>
           </w:tcPr>
           <w:p>
@@ -4178,8 +4866,13 @@
                 <w:lang w:eastAsia="it-IT"/>
               </w:rPr>
             </w:pPr>
-            <w:r>
-              <w:t xml:space="preserve">Email / Excel</w:t>
+            <w:proofErr w:type="gramStart"/>
+            <w:r>
+              <w:t>Email</w:t>
+            </w:r>
+            <w:proofErr w:type="gramEnd"/>
+            <w:r>
+              <w:t xml:space="preserve"> / Excel</w:t>
             </w:r>
           </w:p>
         </w:tc>
@@ -4191,7 +4884,7 @@
         <w:tc>
           <w:tcPr>
             <w:cnfStyle w:val="001000000000" w:firstRow="0" w:lastRow="0" w:firstColumn="1" w:lastColumn="0" w:oddVBand="0" w:evenVBand="0" w:oddHBand="0" w:evenHBand="0" w:firstRowFirstColumn="0" w:firstRowLastColumn="0" w:lastRowFirstColumn="0" w:lastRowLastColumn="0"/>
-            <w:tcW w:w="231" w:type="pct"/>
+            <w:tcW w:w="292" w:type="pct"/>
             <w:noWrap/>
           </w:tcPr>
           <w:p>
@@ -4206,13 +4899,13 @@
               </w:rPr>
             </w:pPr>
             <w:r>
-              <w:t xml:space="preserve">A4</w:t>
-            </w:r>
-          </w:p>
-        </w:tc>
-        <w:tc>
-          <w:tcPr>
-            <w:tcW w:w="1544" w:type="pct"/>
+              <w:t>A4</w:t>
+            </w:r>
+          </w:p>
+        </w:tc>
+        <w:tc>
+          <w:tcPr>
+            <w:tcW w:w="1914" w:type="pct"/>
             <w:noWrap/>
           </w:tcPr>
           <w:p>
@@ -4228,13 +4921,16 @@
               </w:rPr>
             </w:pPr>
             <w:r>
-              <w:t xml:space="preserve">[INFO RICHIESTA: descrivere come viene identificato il contratto di riferimento e le clausole applicabili – il referente consulta manualmente il documento contrattuale o esiste un sistema di accesso rapido alle clausole penali?]</w:t>
-            </w:r>
-          </w:p>
-        </w:tc>
-        <w:tc>
-          <w:tcPr>
-            <w:tcW w:w="358" w:type="pct"/>
+              <w:rPr>
+                <w:highlight w:val="yellow"/>
+              </w:rPr>
+              <w:t>[INFO RICHIESTA: descrivere come viene identificato il contratto di riferimento e le clausole applicabili – il referente consulta manualmente il documento contrattuale o esiste un sistema di accesso rapido alle clausole penali?]</w:t>
+            </w:r>
+          </w:p>
+        </w:tc>
+        <w:tc>
+          <w:tcPr>
+            <w:tcW w:w="883" w:type="pct"/>
             <w:noWrap/>
           </w:tcPr>
           <w:p>
@@ -4249,14 +4945,25 @@
                 <w:lang w:eastAsia="it-IT"/>
               </w:rPr>
             </w:pPr>
-            <w:r>
-              <w:t xml:space="preserve">Referente O&amp;M / Legale</w:t>
-            </w:r>
-          </w:p>
-        </w:tc>
-        <w:tc>
-          <w:tcPr>
-            <w:tcW w:w="1024" w:type="pct"/>
+            <w:proofErr w:type="spellStart"/>
+            <w:r>
+              <w:rPr>
+                <w:lang w:val="pt-BR"/>
+              </w:rPr>
+              <w:t>Contract</w:t>
+            </w:r>
+            <w:proofErr w:type="spellEnd"/>
+            <w:r>
+              <w:rPr>
+                <w:lang w:val="pt-BR"/>
+              </w:rPr>
+              <w:t xml:space="preserve"> Manager</w:t>
+            </w:r>
+          </w:p>
+        </w:tc>
+        <w:tc>
+          <w:tcPr>
+            <w:tcW w:w="719" w:type="pct"/>
             <w:noWrap/>
           </w:tcPr>
           <w:p>
@@ -4272,13 +4979,13 @@
               </w:rPr>
             </w:pPr>
             <w:r>
-              <w:t xml:space="preserve">Notifica penale classificata</w:t>
-            </w:r>
-          </w:p>
-        </w:tc>
-        <w:tc>
-          <w:tcPr>
-            <w:tcW w:w="1345" w:type="pct"/>
+              <w:t>Notifica penale classificata</w:t>
+            </w:r>
+          </w:p>
+        </w:tc>
+        <w:tc>
+          <w:tcPr>
+            <w:tcW w:w="631" w:type="pct"/>
             <w:noWrap/>
           </w:tcPr>
           <w:p>
@@ -4294,13 +5001,13 @@
               </w:rPr>
             </w:pPr>
             <w:r>
-              <w:t xml:space="preserve">Contratto e clausole penali identificati</w:t>
-            </w:r>
-          </w:p>
-        </w:tc>
-        <w:tc>
-          <w:tcPr>
-            <w:tcW w:w="499" w:type="pct"/>
+              <w:t>Contratto e clausole penali identificati</w:t>
+            </w:r>
+          </w:p>
+        </w:tc>
+        <w:tc>
+          <w:tcPr>
+            <w:tcW w:w="561" w:type="pct"/>
             <w:noWrap/>
           </w:tcPr>
           <w:p>
@@ -4316,7 +5023,10 @@
               </w:rPr>
             </w:pPr>
             <w:r>
-              <w:t xml:space="preserve">[INFO: sistema documentale contratti]</w:t>
+              <w:rPr>
+                <w:highlight w:val="yellow"/>
+              </w:rPr>
+              <w:t>[INFO: sistema documentale contratti]</w:t>
             </w:r>
           </w:p>
         </w:tc>
@@ -4330,6 +5040,7 @@
           <w:bCs/>
         </w:rPr>
       </w:pPr>
+      <w:proofErr w:type="spellStart"/>
       <w:r>
         <w:rPr>
           <w:b/>
@@ -4337,6 +5048,7 @@
         </w:rPr>
         <w:t>Macroattività</w:t>
       </w:r>
+      <w:proofErr w:type="spellEnd"/>
       <w:r>
         <w:rPr>
           <w:b/>
@@ -4349,7 +5061,7 @@
           <w:b/>
           <w:bCs/>
         </w:rPr>
-        <w:t>xxx</w:t>
+        <w:t>Estrazione manuale dei dati, calcolo penale e preparazione contestazione</w:t>
       </w:r>
     </w:p>
     <w:tbl>
@@ -4398,6 +5110,7 @@
                 <w:szCs w:val="18"/>
                 <w:lang w:eastAsia="it-IT"/>
               </w:rPr>
+              <w:lastRenderedPageBreak/>
               <w:t xml:space="preserve">Step </w:t>
             </w:r>
           </w:p>
@@ -4575,7 +5288,7 @@
               </w:rPr>
             </w:pPr>
             <w:r>
-              <w:t xml:space="preserve">B1</w:t>
+              <w:t>B1</w:t>
             </w:r>
           </w:p>
         </w:tc>
@@ -4593,11 +5306,17 @@
                 <w:color w:val="000000"/>
                 <w:sz w:val="18"/>
                 <w:szCs w:val="18"/>
-                <w:lang w:val="en-US" w:eastAsia="it-IT"/>
-              </w:rPr>
-            </w:pPr>
-            <w:r>
-              <w:t xml:space="preserve">Estrazione manuale dei dati di produzione/disponibilita' dell'impianto dal sistema SCADA/PI per il periodo di riferimento della penale</w:t>
+                <w:lang w:eastAsia="it-IT"/>
+              </w:rPr>
+            </w:pPr>
+            <w:r>
+              <w:t>Estrazione manuale dei dati di produzione/</w:t>
+            </w:r>
+            <w:r>
+              <w:t>disponibilità</w:t>
+            </w:r>
+            <w:r>
+              <w:t xml:space="preserve"> dell'impianto dal sistema SCADA/PI per il periodo di riferimento della penale</w:t>
             </w:r>
           </w:p>
         </w:tc>
@@ -4619,7 +5338,7 @@
               </w:rPr>
             </w:pPr>
             <w:r>
-              <w:t xml:space="preserve">Referente O&amp;M / IT</w:t>
+              <w:t>Referente O&amp;M / IT</w:t>
             </w:r>
           </w:p>
         </w:tc>
@@ -4641,7 +5360,7 @@
               </w:rPr>
             </w:pPr>
             <w:r>
-              <w:t xml:space="preserve">Periodo di riferimento penale</w:t>
+              <w:t>Periodo di riferimento penale</w:t>
             </w:r>
           </w:p>
         </w:tc>
@@ -4663,7 +5382,15 @@
               </w:rPr>
             </w:pPr>
             <w:r>
-              <w:t xml:space="preserve">Dataset dati produzione/disponibilita' per il periodo</w:t>
+              <w:t>Dataset dati produzione/</w:t>
+            </w:r>
+            <w:proofErr w:type="spellStart"/>
+            <w:r>
+              <w:t>disponibilita'</w:t>
+            </w:r>
+            <w:proofErr w:type="spellEnd"/>
+            <w:r>
+              <w:t xml:space="preserve"> per il periodo</w:t>
             </w:r>
           </w:p>
         </w:tc>
@@ -4685,7 +5412,7 @@
               </w:rPr>
             </w:pPr>
             <w:r>
-              <w:t xml:space="preserve">[INFO: SCADA / sistema PI]</w:t>
+              <w:t>[INFO: SCADA / sistema PI]</w:t>
             </w:r>
           </w:p>
         </w:tc>
@@ -4712,7 +5439,7 @@
               </w:rPr>
             </w:pPr>
             <w:r>
-              <w:t xml:space="preserve">B2</w:t>
+              <w:t>B2</w:t>
             </w:r>
           </w:p>
         </w:tc>
@@ -4735,7 +5462,24 @@
               </w:rPr>
             </w:pPr>
             <w:r>
-              <w:t xml:space="preserve">[INFO RICHIESTA: descrivere come viene effettuato il ricalcolo della penale – esiste un foglio Excel standardizzato o ogni referente usa metodi propri? Indicare la formula contrattuale applicata (es. formula availability penalty)]</w:t>
+              <w:rPr>
+                <w:highlight w:val="yellow"/>
+              </w:rPr>
+              <w:t xml:space="preserve">[INFO RICHIESTA: descrivere come viene effettuato il ricalcolo della penale – esiste un foglio Excel standardizzato o ogni referente usa metodi propri? Indicare la formula contrattuale applicata (es. formula </w:t>
+            </w:r>
+            <w:proofErr w:type="spellStart"/>
+            <w:r>
+              <w:rPr>
+                <w:highlight w:val="yellow"/>
+              </w:rPr>
+              <w:t>availability</w:t>
+            </w:r>
+            <w:proofErr w:type="spellEnd"/>
+            <w:r>
+              <w:rPr>
+                <w:highlight w:val="yellow"/>
+              </w:rPr>
+              <w:t xml:space="preserve"> penalty)]</w:t>
             </w:r>
           </w:p>
         </w:tc>
@@ -4758,7 +5502,7 @@
               </w:rPr>
             </w:pPr>
             <w:r>
-              <w:t xml:space="preserve">Referente O&amp;M</w:t>
+              <w:t>Referente O&amp;M</w:t>
             </w:r>
           </w:p>
         </w:tc>
@@ -4781,7 +5525,7 @@
               </w:rPr>
             </w:pPr>
             <w:r>
-              <w:t xml:space="preserve">Dati produzione + clausole contrattuali</w:t>
+              <w:t>Dati produzione + clausole contrattuali</w:t>
             </w:r>
           </w:p>
         </w:tc>
@@ -4804,7 +5548,7 @@
               </w:rPr>
             </w:pPr>
             <w:r>
-              <w:t xml:space="preserve">Calcolo penale rielaborato</w:t>
+              <w:t>Calcolo penale rielaborato</w:t>
             </w:r>
           </w:p>
         </w:tc>
@@ -4827,7 +5571,7 @@
               </w:rPr>
             </w:pPr>
             <w:r>
-              <w:t xml:space="preserve">Excel / [INFO: strumento di calcolo]</w:t>
+              <w:t>Excel / [INFO: strumento di calcolo]</w:t>
             </w:r>
           </w:p>
         </w:tc>
@@ -4854,7 +5598,7 @@
               </w:rPr>
             </w:pPr>
             <w:r>
-              <w:t xml:space="preserve">B3</w:t>
+              <w:t>B3</w:t>
             </w:r>
           </w:p>
         </w:tc>
@@ -4876,7 +5620,7 @@
               </w:rPr>
             </w:pPr>
             <w:r>
-              <w:t xml:space="preserve">Confronto tra il valore di penale notificato dal committente e il valore ricalcolato dal referente O&amp;M</w:t>
+              <w:t>Confronto tra il valore di penale notificato dal committente e il valore ricalcolato dal referente O&amp;M</w:t>
             </w:r>
           </w:p>
         </w:tc>
@@ -4898,7 +5642,7 @@
               </w:rPr>
             </w:pPr>
             <w:r>
-              <w:t xml:space="preserve">Referente O&amp;M</w:t>
+              <w:t>Referente O&amp;M</w:t>
             </w:r>
           </w:p>
         </w:tc>
@@ -4916,11 +5660,11 @@
                 <w:color w:val="000000"/>
                 <w:sz w:val="18"/>
                 <w:szCs w:val="18"/>
-                <w:lang w:val="en-US" w:eastAsia="it-IT"/>
-              </w:rPr>
-            </w:pPr>
-            <w:r>
-              <w:t xml:space="preserve">Penale committente + ricalcolo O&amp;M</w:t>
+                <w:lang w:eastAsia="it-IT"/>
+              </w:rPr>
+            </w:pPr>
+            <w:r>
+              <w:t>Penale committente + ricalcolo O&amp;M</w:t>
             </w:r>
           </w:p>
         </w:tc>
@@ -4942,7 +5686,7 @@
               </w:rPr>
             </w:pPr>
             <w:r>
-              <w:t xml:space="preserve">Delta identificato (congruente / discrepanza)</w:t>
+              <w:t>Delta identificato (congruente / discrepanza)</w:t>
             </w:r>
           </w:p>
         </w:tc>
@@ -4964,7 +5708,7 @@
               </w:rPr>
             </w:pPr>
             <w:r>
-              <w:t xml:space="preserve">Excel</w:t>
+              <w:t>Excel</w:t>
             </w:r>
           </w:p>
         </w:tc>
@@ -4991,7 +5735,7 @@
               </w:rPr>
             </w:pPr>
             <w:r>
-              <w:t xml:space="preserve">B4</w:t>
+              <w:t>B4</w:t>
             </w:r>
           </w:p>
         </w:tc>
@@ -5009,11 +5753,14 @@
                 <w:color w:val="000000"/>
                 <w:sz w:val="18"/>
                 <w:szCs w:val="18"/>
-                <w:lang w:val="en-US" w:eastAsia="it-IT"/>
-              </w:rPr>
-            </w:pPr>
-            <w:r>
-              <w:t xml:space="preserve">[INFO RICHIESTA: descrivere il processo di preparazione della contestazione – chi redige la lettera di contestazione, quali documenti vengono allegati (dati SCADA, log eventi, report tecnici), come viene approvata prima dell'invio?]</w:t>
+                <w:lang w:eastAsia="it-IT"/>
+              </w:rPr>
+            </w:pPr>
+            <w:r>
+              <w:rPr>
+                <w:highlight w:val="yellow"/>
+              </w:rPr>
+              <w:t>[INFO RICHIESTA: descrivere il processo di preparazione della contestazione – chi redige la lettera di contestazione, quali documenti vengono allegati (dati SCADA, log eventi, report tecnici), come viene approvata prima dell'invio?]</w:t>
             </w:r>
           </w:p>
         </w:tc>
@@ -5035,7 +5782,7 @@
               </w:rPr>
             </w:pPr>
             <w:r>
-              <w:t xml:space="preserve">Referente O&amp;M / Legale</w:t>
+              <w:t>Referente O&amp;M / Legale</w:t>
             </w:r>
           </w:p>
         </w:tc>
@@ -5057,7 +5804,7 @@
               </w:rPr>
             </w:pPr>
             <w:r>
-              <w:t xml:space="preserve">Ricalcolo + documentazione tecnica</w:t>
+              <w:t>Ricalcolo + documentazione tecnica</w:t>
             </w:r>
           </w:p>
         </w:tc>
@@ -5075,11 +5822,11 @@
                 <w:color w:val="000000"/>
                 <w:sz w:val="18"/>
                 <w:szCs w:val="18"/>
-                <w:lang w:val="en-US" w:eastAsia="it-IT"/>
-              </w:rPr>
-            </w:pPr>
-            <w:r>
-              <w:t xml:space="preserve">Bozza lettera contestazione con allegati</w:t>
+                <w:lang w:eastAsia="it-IT"/>
+              </w:rPr>
+            </w:pPr>
+            <w:r>
+              <w:t>Bozza lettera contestazione con allegati</w:t>
             </w:r>
           </w:p>
         </w:tc>
@@ -5101,7 +5848,7 @@
               </w:rPr>
             </w:pPr>
             <w:r>
-              <w:t xml:space="preserve">[INFO: strumento di redazione]</w:t>
+              <w:t>[INFO: strumento di redazione]</w:t>
             </w:r>
           </w:p>
         </w:tc>
@@ -5115,6 +5862,7 @@
           <w:bCs/>
         </w:rPr>
       </w:pPr>
+      <w:proofErr w:type="spellStart"/>
       <w:r>
         <w:rPr>
           <w:b/>
@@ -5122,6 +5870,7 @@
         </w:rPr>
         <w:t>Macroattività</w:t>
       </w:r>
+      <w:proofErr w:type="spellEnd"/>
       <w:r>
         <w:rPr>
           <w:b/>
@@ -5141,7 +5890,7 @@
           <w:b/>
           <w:bCs/>
         </w:rPr>
-        <w:t>xxx</w:t>
+        <w:t>Invio contestazione e risposta committente</w:t>
       </w:r>
     </w:p>
     <w:tbl>
@@ -5151,12 +5900,12 @@
         <w:tblLook w:val="04A0" w:firstRow="1" w:lastRow="0" w:firstColumn="1" w:lastColumn="0" w:noHBand="0" w:noVBand="1"/>
       </w:tblPr>
       <w:tblGrid>
-        <w:gridCol w:w="557"/>
-        <w:gridCol w:w="2781"/>
-        <w:gridCol w:w="708"/>
-        <w:gridCol w:w="1820"/>
-        <w:gridCol w:w="2486"/>
-        <w:gridCol w:w="1276"/>
+        <w:gridCol w:w="288"/>
+        <w:gridCol w:w="5152"/>
+        <w:gridCol w:w="666"/>
+        <w:gridCol w:w="960"/>
+        <w:gridCol w:w="1438"/>
+        <w:gridCol w:w="1124"/>
       </w:tblGrid>
       <w:tr>
         <w:trPr>
@@ -5366,7 +6115,7 @@
               </w:rPr>
             </w:pPr>
             <w:r>
-              <w:t xml:space="preserve">C1</w:t>
+              <w:t>C1</w:t>
             </w:r>
           </w:p>
         </w:tc>
@@ -5388,7 +6137,13 @@
               </w:rPr>
             </w:pPr>
             <w:r>
-              <w:t xml:space="preserve">Invio della contestazione via email al committente/TSO entro il termine contrattuale previsto; protocollazione dell'invio e tracciamento dello stato del contenzioso (in attesa risposta, accettata, rifiutata, negoziazione in corso)</w:t>
+              <w:t xml:space="preserve">Invio della contestazione via </w:t>
+            </w:r>
+            <w:r>
+              <w:t>e-mail</w:t>
+            </w:r>
+            <w:r>
+              <w:t xml:space="preserve"> al committente/TSO entro il termine contrattuale previsto; protocollazione dell'invio e tracciamento dello stato del contenzioso (in attesa risposta, accettata, rifiutata, negoziazione in corso)</w:t>
             </w:r>
           </w:p>
         </w:tc>
@@ -5410,7 +6165,7 @@
               </w:rPr>
             </w:pPr>
             <w:r>
-              <w:t xml:space="preserve">Referente O&amp;M</w:t>
+              <w:t>Referente O&amp;M</w:t>
             </w:r>
           </w:p>
         </w:tc>
@@ -5432,7 +6187,7 @@
               </w:rPr>
             </w:pPr>
             <w:r>
-              <w:t xml:space="preserve">Contestazione approvata</w:t>
+              <w:t>Contestazione approvata</w:t>
             </w:r>
           </w:p>
         </w:tc>
@@ -5454,7 +6209,7 @@
               </w:rPr>
             </w:pPr>
             <w:r>
-              <w:t xml:space="preserve">Contestazione inviata e protocollata; stato contenzioso tracciato</w:t>
+              <w:t>Contestazione inviata e protocollata; stato contenzioso tracciato</w:t>
             </w:r>
           </w:p>
         </w:tc>
@@ -5472,11 +6227,28 @@
                 <w:color w:val="000000"/>
                 <w:sz w:val="18"/>
                 <w:szCs w:val="18"/>
-                <w:lang w:eastAsia="it-IT"/>
-              </w:rPr>
-            </w:pPr>
-            <w:r>
-              <w:t xml:space="preserve">Email / Excel / [INFO: sistema ticketing]</w:t>
+                <w:lang w:val="en-US" w:eastAsia="it-IT"/>
+              </w:rPr>
+            </w:pPr>
+            <w:r>
+              <w:rPr>
+                <w:lang w:val="en-US"/>
+              </w:rPr>
+              <w:t xml:space="preserve">Email / Excel / [INFO: </w:t>
+            </w:r>
+            <w:proofErr w:type="spellStart"/>
+            <w:r>
+              <w:rPr>
+                <w:lang w:val="en-US"/>
+              </w:rPr>
+              <w:t>sistema</w:t>
+            </w:r>
+            <w:proofErr w:type="spellEnd"/>
+            <w:r>
+              <w:rPr>
+                <w:lang w:val="en-US"/>
+              </w:rPr>
+              <w:t xml:space="preserve"> ticketing]</w:t>
             </w:r>
           </w:p>
         </w:tc>
@@ -5503,7 +6275,7 @@
               </w:rPr>
             </w:pPr>
             <w:r>
-              <w:t xml:space="preserve">C2</w:t>
+              <w:t>C2</w:t>
             </w:r>
           </w:p>
         </w:tc>
@@ -5525,7 +6297,10 @@
               </w:rPr>
             </w:pPr>
             <w:r>
-              <w:t xml:space="preserve">[INFO RICHIESTA: descrivere il processo di chiusura della penale dopo la risposta del committente (storno SAP/ERP o pagamento), il monitoraggio dei KPI contrattuali per prevenire nuove penali e come vengono identificate le azioni correttive per gli impianti con penali ripetute]</w:t>
+              <w:rPr>
+                <w:highlight w:val="yellow"/>
+              </w:rPr>
+              <w:t>[INFO RICHIESTA: descrivere il processo di chiusura della penale dopo la risposta del committente (storno SAP/ERP o pagamento), il monitoraggio dei KPI contrattuali per prevenire nuove penali e come vengono identificate le azioni correttive per gli impianti con penali ripetute]</w:t>
             </w:r>
           </w:p>
         </w:tc>
@@ -5547,7 +6322,11 @@
               </w:rPr>
             </w:pPr>
             <w:r>
-              <w:t xml:space="preserve">Referente O&amp;M / Finance</w:t>
+              <w:t xml:space="preserve">Referente O&amp;M / </w:t>
+            </w:r>
+            <w:r>
+              <w:lastRenderedPageBreak/>
+              <w:t>Finance</w:t>
             </w:r>
           </w:p>
         </w:tc>
@@ -5569,7 +6348,12 @@
               </w:rPr>
             </w:pPr>
             <w:r>
-              <w:t xml:space="preserve">Risposta committente + dati KPI impianto</w:t>
+              <w:lastRenderedPageBreak/>
+              <w:t xml:space="preserve">Risposta committente + dati KPI </w:t>
+            </w:r>
+            <w:r>
+              <w:lastRenderedPageBreak/>
+              <w:t>impianto</w:t>
             </w:r>
           </w:p>
         </w:tc>
@@ -5591,7 +6375,8 @@
               </w:rPr>
             </w:pPr>
             <w:r>
-              <w:t xml:space="preserve">Penale chiusa nel sistema SAP/ERP; allerta impianti a rischio penale</w:t>
+              <w:lastRenderedPageBreak/>
+              <w:t>Penale chiusa nel sistema SAP/ERP; allerta impianti a rischio penale</w:t>
             </w:r>
           </w:p>
         </w:tc>
@@ -5613,7 +6398,7 @@
               </w:rPr>
             </w:pPr>
             <w:r>
-              <w:t xml:space="preserve">SAP / ERP / SCADA / [INFO: strumento di reporting]</w:t>
+              <w:t>SAP / ERP / SCADA / [INFO: strumento di reporting]</w:t>
             </w:r>
           </w:p>
         </w:tc>
@@ -5625,32 +6410,22 @@
         <w:rPr>
           <w:b/>
           <w:bCs/>
-          <w:lang w:val="en-US"/>
         </w:rPr>
       </w:pPr>
     </w:p>
     <w:p>
       <w:pPr>
         <w:pStyle w:val="Titolo3"/>
-        <w:rPr>
-          <w:lang w:val="en-US"/>
-        </w:rPr>
-      </w:pPr>
-      <w:bookmarkStart w:id="12" w:name="_Toc225774868"/>
+      </w:pPr>
+      <w:bookmarkStart w:id="13" w:name="_Toc227684762"/>
       <w:r>
-        <w:rPr>
-          <w:lang w:val="en-US"/>
-        </w:rPr>
         <w:t>2.3 Process Cards AS</w:t>
       </w:r>
       <w:r>
-        <w:rPr>
-          <w:lang w:val="en-US"/>
-        </w:rPr>
         <w:noBreakHyphen/>
         <w:t>IS</w:t>
       </w:r>
-      <w:bookmarkEnd w:id="12"/>
+      <w:bookmarkEnd w:id="13"/>
     </w:p>
     <w:p>
       <w:pPr>
@@ -5664,7 +6439,7 @@
           <w:b/>
           <w:bCs/>
         </w:rPr>
-        <w:t xml:space="preserve">Card 1: Ricezione, Registrazione e Prima Valutazione Penali</w:t>
+        <w:t>Card 1: Ricezione, Registrazione e Prima Valutazione Penali</w:t>
       </w:r>
     </w:p>
     <w:p>
@@ -5749,7 +6524,7 @@
           <w:b/>
           <w:bCs/>
         </w:rPr>
-        <w:t xml:space="preserve">Card 2: Verifica Calcolo e Preparazione Contestazione</w:t>
+        <w:t>Card 2: Verifica Calcolo e Preparazione Contestazione</w:t>
       </w:r>
     </w:p>
     <w:p>
@@ -5870,9 +6645,8 @@
         <w:rPr>
           <w:b/>
           <w:bCs/>
-          <w:lang w:val="en-US"/>
         </w:rPr>
-        <w:t xml:space="preserve">Card 3: Gestione Contenzioso e Monitoraggio KPI</w:t>
+        <w:t>Card 3: Gestione Contenzioso e Monitoraggio KPI</w:t>
       </w:r>
     </w:p>
     <w:p>
@@ -5974,14 +6748,14 @@
           <w:lang w:val="en-US"/>
         </w:rPr>
       </w:pPr>
-      <w:bookmarkStart w:id="13" w:name="_Toc225774869"/>
+      <w:bookmarkStart w:id="14" w:name="_Toc227684763"/>
       <w:r>
         <w:rPr>
           <w:lang w:val="en-US"/>
         </w:rPr>
         <w:t>2.4 Pain point principali (AS-IS)</w:t>
       </w:r>
-      <w:bookmarkEnd w:id="13"/>
+      <w:bookmarkEnd w:id="14"/>
     </w:p>
     <w:p>
       <w:pPr>
@@ -5997,14 +6771,12 @@
         <w:rPr>
           <w:b/>
           <w:bCs/>
-          <w:lang w:val="en-US"/>
         </w:rPr>
       </w:pPr>
       <w:r>
         <w:rPr>
           <w:b/>
           <w:bCs/>
-          <w:lang w:val="en-US"/>
         </w:rPr>
         <w:t>Pain Point Generali</w:t>
       </w:r>
@@ -6013,133 +6785,1094 @@
       <w:pPr>
         <w:spacing w:before="0" w:after="160" w:line="259" w:lineRule="auto"/>
         <w:ind w:left="360"/>
-        <w:rPr>
-          <w:lang w:val="en-US"/>
-        </w:rPr>
       </w:pPr>
       <w:r>
-        <w:rPr>
-          <w:lang w:val="en-US"/>
-        </w:rPr>
-        <w:t xml:space="preserve">1. Estrazione manuale dati di produzione/disponibilita' dal SCADA/PI per il periodo di riferimento</w:t>
+        <w:t>1. Estrazione manuale dati di produzione/</w:t>
+      </w:r>
+      <w:proofErr w:type="spellStart"/>
+      <w:r>
+        <w:t>disponibilita'</w:t>
+      </w:r>
+      <w:proofErr w:type="spellEnd"/>
+      <w:r>
+        <w:t xml:space="preserve"> dal SCADA/PI per il periodo di riferimento</w:t>
       </w:r>
       <w:r>
-        <w:rPr>
-          <w:lang w:val="en-US"/>
-        </w:rPr>
         <w:br/>
       </w:r>
       <w:r>
         <w:rPr>
-          <w:lang w:val="en-US"/>
+          <w:highlight w:val="yellow"/>
         </w:rPr>
-        <w:t xml:space="preserve">2. [INFO: descrivere il ricalcolo – foglio Excel standard o metodo ad hoc per tipologia penale?]</w:t>
+        <w:t>2. [INFO: descrivere il ricalcolo – foglio Excel standard o metodo ad hoc per tipologia penale?]</w:t>
       </w:r>
       <w:r>
-        <w:rPr>
-          <w:lang w:val="en-US"/>
-        </w:rPr>
+        <w:br/>
+        <w:t>3. Confronto penale notificata vs. ricalcolo O&amp;M; identificazione eventuale discrepanza</w:t>
+      </w:r>
+      <w:r>
         <w:br/>
       </w:r>
       <w:r>
         <w:rPr>
-          <w:lang w:val="en-US"/>
+          <w:highlight w:val="yellow"/>
         </w:rPr>
-        <w:t xml:space="preserve">3. Confronto penale notificata vs. ricalcolo O&amp;M; identificazione eventuale discrepanza</w:t>
-      </w:r>
-      <w:r>
-        <w:rPr>
-          <w:lang w:val="en-US"/>
-        </w:rPr>
-        <w:br/>
-      </w:r>
-      <w:r>
-        <w:rPr>
-          <w:lang w:val="en-US"/>
-        </w:rPr>
-        <w:t xml:space="preserve">4. [INFO: descrivere la redazione della contestazione – chi la scrive, chi la approva]</w:t>
+        <w:t>4. [INFO: descrivere la redazione della contestazione – chi la scrive, chi la approva]</w:t>
       </w:r>
     </w:p>
     <w:p>
       <w:pPr>
         <w:spacing w:before="0" w:after="160" w:line="259" w:lineRule="auto"/>
         <w:ind w:left="360"/>
-        <w:rPr>
-          <w:lang w:val="en-US"/>
-        </w:rPr>
-      </w:pPr>
+      </w:pPr>
+    </w:p>
+    <w:p/>
+    <w:p>
+      <w:pPr>
+        <w:spacing w:before="0" w:after="160" w:line="259" w:lineRule="auto"/>
+      </w:pPr>
+    </w:p>
+    <w:p>
+      <w:pPr>
+        <w:pStyle w:val="Titolo2"/>
+      </w:pPr>
+      <w:bookmarkStart w:id="15" w:name="_Toc227684765"/>
+      <w:r>
+        <w:t>3</w:t>
+      </w:r>
+      <w:r>
+        <w:t xml:space="preserve">. </w:t>
+      </w:r>
+      <w:r>
+        <w:t>Processo TO-</w:t>
+      </w:r>
+      <w:commentRangeStart w:id="16"/>
+      <w:r>
+        <w:t>BE</w:t>
+      </w:r>
+      <w:bookmarkEnd w:id="15"/>
+      <w:commentRangeEnd w:id="16"/>
       <w:r>
         <w:rPr>
-          <w:lang w:val="en-US"/>
+          <w:rStyle w:val="Rimandocommento"/>
+          <w:caps w:val="0"/>
+          <w:spacing w:val="0"/>
         </w:rPr>
-        <w:t xml:space="preserve">2. </w:t>
-      </w:r>
-      <w:r>
-        <w:rPr>
-          <w:lang w:val="en-US"/>
-        </w:rPr>
-        <w:t>xxx</w:t>
+        <w:commentReference w:id="16"/>
       </w:r>
     </w:p>
     <w:p>
       <w:pPr>
+        <w:pStyle w:val="Titolo3"/>
+      </w:pPr>
+      <w:bookmarkStart w:id="17" w:name="_Toc227684766"/>
+      <w:r>
+        <w:t>3</w:t>
+      </w:r>
+      <w:r>
+        <w:t xml:space="preserve">.1 </w:t>
+      </w:r>
+      <w:r>
+        <w:t>Architettura Funzionale</w:t>
+      </w:r>
+      <w:r>
+        <w:t xml:space="preserve"> AI</w:t>
+      </w:r>
+      <w:bookmarkEnd w:id="17"/>
+    </w:p>
+    <w:tbl>
+      <w:tblPr>
+        <w:tblStyle w:val="Tabellagriglia1chiara-colore1"/>
+        <w:tblW w:w="5445" w:type="pct"/>
+        <w:tblInd w:w="-429" w:type="dxa"/>
+        <w:tblLayout w:type="fixed"/>
+        <w:tblLook w:val="04A0" w:firstRow="1" w:lastRow="0" w:firstColumn="1" w:lastColumn="0" w:noHBand="0" w:noVBand="1"/>
+      </w:tblPr>
+      <w:tblGrid>
+        <w:gridCol w:w="1947"/>
+        <w:gridCol w:w="4887"/>
+        <w:gridCol w:w="2573"/>
+        <w:gridCol w:w="1078"/>
+      </w:tblGrid>
+      <w:tr>
+        <w:trPr>
+          <w:cnfStyle w:val="100000000000" w:firstRow="1" w:lastRow="0" w:firstColumn="0" w:lastColumn="0" w:oddVBand="0" w:evenVBand="0" w:oddHBand="0" w:evenHBand="0" w:firstRowFirstColumn="0" w:firstRowLastColumn="0" w:lastRowFirstColumn="0" w:lastRowLastColumn="0"/>
+          <w:trHeight w:val="288"/>
+        </w:trPr>
+        <w:tc>
+          <w:tcPr>
+            <w:cnfStyle w:val="001000000000" w:firstRow="0" w:lastRow="0" w:firstColumn="1" w:lastColumn="0" w:oddVBand="0" w:evenVBand="0" w:oddHBand="0" w:evenHBand="0" w:firstRowFirstColumn="0" w:firstRowLastColumn="0" w:lastRowFirstColumn="0" w:lastRowLastColumn="0"/>
+            <w:tcW w:w="928" w:type="pct"/>
+            <w:noWrap/>
+            <w:hideMark/>
+          </w:tcPr>
+          <w:p>
+            <w:pPr>
+              <w:spacing w:before="0"/>
+              <w:rPr>
+                <w:rFonts w:ascii="Aptos Narrow" w:eastAsia="Times New Roman" w:hAnsi="Aptos Narrow" w:cs="Times New Roman"/>
+                <w:color w:val="000000"/>
+                <w:sz w:val="18"/>
+                <w:szCs w:val="18"/>
+                <w:lang w:eastAsia="it-IT"/>
+              </w:rPr>
+            </w:pPr>
+            <w:r>
+              <w:rPr>
+                <w:rFonts w:ascii="Aptos Narrow" w:eastAsia="Times New Roman" w:hAnsi="Aptos Narrow" w:cs="Times New Roman"/>
+                <w:color w:val="000000"/>
+                <w:sz w:val="18"/>
+                <w:szCs w:val="18"/>
+                <w:lang w:eastAsia="it-IT"/>
+              </w:rPr>
+              <w:t xml:space="preserve">Componente </w:t>
+            </w:r>
+          </w:p>
+        </w:tc>
+        <w:tc>
+          <w:tcPr>
+            <w:tcW w:w="2330" w:type="pct"/>
+            <w:noWrap/>
+            <w:hideMark/>
+          </w:tcPr>
+          <w:p>
+            <w:pPr>
+              <w:spacing w:before="0"/>
+              <w:cnfStyle w:val="100000000000" w:firstRow="1" w:lastRow="0" w:firstColumn="0" w:lastColumn="0" w:oddVBand="0" w:evenVBand="0" w:oddHBand="0" w:evenHBand="0" w:firstRowFirstColumn="0" w:firstRowLastColumn="0" w:lastRowFirstColumn="0" w:lastRowLastColumn="0"/>
+              <w:rPr>
+                <w:rFonts w:ascii="Aptos Narrow" w:eastAsia="Times New Roman" w:hAnsi="Aptos Narrow" w:cs="Times New Roman"/>
+                <w:color w:val="000000"/>
+                <w:sz w:val="18"/>
+                <w:szCs w:val="18"/>
+                <w:lang w:eastAsia="it-IT"/>
+              </w:rPr>
+            </w:pPr>
+            <w:r>
+              <w:rPr>
+                <w:rFonts w:ascii="Aptos Narrow" w:eastAsia="Times New Roman" w:hAnsi="Aptos Narrow" w:cs="Times New Roman"/>
+                <w:color w:val="000000"/>
+                <w:sz w:val="18"/>
+                <w:szCs w:val="18"/>
+                <w:lang w:eastAsia="it-IT"/>
+              </w:rPr>
+              <w:t xml:space="preserve"> Funzione </w:t>
+            </w:r>
+          </w:p>
+        </w:tc>
+        <w:tc>
+          <w:tcPr>
+            <w:tcW w:w="1227" w:type="pct"/>
+            <w:noWrap/>
+            <w:hideMark/>
+          </w:tcPr>
+          <w:p>
+            <w:pPr>
+              <w:spacing w:before="0"/>
+              <w:cnfStyle w:val="100000000000" w:firstRow="1" w:lastRow="0" w:firstColumn="0" w:lastColumn="0" w:oddVBand="0" w:evenVBand="0" w:oddHBand="0" w:evenHBand="0" w:firstRowFirstColumn="0" w:firstRowLastColumn="0" w:lastRowFirstColumn="0" w:lastRowLastColumn="0"/>
+              <w:rPr>
+                <w:rFonts w:ascii="Aptos Narrow" w:eastAsia="Times New Roman" w:hAnsi="Aptos Narrow" w:cs="Times New Roman"/>
+                <w:color w:val="000000"/>
+                <w:sz w:val="18"/>
+                <w:szCs w:val="18"/>
+                <w:lang w:eastAsia="it-IT"/>
+              </w:rPr>
+            </w:pPr>
+            <w:r>
+              <w:rPr>
+                <w:rFonts w:ascii="Aptos Narrow" w:eastAsia="Times New Roman" w:hAnsi="Aptos Narrow" w:cs="Times New Roman"/>
+                <w:color w:val="000000"/>
+                <w:sz w:val="18"/>
+                <w:szCs w:val="18"/>
+                <w:lang w:eastAsia="it-IT"/>
+              </w:rPr>
+              <w:t xml:space="preserve"> Tecnologia/Metodo </w:t>
+            </w:r>
+          </w:p>
+        </w:tc>
+        <w:tc>
+          <w:tcPr>
+            <w:tcW w:w="514" w:type="pct"/>
+          </w:tcPr>
+          <w:p>
+            <w:pPr>
+              <w:spacing w:before="0"/>
+              <w:cnfStyle w:val="100000000000" w:firstRow="1" w:lastRow="0" w:firstColumn="0" w:lastColumn="0" w:oddVBand="0" w:evenVBand="0" w:oddHBand="0" w:evenHBand="0" w:firstRowFirstColumn="0" w:firstRowLastColumn="0" w:lastRowFirstColumn="0" w:lastRowLastColumn="0"/>
+              <w:rPr>
+                <w:rFonts w:ascii="Aptos Narrow" w:eastAsia="Times New Roman" w:hAnsi="Aptos Narrow" w:cs="Times New Roman"/>
+                <w:color w:val="000000"/>
+                <w:sz w:val="18"/>
+                <w:szCs w:val="18"/>
+                <w:lang w:eastAsia="it-IT"/>
+              </w:rPr>
+            </w:pPr>
+            <w:r>
+              <w:rPr>
+                <w:rFonts w:ascii="Aptos Narrow" w:eastAsia="Times New Roman" w:hAnsi="Aptos Narrow" w:cs="Times New Roman"/>
+                <w:color w:val="000000"/>
+                <w:sz w:val="18"/>
+                <w:szCs w:val="18"/>
+                <w:lang w:eastAsia="it-IT"/>
+              </w:rPr>
+              <w:t>Common Agent</w:t>
+            </w:r>
+          </w:p>
+        </w:tc>
+      </w:tr>
+      <w:tr>
+        <w:trPr>
+          <w:trHeight w:val="288"/>
+        </w:trPr>
+        <w:tc>
+          <w:tcPr>
+            <w:cnfStyle w:val="001000000000" w:firstRow="0" w:lastRow="0" w:firstColumn="1" w:lastColumn="0" w:oddVBand="0" w:evenVBand="0" w:oddHBand="0" w:evenHBand="0" w:firstRowFirstColumn="0" w:firstRowLastColumn="0" w:lastRowFirstColumn="0" w:lastRowLastColumn="0"/>
+            <w:tcW w:w="928" w:type="pct"/>
+            <w:noWrap/>
+          </w:tcPr>
+          <w:p>
+            <w:pPr>
+              <w:spacing w:before="0"/>
+              <w:rPr>
+                <w:rFonts w:ascii="Aptos Narrow" w:eastAsia="Times New Roman" w:hAnsi="Aptos Narrow" w:cs="Times New Roman"/>
+                <w:color w:val="000000"/>
+                <w:sz w:val="18"/>
+                <w:szCs w:val="18"/>
+                <w:lang w:eastAsia="it-IT"/>
+              </w:rPr>
+            </w:pPr>
+            <w:r>
+              <w:t>Orchestrator Agent</w:t>
+            </w:r>
+          </w:p>
+        </w:tc>
+        <w:tc>
+          <w:tcPr>
+            <w:tcW w:w="2330" w:type="pct"/>
+            <w:noWrap/>
+          </w:tcPr>
+          <w:p>
+            <w:pPr>
+              <w:spacing w:before="0"/>
+              <w:cnfStyle w:val="000000000000" w:firstRow="0" w:lastRow="0" w:firstColumn="0" w:lastColumn="0" w:oddVBand="0" w:evenVBand="0" w:oddHBand="0" w:evenHBand="0" w:firstRowFirstColumn="0" w:firstRowLastColumn="0" w:lastRowFirstColumn="0" w:lastRowLastColumn="0"/>
+              <w:rPr>
+                <w:rFonts w:ascii="Aptos Narrow" w:eastAsia="Times New Roman" w:hAnsi="Aptos Narrow" w:cs="Times New Roman"/>
+                <w:color w:val="000000"/>
+                <w:sz w:val="18"/>
+                <w:szCs w:val="18"/>
+                <w:lang w:eastAsia="it-IT"/>
+              </w:rPr>
+            </w:pPr>
+            <w:r>
+              <w:t>Coordina il flusso end-to-end tra gli agenti specializzati; gestisce l'interfaccia HITL con il referente O&amp;M; consolida le analisi e presenta le raccomandazioni per la decisione di accettare o contestare la penale</w:t>
+            </w:r>
+          </w:p>
+        </w:tc>
+        <w:tc>
+          <w:tcPr>
+            <w:tcW w:w="1227" w:type="pct"/>
+            <w:noWrap/>
+          </w:tcPr>
+          <w:p>
+            <w:pPr>
+              <w:spacing w:before="0"/>
+              <w:cnfStyle w:val="000000000000" w:firstRow="0" w:lastRow="0" w:firstColumn="0" w:lastColumn="0" w:oddVBand="0" w:evenVBand="0" w:oddHBand="0" w:evenHBand="0" w:firstRowFirstColumn="0" w:firstRowLastColumn="0" w:lastRowFirstColumn="0" w:lastRowLastColumn="0"/>
+              <w:rPr>
+                <w:rFonts w:ascii="Aptos Narrow" w:eastAsia="Times New Roman" w:hAnsi="Aptos Narrow" w:cs="Times New Roman"/>
+                <w:color w:val="000000"/>
+                <w:sz w:val="18"/>
+                <w:szCs w:val="18"/>
+                <w:lang w:eastAsia="it-IT"/>
+              </w:rPr>
+            </w:pPr>
+            <w:r>
+              <w:t xml:space="preserve">LLM multi-agent </w:t>
+            </w:r>
+            <w:proofErr w:type="spellStart"/>
+            <w:r>
+              <w:t>orchestration</w:t>
+            </w:r>
+            <w:proofErr w:type="spellEnd"/>
+            <w:r>
+              <w:t xml:space="preserve"> (</w:t>
+            </w:r>
+            <w:proofErr w:type="spellStart"/>
+            <w:r>
+              <w:t>LangGraph</w:t>
+            </w:r>
+            <w:proofErr w:type="spellEnd"/>
+            <w:r>
+              <w:t xml:space="preserve"> / </w:t>
+            </w:r>
+            <w:proofErr w:type="spellStart"/>
+            <w:r>
+              <w:t>AutoGen</w:t>
+            </w:r>
+            <w:proofErr w:type="spellEnd"/>
+            <w:r>
+              <w:t>)</w:t>
+            </w:r>
+          </w:p>
+        </w:tc>
+        <w:tc>
+          <w:tcPr>
+            <w:tcW w:w="514" w:type="pct"/>
+          </w:tcPr>
+          <w:p>
+            <w:pPr>
+              <w:spacing w:before="0"/>
+              <w:cnfStyle w:val="000000000000" w:firstRow="0" w:lastRow="0" w:firstColumn="0" w:lastColumn="0" w:oddVBand="0" w:evenVBand="0" w:oddHBand="0" w:evenHBand="0" w:firstRowFirstColumn="0" w:firstRowLastColumn="0" w:lastRowFirstColumn="0" w:lastRowLastColumn="0"/>
+            </w:pPr>
+            <w:r>
+              <w:t>No – specifico processo penali</w:t>
+            </w:r>
+          </w:p>
+        </w:tc>
+      </w:tr>
+      <w:tr>
+        <w:trPr>
+          <w:trHeight w:val="288"/>
+        </w:trPr>
+        <w:tc>
+          <w:tcPr>
+            <w:cnfStyle w:val="001000000000" w:firstRow="0" w:lastRow="0" w:firstColumn="1" w:lastColumn="0" w:oddVBand="0" w:evenVBand="0" w:oddHBand="0" w:evenHBand="0" w:firstRowFirstColumn="0" w:firstRowLastColumn="0" w:lastRowFirstColumn="0" w:lastRowLastColumn="0"/>
+            <w:tcW w:w="928" w:type="pct"/>
+            <w:noWrap/>
+          </w:tcPr>
+          <w:p>
+            <w:pPr>
+              <w:spacing w:before="0"/>
+              <w:rPr>
+                <w:rFonts w:ascii="Aptos Narrow" w:eastAsia="Times New Roman" w:hAnsi="Aptos Narrow" w:cs="Times New Roman"/>
+                <w:color w:val="000000"/>
+                <w:sz w:val="18"/>
+                <w:szCs w:val="18"/>
+                <w:lang w:eastAsia="it-IT"/>
+              </w:rPr>
+            </w:pPr>
+            <w:r>
+              <w:lastRenderedPageBreak/>
+              <w:t xml:space="preserve">Penalty </w:t>
+            </w:r>
+            <w:proofErr w:type="spellStart"/>
+            <w:r>
+              <w:t>Classifier</w:t>
+            </w:r>
+            <w:proofErr w:type="spellEnd"/>
+            <w:r>
+              <w:t xml:space="preserve"> Agent</w:t>
+            </w:r>
+          </w:p>
+        </w:tc>
+        <w:tc>
+          <w:tcPr>
+            <w:tcW w:w="2330" w:type="pct"/>
+            <w:noWrap/>
+          </w:tcPr>
+          <w:p>
+            <w:pPr>
+              <w:spacing w:before="0"/>
+              <w:cnfStyle w:val="000000000000" w:firstRow="0" w:lastRow="0" w:firstColumn="0" w:lastColumn="0" w:oddVBand="0" w:evenVBand="0" w:oddHBand="0" w:evenHBand="0" w:firstRowFirstColumn="0" w:firstRowLastColumn="0" w:lastRowFirstColumn="0" w:lastRowLastColumn="0"/>
+              <w:rPr>
+                <w:rFonts w:ascii="Aptos Narrow" w:eastAsia="Times New Roman" w:hAnsi="Aptos Narrow" w:cs="Times New Roman"/>
+                <w:color w:val="000000"/>
+                <w:sz w:val="18"/>
+                <w:szCs w:val="18"/>
+                <w:lang w:eastAsia="it-IT"/>
+              </w:rPr>
+            </w:pPr>
+            <w:r>
+              <w:t>Acquisisce e classifica automaticamente le notifiche di penale per tipologia (</w:t>
+            </w:r>
+            <w:proofErr w:type="spellStart"/>
+            <w:r>
+              <w:t>availability</w:t>
+            </w:r>
+            <w:proofErr w:type="spellEnd"/>
+            <w:r>
+              <w:t xml:space="preserve">, PR, </w:t>
+            </w:r>
+            <w:proofErr w:type="spellStart"/>
+            <w:r>
+              <w:t>curtailment</w:t>
+            </w:r>
+            <w:proofErr w:type="spellEnd"/>
+            <w:r>
+              <w:t>, SLA fornitore), impianto, committente e periodo; registra nel sistema centralizzato e allerta il referente O&amp;M</w:t>
+            </w:r>
+          </w:p>
+        </w:tc>
+        <w:tc>
+          <w:tcPr>
+            <w:tcW w:w="1227" w:type="pct"/>
+            <w:noWrap/>
+          </w:tcPr>
+          <w:p>
+            <w:pPr>
+              <w:spacing w:before="0"/>
+              <w:cnfStyle w:val="000000000000" w:firstRow="0" w:lastRow="0" w:firstColumn="0" w:lastColumn="0" w:oddVBand="0" w:evenVBand="0" w:oddHBand="0" w:evenHBand="0" w:firstRowFirstColumn="0" w:firstRowLastColumn="0" w:lastRowFirstColumn="0" w:lastRowLastColumn="0"/>
+              <w:rPr>
+                <w:rFonts w:ascii="Aptos Narrow" w:eastAsia="Times New Roman" w:hAnsi="Aptos Narrow" w:cs="Times New Roman"/>
+                <w:color w:val="000000"/>
+                <w:sz w:val="18"/>
+                <w:szCs w:val="18"/>
+                <w:lang w:eastAsia="it-IT"/>
+              </w:rPr>
+            </w:pPr>
+            <w:r>
+              <w:t xml:space="preserve">LLM NLP </w:t>
+            </w:r>
+            <w:proofErr w:type="spellStart"/>
+            <w:r>
+              <w:t>classification</w:t>
+            </w:r>
+            <w:proofErr w:type="spellEnd"/>
+            <w:r>
+              <w:t xml:space="preserve"> + </w:t>
+            </w:r>
+            <w:proofErr w:type="spellStart"/>
+            <w:r>
+              <w:t>document</w:t>
+            </w:r>
+            <w:proofErr w:type="spellEnd"/>
+            <w:r>
+              <w:t xml:space="preserve"> </w:t>
+            </w:r>
+            <w:proofErr w:type="spellStart"/>
+            <w:r>
+              <w:t>parsing</w:t>
+            </w:r>
+            <w:proofErr w:type="spellEnd"/>
+            <w:r>
+              <w:t xml:space="preserve"> (GPT-4o / [INFO: modello selezionato])</w:t>
+            </w:r>
+          </w:p>
+        </w:tc>
+        <w:tc>
+          <w:tcPr>
+            <w:tcW w:w="514" w:type="pct"/>
+          </w:tcPr>
+          <w:p>
+            <w:pPr>
+              <w:spacing w:before="0"/>
+              <w:cnfStyle w:val="000000000000" w:firstRow="0" w:lastRow="0" w:firstColumn="0" w:lastColumn="0" w:oddVBand="0" w:evenVBand="0" w:oddHBand="0" w:evenHBand="0" w:firstRowFirstColumn="0" w:firstRowLastColumn="0" w:lastRowFirstColumn="0" w:lastRowLastColumn="0"/>
+            </w:pPr>
+            <w:r>
+              <w:t>No – specifico processo penali</w:t>
+            </w:r>
+          </w:p>
+        </w:tc>
+      </w:tr>
+      <w:tr>
+        <w:trPr>
+          <w:trHeight w:val="288"/>
+        </w:trPr>
+        <w:tc>
+          <w:tcPr>
+            <w:cnfStyle w:val="001000000000" w:firstRow="0" w:lastRow="0" w:firstColumn="1" w:lastColumn="0" w:oddVBand="0" w:evenVBand="0" w:oddHBand="0" w:evenHBand="0" w:firstRowFirstColumn="0" w:firstRowLastColumn="0" w:lastRowFirstColumn="0" w:lastRowLastColumn="0"/>
+            <w:tcW w:w="928" w:type="pct"/>
+            <w:noWrap/>
+          </w:tcPr>
+          <w:p>
+            <w:pPr>
+              <w:spacing w:before="0"/>
+              <w:rPr>
+                <w:rFonts w:ascii="Aptos Narrow" w:eastAsia="Times New Roman" w:hAnsi="Aptos Narrow" w:cs="Times New Roman"/>
+                <w:color w:val="000000"/>
+                <w:sz w:val="18"/>
+                <w:szCs w:val="18"/>
+                <w:lang w:eastAsia="it-IT"/>
+              </w:rPr>
+            </w:pPr>
+            <w:proofErr w:type="spellStart"/>
+            <w:r>
+              <w:t>Calculation</w:t>
+            </w:r>
+            <w:proofErr w:type="spellEnd"/>
+            <w:r>
+              <w:t xml:space="preserve"> </w:t>
+            </w:r>
+            <w:proofErr w:type="spellStart"/>
+            <w:r>
+              <w:t>Verifier</w:t>
+            </w:r>
+            <w:proofErr w:type="spellEnd"/>
+            <w:r>
+              <w:t xml:space="preserve"> Agent</w:t>
+            </w:r>
+          </w:p>
+        </w:tc>
+        <w:tc>
+          <w:tcPr>
+            <w:tcW w:w="2330" w:type="pct"/>
+            <w:noWrap/>
+          </w:tcPr>
+          <w:p>
+            <w:pPr>
+              <w:spacing w:before="0"/>
+              <w:cnfStyle w:val="000000000000" w:firstRow="0" w:lastRow="0" w:firstColumn="0" w:lastColumn="0" w:oddVBand="0" w:evenVBand="0" w:oddHBand="0" w:evenHBand="0" w:firstRowFirstColumn="0" w:firstRowLastColumn="0" w:lastRowFirstColumn="0" w:lastRowLastColumn="0"/>
+              <w:rPr>
+                <w:rFonts w:ascii="Aptos Narrow" w:eastAsia="Times New Roman" w:hAnsi="Aptos Narrow" w:cs="Times New Roman"/>
+                <w:color w:val="000000"/>
+                <w:sz w:val="18"/>
+                <w:szCs w:val="18"/>
+                <w:lang w:eastAsia="it-IT"/>
+              </w:rPr>
+            </w:pPr>
+            <w:r>
+              <w:t>Verifica automaticamente la correttezza del calcolo della penale: estrae i dati di produzione/</w:t>
+            </w:r>
+            <w:proofErr w:type="spellStart"/>
+            <w:r>
+              <w:t>disponibilita'</w:t>
+            </w:r>
+            <w:proofErr w:type="spellEnd"/>
+            <w:r>
+              <w:t xml:space="preserve"> dal SCADA/PI, applica la formula contrattuale, confronta con il valore notificato e quantifica la discrepanza; applica </w:t>
+            </w:r>
+            <w:proofErr w:type="spellStart"/>
+            <w:r>
+              <w:t>exclusion</w:t>
+            </w:r>
+            <w:proofErr w:type="spellEnd"/>
+            <w:r>
+              <w:t xml:space="preserve"> </w:t>
+            </w:r>
+            <w:proofErr w:type="spellStart"/>
+            <w:r>
+              <w:t>clause</w:t>
+            </w:r>
+            <w:proofErr w:type="spellEnd"/>
+            <w:r>
+              <w:t xml:space="preserve"> automaticamente</w:t>
+            </w:r>
+          </w:p>
+        </w:tc>
+        <w:tc>
+          <w:tcPr>
+            <w:tcW w:w="1227" w:type="pct"/>
+            <w:noWrap/>
+          </w:tcPr>
+          <w:p>
+            <w:pPr>
+              <w:spacing w:before="0"/>
+              <w:cnfStyle w:val="000000000000" w:firstRow="0" w:lastRow="0" w:firstColumn="0" w:lastColumn="0" w:oddVBand="0" w:evenVBand="0" w:oddHBand="0" w:evenHBand="0" w:firstRowFirstColumn="0" w:firstRowLastColumn="0" w:lastRowFirstColumn="0" w:lastRowLastColumn="0"/>
+              <w:rPr>
+                <w:rFonts w:ascii="Aptos Narrow" w:eastAsia="Times New Roman" w:hAnsi="Aptos Narrow" w:cs="Times New Roman"/>
+                <w:color w:val="000000"/>
+                <w:sz w:val="18"/>
+                <w:szCs w:val="18"/>
+                <w:lang w:eastAsia="it-IT"/>
+              </w:rPr>
+            </w:pPr>
+            <w:r>
+              <w:t xml:space="preserve">Formula </w:t>
+            </w:r>
+            <w:proofErr w:type="spellStart"/>
+            <w:r>
+              <w:t>engine</w:t>
+            </w:r>
+            <w:proofErr w:type="spellEnd"/>
+            <w:r>
+              <w:t xml:space="preserve"> + LLM </w:t>
+            </w:r>
+            <w:proofErr w:type="spellStart"/>
+            <w:r>
+              <w:t>reasoning</w:t>
+            </w:r>
+            <w:proofErr w:type="spellEnd"/>
+            <w:r>
+              <w:t xml:space="preserve"> + API SCADA/PI</w:t>
+            </w:r>
+          </w:p>
+        </w:tc>
+        <w:tc>
+          <w:tcPr>
+            <w:tcW w:w="514" w:type="pct"/>
+          </w:tcPr>
+          <w:p>
+            <w:pPr>
+              <w:spacing w:before="0"/>
+              <w:cnfStyle w:val="000000000000" w:firstRow="0" w:lastRow="0" w:firstColumn="0" w:lastColumn="0" w:oddVBand="0" w:evenVBand="0" w:oddHBand="0" w:evenHBand="0" w:firstRowFirstColumn="0" w:firstRowLastColumn="0" w:lastRowFirstColumn="0" w:lastRowLastColumn="0"/>
+            </w:pPr>
+            <w:r>
+              <w:t>No – specifico processo penali</w:t>
+            </w:r>
+          </w:p>
+        </w:tc>
+      </w:tr>
+      <w:tr>
+        <w:trPr>
+          <w:trHeight w:val="288"/>
+        </w:trPr>
+        <w:tc>
+          <w:tcPr>
+            <w:cnfStyle w:val="001000000000" w:firstRow="0" w:lastRow="0" w:firstColumn="1" w:lastColumn="0" w:oddVBand="0" w:evenVBand="0" w:oddHBand="0" w:evenHBand="0" w:firstRowFirstColumn="0" w:firstRowLastColumn="0" w:lastRowFirstColumn="0" w:lastRowLastColumn="0"/>
+            <w:tcW w:w="928" w:type="pct"/>
+            <w:noWrap/>
+          </w:tcPr>
+          <w:p>
+            <w:pPr>
+              <w:spacing w:before="0"/>
+              <w:rPr>
+                <w:rFonts w:ascii="Aptos Narrow" w:eastAsia="Times New Roman" w:hAnsi="Aptos Narrow" w:cs="Times New Roman"/>
+                <w:color w:val="000000"/>
+                <w:sz w:val="18"/>
+                <w:szCs w:val="18"/>
+                <w:lang w:eastAsia="it-IT"/>
+              </w:rPr>
+            </w:pPr>
+            <w:r>
+              <w:t>Dispute Generator Agent</w:t>
+            </w:r>
+          </w:p>
+        </w:tc>
+        <w:tc>
+          <w:tcPr>
+            <w:tcW w:w="2330" w:type="pct"/>
+            <w:noWrap/>
+          </w:tcPr>
+          <w:p>
+            <w:pPr>
+              <w:spacing w:before="0"/>
+              <w:cnfStyle w:val="000000000000" w:firstRow="0" w:lastRow="0" w:firstColumn="0" w:lastColumn="0" w:oddVBand="0" w:evenVBand="0" w:oddHBand="0" w:evenHBand="0" w:firstRowFirstColumn="0" w:firstRowLastColumn="0" w:lastRowFirstColumn="0" w:lastRowLastColumn="0"/>
+              <w:rPr>
+                <w:rFonts w:ascii="Aptos Narrow" w:eastAsia="Times New Roman" w:hAnsi="Aptos Narrow" w:cs="Times New Roman"/>
+                <w:color w:val="000000"/>
+                <w:sz w:val="18"/>
+                <w:szCs w:val="18"/>
+                <w:lang w:eastAsia="it-IT"/>
+              </w:rPr>
+            </w:pPr>
+            <w:r>
+              <w:t xml:space="preserve">Genera automaticamente la bozza di lettera di contestazione con allegati tecnici (dati SCADA, calcolo rielaborato, log eventi, </w:t>
+            </w:r>
+            <w:proofErr w:type="spellStart"/>
+            <w:r>
+              <w:t>exclusion</w:t>
+            </w:r>
+            <w:proofErr w:type="spellEnd"/>
+            <w:r>
+              <w:t xml:space="preserve"> </w:t>
+            </w:r>
+            <w:proofErr w:type="spellStart"/>
+            <w:r>
+              <w:t>clause</w:t>
+            </w:r>
+            <w:proofErr w:type="spellEnd"/>
+            <w:r>
+              <w:t xml:space="preserve"> applicate); la bozza viene presentata al referente O&amp;M per revisione e approvazione HITL</w:t>
+            </w:r>
+          </w:p>
+        </w:tc>
+        <w:tc>
+          <w:tcPr>
+            <w:tcW w:w="1227" w:type="pct"/>
+            <w:noWrap/>
+          </w:tcPr>
+          <w:p>
+            <w:pPr>
+              <w:spacing w:before="0"/>
+              <w:cnfStyle w:val="000000000000" w:firstRow="0" w:lastRow="0" w:firstColumn="0" w:lastColumn="0" w:oddVBand="0" w:evenVBand="0" w:oddHBand="0" w:evenHBand="0" w:firstRowFirstColumn="0" w:firstRowLastColumn="0" w:lastRowFirstColumn="0" w:lastRowLastColumn="0"/>
+              <w:rPr>
+                <w:rFonts w:ascii="Aptos Narrow" w:eastAsia="Times New Roman" w:hAnsi="Aptos Narrow" w:cs="Times New Roman"/>
+                <w:color w:val="000000"/>
+                <w:sz w:val="18"/>
+                <w:szCs w:val="18"/>
+                <w:lang w:eastAsia="it-IT"/>
+              </w:rPr>
+            </w:pPr>
+            <w:r>
+              <w:t xml:space="preserve">LLM text generation + </w:t>
+            </w:r>
+            <w:proofErr w:type="spellStart"/>
+            <w:r>
+              <w:t>document</w:t>
+            </w:r>
+            <w:proofErr w:type="spellEnd"/>
+            <w:r>
+              <w:t xml:space="preserve"> assembly (GPT-4o + template contrattuale)</w:t>
+            </w:r>
+          </w:p>
+        </w:tc>
+        <w:tc>
+          <w:tcPr>
+            <w:tcW w:w="514" w:type="pct"/>
+          </w:tcPr>
+          <w:p>
+            <w:pPr>
+              <w:spacing w:before="0"/>
+              <w:cnfStyle w:val="000000000000" w:firstRow="0" w:lastRow="0" w:firstColumn="0" w:lastColumn="0" w:oddVBand="0" w:evenVBand="0" w:oddHBand="0" w:evenHBand="0" w:firstRowFirstColumn="0" w:firstRowLastColumn="0" w:lastRowFirstColumn="0" w:lastRowLastColumn="0"/>
+            </w:pPr>
+            <w:r>
+              <w:t>No – specifico processo penali</w:t>
+            </w:r>
+          </w:p>
+        </w:tc>
+      </w:tr>
+      <w:tr>
+        <w:trPr>
+          <w:trHeight w:val="288"/>
+        </w:trPr>
+        <w:tc>
+          <w:tcPr>
+            <w:cnfStyle w:val="001000000000" w:firstRow="0" w:lastRow="0" w:firstColumn="1" w:lastColumn="0" w:oddVBand="0" w:evenVBand="0" w:oddHBand="0" w:evenHBand="0" w:firstRowFirstColumn="0" w:firstRowLastColumn="0" w:lastRowFirstColumn="0" w:lastRowLastColumn="0"/>
+            <w:tcW w:w="928" w:type="pct"/>
+            <w:noWrap/>
+          </w:tcPr>
+          <w:p>
+            <w:pPr>
+              <w:spacing w:before="0"/>
+              <w:rPr>
+                <w:rFonts w:ascii="Aptos Narrow" w:eastAsia="Times New Roman" w:hAnsi="Aptos Narrow" w:cs="Times New Roman"/>
+                <w:color w:val="000000"/>
+                <w:sz w:val="18"/>
+                <w:szCs w:val="18"/>
+                <w:lang w:eastAsia="it-IT"/>
+              </w:rPr>
+            </w:pPr>
+            <w:r>
+              <w:t>Penalty Monitor Agent</w:t>
+            </w:r>
+          </w:p>
+        </w:tc>
+        <w:tc>
+          <w:tcPr>
+            <w:tcW w:w="2330" w:type="pct"/>
+            <w:noWrap/>
+          </w:tcPr>
+          <w:p>
+            <w:pPr>
+              <w:spacing w:before="0"/>
+              <w:cnfStyle w:val="000000000000" w:firstRow="0" w:lastRow="0" w:firstColumn="0" w:lastColumn="0" w:oddVBand="0" w:evenVBand="0" w:oddHBand="0" w:evenHBand="0" w:firstRowFirstColumn="0" w:firstRowLastColumn="0" w:lastRowFirstColumn="0" w:lastRowLastColumn="0"/>
+              <w:rPr>
+                <w:rFonts w:ascii="Aptos Narrow" w:eastAsia="Times New Roman" w:hAnsi="Aptos Narrow" w:cs="Times New Roman"/>
+                <w:color w:val="000000"/>
+                <w:sz w:val="18"/>
+                <w:szCs w:val="18"/>
+                <w:lang w:eastAsia="it-IT"/>
+              </w:rPr>
+            </w:pPr>
+            <w:r>
+              <w:t>Monitora proattivamente i KPI contrattuali (</w:t>
+            </w:r>
+            <w:proofErr w:type="spellStart"/>
+            <w:r>
+              <w:t>availability</w:t>
+            </w:r>
+            <w:proofErr w:type="spellEnd"/>
+            <w:r>
+              <w:t xml:space="preserve">, performance ratio, </w:t>
+            </w:r>
+            <w:proofErr w:type="spellStart"/>
+            <w:r>
+              <w:t>curtailment</w:t>
+            </w:r>
+            <w:proofErr w:type="spellEnd"/>
+            <w:r>
+              <w:t>) per tutti gli impianti in scope; genera alert predittivi quando un impianto si avvicina alle soglie di penale contrattuali</w:t>
+            </w:r>
+          </w:p>
+        </w:tc>
+        <w:tc>
+          <w:tcPr>
+            <w:tcW w:w="1227" w:type="pct"/>
+            <w:noWrap/>
+          </w:tcPr>
+          <w:p>
+            <w:pPr>
+              <w:spacing w:before="0"/>
+              <w:cnfStyle w:val="000000000000" w:firstRow="0" w:lastRow="0" w:firstColumn="0" w:lastColumn="0" w:oddVBand="0" w:evenVBand="0" w:oddHBand="0" w:evenHBand="0" w:firstRowFirstColumn="0" w:firstRowLastColumn="0" w:lastRowFirstColumn="0" w:lastRowLastColumn="0"/>
+              <w:rPr>
+                <w:rFonts w:ascii="Aptos Narrow" w:eastAsia="Times New Roman" w:hAnsi="Aptos Narrow" w:cs="Times New Roman"/>
+                <w:color w:val="000000"/>
+                <w:sz w:val="18"/>
+                <w:szCs w:val="18"/>
+                <w:lang w:val="en-US" w:eastAsia="it-IT"/>
+              </w:rPr>
+            </w:pPr>
+            <w:r>
+              <w:rPr>
+                <w:lang w:val="en-US"/>
+              </w:rPr>
+              <w:t>Rule-based monitoring + ML trend forecasting + LLM alert generation</w:t>
+            </w:r>
+          </w:p>
+        </w:tc>
+        <w:tc>
+          <w:tcPr>
+            <w:tcW w:w="514" w:type="pct"/>
+          </w:tcPr>
+          <w:p>
+            <w:pPr>
+              <w:spacing w:before="0"/>
+              <w:cnfStyle w:val="000000000000" w:firstRow="0" w:lastRow="0" w:firstColumn="0" w:lastColumn="0" w:oddVBand="0" w:evenVBand="0" w:oddHBand="0" w:evenHBand="0" w:firstRowFirstColumn="0" w:firstRowLastColumn="0" w:lastRowFirstColumn="0" w:lastRowLastColumn="0"/>
+            </w:pPr>
+            <w:r>
+              <w:t>Potenzialmente riusabile cross-progetto O&amp;M</w:t>
+            </w:r>
+          </w:p>
+        </w:tc>
+      </w:tr>
+      <w:tr>
+        <w:trPr>
+          <w:trHeight w:val="288"/>
+        </w:trPr>
+        <w:tc>
+          <w:tcPr>
+            <w:cnfStyle w:val="001000000000" w:firstRow="0" w:lastRow="0" w:firstColumn="1" w:lastColumn="0" w:oddVBand="0" w:evenVBand="0" w:oddHBand="0" w:evenHBand="0" w:firstRowFirstColumn="0" w:firstRowLastColumn="0" w:lastRowFirstColumn="0" w:lastRowLastColumn="0"/>
+            <w:tcW w:w="928" w:type="pct"/>
+            <w:noWrap/>
+          </w:tcPr>
+          <w:p>
+            <w:pPr>
+              <w:spacing w:before="0"/>
+              <w:rPr>
+                <w:rFonts w:ascii="Aptos Narrow" w:eastAsia="Times New Roman" w:hAnsi="Aptos Narrow" w:cs="Times New Roman"/>
+                <w:color w:val="000000"/>
+                <w:sz w:val="18"/>
+                <w:szCs w:val="18"/>
+                <w:lang w:val="en-US" w:eastAsia="it-IT"/>
+              </w:rPr>
+            </w:pPr>
+            <w:r>
+              <w:t>Knowledge Agent</w:t>
+            </w:r>
+          </w:p>
+        </w:tc>
+        <w:tc>
+          <w:tcPr>
+            <w:tcW w:w="2330" w:type="pct"/>
+            <w:noWrap/>
+          </w:tcPr>
+          <w:p>
+            <w:pPr>
+              <w:spacing w:before="0"/>
+              <w:cnfStyle w:val="000000000000" w:firstRow="0" w:lastRow="0" w:firstColumn="0" w:lastColumn="0" w:oddVBand="0" w:evenVBand="0" w:oddHBand="0" w:evenHBand="0" w:firstRowFirstColumn="0" w:firstRowLastColumn="0" w:lastRowFirstColumn="0" w:lastRowLastColumn="0"/>
+              <w:rPr>
+                <w:rFonts w:ascii="Aptos Narrow" w:eastAsia="Times New Roman" w:hAnsi="Aptos Narrow" w:cs="Times New Roman"/>
+                <w:color w:val="000000"/>
+                <w:sz w:val="18"/>
+                <w:szCs w:val="18"/>
+                <w:lang w:eastAsia="it-IT"/>
+              </w:rPr>
+            </w:pPr>
+            <w:r>
+              <w:t xml:space="preserve">Recupera e sintetizza informazioni da contratti (clausole penali, </w:t>
+            </w:r>
+            <w:proofErr w:type="spellStart"/>
+            <w:r>
+              <w:t>exclusion</w:t>
+            </w:r>
+            <w:proofErr w:type="spellEnd"/>
+            <w:r>
+              <w:t xml:space="preserve"> </w:t>
+            </w:r>
+            <w:proofErr w:type="spellStart"/>
+            <w:r>
+              <w:t>clause</w:t>
+            </w:r>
+            <w:proofErr w:type="spellEnd"/>
+            <w:r>
+              <w:t xml:space="preserve">), storico penali gestite, casi di contestazione vinti/persi, procedure O&amp;M; supporta il </w:t>
+            </w:r>
+            <w:proofErr w:type="spellStart"/>
+            <w:r>
+              <w:t>Calculation</w:t>
+            </w:r>
+            <w:proofErr w:type="spellEnd"/>
+            <w:r>
+              <w:t xml:space="preserve"> </w:t>
+            </w:r>
+            <w:proofErr w:type="spellStart"/>
+            <w:r>
+              <w:t>Verifier</w:t>
+            </w:r>
+            <w:proofErr w:type="spellEnd"/>
+            <w:r>
+              <w:t xml:space="preserve"> e il Dispute Generator con contesto specifico</w:t>
+            </w:r>
+          </w:p>
+        </w:tc>
+        <w:tc>
+          <w:tcPr>
+            <w:tcW w:w="1227" w:type="pct"/>
+            <w:noWrap/>
+          </w:tcPr>
+          <w:p>
+            <w:pPr>
+              <w:spacing w:before="0"/>
+              <w:cnfStyle w:val="000000000000" w:firstRow="0" w:lastRow="0" w:firstColumn="0" w:lastColumn="0" w:oddVBand="0" w:evenVBand="0" w:oddHBand="0" w:evenHBand="0" w:firstRowFirstColumn="0" w:firstRowLastColumn="0" w:lastRowFirstColumn="0" w:lastRowLastColumn="0"/>
+              <w:rPr>
+                <w:rFonts w:ascii="Aptos Narrow" w:eastAsia="Times New Roman" w:hAnsi="Aptos Narrow" w:cs="Times New Roman"/>
+                <w:color w:val="000000"/>
+                <w:sz w:val="18"/>
+                <w:szCs w:val="18"/>
+                <w:lang w:eastAsia="it-IT"/>
+              </w:rPr>
+            </w:pPr>
+            <w:r>
+              <w:t xml:space="preserve">RAG + </w:t>
+            </w:r>
+            <w:proofErr w:type="spellStart"/>
+            <w:r>
+              <w:t>Vector</w:t>
+            </w:r>
+            <w:proofErr w:type="spellEnd"/>
+            <w:r>
+              <w:t xml:space="preserve"> DB (Azure AI Search / </w:t>
+            </w:r>
+            <w:proofErr w:type="spellStart"/>
+            <w:r>
+              <w:t>Qdrant</w:t>
+            </w:r>
+            <w:proofErr w:type="spellEnd"/>
+            <w:r>
+              <w:t>) + LLM</w:t>
+            </w:r>
+          </w:p>
+        </w:tc>
+        <w:tc>
+          <w:tcPr>
+            <w:tcW w:w="514" w:type="pct"/>
+          </w:tcPr>
+          <w:p>
+            <w:pPr>
+              <w:spacing w:before="0"/>
+              <w:cnfStyle w:val="000000000000" w:firstRow="0" w:lastRow="0" w:firstColumn="0" w:lastColumn="0" w:oddVBand="0" w:evenVBand="0" w:oddHBand="0" w:evenHBand="0" w:firstRowFirstColumn="0" w:firstRowLastColumn="0" w:lastRowFirstColumn="0" w:lastRowLastColumn="0"/>
+            </w:pPr>
+            <w:r>
+              <w:t>Si – pattern RAG comune ad altri progetti AI</w:t>
+            </w:r>
+          </w:p>
+        </w:tc>
+      </w:tr>
+      <w:tr>
+        <w:trPr>
+          <w:trHeight w:val="288"/>
+        </w:trPr>
+        <w:tc>
+          <w:tcPr>
+            <w:cnfStyle w:val="001000000000" w:firstRow="0" w:lastRow="0" w:firstColumn="1" w:lastColumn="0" w:oddVBand="0" w:evenVBand="0" w:oddHBand="0" w:evenHBand="0" w:firstRowFirstColumn="0" w:firstRowLastColumn="0" w:lastRowFirstColumn="0" w:lastRowLastColumn="0"/>
+            <w:tcW w:w="928" w:type="pct"/>
+            <w:noWrap/>
+          </w:tcPr>
+          <w:p>
+            <w:pPr>
+              <w:spacing w:before="0"/>
+              <w:rPr>
+                <w:rFonts w:ascii="Aptos Narrow" w:eastAsia="Times New Roman" w:hAnsi="Aptos Narrow" w:cs="Times New Roman"/>
+                <w:color w:val="000000"/>
+                <w:sz w:val="18"/>
+                <w:szCs w:val="18"/>
+                <w:lang w:eastAsia="it-IT"/>
+              </w:rPr>
+            </w:pPr>
+            <w:r>
+              <w:t>ETL Pipeline + Dashboard HITL</w:t>
+            </w:r>
+          </w:p>
+        </w:tc>
+        <w:tc>
+          <w:tcPr>
+            <w:tcW w:w="2330" w:type="pct"/>
+            <w:noWrap/>
+          </w:tcPr>
+          <w:p>
+            <w:pPr>
+              <w:spacing w:before="0"/>
+              <w:cnfStyle w:val="000000000000" w:firstRow="0" w:lastRow="0" w:firstColumn="0" w:lastColumn="0" w:oddVBand="0" w:evenVBand="0" w:oddHBand="0" w:evenHBand="0" w:firstRowFirstColumn="0" w:firstRowLastColumn="0" w:lastRowFirstColumn="0" w:lastRowLastColumn="0"/>
+              <w:rPr>
+                <w:rFonts w:ascii="Aptos Narrow" w:eastAsia="Times New Roman" w:hAnsi="Aptos Narrow" w:cs="Times New Roman"/>
+                <w:color w:val="000000"/>
+                <w:sz w:val="18"/>
+                <w:szCs w:val="18"/>
+                <w:lang w:eastAsia="it-IT"/>
+              </w:rPr>
+            </w:pPr>
+            <w:r>
+              <w:t xml:space="preserve">ETL: acquisisce e normalizza dati da SCADA/PI, SAP/ERP, piattaforma documentale, </w:t>
+            </w:r>
+            <w:proofErr w:type="gramStart"/>
+            <w:r>
+              <w:t>email</w:t>
+            </w:r>
+            <w:proofErr w:type="gramEnd"/>
+            <w:r>
+              <w:t xml:space="preserve"> notifiche (OCR/</w:t>
+            </w:r>
+            <w:proofErr w:type="spellStart"/>
+            <w:r>
+              <w:t>parsing</w:t>
+            </w:r>
+            <w:proofErr w:type="spellEnd"/>
+            <w:r>
+              <w:t xml:space="preserve"> per PDF). Dashboard: interfaccia HITL per revisione classificazione, validazione ricalcolo, approvazione contestazione, tracking contenzioso, monitoraggio KPI portfolio</w:t>
+            </w:r>
+          </w:p>
+        </w:tc>
+        <w:tc>
+          <w:tcPr>
+            <w:tcW w:w="1227" w:type="pct"/>
+            <w:noWrap/>
+          </w:tcPr>
+          <w:p>
+            <w:pPr>
+              <w:spacing w:before="0"/>
+              <w:cnfStyle w:val="000000000000" w:firstRow="0" w:lastRow="0" w:firstColumn="0" w:lastColumn="0" w:oddVBand="0" w:evenVBand="0" w:oddHBand="0" w:evenHBand="0" w:firstRowFirstColumn="0" w:firstRowLastColumn="0" w:lastRowFirstColumn="0" w:lastRowLastColumn="0"/>
+              <w:rPr>
+                <w:rFonts w:ascii="Aptos Narrow" w:eastAsia="Times New Roman" w:hAnsi="Aptos Narrow" w:cs="Times New Roman"/>
+                <w:color w:val="000000"/>
+                <w:sz w:val="18"/>
+                <w:szCs w:val="18"/>
+                <w:lang w:val="en-US" w:eastAsia="it-IT"/>
+              </w:rPr>
+            </w:pPr>
+            <w:r>
+              <w:rPr>
+                <w:lang w:val="en-US"/>
+              </w:rPr>
+              <w:t>Azure Data Factory + document parser / Power BI Embedded + React + Teams Bot</w:t>
+            </w:r>
+          </w:p>
+        </w:tc>
+        <w:tc>
+          <w:tcPr>
+            <w:tcW w:w="514" w:type="pct"/>
+          </w:tcPr>
+          <w:p>
+            <w:pPr>
+              <w:spacing w:before="0"/>
+              <w:cnfStyle w:val="000000000000" w:firstRow="0" w:lastRow="0" w:firstColumn="0" w:lastColumn="0" w:oddVBand="0" w:evenVBand="0" w:oddHBand="0" w:evenHBand="0" w:firstRowFirstColumn="0" w:firstRowLastColumn="0" w:lastRowFirstColumn="0" w:lastRowLastColumn="0"/>
+            </w:pPr>
+            <w:r>
+              <w:t>ETL: Si – infrastruttura comune; Dashboard: No – specifica dominio penali</w:t>
+            </w:r>
+          </w:p>
+        </w:tc>
+      </w:tr>
+    </w:tbl>
+    <w:p>
+      <w:pPr>
+        <w:jc w:val="both"/>
+      </w:pPr>
+      <w:r>
+        <w:t xml:space="preserve">Pattern tassonomico Catalogo Soluzioni AI: </w:t>
+      </w:r>
+      <w:proofErr w:type="spellStart"/>
+      <w:r>
+        <w:t>xxxx</w:t>
+      </w:r>
+      <w:proofErr w:type="spellEnd"/>
+    </w:p>
+    <w:p>
+      <w:pPr>
+        <w:jc w:val="both"/>
+      </w:pPr>
+    </w:p>
+    <w:p>
+      <w:pPr>
         <w:spacing w:before="0" w:after="160" w:line="259" w:lineRule="auto"/>
         <w:ind w:left="360"/>
-        <w:rPr>
-          <w:lang w:val="en-US"/>
-        </w:rPr>
-      </w:pPr>
-      <w:r>
-        <w:rPr>
-          <w:lang w:val="en-US"/>
-        </w:rPr>
-        <w:t xml:space="preserve">3. </w:t>
-      </w:r>
-      <w:r>
-        <w:rPr>
-          <w:lang w:val="en-US"/>
-        </w:rPr>
-        <w:t>xxx</w:t>
-      </w:r>
-    </w:p>
-    <w:p>
-      <w:pPr>
-        <w:spacing w:before="0" w:after="160" w:line="259" w:lineRule="auto"/>
-        <w:ind w:left="360"/>
-      </w:pPr>
-      <w:r>
-        <w:t xml:space="preserve">4. </w:t>
-      </w:r>
-      <w:r>
-        <w:t>xxx</w:t>
-      </w:r>
-    </w:p>
-    <w:p>
-      <w:pPr>
-        <w:spacing w:before="0" w:after="160" w:line="259" w:lineRule="auto"/>
-        <w:ind w:left="360"/>
-      </w:pPr>
-      <w:r>
-        <w:t xml:space="preserve">5. </w:t>
-      </w:r>
-      <w:r>
-        <w:t>xxx</w:t>
-      </w:r>
-    </w:p>
-    <w:p>
-      <w:pPr>
-        <w:spacing w:before="0" w:after="160" w:line="259" w:lineRule="auto"/>
-        <w:ind w:left="360"/>
-      </w:pPr>
-    </w:p>
-    <w:p>
-      <w:pPr>
-        <w:spacing w:before="0" w:after="160" w:line="259" w:lineRule="auto"/>
-        <w:ind w:left="360"/>
-      </w:pPr>
-      <w:r>
-        <w:t xml:space="preserve"> </w:t>
-      </w:r>
+      </w:pPr>
     </w:p>
     <w:p>
       <w:pPr>
@@ -6148,19 +7881,12 @@
           <w:rFonts w:eastAsiaTheme="majorEastAsia"/>
         </w:rPr>
       </w:pPr>
-      <w:bookmarkStart w:id="14" w:name="_Toc225774870"/>
+      <w:bookmarkStart w:id="18" w:name="_Toc227684764"/>
       <w:r>
         <w:rPr>
           <w:rFonts w:eastAsiaTheme="majorEastAsia"/>
         </w:rPr>
-        <w:lastRenderedPageBreak/>
-        <w:t>2.</w:t>
-      </w:r>
-      <w:r>
-        <w:rPr>
-          <w:rFonts w:eastAsiaTheme="majorEastAsia"/>
-        </w:rPr>
-        <w:t>6</w:t>
+        <w:t>3.2</w:t>
       </w:r>
       <w:r>
         <w:rPr>
@@ -6180,7 +7906,7 @@
         </w:rPr>
         <w:t>I</w:t>
       </w:r>
-      <w:bookmarkEnd w:id="14"/>
+      <w:bookmarkEnd w:id="18"/>
     </w:p>
     <w:tbl>
       <w:tblPr>
@@ -6375,7 +8101,7 @@
               </w:rPr>
             </w:pPr>
             <w:r>
-              <w:t xml:space="preserve">Notifiche di penale (tipo, importo, periodo di riferimento, impianto)</w:t>
+              <w:t>Notifiche di penale (tipo, importo, periodo di riferimento, impianto)</w:t>
             </w:r>
           </w:p>
         </w:tc>
@@ -6397,8 +8123,13 @@
                 <w:lang w:eastAsia="it-IT"/>
               </w:rPr>
             </w:pPr>
-            <w:r>
-              <w:t xml:space="preserve">Email committente / TSO / ARERA</w:t>
+            <w:proofErr w:type="gramStart"/>
+            <w:r>
+              <w:t>Email</w:t>
+            </w:r>
+            <w:proofErr w:type="gramEnd"/>
+            <w:r>
+              <w:t xml:space="preserve"> committente / TSO / ARERA</w:t>
             </w:r>
           </w:p>
         </w:tc>
@@ -6421,7 +8152,15 @@
               </w:rPr>
             </w:pPr>
             <w:r>
-              <w:t xml:space="preserve">Penalty Classifier Agent / Registro Penali</w:t>
+              <w:t xml:space="preserve">Penalty </w:t>
+            </w:r>
+            <w:proofErr w:type="spellStart"/>
+            <w:r>
+              <w:t>Classifier</w:t>
+            </w:r>
+            <w:proofErr w:type="spellEnd"/>
+            <w:r>
+              <w:t xml:space="preserve"> Agent / Registro Penali</w:t>
             </w:r>
           </w:p>
         </w:tc>
@@ -6443,8 +8182,13 @@
                 <w:lang w:eastAsia="it-IT"/>
               </w:rPr>
             </w:pPr>
-            <w:r>
-              <w:t xml:space="preserve">Email / PDF</w:t>
+            <w:proofErr w:type="gramStart"/>
+            <w:r>
+              <w:t>Email</w:t>
+            </w:r>
+            <w:proofErr w:type="gramEnd"/>
+            <w:r>
+              <w:t xml:space="preserve"> / PDF</w:t>
             </w:r>
           </w:p>
         </w:tc>
@@ -6467,7 +8211,7 @@
               </w:rPr>
             </w:pPr>
             <w:r>
-              <w:t xml:space="preserve">[INFO RICHIESTA: specificare il formato strutturato o meno delle notifiche – PDF libero, file strutturato, API del committente]</w:t>
+              <w:t>[INFO RICHIESTA: specificare il formato strutturato o meno delle notifiche – PDF libero, file strutturato, API del committente]</w:t>
             </w:r>
           </w:p>
         </w:tc>
@@ -6495,7 +8239,19 @@
               </w:rPr>
             </w:pPr>
             <w:r>
-              <w:t xml:space="preserve">Dati di produzione e disponibilita' impianto (per periodo di riferimento penale)</w:t>
+              <w:t xml:space="preserve">Dati di produzione e </w:t>
+            </w:r>
+            <w:proofErr w:type="spellStart"/>
+            <w:r>
+              <w:t>disponibilita'</w:t>
+            </w:r>
+            <w:proofErr w:type="spellEnd"/>
+            <w:r>
+              <w:t xml:space="preserve"> impianto (per </w:t>
+            </w:r>
+            <w:r>
+              <w:lastRenderedPageBreak/>
+              <w:t>periodo di riferimento penale)</w:t>
             </w:r>
           </w:p>
         </w:tc>
@@ -6518,7 +8274,16 @@
               </w:rPr>
             </w:pPr>
             <w:r>
-              <w:t xml:space="preserve">[INFO: SCADA / Sistema PI / Data Historian]</w:t>
+              <w:lastRenderedPageBreak/>
+              <w:t xml:space="preserve">[INFO: SCADA / Sistema PI / Data </w:t>
+            </w:r>
+            <w:proofErr w:type="spellStart"/>
+            <w:r>
+              <w:t>Historian</w:t>
+            </w:r>
+            <w:proofErr w:type="spellEnd"/>
+            <w:r>
+              <w:t>]</w:t>
             </w:r>
           </w:p>
         </w:tc>
@@ -6540,8 +8305,21 @@
                 <w:lang w:eastAsia="it-IT"/>
               </w:rPr>
             </w:pPr>
-            <w:r>
-              <w:t xml:space="preserve">Calculation Verifier Agent</w:t>
+            <w:proofErr w:type="spellStart"/>
+            <w:r>
+              <w:t>Calculation</w:t>
+            </w:r>
+            <w:proofErr w:type="spellEnd"/>
+            <w:r>
+              <w:t xml:space="preserve"> </w:t>
+            </w:r>
+            <w:proofErr w:type="spellStart"/>
+            <w:r>
+              <w:t>Verifier</w:t>
+            </w:r>
+            <w:proofErr w:type="spellEnd"/>
+            <w:r>
+              <w:t xml:space="preserve"> Agent</w:t>
             </w:r>
           </w:p>
         </w:tc>
@@ -6560,11 +8338,14 @@
                 <w:sz w:val="18"/>
                 <w:szCs w:val="18"/>
                 <w:highlight w:val="yellow"/>
-                <w:lang w:eastAsia="it-IT"/>
-              </w:rPr>
-            </w:pPr>
-            <w:r>
-              <w:t xml:space="preserve">CSV / REST API / PI Web API</w:t>
+                <w:lang w:val="en-US" w:eastAsia="it-IT"/>
+              </w:rPr>
+            </w:pPr>
+            <w:r>
+              <w:rPr>
+                <w:lang w:val="en-US"/>
+              </w:rPr>
+              <w:t>CSV / REST API / PI Web API</w:t>
             </w:r>
           </w:p>
         </w:tc>
@@ -6587,7 +8368,23 @@
               </w:rPr>
             </w:pPr>
             <w:r>
-              <w:t xml:space="preserve">[INFO: specificare granularita' dati, latenza, disponibilita' storica (anni)]</w:t>
+              <w:t xml:space="preserve">[INFO: specificare </w:t>
+            </w:r>
+            <w:proofErr w:type="spellStart"/>
+            <w:r>
+              <w:t>granularita'</w:t>
+            </w:r>
+            <w:proofErr w:type="spellEnd"/>
+            <w:r>
+              <w:t xml:space="preserve"> dati, latenza, </w:t>
+            </w:r>
+            <w:proofErr w:type="spellStart"/>
+            <w:r>
+              <w:t>disponibilita'</w:t>
+            </w:r>
+            <w:proofErr w:type="spellEnd"/>
+            <w:r>
+              <w:t xml:space="preserve"> storica (anni)]</w:t>
             </w:r>
           </w:p>
         </w:tc>
@@ -6615,7 +8412,7 @@
               </w:rPr>
             </w:pPr>
             <w:r>
-              <w:t xml:space="preserve">Clausole contrattuali e formule di calcolo penali</w:t>
+              <w:t>Clausole contrattuali e formule di calcolo penali</w:t>
             </w:r>
           </w:p>
         </w:tc>
@@ -6638,7 +8435,7 @@
               </w:rPr>
             </w:pPr>
             <w:r>
-              <w:t xml:space="preserve">[INFO: piattaforma documentale contratti / SharePoint]</w:t>
+              <w:t>[INFO: piattaforma documentale contratti / SharePoint]</w:t>
             </w:r>
           </w:p>
         </w:tc>
@@ -6657,11 +8454,14 @@
                 <w:sz w:val="18"/>
                 <w:szCs w:val="18"/>
                 <w:highlight w:val="yellow"/>
-                <w:lang w:eastAsia="it-IT"/>
-              </w:rPr>
-            </w:pPr>
-            <w:r>
-              <w:t xml:space="preserve">Knowledge Agent / Calculation Verifier Agent</w:t>
+                <w:lang w:val="en-US" w:eastAsia="it-IT"/>
+              </w:rPr>
+            </w:pPr>
+            <w:r>
+              <w:rPr>
+                <w:lang w:val="en-US"/>
+              </w:rPr>
+              <w:t>Knowledge Agent / Calculation Verifier Agent</w:t>
             </w:r>
           </w:p>
         </w:tc>
@@ -6684,7 +8484,7 @@
               </w:rPr>
             </w:pPr>
             <w:r>
-              <w:t xml:space="preserve">PDF / Word / JSON strutturato</w:t>
+              <w:t>PDF / Word / JSON strutturato</w:t>
             </w:r>
           </w:p>
         </w:tc>
@@ -6707,7 +8507,15 @@
               </w:rPr>
             </w:pPr>
             <w:r>
-              <w:t xml:space="preserve">[INFO RICHIESTA: specificare se i contratti sono in formato strutturato estraibile o richiedono OCR/parsing; indicare il numero di contratti in scope]</w:t>
+              <w:t>[INFO RICHIESTA: specificare se i contratti sono in formato strutturato estraibile o richiedono OCR/</w:t>
+            </w:r>
+            <w:proofErr w:type="spellStart"/>
+            <w:r>
+              <w:t>parsing</w:t>
+            </w:r>
+            <w:proofErr w:type="spellEnd"/>
+            <w:r>
+              <w:t>; indicare il numero di contratti in scope]</w:t>
             </w:r>
           </w:p>
         </w:tc>
@@ -6735,7 +8543,7 @@
               </w:rPr>
             </w:pPr>
             <w:r>
-              <w:t xml:space="preserve">Storico penali gestite (registro storico: tipologia, importo, esito contestazione)</w:t>
+              <w:t>Storico penali gestite (registro storico: tipologia, importo, esito contestazione)</w:t>
             </w:r>
           </w:p>
         </w:tc>
@@ -6754,11 +8562,28 @@
                 <w:sz w:val="18"/>
                 <w:szCs w:val="18"/>
                 <w:highlight w:val="yellow"/>
-                <w:lang w:eastAsia="it-IT"/>
-              </w:rPr>
-            </w:pPr>
-            <w:r>
-              <w:t xml:space="preserve">[INFO: Excel / sistema ticketing / SAP]</w:t>
+                <w:lang w:val="en-US" w:eastAsia="it-IT"/>
+              </w:rPr>
+            </w:pPr>
+            <w:r>
+              <w:rPr>
+                <w:lang w:val="en-US"/>
+              </w:rPr>
+              <w:t xml:space="preserve">[INFO: Excel / </w:t>
+            </w:r>
+            <w:proofErr w:type="spellStart"/>
+            <w:r>
+              <w:rPr>
+                <w:lang w:val="en-US"/>
+              </w:rPr>
+              <w:t>sistema</w:t>
+            </w:r>
+            <w:proofErr w:type="spellEnd"/>
+            <w:r>
+              <w:rPr>
+                <w:lang w:val="en-US"/>
+              </w:rPr>
+              <w:t xml:space="preserve"> ticketing / SAP]</w:t>
             </w:r>
           </w:p>
         </w:tc>
@@ -6781,7 +8606,7 @@
               </w:rPr>
             </w:pPr>
             <w:r>
-              <w:t xml:space="preserve">Knowledge Agent / Dashboard HITL</w:t>
+              <w:t>Knowledge Agent / Dashboard HITL</w:t>
             </w:r>
           </w:p>
         </w:tc>
@@ -6804,7 +8629,7 @@
               </w:rPr>
             </w:pPr>
             <w:r>
-              <w:t xml:space="preserve">Excel / CSV / API SAP</w:t>
+              <w:t>Excel / CSV / API SAP</w:t>
             </w:r>
           </w:p>
         </w:tc>
@@ -6827,7 +8652,23 @@
               </w:rPr>
             </w:pPr>
             <w:r>
-              <w:t xml:space="preserve">[INFO RICHIESTA: specificare anni di storico disponibile e formato; indicare se esiste gia' un registro strutturato o solo email archiviate]</w:t>
+              <w:t xml:space="preserve">[INFO RICHIESTA: specificare anni di storico disponibile e formato; indicare se esiste </w:t>
+            </w:r>
+            <w:proofErr w:type="spellStart"/>
+            <w:r>
+              <w:t>gia'</w:t>
+            </w:r>
+            <w:proofErr w:type="spellEnd"/>
+            <w:r>
+              <w:t xml:space="preserve"> un registro strutturato o solo </w:t>
+            </w:r>
+            <w:proofErr w:type="gramStart"/>
+            <w:r>
+              <w:t>email</w:t>
+            </w:r>
+            <w:proofErr w:type="gramEnd"/>
+            <w:r>
+              <w:t xml:space="preserve"> archiviate]</w:t>
             </w:r>
           </w:p>
         </w:tc>
@@ -6855,7 +8696,23 @@
               </w:rPr>
             </w:pPr>
             <w:r>
-              <w:t xml:space="preserve">Dati KPI contrattuali (availability, performance ratio, curtailment per impianto)</w:t>
+              <w:t>Dati KPI contrattuali (</w:t>
+            </w:r>
+            <w:proofErr w:type="spellStart"/>
+            <w:r>
+              <w:t>availability</w:t>
+            </w:r>
+            <w:proofErr w:type="spellEnd"/>
+            <w:r>
+              <w:t xml:space="preserve">, performance ratio, </w:t>
+            </w:r>
+            <w:proofErr w:type="spellStart"/>
+            <w:r>
+              <w:t>curtailment</w:t>
+            </w:r>
+            <w:proofErr w:type="spellEnd"/>
+            <w:r>
+              <w:t xml:space="preserve"> per impianto)</w:t>
             </w:r>
           </w:p>
         </w:tc>
@@ -6878,7 +8735,7 @@
               </w:rPr>
             </w:pPr>
             <w:r>
-              <w:t xml:space="preserve">[INFO: SCADA / sistema reporting operativo]</w:t>
+              <w:t>[INFO: SCADA / sistema reporting operativo]</w:t>
             </w:r>
           </w:p>
         </w:tc>
@@ -6897,11 +8754,14 @@
                 <w:sz w:val="18"/>
                 <w:szCs w:val="18"/>
                 <w:highlight w:val="yellow"/>
-                <w:lang w:eastAsia="it-IT"/>
-              </w:rPr>
-            </w:pPr>
-            <w:r>
-              <w:t xml:space="preserve">Penalty Monitor Agent / Dashboard HITL</w:t>
+                <w:lang w:val="en-US" w:eastAsia="it-IT"/>
+              </w:rPr>
+            </w:pPr>
+            <w:r>
+              <w:rPr>
+                <w:lang w:val="en-US"/>
+              </w:rPr>
+              <w:t>Penalty Monitor Agent / Dashboard HITL</w:t>
             </w:r>
           </w:p>
         </w:tc>
@@ -6924,7 +8784,7 @@
               </w:rPr>
             </w:pPr>
             <w:r>
-              <w:t xml:space="preserve">CSV / REST API</w:t>
+              <w:t>CSV / REST API</w:t>
             </w:r>
           </w:p>
         </w:tc>
@@ -6947,7 +8807,7 @@
               </w:rPr>
             </w:pPr>
             <w:r>
-              <w:t xml:space="preserve">[INFO: specificare frequenza aggiornamento KPI operativi e soglie contrattuali]</w:t>
+              <w:t>[INFO: specificare frequenza aggiornamento KPI operativi e soglie contrattuali]</w:t>
             </w:r>
           </w:p>
         </w:tc>
@@ -6975,7 +8835,15 @@
               </w:rPr>
             </w:pPr>
             <w:r>
-              <w:t xml:space="preserve">Risposte committente (accettazione/rifiuto contestazione) e dati meteo/curtailment TSO</w:t>
+              <w:t>Risposte committente (accettazione/rifiuto contestazione) e dati meteo/</w:t>
+            </w:r>
+            <w:proofErr w:type="spellStart"/>
+            <w:r>
+              <w:t>curtailment</w:t>
+            </w:r>
+            <w:proofErr w:type="spellEnd"/>
+            <w:r>
+              <w:t xml:space="preserve"> TSO</w:t>
             </w:r>
           </w:p>
         </w:tc>
@@ -6997,8 +8865,21 @@
                 <w:lang w:eastAsia="it-IT"/>
               </w:rPr>
             </w:pPr>
-            <w:r>
-              <w:t xml:space="preserve">Email committente / [INFO: fonte dati meteo / log curtailment TSO]</w:t>
+            <w:proofErr w:type="gramStart"/>
+            <w:r>
+              <w:t>Email</w:t>
+            </w:r>
+            <w:proofErr w:type="gramEnd"/>
+            <w:r>
+              <w:t xml:space="preserve"> committente / [INFO: fonte dati meteo / log </w:t>
+            </w:r>
+            <w:proofErr w:type="spellStart"/>
+            <w:r>
+              <w:t>curtailment</w:t>
+            </w:r>
+            <w:proofErr w:type="spellEnd"/>
+            <w:r>
+              <w:t xml:space="preserve"> TSO]</w:t>
             </w:r>
           </w:p>
         </w:tc>
@@ -7021,7 +8902,23 @@
               </w:rPr>
             </w:pPr>
             <w:r>
-              <w:t xml:space="preserve">Registro Penali / Calculation Verifier Agent</w:t>
+              <w:t xml:space="preserve">Registro Penali / </w:t>
+            </w:r>
+            <w:proofErr w:type="spellStart"/>
+            <w:r>
+              <w:t>Calculation</w:t>
+            </w:r>
+            <w:proofErr w:type="spellEnd"/>
+            <w:r>
+              <w:t xml:space="preserve"> </w:t>
+            </w:r>
+            <w:proofErr w:type="spellStart"/>
+            <w:r>
+              <w:t>Verifier</w:t>
+            </w:r>
+            <w:proofErr w:type="spellEnd"/>
+            <w:r>
+              <w:t xml:space="preserve"> Agent</w:t>
             </w:r>
           </w:p>
         </w:tc>
@@ -7043,8 +8940,13 @@
                 <w:lang w:eastAsia="it-IT"/>
               </w:rPr>
             </w:pPr>
-            <w:r>
-              <w:t xml:space="preserve">Email / PDF / CSV</w:t>
+            <w:proofErr w:type="gramStart"/>
+            <w:r>
+              <w:t>Email</w:t>
+            </w:r>
+            <w:proofErr w:type="gramEnd"/>
+            <w:r>
+              <w:t xml:space="preserve"> / PDF / CSV</w:t>
             </w:r>
           </w:p>
         </w:tc>
@@ -7067,782 +8969,39 @@
               </w:rPr>
             </w:pPr>
             <w:r>
-              <w:t xml:space="preserve">[INFO RICHIESTA: specificare la fonte dei dati di curtailment TSO e meteo per le exclusion clause; indicare se le risposte del committente arrivano via email libera o tramite portale strutturato]</w:t>
-            </w:r>
-          </w:p>
-        </w:tc>
-      </w:tr>
-    </w:tbl>
-    <w:p/>
-    <w:p>
-      <w:pPr>
-        <w:spacing w:before="0" w:after="160" w:line="259" w:lineRule="auto"/>
-      </w:pPr>
-    </w:p>
-    <w:p>
-      <w:pPr>
-        <w:pStyle w:val="Titolo2"/>
-      </w:pPr>
-      <w:bookmarkStart w:id="15" w:name="_Toc225774871"/>
-      <w:r>
-        <w:t>3</w:t>
-      </w:r>
-      <w:r>
-        <w:t xml:space="preserve">. </w:t>
-      </w:r>
-      <w:r>
-        <w:t>Processo TO-BE</w:t>
-      </w:r>
-      <w:bookmarkEnd w:id="15"/>
-    </w:p>
-    <w:p>
-      <w:pPr>
-        <w:pStyle w:val="Titolo3"/>
-      </w:pPr>
-      <w:bookmarkStart w:id="16" w:name="_Toc225774872"/>
-      <w:r>
-        <w:t>3</w:t>
-      </w:r>
-      <w:r>
-        <w:t xml:space="preserve">.1 </w:t>
-      </w:r>
-      <w:r>
-        <w:t>Architettura Funzionale</w:t>
-      </w:r>
-      <w:r>
-        <w:t xml:space="preserve"> AI</w:t>
-      </w:r>
-      <w:bookmarkEnd w:id="16"/>
-    </w:p>
-    <w:tbl>
-      <w:tblPr>
-        <w:tblStyle w:val="Tabellagriglia1chiara-colore1"/>
-        <w:tblW w:w="5445" w:type="pct"/>
-        <w:tblInd w:w="-429" w:type="dxa"/>
-        <w:tblLayout w:type="fixed"/>
-        <w:tblLook w:val="04A0" w:firstRow="1" w:lastRow="0" w:firstColumn="1" w:lastColumn="0" w:noHBand="0" w:noVBand="1"/>
-      </w:tblPr>
-      <w:tblGrid>
-        <w:gridCol w:w="1947"/>
-        <w:gridCol w:w="4887"/>
-        <w:gridCol w:w="2573"/>
-        <w:gridCol w:w="1078"/>
-      </w:tblGrid>
-      <w:tr>
-        <w:trPr>
-          <w:cnfStyle w:val="100000000000" w:firstRow="1" w:lastRow="0" w:firstColumn="0" w:lastColumn="0" w:oddVBand="0" w:evenVBand="0" w:oddHBand="0" w:evenHBand="0" w:firstRowFirstColumn="0" w:firstRowLastColumn="0" w:lastRowFirstColumn="0" w:lastRowLastColumn="0"/>
-          <w:trHeight w:val="288"/>
-        </w:trPr>
-        <w:tc>
-          <w:tcPr>
-            <w:cnfStyle w:val="001000000000" w:firstRow="0" w:lastRow="0" w:firstColumn="1" w:lastColumn="0" w:oddVBand="0" w:evenVBand="0" w:oddHBand="0" w:evenHBand="0" w:firstRowFirstColumn="0" w:firstRowLastColumn="0" w:lastRowFirstColumn="0" w:lastRowLastColumn="0"/>
-            <w:tcW w:w="928" w:type="pct"/>
-            <w:noWrap/>
-            <w:hideMark/>
-          </w:tcPr>
-          <w:p>
-            <w:pPr>
-              <w:spacing w:before="0"/>
-              <w:rPr>
-                <w:rFonts w:ascii="Aptos Narrow" w:eastAsia="Times New Roman" w:hAnsi="Aptos Narrow" w:cs="Times New Roman"/>
-                <w:color w:val="000000"/>
-                <w:sz w:val="18"/>
-                <w:szCs w:val="18"/>
-                <w:lang w:eastAsia="it-IT"/>
-              </w:rPr>
-            </w:pPr>
-            <w:r>
-              <w:rPr>
-                <w:rFonts w:ascii="Aptos Narrow" w:eastAsia="Times New Roman" w:hAnsi="Aptos Narrow" w:cs="Times New Roman"/>
-                <w:color w:val="000000"/>
-                <w:sz w:val="18"/>
-                <w:szCs w:val="18"/>
-                <w:lang w:eastAsia="it-IT"/>
-              </w:rPr>
-              <w:t xml:space="preserve">Componente </w:t>
-            </w:r>
-          </w:p>
-        </w:tc>
-        <w:tc>
-          <w:tcPr>
-            <w:tcW w:w="2330" w:type="pct"/>
-            <w:noWrap/>
-            <w:hideMark/>
-          </w:tcPr>
-          <w:p>
-            <w:pPr>
-              <w:spacing w:before="0"/>
-              <w:cnfStyle w:val="100000000000" w:firstRow="1" w:lastRow="0" w:firstColumn="0" w:lastColumn="0" w:oddVBand="0" w:evenVBand="0" w:oddHBand="0" w:evenHBand="0" w:firstRowFirstColumn="0" w:firstRowLastColumn="0" w:lastRowFirstColumn="0" w:lastRowLastColumn="0"/>
-              <w:rPr>
-                <w:rFonts w:ascii="Aptos Narrow" w:eastAsia="Times New Roman" w:hAnsi="Aptos Narrow" w:cs="Times New Roman"/>
-                <w:color w:val="000000"/>
-                <w:sz w:val="18"/>
-                <w:szCs w:val="18"/>
-                <w:lang w:eastAsia="it-IT"/>
-              </w:rPr>
-            </w:pPr>
-            <w:r>
-              <w:rPr>
-                <w:rFonts w:ascii="Aptos Narrow" w:eastAsia="Times New Roman" w:hAnsi="Aptos Narrow" w:cs="Times New Roman"/>
-                <w:color w:val="000000"/>
-                <w:sz w:val="18"/>
-                <w:szCs w:val="18"/>
-                <w:lang w:eastAsia="it-IT"/>
-              </w:rPr>
-              <w:t xml:space="preserve"> Funzione </w:t>
-            </w:r>
-          </w:p>
-        </w:tc>
-        <w:tc>
-          <w:tcPr>
-            <w:tcW w:w="1227" w:type="pct"/>
-            <w:noWrap/>
-            <w:hideMark/>
-          </w:tcPr>
-          <w:p>
-            <w:pPr>
-              <w:spacing w:before="0"/>
-              <w:cnfStyle w:val="100000000000" w:firstRow="1" w:lastRow="0" w:firstColumn="0" w:lastColumn="0" w:oddVBand="0" w:evenVBand="0" w:oddHBand="0" w:evenHBand="0" w:firstRowFirstColumn="0" w:firstRowLastColumn="0" w:lastRowFirstColumn="0" w:lastRowLastColumn="0"/>
-              <w:rPr>
-                <w:rFonts w:ascii="Aptos Narrow" w:eastAsia="Times New Roman" w:hAnsi="Aptos Narrow" w:cs="Times New Roman"/>
-                <w:color w:val="000000"/>
-                <w:sz w:val="18"/>
-                <w:szCs w:val="18"/>
-                <w:lang w:eastAsia="it-IT"/>
-              </w:rPr>
-            </w:pPr>
-            <w:r>
-              <w:rPr>
-                <w:rFonts w:ascii="Aptos Narrow" w:eastAsia="Times New Roman" w:hAnsi="Aptos Narrow" w:cs="Times New Roman"/>
-                <w:color w:val="000000"/>
-                <w:sz w:val="18"/>
-                <w:szCs w:val="18"/>
-                <w:lang w:eastAsia="it-IT"/>
-              </w:rPr>
-              <w:t xml:space="preserve"> Tecnologia/Metodo </w:t>
-            </w:r>
-          </w:p>
-        </w:tc>
-        <w:tc>
-          <w:tcPr>
-            <w:tcW w:w="514" w:type="pct"/>
-          </w:tcPr>
-          <w:p>
-            <w:pPr>
-              <w:spacing w:before="0"/>
-              <w:cnfStyle w:val="100000000000" w:firstRow="1" w:lastRow="0" w:firstColumn="0" w:lastColumn="0" w:oddVBand="0" w:evenVBand="0" w:oddHBand="0" w:evenHBand="0" w:firstRowFirstColumn="0" w:firstRowLastColumn="0" w:lastRowFirstColumn="0" w:lastRowLastColumn="0"/>
-              <w:rPr>
-                <w:rFonts w:ascii="Aptos Narrow" w:eastAsia="Times New Roman" w:hAnsi="Aptos Narrow" w:cs="Times New Roman"/>
-                <w:color w:val="000000"/>
-                <w:sz w:val="18"/>
-                <w:szCs w:val="18"/>
-                <w:lang w:eastAsia="it-IT"/>
-              </w:rPr>
-            </w:pPr>
-            <w:r>
-              <w:rPr>
-                <w:rFonts w:ascii="Aptos Narrow" w:eastAsia="Times New Roman" w:hAnsi="Aptos Narrow" w:cs="Times New Roman"/>
-                <w:color w:val="000000"/>
-                <w:sz w:val="18"/>
-                <w:szCs w:val="18"/>
-                <w:lang w:eastAsia="it-IT"/>
-              </w:rPr>
-              <w:t>Common Agent</w:t>
-            </w:r>
-          </w:p>
-        </w:tc>
-      </w:tr>
-      <w:tr>
-        <w:trPr>
-          <w:trHeight w:val="288"/>
-        </w:trPr>
-        <w:tc>
-          <w:tcPr>
-            <w:cnfStyle w:val="001000000000" w:firstRow="0" w:lastRow="0" w:firstColumn="1" w:lastColumn="0" w:oddVBand="0" w:evenVBand="0" w:oddHBand="0" w:evenHBand="0" w:firstRowFirstColumn="0" w:firstRowLastColumn="0" w:lastRowFirstColumn="0" w:lastRowLastColumn="0"/>
-            <w:tcW w:w="928" w:type="pct"/>
-            <w:noWrap/>
-          </w:tcPr>
-          <w:p>
-            <w:pPr>
-              <w:spacing w:before="0"/>
-              <w:rPr>
-                <w:rFonts w:ascii="Aptos Narrow" w:eastAsia="Times New Roman" w:hAnsi="Aptos Narrow" w:cs="Times New Roman"/>
-                <w:color w:val="000000"/>
-                <w:sz w:val="18"/>
-                <w:szCs w:val="18"/>
-                <w:lang w:eastAsia="it-IT"/>
-              </w:rPr>
-            </w:pPr>
-            <w:r>
-              <w:t xml:space="preserve">Orchestrator Agent</w:t>
-            </w:r>
-          </w:p>
-        </w:tc>
-        <w:tc>
-          <w:tcPr>
-            <w:tcW w:w="2330" w:type="pct"/>
-            <w:noWrap/>
-          </w:tcPr>
-          <w:p>
-            <w:pPr>
-              <w:spacing w:before="0"/>
-              <w:cnfStyle w:val="000000000000" w:firstRow="0" w:lastRow="0" w:firstColumn="0" w:lastColumn="0" w:oddVBand="0" w:evenVBand="0" w:oddHBand="0" w:evenHBand="0" w:firstRowFirstColumn="0" w:firstRowLastColumn="0" w:lastRowFirstColumn="0" w:lastRowLastColumn="0"/>
-              <w:rPr>
-                <w:rFonts w:ascii="Aptos Narrow" w:eastAsia="Times New Roman" w:hAnsi="Aptos Narrow" w:cs="Times New Roman"/>
-                <w:color w:val="000000"/>
-                <w:sz w:val="18"/>
-                <w:szCs w:val="18"/>
-                <w:lang w:eastAsia="it-IT"/>
-              </w:rPr>
-            </w:pPr>
-            <w:r>
-              <w:t xml:space="preserve">Coordina il flusso end-to-end tra gli agenti specializzati; gestisce l'interfaccia HITL con il referente O&amp;M; consolida le analisi e presenta le raccomandazioni per la decisione di accettare o contestare la penale</w:t>
-            </w:r>
-          </w:p>
-        </w:tc>
-        <w:tc>
-          <w:tcPr>
-            <w:tcW w:w="1227" w:type="pct"/>
-            <w:noWrap/>
-          </w:tcPr>
-          <w:p>
-            <w:pPr>
-              <w:spacing w:before="0"/>
-              <w:cnfStyle w:val="000000000000" w:firstRow="0" w:lastRow="0" w:firstColumn="0" w:lastColumn="0" w:oddVBand="0" w:evenVBand="0" w:oddHBand="0" w:evenHBand="0" w:firstRowFirstColumn="0" w:firstRowLastColumn="0" w:lastRowFirstColumn="0" w:lastRowLastColumn="0"/>
-              <w:rPr>
-                <w:rFonts w:ascii="Aptos Narrow" w:eastAsia="Times New Roman" w:hAnsi="Aptos Narrow" w:cs="Times New Roman"/>
-                <w:color w:val="000000"/>
-                <w:sz w:val="18"/>
-                <w:szCs w:val="18"/>
-                <w:lang w:eastAsia="it-IT"/>
-              </w:rPr>
-            </w:pPr>
-            <w:r>
-              <w:t xml:space="preserve">LLM multi-agent orchestration (LangGraph / AutoGen)</w:t>
-            </w:r>
-          </w:p>
-        </w:tc>
-        <w:tc>
-          <w:tcPr>
-            <w:tcW w:w="514" w:type="pct"/>
-          </w:tcPr>
-          <w:p>
-            <w:pPr>
-              <w:spacing w:before="0"/>
-              <w:cnfStyle w:val="000000000000" w:firstRow="0" w:lastRow="0" w:firstColumn="0" w:lastColumn="0" w:oddVBand="0" w:evenVBand="0" w:oddHBand="0" w:evenHBand="0" w:firstRowFirstColumn="0" w:firstRowLastColumn="0" w:lastRowFirstColumn="0" w:lastRowLastColumn="0"/>
-            </w:pPr>
-            <w:r>
-              <w:t xml:space="preserve">No – specifico processo penali</w:t>
-            </w:r>
-          </w:p>
-        </w:tc>
-      </w:tr>
-      <w:tr>
-        <w:trPr>
-          <w:trHeight w:val="288"/>
-        </w:trPr>
-        <w:tc>
-          <w:tcPr>
-            <w:cnfStyle w:val="001000000000" w:firstRow="0" w:lastRow="0" w:firstColumn="1" w:lastColumn="0" w:oddVBand="0" w:evenVBand="0" w:oddHBand="0" w:evenHBand="0" w:firstRowFirstColumn="0" w:firstRowLastColumn="0" w:lastRowFirstColumn="0" w:lastRowLastColumn="0"/>
-            <w:tcW w:w="928" w:type="pct"/>
-            <w:noWrap/>
-          </w:tcPr>
-          <w:p>
-            <w:pPr>
-              <w:spacing w:before="0"/>
-              <w:rPr>
-                <w:rFonts w:ascii="Aptos Narrow" w:eastAsia="Times New Roman" w:hAnsi="Aptos Narrow" w:cs="Times New Roman"/>
-                <w:color w:val="000000"/>
-                <w:sz w:val="18"/>
-                <w:szCs w:val="18"/>
-                <w:lang w:eastAsia="it-IT"/>
-              </w:rPr>
-            </w:pPr>
-            <w:r>
-              <w:t xml:space="preserve">Penalty Classifier Agent</w:t>
-            </w:r>
-          </w:p>
-        </w:tc>
-        <w:tc>
-          <w:tcPr>
-            <w:tcW w:w="2330" w:type="pct"/>
-            <w:noWrap/>
-          </w:tcPr>
-          <w:p>
-            <w:pPr>
-              <w:spacing w:before="0"/>
-              <w:cnfStyle w:val="000000000000" w:firstRow="0" w:lastRow="0" w:firstColumn="0" w:lastColumn="0" w:oddVBand="0" w:evenVBand="0" w:oddHBand="0" w:evenHBand="0" w:firstRowFirstColumn="0" w:firstRowLastColumn="0" w:lastRowFirstColumn="0" w:lastRowLastColumn="0"/>
-              <w:rPr>
-                <w:rFonts w:ascii="Aptos Narrow" w:eastAsia="Times New Roman" w:hAnsi="Aptos Narrow" w:cs="Times New Roman"/>
-                <w:color w:val="000000"/>
-                <w:sz w:val="18"/>
-                <w:szCs w:val="18"/>
-                <w:lang w:eastAsia="it-IT"/>
-              </w:rPr>
-            </w:pPr>
-            <w:r>
-              <w:t xml:space="preserve">Acquisisce e classifica automaticamente le notifiche di penale per tipologia (availability, PR, curtailment, SLA fornitore), impianto, committente e periodo; registra nel sistema centralizzato e allerta il referente O&amp;M</w:t>
-            </w:r>
-          </w:p>
-        </w:tc>
-        <w:tc>
-          <w:tcPr>
-            <w:tcW w:w="1227" w:type="pct"/>
-            <w:noWrap/>
-          </w:tcPr>
-          <w:p>
-            <w:pPr>
-              <w:spacing w:before="0"/>
-              <w:cnfStyle w:val="000000000000" w:firstRow="0" w:lastRow="0" w:firstColumn="0" w:lastColumn="0" w:oddVBand="0" w:evenVBand="0" w:oddHBand="0" w:evenHBand="0" w:firstRowFirstColumn="0" w:firstRowLastColumn="0" w:lastRowFirstColumn="0" w:lastRowLastColumn="0"/>
-              <w:rPr>
-                <w:rFonts w:ascii="Aptos Narrow" w:eastAsia="Times New Roman" w:hAnsi="Aptos Narrow" w:cs="Times New Roman"/>
-                <w:color w:val="000000"/>
-                <w:sz w:val="18"/>
-                <w:szCs w:val="18"/>
-                <w:lang w:eastAsia="it-IT"/>
-              </w:rPr>
-            </w:pPr>
-            <w:r>
-              <w:t xml:space="preserve">LLM NLP classification + document parsing (GPT-4o / [INFO: modello selezionato])</w:t>
-            </w:r>
-          </w:p>
-        </w:tc>
-        <w:tc>
-          <w:tcPr>
-            <w:tcW w:w="514" w:type="pct"/>
-          </w:tcPr>
-          <w:p>
-            <w:pPr>
-              <w:spacing w:before="0"/>
-              <w:cnfStyle w:val="000000000000" w:firstRow="0" w:lastRow="0" w:firstColumn="0" w:lastColumn="0" w:oddVBand="0" w:evenVBand="0" w:oddHBand="0" w:evenHBand="0" w:firstRowFirstColumn="0" w:firstRowLastColumn="0" w:lastRowFirstColumn="0" w:lastRowLastColumn="0"/>
-            </w:pPr>
-            <w:r>
-              <w:t xml:space="preserve">No – specifico processo penali</w:t>
-            </w:r>
-          </w:p>
-        </w:tc>
-      </w:tr>
-      <w:tr>
-        <w:trPr>
-          <w:trHeight w:val="288"/>
-        </w:trPr>
-        <w:tc>
-          <w:tcPr>
-            <w:cnfStyle w:val="001000000000" w:firstRow="0" w:lastRow="0" w:firstColumn="1" w:lastColumn="0" w:oddVBand="0" w:evenVBand="0" w:oddHBand="0" w:evenHBand="0" w:firstRowFirstColumn="0" w:firstRowLastColumn="0" w:lastRowFirstColumn="0" w:lastRowLastColumn="0"/>
-            <w:tcW w:w="928" w:type="pct"/>
-            <w:noWrap/>
-          </w:tcPr>
-          <w:p>
-            <w:pPr>
-              <w:spacing w:before="0"/>
-              <w:rPr>
-                <w:rFonts w:ascii="Aptos Narrow" w:eastAsia="Times New Roman" w:hAnsi="Aptos Narrow" w:cs="Times New Roman"/>
-                <w:color w:val="000000"/>
-                <w:sz w:val="18"/>
-                <w:szCs w:val="18"/>
-                <w:lang w:eastAsia="it-IT"/>
-              </w:rPr>
-            </w:pPr>
-            <w:r>
-              <w:t xml:space="preserve">Calculation Verifier Agent</w:t>
-            </w:r>
-          </w:p>
-        </w:tc>
-        <w:tc>
-          <w:tcPr>
-            <w:tcW w:w="2330" w:type="pct"/>
-            <w:noWrap/>
-          </w:tcPr>
-          <w:p>
-            <w:pPr>
-              <w:spacing w:before="0"/>
-              <w:cnfStyle w:val="000000000000" w:firstRow="0" w:lastRow="0" w:firstColumn="0" w:lastColumn="0" w:oddVBand="0" w:evenVBand="0" w:oddHBand="0" w:evenHBand="0" w:firstRowFirstColumn="0" w:firstRowLastColumn="0" w:lastRowFirstColumn="0" w:lastRowLastColumn="0"/>
-              <w:rPr>
-                <w:rFonts w:ascii="Aptos Narrow" w:eastAsia="Times New Roman" w:hAnsi="Aptos Narrow" w:cs="Times New Roman"/>
-                <w:color w:val="000000"/>
-                <w:sz w:val="18"/>
-                <w:szCs w:val="18"/>
-                <w:lang w:eastAsia="it-IT"/>
-              </w:rPr>
-            </w:pPr>
-            <w:r>
-              <w:t xml:space="preserve">Verifica automaticamente la correttezza del calcolo della penale: estrae i dati di produzione/disponibilita' dal SCADA/PI, applica la formula contrattuale, confronta con il valore notificato e quantifica la discrepanza; applica exclusion clause automaticamente</w:t>
-            </w:r>
-          </w:p>
-        </w:tc>
-        <w:tc>
-          <w:tcPr>
-            <w:tcW w:w="1227" w:type="pct"/>
-            <w:noWrap/>
-          </w:tcPr>
-          <w:p>
-            <w:pPr>
-              <w:spacing w:before="0"/>
-              <w:cnfStyle w:val="000000000000" w:firstRow="0" w:lastRow="0" w:firstColumn="0" w:lastColumn="0" w:oddVBand="0" w:evenVBand="0" w:oddHBand="0" w:evenHBand="0" w:firstRowFirstColumn="0" w:firstRowLastColumn="0" w:lastRowFirstColumn="0" w:lastRowLastColumn="0"/>
-              <w:rPr>
-                <w:rFonts w:ascii="Aptos Narrow" w:eastAsia="Times New Roman" w:hAnsi="Aptos Narrow" w:cs="Times New Roman"/>
-                <w:color w:val="000000"/>
-                <w:sz w:val="18"/>
-                <w:szCs w:val="18"/>
-                <w:lang w:eastAsia="it-IT"/>
-              </w:rPr>
-            </w:pPr>
-            <w:r>
-              <w:t xml:space="preserve">Formula engine + LLM reasoning + API SCADA/PI</w:t>
-            </w:r>
-          </w:p>
-        </w:tc>
-        <w:tc>
-          <w:tcPr>
-            <w:tcW w:w="514" w:type="pct"/>
-          </w:tcPr>
-          <w:p>
-            <w:pPr>
-              <w:spacing w:before="0"/>
-              <w:cnfStyle w:val="000000000000" w:firstRow="0" w:lastRow="0" w:firstColumn="0" w:lastColumn="0" w:oddVBand="0" w:evenVBand="0" w:oddHBand="0" w:evenHBand="0" w:firstRowFirstColumn="0" w:firstRowLastColumn="0" w:lastRowFirstColumn="0" w:lastRowLastColumn="0"/>
-            </w:pPr>
-            <w:r>
-              <w:t xml:space="preserve">No – specifico processo penali</w:t>
-            </w:r>
-          </w:p>
-        </w:tc>
-      </w:tr>
-      <w:tr>
-        <w:trPr>
-          <w:trHeight w:val="288"/>
-        </w:trPr>
-        <w:tc>
-          <w:tcPr>
-            <w:cnfStyle w:val="001000000000" w:firstRow="0" w:lastRow="0" w:firstColumn="1" w:lastColumn="0" w:oddVBand="0" w:evenVBand="0" w:oddHBand="0" w:evenHBand="0" w:firstRowFirstColumn="0" w:firstRowLastColumn="0" w:lastRowFirstColumn="0" w:lastRowLastColumn="0"/>
-            <w:tcW w:w="928" w:type="pct"/>
-            <w:noWrap/>
-          </w:tcPr>
-          <w:p>
-            <w:pPr>
-              <w:spacing w:before="0"/>
-              <w:rPr>
-                <w:rFonts w:ascii="Aptos Narrow" w:eastAsia="Times New Roman" w:hAnsi="Aptos Narrow" w:cs="Times New Roman"/>
-                <w:color w:val="000000"/>
-                <w:sz w:val="18"/>
-                <w:szCs w:val="18"/>
-                <w:lang w:eastAsia="it-IT"/>
-              </w:rPr>
-            </w:pPr>
-            <w:r>
-              <w:t xml:space="preserve">Dispute Generator Agent</w:t>
-            </w:r>
-          </w:p>
-        </w:tc>
-        <w:tc>
-          <w:tcPr>
-            <w:tcW w:w="2330" w:type="pct"/>
-            <w:noWrap/>
-          </w:tcPr>
-          <w:p>
-            <w:pPr>
-              <w:spacing w:before="0"/>
-              <w:cnfStyle w:val="000000000000" w:firstRow="0" w:lastRow="0" w:firstColumn="0" w:lastColumn="0" w:oddVBand="0" w:evenVBand="0" w:oddHBand="0" w:evenHBand="0" w:firstRowFirstColumn="0" w:firstRowLastColumn="0" w:lastRowFirstColumn="0" w:lastRowLastColumn="0"/>
-              <w:rPr>
-                <w:rFonts w:ascii="Aptos Narrow" w:eastAsia="Times New Roman" w:hAnsi="Aptos Narrow" w:cs="Times New Roman"/>
-                <w:color w:val="000000"/>
-                <w:sz w:val="18"/>
-                <w:szCs w:val="18"/>
-                <w:lang w:eastAsia="it-IT"/>
-              </w:rPr>
-            </w:pPr>
-            <w:r>
-              <w:t xml:space="preserve">Genera automaticamente la bozza di lettera di contestazione con allegati tecnici (dati SCADA, calcolo rielaborato, log eventi, exclusion clause applicate); la bozza viene presentata al referente O&amp;M per revisione e approvazione HITL</w:t>
-            </w:r>
-          </w:p>
-        </w:tc>
-        <w:tc>
-          <w:tcPr>
-            <w:tcW w:w="1227" w:type="pct"/>
-            <w:noWrap/>
-          </w:tcPr>
-          <w:p>
-            <w:pPr>
-              <w:spacing w:before="0"/>
-              <w:cnfStyle w:val="000000000000" w:firstRow="0" w:lastRow="0" w:firstColumn="0" w:lastColumn="0" w:oddVBand="0" w:evenVBand="0" w:oddHBand="0" w:evenHBand="0" w:firstRowFirstColumn="0" w:firstRowLastColumn="0" w:lastRowFirstColumn="0" w:lastRowLastColumn="0"/>
-              <w:rPr>
-                <w:rFonts w:ascii="Aptos Narrow" w:eastAsia="Times New Roman" w:hAnsi="Aptos Narrow" w:cs="Times New Roman"/>
-                <w:color w:val="000000"/>
-                <w:sz w:val="18"/>
-                <w:szCs w:val="18"/>
-                <w:lang w:eastAsia="it-IT"/>
-              </w:rPr>
-            </w:pPr>
-            <w:r>
-              <w:t xml:space="preserve">LLM text generation + document assembly (GPT-4o + template contrattuale)</w:t>
-            </w:r>
-          </w:p>
-        </w:tc>
-        <w:tc>
-          <w:tcPr>
-            <w:tcW w:w="514" w:type="pct"/>
-          </w:tcPr>
-          <w:p>
-            <w:pPr>
-              <w:spacing w:before="0"/>
-              <w:cnfStyle w:val="000000000000" w:firstRow="0" w:lastRow="0" w:firstColumn="0" w:lastColumn="0" w:oddVBand="0" w:evenVBand="0" w:oddHBand="0" w:evenHBand="0" w:firstRowFirstColumn="0" w:firstRowLastColumn="0" w:lastRowFirstColumn="0" w:lastRowLastColumn="0"/>
-            </w:pPr>
-            <w:r>
-              <w:t xml:space="preserve">No – specifico processo penali</w:t>
-            </w:r>
-          </w:p>
-        </w:tc>
-      </w:tr>
-      <w:tr>
-        <w:trPr>
-          <w:trHeight w:val="288"/>
-        </w:trPr>
-        <w:tc>
-          <w:tcPr>
-            <w:cnfStyle w:val="001000000000" w:firstRow="0" w:lastRow="0" w:firstColumn="1" w:lastColumn="0" w:oddVBand="0" w:evenVBand="0" w:oddHBand="0" w:evenHBand="0" w:firstRowFirstColumn="0" w:firstRowLastColumn="0" w:lastRowFirstColumn="0" w:lastRowLastColumn="0"/>
-            <w:tcW w:w="928" w:type="pct"/>
-            <w:noWrap/>
-          </w:tcPr>
-          <w:p>
-            <w:pPr>
-              <w:spacing w:before="0"/>
-              <w:rPr>
-                <w:rFonts w:ascii="Aptos Narrow" w:eastAsia="Times New Roman" w:hAnsi="Aptos Narrow" w:cs="Times New Roman"/>
-                <w:color w:val="000000"/>
-                <w:sz w:val="18"/>
-                <w:szCs w:val="18"/>
-                <w:lang w:eastAsia="it-IT"/>
-              </w:rPr>
-            </w:pPr>
-            <w:r>
-              <w:t xml:space="preserve">Penalty Monitor Agent</w:t>
-            </w:r>
-          </w:p>
-        </w:tc>
-        <w:tc>
-          <w:tcPr>
-            <w:tcW w:w="2330" w:type="pct"/>
-            <w:noWrap/>
-          </w:tcPr>
-          <w:p>
-            <w:pPr>
-              <w:spacing w:before="0"/>
-              <w:cnfStyle w:val="000000000000" w:firstRow="0" w:lastRow="0" w:firstColumn="0" w:lastColumn="0" w:oddVBand="0" w:evenVBand="0" w:oddHBand="0" w:evenHBand="0" w:firstRowFirstColumn="0" w:firstRowLastColumn="0" w:lastRowFirstColumn="0" w:lastRowLastColumn="0"/>
-              <w:rPr>
-                <w:rFonts w:ascii="Aptos Narrow" w:eastAsia="Times New Roman" w:hAnsi="Aptos Narrow" w:cs="Times New Roman"/>
-                <w:color w:val="000000"/>
-                <w:sz w:val="18"/>
-                <w:szCs w:val="18"/>
-                <w:lang w:eastAsia="it-IT"/>
-              </w:rPr>
-            </w:pPr>
-            <w:r>
-              <w:t xml:space="preserve">Monitora proattivamente i KPI contrattuali (availability, performance ratio, curtailment) per tutti gli impianti in scope; genera alert predittivi quando un impianto si avvicina alle soglie di penale contrattuali</w:t>
-            </w:r>
-          </w:p>
-        </w:tc>
-        <w:tc>
-          <w:tcPr>
-            <w:tcW w:w="1227" w:type="pct"/>
-            <w:noWrap/>
-          </w:tcPr>
-          <w:p>
-            <w:pPr>
-              <w:spacing w:before="0"/>
-              <w:cnfStyle w:val="000000000000" w:firstRow="0" w:lastRow="0" w:firstColumn="0" w:lastColumn="0" w:oddVBand="0" w:evenVBand="0" w:oddHBand="0" w:evenHBand="0" w:firstRowFirstColumn="0" w:firstRowLastColumn="0" w:lastRowFirstColumn="0" w:lastRowLastColumn="0"/>
-              <w:rPr>
-                <w:rFonts w:ascii="Aptos Narrow" w:eastAsia="Times New Roman" w:hAnsi="Aptos Narrow" w:cs="Times New Roman"/>
-                <w:color w:val="000000"/>
-                <w:sz w:val="18"/>
-                <w:szCs w:val="18"/>
-                <w:lang w:eastAsia="it-IT"/>
-              </w:rPr>
-            </w:pPr>
-            <w:r>
-              <w:t xml:space="preserve">Rule-based monitoring + ML trend forecasting + LLM alert generation</w:t>
-            </w:r>
-          </w:p>
-        </w:tc>
-        <w:tc>
-          <w:tcPr>
-            <w:tcW w:w="514" w:type="pct"/>
-          </w:tcPr>
-          <w:p>
-            <w:pPr>
-              <w:spacing w:before="0"/>
-              <w:cnfStyle w:val="000000000000" w:firstRow="0" w:lastRow="0" w:firstColumn="0" w:lastColumn="0" w:oddVBand="0" w:evenVBand="0" w:oddHBand="0" w:evenHBand="0" w:firstRowFirstColumn="0" w:firstRowLastColumn="0" w:lastRowFirstColumn="0" w:lastRowLastColumn="0"/>
-            </w:pPr>
-            <w:r>
-              <w:t xml:space="preserve">Potenzialmente riusabile cross-progetto O&amp;M</w:t>
-            </w:r>
-          </w:p>
-        </w:tc>
-      </w:tr>
-      <w:tr>
-        <w:trPr>
-          <w:trHeight w:val="288"/>
-        </w:trPr>
-        <w:tc>
-          <w:tcPr>
-            <w:cnfStyle w:val="001000000000" w:firstRow="0" w:lastRow="0" w:firstColumn="1" w:lastColumn="0" w:oddVBand="0" w:evenVBand="0" w:oddHBand="0" w:evenHBand="0" w:firstRowFirstColumn="0" w:firstRowLastColumn="0" w:lastRowFirstColumn="0" w:lastRowLastColumn="0"/>
-            <w:tcW w:w="928" w:type="pct"/>
-            <w:noWrap/>
-          </w:tcPr>
-          <w:p>
-            <w:pPr>
-              <w:spacing w:before="0"/>
-              <w:rPr>
-                <w:rFonts w:ascii="Aptos Narrow" w:eastAsia="Times New Roman" w:hAnsi="Aptos Narrow" w:cs="Times New Roman"/>
-                <w:color w:val="000000"/>
-                <w:sz w:val="18"/>
-                <w:szCs w:val="18"/>
-                <w:lang w:val="en-US" w:eastAsia="it-IT"/>
-              </w:rPr>
-            </w:pPr>
-            <w:r>
-              <w:t xml:space="preserve">Knowledge Agent</w:t>
-            </w:r>
-          </w:p>
-        </w:tc>
-        <w:tc>
-          <w:tcPr>
-            <w:tcW w:w="2330" w:type="pct"/>
-            <w:noWrap/>
-          </w:tcPr>
-          <w:p>
-            <w:pPr>
-              <w:spacing w:before="0"/>
-              <w:cnfStyle w:val="000000000000" w:firstRow="0" w:lastRow="0" w:firstColumn="0" w:lastColumn="0" w:oddVBand="0" w:evenVBand="0" w:oddHBand="0" w:evenHBand="0" w:firstRowFirstColumn="0" w:firstRowLastColumn="0" w:lastRowFirstColumn="0" w:lastRowLastColumn="0"/>
-              <w:rPr>
-                <w:rFonts w:ascii="Aptos Narrow" w:eastAsia="Times New Roman" w:hAnsi="Aptos Narrow" w:cs="Times New Roman"/>
-                <w:color w:val="000000"/>
-                <w:sz w:val="18"/>
-                <w:szCs w:val="18"/>
-                <w:lang w:eastAsia="it-IT"/>
-              </w:rPr>
-            </w:pPr>
-            <w:r>
-              <w:t xml:space="preserve">Recupera e sintetizza informazioni da contratti (clausole penali, exclusion clause), storico penali gestite, casi di contestazione vinti/persi, procedure O&amp;M; supporta il Calculation Verifier e il Dispute Generator con contesto specifico</w:t>
-            </w:r>
-          </w:p>
-        </w:tc>
-        <w:tc>
-          <w:tcPr>
-            <w:tcW w:w="1227" w:type="pct"/>
-            <w:noWrap/>
-          </w:tcPr>
-          <w:p>
-            <w:pPr>
-              <w:spacing w:before="0"/>
-              <w:cnfStyle w:val="000000000000" w:firstRow="0" w:lastRow="0" w:firstColumn="0" w:lastColumn="0" w:oddVBand="0" w:evenVBand="0" w:oddHBand="0" w:evenHBand="0" w:firstRowFirstColumn="0" w:firstRowLastColumn="0" w:lastRowFirstColumn="0" w:lastRowLastColumn="0"/>
-              <w:rPr>
-                <w:rFonts w:ascii="Aptos Narrow" w:eastAsia="Times New Roman" w:hAnsi="Aptos Narrow" w:cs="Times New Roman"/>
-                <w:color w:val="000000"/>
-                <w:sz w:val="18"/>
-                <w:szCs w:val="18"/>
-                <w:lang w:eastAsia="it-IT"/>
-              </w:rPr>
-            </w:pPr>
-            <w:r>
-              <w:t xml:space="preserve">RAG + Vector DB (Azure AI Search / Qdrant) + LLM</w:t>
-            </w:r>
-          </w:p>
-        </w:tc>
-        <w:tc>
-          <w:tcPr>
-            <w:tcW w:w="514" w:type="pct"/>
-          </w:tcPr>
-          <w:p>
-            <w:pPr>
-              <w:spacing w:before="0"/>
-              <w:cnfStyle w:val="000000000000" w:firstRow="0" w:lastRow="0" w:firstColumn="0" w:lastColumn="0" w:oddVBand="0" w:evenVBand="0" w:oddHBand="0" w:evenHBand="0" w:firstRowFirstColumn="0" w:firstRowLastColumn="0" w:lastRowFirstColumn="0" w:lastRowLastColumn="0"/>
-            </w:pPr>
-            <w:r>
-              <w:t xml:space="preserve">Si – pattern RAG comune ad altri progetti AI</w:t>
-            </w:r>
-          </w:p>
-        </w:tc>
-      </w:tr>
-      <w:tr>
-        <w:trPr>
-          <w:trHeight w:val="288"/>
-        </w:trPr>
-        <w:tc>
-          <w:tcPr>
-            <w:cnfStyle w:val="001000000000" w:firstRow="0" w:lastRow="0" w:firstColumn="1" w:lastColumn="0" w:oddVBand="0" w:evenVBand="0" w:oddHBand="0" w:evenHBand="0" w:firstRowFirstColumn="0" w:firstRowLastColumn="0" w:lastRowFirstColumn="0" w:lastRowLastColumn="0"/>
-            <w:tcW w:w="928" w:type="pct"/>
-            <w:noWrap/>
-          </w:tcPr>
-          <w:p>
-            <w:pPr>
-              <w:spacing w:before="0"/>
-              <w:rPr>
-                <w:rFonts w:ascii="Aptos Narrow" w:eastAsia="Times New Roman" w:hAnsi="Aptos Narrow" w:cs="Times New Roman"/>
-                <w:color w:val="000000"/>
-                <w:sz w:val="18"/>
-                <w:szCs w:val="18"/>
-                <w:lang w:eastAsia="it-IT"/>
-              </w:rPr>
-            </w:pPr>
-            <w:r>
-              <w:t xml:space="preserve">ETL Pipeline + Dashboard HITL</w:t>
-            </w:r>
-          </w:p>
-        </w:tc>
-        <w:tc>
-          <w:tcPr>
-            <w:tcW w:w="2330" w:type="pct"/>
-            <w:noWrap/>
-          </w:tcPr>
-          <w:p>
-            <w:pPr>
-              <w:spacing w:before="0"/>
-              <w:cnfStyle w:val="000000000000" w:firstRow="0" w:lastRow="0" w:firstColumn="0" w:lastColumn="0" w:oddVBand="0" w:evenVBand="0" w:oddHBand="0" w:evenHBand="0" w:firstRowFirstColumn="0" w:firstRowLastColumn="0" w:lastRowFirstColumn="0" w:lastRowLastColumn="0"/>
-              <w:rPr>
-                <w:rFonts w:ascii="Aptos Narrow" w:eastAsia="Times New Roman" w:hAnsi="Aptos Narrow" w:cs="Times New Roman"/>
-                <w:color w:val="000000"/>
-                <w:sz w:val="18"/>
-                <w:szCs w:val="18"/>
-                <w:lang w:eastAsia="it-IT"/>
-              </w:rPr>
-            </w:pPr>
-            <w:r>
-              <w:t xml:space="preserve">ETL: acquisisce e normalizza dati da SCADA/PI, SAP/ERP, piattaforma documentale, email notifiche (OCR/parsing per PDF). Dashboard: interfaccia HITL per revisione classificazione, validazione ricalcolo, approvazione contestazione, tracking contenzioso, monitoraggio KPI portfolio</w:t>
-            </w:r>
-          </w:p>
-        </w:tc>
-        <w:tc>
-          <w:tcPr>
-            <w:tcW w:w="1227" w:type="pct"/>
-            <w:noWrap/>
-          </w:tcPr>
-          <w:p>
-            <w:pPr>
-              <w:spacing w:before="0"/>
-              <w:cnfStyle w:val="000000000000" w:firstRow="0" w:lastRow="0" w:firstColumn="0" w:lastColumn="0" w:oddVBand="0" w:evenVBand="0" w:oddHBand="0" w:evenHBand="0" w:firstRowFirstColumn="0" w:firstRowLastColumn="0" w:lastRowFirstColumn="0" w:lastRowLastColumn="0"/>
-              <w:rPr>
-                <w:rFonts w:ascii="Aptos Narrow" w:eastAsia="Times New Roman" w:hAnsi="Aptos Narrow" w:cs="Times New Roman"/>
-                <w:color w:val="000000"/>
-                <w:sz w:val="18"/>
-                <w:szCs w:val="18"/>
-                <w:lang w:eastAsia="it-IT"/>
-              </w:rPr>
-            </w:pPr>
-            <w:r>
-              <w:t xml:space="preserve">Azure Data Factory + document parser / Power BI Embedded + React + Teams Bot</w:t>
-            </w:r>
-          </w:p>
-        </w:tc>
-        <w:tc>
-          <w:tcPr>
-            <w:tcW w:w="514" w:type="pct"/>
-          </w:tcPr>
-          <w:p>
-            <w:pPr>
-              <w:spacing w:before="0"/>
-              <w:cnfStyle w:val="000000000000" w:firstRow="0" w:lastRow="0" w:firstColumn="0" w:lastColumn="0" w:oddVBand="0" w:evenVBand="0" w:oddHBand="0" w:evenHBand="0" w:firstRowFirstColumn="0" w:firstRowLastColumn="0" w:lastRowFirstColumn="0" w:lastRowLastColumn="0"/>
-            </w:pPr>
-            <w:r>
-              <w:t xml:space="preserve">ETL: Si – infrastruttura comune; Dashboard: No – specifica dominio penali</w:t>
+              <w:t xml:space="preserve">[INFO RICHIESTA: specificare la fonte dei dati di </w:t>
+            </w:r>
+            <w:proofErr w:type="spellStart"/>
+            <w:r>
+              <w:t>curtailment</w:t>
+            </w:r>
+            <w:proofErr w:type="spellEnd"/>
+            <w:r>
+              <w:t xml:space="preserve"> TSO e meteo per le </w:t>
+            </w:r>
+            <w:proofErr w:type="spellStart"/>
+            <w:r>
+              <w:t>exclusion</w:t>
+            </w:r>
+            <w:proofErr w:type="spellEnd"/>
+            <w:r>
+              <w:t xml:space="preserve"> </w:t>
+            </w:r>
+            <w:proofErr w:type="spellStart"/>
+            <w:r>
+              <w:t>clause</w:t>
+            </w:r>
+            <w:proofErr w:type="spellEnd"/>
+            <w:r>
+              <w:t xml:space="preserve">; indicare se le risposte del committente arrivano via </w:t>
+            </w:r>
+            <w:proofErr w:type="gramStart"/>
+            <w:r>
+              <w:t>email</w:t>
+            </w:r>
+            <w:proofErr w:type="gramEnd"/>
+            <w:r>
+              <w:t xml:space="preserve"> libera o tramite portale strutturato]</w:t>
             </w:r>
           </w:p>
         </w:tc>
@@ -7852,25 +9011,27 @@
       <w:pPr>
         <w:jc w:val="both"/>
       </w:pPr>
-      <w:r>
-        <w:t>Pattern tassonomico Catalogo Soluzioni AI: xxxx</w:t>
-      </w:r>
     </w:p>
     <w:p>
       <w:pPr>
+        <w:jc w:val="both"/>
+      </w:pPr>
+    </w:p>
+    <w:p>
+      <w:pPr>
         <w:pStyle w:val="Titolo3"/>
       </w:pPr>
-      <w:bookmarkStart w:id="17" w:name="_Toc225774873"/>
+      <w:bookmarkStart w:id="19" w:name="_Toc227684767"/>
       <w:r>
         <w:t>3.1b Punti Aperti – Integrazioni e Accessi</w:t>
       </w:r>
-      <w:bookmarkEnd w:id="17"/>
+      <w:bookmarkEnd w:id="19"/>
     </w:p>
     <w:p>
       <w:pPr>
         <w:pStyle w:val="Titolo3"/>
       </w:pPr>
-      <w:bookmarkStart w:id="18" w:name="_Toc225774874"/>
+      <w:bookmarkStart w:id="20" w:name="_Toc227684768"/>
       <w:r>
         <w:t>3</w:t>
       </w:r>
@@ -7878,7 +9039,7 @@
         <w:t>.</w:t>
       </w:r>
       <w:r>
-        <w:t>2</w:t>
+        <w:t>3</w:t>
       </w:r>
       <w:r>
         <w:t xml:space="preserve"> </w:t>
@@ -7886,7 +9047,7 @@
       <w:r>
         <w:t>Sequenza Operativa di Dettaglio</w:t>
       </w:r>
-      <w:bookmarkEnd w:id="18"/>
+      <w:bookmarkEnd w:id="20"/>
     </w:p>
     <w:p>
       <w:pPr>
@@ -7900,7 +9061,7 @@
           <w:b/>
           <w:bCs/>
         </w:rPr>
-        <w:t xml:space="preserve">Sotto-processo A: Ricezione, Registrazione e Classificazione delle Notifiche di Penale</w:t>
+        <w:t>Sotto-processo A: Ricezione, Registrazione e Classificazione delle Notifiche di Penale</w:t>
       </w:r>
     </w:p>
     <w:tbl>
@@ -7910,13 +9071,13 @@
         <w:tblLook w:val="04A0" w:firstRow="1" w:lastRow="0" w:firstColumn="1" w:lastColumn="0" w:noHBand="0" w:noVBand="1"/>
       </w:tblPr>
       <w:tblGrid>
-        <w:gridCol w:w="482"/>
-        <w:gridCol w:w="2282"/>
-        <w:gridCol w:w="599"/>
-        <w:gridCol w:w="1479"/>
-        <w:gridCol w:w="2312"/>
-        <w:gridCol w:w="918"/>
-        <w:gridCol w:w="1556"/>
+        <w:gridCol w:w="257"/>
+        <w:gridCol w:w="3997"/>
+        <w:gridCol w:w="794"/>
+        <w:gridCol w:w="911"/>
+        <w:gridCol w:w="1212"/>
+        <w:gridCol w:w="1136"/>
+        <w:gridCol w:w="1321"/>
       </w:tblGrid>
       <w:tr>
         <w:trPr>
@@ -8156,7 +9317,7 @@
               </w:rPr>
             </w:pPr>
             <w:r>
-              <w:t xml:space="preserve">A1</w:t>
+              <w:t>A1</w:t>
             </w:r>
           </w:p>
         </w:tc>
@@ -8178,35 +9339,29 @@
               </w:rPr>
             </w:pPr>
             <w:r>
-              <w:t xml:space="preserve">ETL Pipeline monitora la casella email dedicata (o portale committente) e acquisisce automaticamente le notifiche di penale; Penalty Classifier Agent le classifica per tipologia, impianto, committente e importo; registra nel sistema centralizzato e allerta il referente O&amp;M su Dashboard/Teams</w:t>
+              <w:t xml:space="preserve">ETL Pipeline monitora la casella </w:t>
+            </w:r>
+            <w:proofErr w:type="gramStart"/>
+            <w:r>
+              <w:t>email</w:t>
+            </w:r>
+            <w:proofErr w:type="gramEnd"/>
+            <w:r>
+              <w:t xml:space="preserve"> dedicata (o portale committente) e acquisisce automaticamente le notifiche di penale; Penalty </w:t>
+            </w:r>
+            <w:proofErr w:type="spellStart"/>
+            <w:r>
+              <w:t>Classifier</w:t>
+            </w:r>
+            <w:proofErr w:type="spellEnd"/>
+            <w:r>
+              <w:t xml:space="preserve"> Agent le classifica per tipologia, impianto, committente e importo; registra nel sistema centralizzato e allerta il referente O&amp;M su Dashboard/Teams</w:t>
             </w:r>
           </w:p>
         </w:tc>
         <w:tc>
           <w:tcPr>
             <w:tcW w:w="219" w:type="pct"/>
-            <w:noWrap/>
-          </w:tcPr>
-          <w:p>
-            <w:pPr>
-              <w:spacing w:before="0"/>
-              <w:cnfStyle w:val="000000000000" w:firstRow="0" w:lastRow="0" w:firstColumn="0" w:lastColumn="0" w:oddVBand="0" w:evenVBand="0" w:oddHBand="0" w:evenHBand="0" w:firstRowFirstColumn="0" w:firstRowLastColumn="0" w:lastRowFirstColumn="0" w:lastRowLastColumn="0"/>
-              <w:rPr>
-                <w:rFonts w:ascii="Aptos Narrow" w:eastAsia="Times New Roman" w:hAnsi="Aptos Narrow" w:cs="Times New Roman"/>
-                <w:color w:val="000000"/>
-                <w:sz w:val="14"/>
-                <w:szCs w:val="14"/>
-                <w:lang w:eastAsia="it-IT"/>
-              </w:rPr>
-            </w:pPr>
-            <w:r>
-              <w:t xml:space="preserve">ETL Pipeline + Penalty Classifier Agent</w:t>
-            </w:r>
-          </w:p>
-        </w:tc>
-        <w:tc>
-          <w:tcPr>
-            <w:tcW w:w="799" w:type="pct"/>
             <w:noWrap/>
           </w:tcPr>
           <w:p>
@@ -8222,13 +9377,16 @@
               </w:rPr>
             </w:pPr>
             <w:r>
-              <w:t xml:space="preserve">Email/notifica penale (PDF, email, portale)</w:t>
-            </w:r>
-          </w:p>
-        </w:tc>
-        <w:tc>
-          <w:tcPr>
-            <w:tcW w:w="1232" w:type="pct"/>
+              <w:rPr>
+                <w:lang w:val="en-US"/>
+              </w:rPr>
+              <w:t>ETL Pipeline + Penalty Classifier Agent</w:t>
+            </w:r>
+          </w:p>
+        </w:tc>
+        <w:tc>
+          <w:tcPr>
+            <w:tcW w:w="799" w:type="pct"/>
             <w:noWrap/>
           </w:tcPr>
           <w:p>
@@ -8243,14 +9401,27 @@
                 <w:lang w:eastAsia="it-IT"/>
               </w:rPr>
             </w:pPr>
-            <w:r>
-              <w:t xml:space="preserve">Penale classificata e registrata; alert referente O&amp;M</w:t>
-            </w:r>
-          </w:p>
-        </w:tc>
-        <w:tc>
-          <w:tcPr>
-            <w:tcW w:w="508" w:type="pct"/>
+            <w:proofErr w:type="gramStart"/>
+            <w:r>
+              <w:t>Email</w:t>
+            </w:r>
+            <w:proofErr w:type="gramEnd"/>
+            <w:r>
+              <w:t xml:space="preserve">/notifica penale (PDF, </w:t>
+            </w:r>
+            <w:proofErr w:type="gramStart"/>
+            <w:r>
+              <w:t>email</w:t>
+            </w:r>
+            <w:proofErr w:type="gramEnd"/>
+            <w:r>
+              <w:t>, portale)</w:t>
+            </w:r>
+          </w:p>
+        </w:tc>
+        <w:tc>
+          <w:tcPr>
+            <w:tcW w:w="1232" w:type="pct"/>
             <w:noWrap/>
           </w:tcPr>
           <w:p>
@@ -8266,13 +9437,13 @@
               </w:rPr>
             </w:pPr>
             <w:r>
-              <w:t xml:space="preserve">Email gateway, [INFO: portale committente/TSO], Registro centralizzato</w:t>
-            </w:r>
-          </w:p>
-        </w:tc>
-        <w:tc>
-          <w:tcPr>
-            <w:tcW w:w="839" w:type="pct"/>
+              <w:t>Penale classificata e registrata; alert referente O&amp;M</w:t>
+            </w:r>
+          </w:p>
+        </w:tc>
+        <w:tc>
+          <w:tcPr>
+            <w:tcW w:w="508" w:type="pct"/>
             <w:noWrap/>
           </w:tcPr>
           <w:p>
@@ -8287,8 +9458,56 @@
                 <w:lang w:eastAsia="it-IT"/>
               </w:rPr>
             </w:pPr>
-            <w:r>
-              <w:t xml:space="preserve">Document parsing + OCR; LLM NLP classification con confidence score; alert Teams</w:t>
+            <w:proofErr w:type="gramStart"/>
+            <w:r>
+              <w:t>Email</w:t>
+            </w:r>
+            <w:proofErr w:type="gramEnd"/>
+            <w:r>
+              <w:t xml:space="preserve"> gateway, [INFO: portale committente/TSO], Registro centralizzato</w:t>
+            </w:r>
+          </w:p>
+        </w:tc>
+        <w:tc>
+          <w:tcPr>
+            <w:tcW w:w="839" w:type="pct"/>
+            <w:noWrap/>
+          </w:tcPr>
+          <w:p>
+            <w:pPr>
+              <w:spacing w:before="0"/>
+              <w:cnfStyle w:val="000000000000" w:firstRow="0" w:lastRow="0" w:firstColumn="0" w:lastColumn="0" w:oddVBand="0" w:evenVBand="0" w:oddHBand="0" w:evenHBand="0" w:firstRowFirstColumn="0" w:firstRowLastColumn="0" w:lastRowFirstColumn="0" w:lastRowLastColumn="0"/>
+              <w:rPr>
+                <w:rFonts w:ascii="Aptos Narrow" w:eastAsia="Times New Roman" w:hAnsi="Aptos Narrow" w:cs="Times New Roman"/>
+                <w:color w:val="000000"/>
+                <w:sz w:val="14"/>
+                <w:szCs w:val="14"/>
+                <w:lang w:eastAsia="it-IT"/>
+              </w:rPr>
+            </w:pPr>
+            <w:proofErr w:type="spellStart"/>
+            <w:r>
+              <w:t>Document</w:t>
+            </w:r>
+            <w:proofErr w:type="spellEnd"/>
+            <w:r>
+              <w:t xml:space="preserve"> </w:t>
+            </w:r>
+            <w:proofErr w:type="spellStart"/>
+            <w:r>
+              <w:t>parsing</w:t>
+            </w:r>
+            <w:proofErr w:type="spellEnd"/>
+            <w:r>
+              <w:t xml:space="preserve"> + OCR; LLM NLP </w:t>
+            </w:r>
+            <w:proofErr w:type="spellStart"/>
+            <w:r>
+              <w:t>classification</w:t>
+            </w:r>
+            <w:proofErr w:type="spellEnd"/>
+            <w:r>
+              <w:t xml:space="preserve"> con confidence score; alert Teams</w:t>
             </w:r>
           </w:p>
         </w:tc>
@@ -8315,7 +9534,7 @@
               </w:rPr>
             </w:pPr>
             <w:r>
-              <w:t xml:space="preserve">A2</w:t>
+              <w:t>A2</w:t>
             </w:r>
           </w:p>
         </w:tc>
@@ -8336,8 +9555,57 @@
                 <w:lang w:eastAsia="it-IT"/>
               </w:rPr>
             </w:pPr>
-            <w:r>
-              <w:t xml:space="preserve">Calculation Verifier Agent estrae automaticamente i dati di produzione dal SCADA/PI; Knowledge Agent recupera clausole penali ed exclusion clause dal contratto; Calculation Verifier applica la formula contrattuale e quantifica la discrepanza rispetto al valore notificato</w:t>
+            <w:proofErr w:type="spellStart"/>
+            <w:r>
+              <w:t>Calculation</w:t>
+            </w:r>
+            <w:proofErr w:type="spellEnd"/>
+            <w:r>
+              <w:t xml:space="preserve"> </w:t>
+            </w:r>
+            <w:proofErr w:type="spellStart"/>
+            <w:r>
+              <w:t>Verifier</w:t>
+            </w:r>
+            <w:proofErr w:type="spellEnd"/>
+            <w:r>
+              <w:t xml:space="preserve"> Agent estrae automaticamente i dati di produzione dal SCADA/PI; Knowledge Agent recupera clausole penali ed </w:t>
+            </w:r>
+            <w:proofErr w:type="spellStart"/>
+            <w:r>
+              <w:t>exclusion</w:t>
+            </w:r>
+            <w:proofErr w:type="spellEnd"/>
+            <w:r>
+              <w:t xml:space="preserve"> </w:t>
+            </w:r>
+            <w:proofErr w:type="spellStart"/>
+            <w:r>
+              <w:t>clause</w:t>
+            </w:r>
+            <w:proofErr w:type="spellEnd"/>
+            <w:r>
+              <w:t xml:space="preserve"> dal contratto; </w:t>
+            </w:r>
+            <w:proofErr w:type="spellStart"/>
+            <w:r>
+              <w:t>Calculation</w:t>
+            </w:r>
+            <w:proofErr w:type="spellEnd"/>
+            <w:r>
+              <w:t xml:space="preserve"> </w:t>
+            </w:r>
+            <w:proofErr w:type="spellStart"/>
+            <w:r>
+              <w:t>Verifier</w:t>
+            </w:r>
+            <w:proofErr w:type="spellEnd"/>
+            <w:r>
+              <w:t xml:space="preserve"> applica la </w:t>
+            </w:r>
+            <w:r>
+              <w:lastRenderedPageBreak/>
+              <w:t>formula contrattuale e quantifica la discrepanza rispetto al valore notificato</w:t>
             </w:r>
           </w:p>
         </w:tc>
@@ -8355,11 +9623,22 @@
                 <w:color w:val="000000"/>
                 <w:sz w:val="14"/>
                 <w:szCs w:val="14"/>
-                <w:lang w:eastAsia="it-IT"/>
-              </w:rPr>
-            </w:pPr>
-            <w:r>
-              <w:t xml:space="preserve">Calculation Verifier Agent + Knowledge Agent</w:t>
+                <w:lang w:val="en-US" w:eastAsia="it-IT"/>
+              </w:rPr>
+            </w:pPr>
+            <w:r>
+              <w:rPr>
+                <w:lang w:val="en-US"/>
+              </w:rPr>
+              <w:lastRenderedPageBreak/>
+              <w:t xml:space="preserve">Calculation Verifier Agent + </w:t>
+            </w:r>
+            <w:r>
+              <w:rPr>
+                <w:lang w:val="en-US"/>
+              </w:rPr>
+              <w:lastRenderedPageBreak/>
+              <w:t>Knowledge Agent</w:t>
             </w:r>
           </w:p>
         </w:tc>
@@ -8377,11 +9656,16 @@
                 <w:color w:val="000000"/>
                 <w:sz w:val="14"/>
                 <w:szCs w:val="14"/>
-                <w:lang w:val="pt-BR" w:eastAsia="it-IT"/>
-              </w:rPr>
-            </w:pPr>
-            <w:r>
-              <w:t xml:space="preserve">Periodo di riferimento + tipologia penale + ID contratto</w:t>
+                <w:lang w:eastAsia="it-IT"/>
+              </w:rPr>
+            </w:pPr>
+            <w:r>
+              <w:lastRenderedPageBreak/>
+              <w:t xml:space="preserve">Periodo di riferimento + tipologia </w:t>
+            </w:r>
+            <w:r>
+              <w:lastRenderedPageBreak/>
+              <w:t>penale + ID contratto</w:t>
             </w:r>
           </w:p>
         </w:tc>
@@ -8403,7 +9687,12 @@
               </w:rPr>
             </w:pPr>
             <w:r>
-              <w:t xml:space="preserve">Ricalcolo penale O&amp;M con delta vs. notifica e breakdown esclusioni applicate</w:t>
+              <w:lastRenderedPageBreak/>
+              <w:t xml:space="preserve">Ricalcolo penale O&amp;M con delta vs. notifica e breakdown </w:t>
+            </w:r>
+            <w:r>
+              <w:lastRenderedPageBreak/>
+              <w:t>esclusioni applicate</w:t>
             </w:r>
           </w:p>
         </w:tc>
@@ -8425,7 +9714,12 @@
               </w:rPr>
             </w:pPr>
             <w:r>
-              <w:t xml:space="preserve">[INFO: SCADA/PI Web API], Knowledge Base (RAG) contratti</w:t>
+              <w:lastRenderedPageBreak/>
+              <w:t xml:space="preserve">[INFO: SCADA/PI Web API], Knowledge Base </w:t>
+            </w:r>
+            <w:r>
+              <w:lastRenderedPageBreak/>
+              <w:t>(RAG) contratti</w:t>
             </w:r>
           </w:p>
         </w:tc>
@@ -8449,8 +9743,23 @@
               </w:rPr>
             </w:pPr>
             <w:r>
-              <w:t xml:space="preserve">API SCADA automatica; RAG su clausole; LLM per applicazione exclusion clause</w:t>
-            </w:r>
+              <w:lastRenderedPageBreak/>
+              <w:t xml:space="preserve">API SCADA automatica; RAG su clausole; LLM per applicazione </w:t>
+            </w:r>
+            <w:proofErr w:type="spellStart"/>
+            <w:r>
+              <w:lastRenderedPageBreak/>
+              <w:t>exclusion</w:t>
+            </w:r>
+            <w:proofErr w:type="spellEnd"/>
+            <w:r>
+              <w:t xml:space="preserve"> </w:t>
+            </w:r>
+            <w:proofErr w:type="spellStart"/>
+            <w:r>
+              <w:t>clause</w:t>
+            </w:r>
+            <w:proofErr w:type="spellEnd"/>
           </w:p>
         </w:tc>
       </w:tr>
@@ -8476,7 +9785,8 @@
               </w:rPr>
             </w:pPr>
             <w:r>
-              <w:t xml:space="preserve">A3</w:t>
+              <w:lastRenderedPageBreak/>
+              <w:t>A3</w:t>
             </w:r>
           </w:p>
         </w:tc>
@@ -8498,57 +9808,13 @@
               </w:rPr>
             </w:pPr>
             <w:r>
-              <w:t xml:space="preserve">Orchestrator Agent consolida classificazione + ricalcolo + esclusioni, genera report con raccomandazione motivata (contestare totalmente/parzialmente/accettare); HITL – Referente O&amp;M revisiona e valida, aggiunge contesto operativo non rilevabile automaticamente, approva la decisione finale</w:t>
+              <w:t>Orchestrator Agent consolida classificazione + ricalcolo + esclusioni, genera report con raccomandazione motivata (contestare totalmente/parzialmente/accettare); HITL – Referente O&amp;M revisiona e valida, aggiunge contesto operativo non rilevabile automaticamente, approva la decisione finale</w:t>
             </w:r>
           </w:p>
         </w:tc>
         <w:tc>
           <w:tcPr>
             <w:tcW w:w="219" w:type="pct"/>
-            <w:noWrap/>
-          </w:tcPr>
-          <w:p>
-            <w:pPr>
-              <w:spacing w:before="0"/>
-              <w:cnfStyle w:val="000000000000" w:firstRow="0" w:lastRow="0" w:firstColumn="0" w:lastColumn="0" w:oddVBand="0" w:evenVBand="0" w:oddHBand="0" w:evenHBand="0" w:firstRowFirstColumn="0" w:firstRowLastColumn="0" w:lastRowFirstColumn="0" w:lastRowLastColumn="0"/>
-              <w:rPr>
-                <w:rFonts w:ascii="Aptos Narrow" w:eastAsia="Times New Roman" w:hAnsi="Aptos Narrow" w:cs="Times New Roman"/>
-                <w:color w:val="000000"/>
-                <w:sz w:val="14"/>
-                <w:szCs w:val="14"/>
-                <w:lang w:eastAsia="it-IT"/>
-              </w:rPr>
-            </w:pPr>
-            <w:r>
-              <w:t xml:space="preserve">Orchestrator Agent + Referente O&amp;M (HITL)</w:t>
-            </w:r>
-          </w:p>
-        </w:tc>
-        <w:tc>
-          <w:tcPr>
-            <w:tcW w:w="799" w:type="pct"/>
-            <w:noWrap/>
-          </w:tcPr>
-          <w:p>
-            <w:pPr>
-              <w:spacing w:before="0"/>
-              <w:cnfStyle w:val="000000000000" w:firstRow="0" w:lastRow="0" w:firstColumn="0" w:lastColumn="0" w:oddVBand="0" w:evenVBand="0" w:oddHBand="0" w:evenHBand="0" w:firstRowFirstColumn="0" w:firstRowLastColumn="0" w:lastRowFirstColumn="0" w:lastRowLastColumn="0"/>
-              <w:rPr>
-                <w:rFonts w:ascii="Aptos Narrow" w:eastAsia="Times New Roman" w:hAnsi="Aptos Narrow" w:cs="Times New Roman"/>
-                <w:color w:val="000000"/>
-                <w:sz w:val="14"/>
-                <w:szCs w:val="14"/>
-                <w:lang w:eastAsia="it-IT"/>
-              </w:rPr>
-            </w:pPr>
-            <w:r>
-              <w:t xml:space="preserve">Output Calculation Verifier + Knowledge Agent</w:t>
-            </w:r>
-          </w:p>
-        </w:tc>
-        <w:tc>
-          <w:tcPr>
-            <w:tcW w:w="1232" w:type="pct"/>
             <w:noWrap/>
           </w:tcPr>
           <w:p>
@@ -8564,13 +9830,30 @@
               </w:rPr>
             </w:pPr>
             <w:r>
-              <w:t xml:space="preserve">Decisione validata: contestare (totalmente/parzialmente) o accettare</w:t>
-            </w:r>
-          </w:p>
-        </w:tc>
-        <w:tc>
-          <w:tcPr>
-            <w:tcW w:w="508" w:type="pct"/>
+              <w:rPr>
+                <w:lang w:val="en-US"/>
+              </w:rPr>
+              <w:t xml:space="preserve">Orchestrator Agent + </w:t>
+            </w:r>
+            <w:proofErr w:type="spellStart"/>
+            <w:r>
+              <w:rPr>
+                <w:lang w:val="en-US"/>
+              </w:rPr>
+              <w:t>Referente</w:t>
+            </w:r>
+            <w:proofErr w:type="spellEnd"/>
+            <w:r>
+              <w:rPr>
+                <w:lang w:val="en-US"/>
+              </w:rPr>
+              <w:t xml:space="preserve"> O&amp;M (HITL)</w:t>
+            </w:r>
+          </w:p>
+        </w:tc>
+        <w:tc>
+          <w:tcPr>
+            <w:tcW w:w="799" w:type="pct"/>
             <w:noWrap/>
           </w:tcPr>
           <w:p>
@@ -8582,17 +9865,20 @@
                 <w:color w:val="000000"/>
                 <w:sz w:val="14"/>
                 <w:szCs w:val="14"/>
-                <w:lang w:eastAsia="it-IT"/>
-              </w:rPr>
-            </w:pPr>
-            <w:r>
-              <w:t xml:space="preserve">Dashboard HITL, Teams Bot</w:t>
-            </w:r>
-          </w:p>
-        </w:tc>
-        <w:tc>
-          <w:tcPr>
-            <w:tcW w:w="839" w:type="pct"/>
+                <w:lang w:val="en-US" w:eastAsia="it-IT"/>
+              </w:rPr>
+            </w:pPr>
+            <w:r>
+              <w:rPr>
+                <w:lang w:val="en-US"/>
+              </w:rPr>
+              <w:t>Output Calculation Verifier + Knowledge Agent</w:t>
+            </w:r>
+          </w:p>
+        </w:tc>
+        <w:tc>
+          <w:tcPr>
+            <w:tcW w:w="1232" w:type="pct"/>
             <w:noWrap/>
           </w:tcPr>
           <w:p>
@@ -8608,7 +9894,67 @@
               </w:rPr>
             </w:pPr>
             <w:r>
-              <w:t xml:space="preserve">LLM synthesis + spiegazione; Assist – Human decides e approva; audit log obbligatorio</w:t>
+              <w:t>Decisione validata: contestare (totalmente/parzialmente) o accettare</w:t>
+            </w:r>
+          </w:p>
+        </w:tc>
+        <w:tc>
+          <w:tcPr>
+            <w:tcW w:w="508" w:type="pct"/>
+            <w:noWrap/>
+          </w:tcPr>
+          <w:p>
+            <w:pPr>
+              <w:spacing w:before="0"/>
+              <w:cnfStyle w:val="000000000000" w:firstRow="0" w:lastRow="0" w:firstColumn="0" w:lastColumn="0" w:oddVBand="0" w:evenVBand="0" w:oddHBand="0" w:evenHBand="0" w:firstRowFirstColumn="0" w:firstRowLastColumn="0" w:lastRowFirstColumn="0" w:lastRowLastColumn="0"/>
+              <w:rPr>
+                <w:rFonts w:ascii="Aptos Narrow" w:eastAsia="Times New Roman" w:hAnsi="Aptos Narrow" w:cs="Times New Roman"/>
+                <w:color w:val="000000"/>
+                <w:sz w:val="14"/>
+                <w:szCs w:val="14"/>
+                <w:lang w:eastAsia="it-IT"/>
+              </w:rPr>
+            </w:pPr>
+            <w:r>
+              <w:t>Dashboard HITL, Teams Bot</w:t>
+            </w:r>
+          </w:p>
+        </w:tc>
+        <w:tc>
+          <w:tcPr>
+            <w:tcW w:w="839" w:type="pct"/>
+            <w:noWrap/>
+          </w:tcPr>
+          <w:p>
+            <w:pPr>
+              <w:spacing w:before="0"/>
+              <w:cnfStyle w:val="000000000000" w:firstRow="0" w:lastRow="0" w:firstColumn="0" w:lastColumn="0" w:oddVBand="0" w:evenVBand="0" w:oddHBand="0" w:evenHBand="0" w:firstRowFirstColumn="0" w:firstRowLastColumn="0" w:lastRowFirstColumn="0" w:lastRowLastColumn="0"/>
+              <w:rPr>
+                <w:rFonts w:ascii="Aptos Narrow" w:eastAsia="Times New Roman" w:hAnsi="Aptos Narrow" w:cs="Times New Roman"/>
+                <w:color w:val="000000"/>
+                <w:sz w:val="14"/>
+                <w:szCs w:val="14"/>
+                <w:lang w:eastAsia="it-IT"/>
+              </w:rPr>
+            </w:pPr>
+            <w:r>
+              <w:t xml:space="preserve">LLM </w:t>
+            </w:r>
+            <w:proofErr w:type="spellStart"/>
+            <w:r>
+              <w:t>synthesis</w:t>
+            </w:r>
+            <w:proofErr w:type="spellEnd"/>
+            <w:r>
+              <w:t xml:space="preserve"> + spiegazione; Assist – Human </w:t>
+            </w:r>
+            <w:proofErr w:type="spellStart"/>
+            <w:r>
+              <w:t>decides</w:t>
+            </w:r>
+            <w:proofErr w:type="spellEnd"/>
+            <w:r>
+              <w:t xml:space="preserve"> e approva; audit log obbligatorio</w:t>
             </w:r>
           </w:p>
         </w:tc>
@@ -8626,7 +9972,7 @@
           <w:b/>
           <w:bCs/>
         </w:rPr>
-        <w:t xml:space="preserve">Sotto-processo B: Verifica Correttezza Calcolo e Preparazione Contestazione</w:t>
+        <w:t>Sotto-processo B: Verifica Correttezza Calcolo e Preparazione Contestazione</w:t>
       </w:r>
     </w:p>
     <w:tbl>
@@ -8636,13 +9982,13 @@
         <w:tblLook w:val="04A0" w:firstRow="1" w:lastRow="0" w:firstColumn="1" w:lastColumn="0" w:noHBand="0" w:noVBand="1"/>
       </w:tblPr>
       <w:tblGrid>
-        <w:gridCol w:w="519"/>
-        <w:gridCol w:w="2208"/>
-        <w:gridCol w:w="653"/>
-        <w:gridCol w:w="1503"/>
-        <w:gridCol w:w="1896"/>
-        <w:gridCol w:w="861"/>
-        <w:gridCol w:w="1988"/>
+        <w:gridCol w:w="263"/>
+        <w:gridCol w:w="4149"/>
+        <w:gridCol w:w="809"/>
+        <w:gridCol w:w="984"/>
+        <w:gridCol w:w="1184"/>
+        <w:gridCol w:w="1044"/>
+        <w:gridCol w:w="1195"/>
       </w:tblGrid>
       <w:tr>
         <w:trPr>
@@ -8882,7 +10228,7 @@
               </w:rPr>
             </w:pPr>
             <w:r>
-              <w:t xml:space="preserve">B1</w:t>
+              <w:t>B1</w:t>
             </w:r>
           </w:p>
         </w:tc>
@@ -8904,7 +10250,7 @@
               </w:rPr>
             </w:pPr>
             <w:r>
-              <w:t xml:space="preserve">Dispute Generator Agent riceve la decisione HITL di contestare; Knowledge Agent recupera il template di contestazione appropriato per tipologia e committente, lo storico contestazioni analoghe e i precedenti vinti/persi per orientare la strategia argomentativa</w:t>
+              <w:t>Dispute Generator Agent riceve la decisione HITL di contestare; Knowledge Agent recupera il template di contestazione appropriato per tipologia e committente, lo storico contestazioni analoghe e i precedenti vinti/persi per orientare la strategia argomentativa</w:t>
             </w:r>
           </w:p>
         </w:tc>
@@ -8922,11 +10268,14 @@
                 <w:color w:val="000000"/>
                 <w:sz w:val="16"/>
                 <w:szCs w:val="16"/>
-                <w:lang w:eastAsia="it-IT"/>
-              </w:rPr>
-            </w:pPr>
-            <w:r>
-              <w:t xml:space="preserve">Dispute Generator Agent + Knowledge Agent</w:t>
+                <w:lang w:val="en-US" w:eastAsia="it-IT"/>
+              </w:rPr>
+            </w:pPr>
+            <w:r>
+              <w:rPr>
+                <w:lang w:val="en-US"/>
+              </w:rPr>
+              <w:t>Dispute Generator Agent + Knowledge Agent</w:t>
             </w:r>
           </w:p>
         </w:tc>
@@ -8948,7 +10297,7 @@
               </w:rPr>
             </w:pPr>
             <w:r>
-              <w:t xml:space="preserve">Decisione HITL: contestare (totale/parziale) + motivazioni</w:t>
+              <w:t>Decisione HITL: contestare (totale/parziale) + motivazioni</w:t>
             </w:r>
           </w:p>
         </w:tc>
@@ -8970,7 +10319,7 @@
               </w:rPr>
             </w:pPr>
             <w:r>
-              <w:t xml:space="preserve">Template contestazione + best practice da casi analoghi</w:t>
+              <w:t>Template contestazione + best practice da casi analoghi</w:t>
             </w:r>
           </w:p>
         </w:tc>
@@ -8992,7 +10341,7 @@
               </w:rPr>
             </w:pPr>
             <w:r>
-              <w:t xml:space="preserve">Knowledge Base (RAG)</w:t>
+              <w:t>Knowledge Base (RAG)</w:t>
             </w:r>
           </w:p>
         </w:tc>
@@ -9014,8 +10363,13 @@
               </w:rPr>
             </w:pPr>
             <w:r>
-              <w:t xml:space="preserve">Trigger automatico post-approvazione HITL; RAG su storico contestazioni</w:t>
-            </w:r>
+              <w:t xml:space="preserve">Trigger automatico post-approvazione HITL; RAG su </w:t>
+            </w:r>
+            <w:proofErr w:type="gramStart"/>
+            <w:r>
+              <w:t>storico contestazioni</w:t>
+            </w:r>
+            <w:proofErr w:type="gramEnd"/>
           </w:p>
         </w:tc>
       </w:tr>
@@ -9041,13 +10395,130 @@
               </w:rPr>
             </w:pPr>
             <w:r>
-              <w:t xml:space="preserve">B2</w:t>
+              <w:t>B2</w:t>
             </w:r>
           </w:p>
         </w:tc>
         <w:tc>
           <w:tcPr>
             <w:tcW w:w="1183" w:type="pct"/>
+            <w:noWrap/>
+          </w:tcPr>
+          <w:p>
+            <w:pPr>
+              <w:spacing w:before="0"/>
+              <w:cnfStyle w:val="000000000000" w:firstRow="0" w:lastRow="0" w:firstColumn="0" w:lastColumn="0" w:oddVBand="0" w:evenVBand="0" w:oddHBand="0" w:evenHBand="0" w:firstRowFirstColumn="0" w:firstRowLastColumn="0" w:lastRowFirstColumn="0" w:lastRowLastColumn="0"/>
+              <w:rPr>
+                <w:rFonts w:ascii="Aptos Narrow" w:eastAsia="Times New Roman" w:hAnsi="Aptos Narrow" w:cs="Times New Roman"/>
+                <w:color w:val="000000"/>
+                <w:sz w:val="16"/>
+                <w:szCs w:val="16"/>
+                <w:lang w:eastAsia="it-IT"/>
+              </w:rPr>
+            </w:pPr>
+            <w:r>
+              <w:t xml:space="preserve">Dispute Generator Agent genera la bozza di lettera di contestazione compilando: dati tecnici, ricalcolo documentato, </w:t>
+            </w:r>
+            <w:proofErr w:type="spellStart"/>
+            <w:r>
+              <w:t>exclusion</w:t>
+            </w:r>
+            <w:proofErr w:type="spellEnd"/>
+            <w:r>
+              <w:t xml:space="preserve"> </w:t>
+            </w:r>
+            <w:proofErr w:type="spellStart"/>
+            <w:r>
+              <w:t>clause</w:t>
+            </w:r>
+            <w:proofErr w:type="spellEnd"/>
+            <w:r>
+              <w:t xml:space="preserve"> applicate, riferimenti normativi/contrattuali, richiesta di storno importo</w:t>
+            </w:r>
+          </w:p>
+        </w:tc>
+        <w:tc>
+          <w:tcPr>
+            <w:tcW w:w="232" w:type="pct"/>
+            <w:noWrap/>
+          </w:tcPr>
+          <w:p>
+            <w:pPr>
+              <w:spacing w:before="0"/>
+              <w:cnfStyle w:val="000000000000" w:firstRow="0" w:lastRow="0" w:firstColumn="0" w:lastColumn="0" w:oddVBand="0" w:evenVBand="0" w:oddHBand="0" w:evenHBand="0" w:firstRowFirstColumn="0" w:firstRowLastColumn="0" w:lastRowFirstColumn="0" w:lastRowLastColumn="0"/>
+              <w:rPr>
+                <w:rFonts w:ascii="Aptos Narrow" w:eastAsia="Times New Roman" w:hAnsi="Aptos Narrow" w:cs="Times New Roman"/>
+                <w:color w:val="000000"/>
+                <w:sz w:val="16"/>
+                <w:szCs w:val="16"/>
+                <w:lang w:eastAsia="it-IT"/>
+              </w:rPr>
+            </w:pPr>
+            <w:r>
+              <w:t>Dispute Generator Agent</w:t>
+            </w:r>
+          </w:p>
+        </w:tc>
+        <w:tc>
+          <w:tcPr>
+            <w:tcW w:w="817" w:type="pct"/>
+            <w:noWrap/>
+          </w:tcPr>
+          <w:p>
+            <w:pPr>
+              <w:spacing w:before="0"/>
+              <w:cnfStyle w:val="000000000000" w:firstRow="0" w:lastRow="0" w:firstColumn="0" w:lastColumn="0" w:oddVBand="0" w:evenVBand="0" w:oddHBand="0" w:evenHBand="0" w:firstRowFirstColumn="0" w:firstRowLastColumn="0" w:lastRowFirstColumn="0" w:lastRowLastColumn="0"/>
+              <w:rPr>
+                <w:rFonts w:ascii="Aptos Narrow" w:eastAsia="Times New Roman" w:hAnsi="Aptos Narrow" w:cs="Times New Roman"/>
+                <w:color w:val="000000"/>
+                <w:sz w:val="16"/>
+                <w:szCs w:val="16"/>
+                <w:lang w:eastAsia="it-IT"/>
+              </w:rPr>
+            </w:pPr>
+            <w:r>
+              <w:t xml:space="preserve">Template + dati tecnici + ricalcolo + </w:t>
+            </w:r>
+            <w:proofErr w:type="spellStart"/>
+            <w:r>
+              <w:t>exclusion</w:t>
+            </w:r>
+            <w:proofErr w:type="spellEnd"/>
+            <w:r>
+              <w:t xml:space="preserve"> </w:t>
+            </w:r>
+            <w:proofErr w:type="spellStart"/>
+            <w:r>
+              <w:t>clause</w:t>
+            </w:r>
+            <w:proofErr w:type="spellEnd"/>
+          </w:p>
+        </w:tc>
+        <w:tc>
+          <w:tcPr>
+            <w:tcW w:w="1021" w:type="pct"/>
+            <w:noWrap/>
+          </w:tcPr>
+          <w:p>
+            <w:pPr>
+              <w:spacing w:before="0"/>
+              <w:cnfStyle w:val="000000000000" w:firstRow="0" w:lastRow="0" w:firstColumn="0" w:lastColumn="0" w:oddVBand="0" w:evenVBand="0" w:oddHBand="0" w:evenHBand="0" w:firstRowFirstColumn="0" w:firstRowLastColumn="0" w:lastRowFirstColumn="0" w:lastRowLastColumn="0"/>
+              <w:rPr>
+                <w:rFonts w:ascii="Aptos Narrow" w:eastAsia="Times New Roman" w:hAnsi="Aptos Narrow" w:cs="Times New Roman"/>
+                <w:color w:val="000000"/>
+                <w:sz w:val="16"/>
+                <w:szCs w:val="16"/>
+                <w:lang w:eastAsia="it-IT"/>
+              </w:rPr>
+            </w:pPr>
+            <w:r>
+              <w:t>Bozza lettera contestazione completa con allegati tecnici</w:t>
+            </w:r>
+          </w:p>
+        </w:tc>
+        <w:tc>
+          <w:tcPr>
+            <w:tcW w:w="483" w:type="pct"/>
             <w:noWrap/>
           </w:tcPr>
           <w:p>
@@ -9063,13 +10534,16 @@
               </w:rPr>
             </w:pPr>
             <w:r>
-              <w:t xml:space="preserve">Dispute Generator Agent genera la bozza di lettera di contestazione compilando: dati tecnici, ricalcolo documentato, exclusion clause applicate, riferimenti normativi/contrattuali, richiesta di storno importo</w:t>
-            </w:r>
-          </w:p>
-        </w:tc>
-        <w:tc>
-          <w:tcPr>
-            <w:tcW w:w="232" w:type="pct"/>
+              <w:rPr>
+                <w:lang w:val="en-US"/>
+              </w:rPr>
+              <w:t>LLM text generation + document assembly</w:t>
+            </w:r>
+          </w:p>
+        </w:tc>
+        <w:tc>
+          <w:tcPr>
+            <w:tcW w:w="1068" w:type="pct"/>
             <w:noWrap/>
           </w:tcPr>
           <w:p>
@@ -9085,95 +10559,7 @@
               </w:rPr>
             </w:pPr>
             <w:r>
-              <w:t xml:space="preserve">Dispute Generator Agent</w:t>
-            </w:r>
-          </w:p>
-        </w:tc>
-        <w:tc>
-          <w:tcPr>
-            <w:tcW w:w="817" w:type="pct"/>
-            <w:noWrap/>
-          </w:tcPr>
-          <w:p>
-            <w:pPr>
-              <w:spacing w:before="0"/>
-              <w:cnfStyle w:val="000000000000" w:firstRow="0" w:lastRow="0" w:firstColumn="0" w:lastColumn="0" w:oddVBand="0" w:evenVBand="0" w:oddHBand="0" w:evenHBand="0" w:firstRowFirstColumn="0" w:firstRowLastColumn="0" w:lastRowFirstColumn="0" w:lastRowLastColumn="0"/>
-              <w:rPr>
-                <w:rFonts w:ascii="Aptos Narrow" w:eastAsia="Times New Roman" w:hAnsi="Aptos Narrow" w:cs="Times New Roman"/>
-                <w:color w:val="000000"/>
-                <w:sz w:val="16"/>
-                <w:szCs w:val="16"/>
-                <w:lang w:eastAsia="it-IT"/>
-              </w:rPr>
-            </w:pPr>
-            <w:r>
-              <w:t xml:space="preserve">Template + dati tecnici + ricalcolo + exclusion clause</w:t>
-            </w:r>
-          </w:p>
-        </w:tc>
-        <w:tc>
-          <w:tcPr>
-            <w:tcW w:w="1021" w:type="pct"/>
-            <w:noWrap/>
-          </w:tcPr>
-          <w:p>
-            <w:pPr>
-              <w:spacing w:before="0"/>
-              <w:cnfStyle w:val="000000000000" w:firstRow="0" w:lastRow="0" w:firstColumn="0" w:lastColumn="0" w:oddVBand="0" w:evenVBand="0" w:oddHBand="0" w:evenHBand="0" w:firstRowFirstColumn="0" w:firstRowLastColumn="0" w:lastRowFirstColumn="0" w:lastRowLastColumn="0"/>
-              <w:rPr>
-                <w:rFonts w:ascii="Aptos Narrow" w:eastAsia="Times New Roman" w:hAnsi="Aptos Narrow" w:cs="Times New Roman"/>
-                <w:color w:val="000000"/>
-                <w:sz w:val="16"/>
-                <w:szCs w:val="16"/>
-                <w:lang w:val="en-US" w:eastAsia="it-IT"/>
-              </w:rPr>
-            </w:pPr>
-            <w:r>
-              <w:t xml:space="preserve">Bozza lettera contestazione completa con allegati tecnici</w:t>
-            </w:r>
-          </w:p>
-        </w:tc>
-        <w:tc>
-          <w:tcPr>
-            <w:tcW w:w="483" w:type="pct"/>
-            <w:noWrap/>
-          </w:tcPr>
-          <w:p>
-            <w:pPr>
-              <w:spacing w:before="0"/>
-              <w:cnfStyle w:val="000000000000" w:firstRow="0" w:lastRow="0" w:firstColumn="0" w:lastColumn="0" w:oddVBand="0" w:evenVBand="0" w:oddHBand="0" w:evenHBand="0" w:firstRowFirstColumn="0" w:firstRowLastColumn="0" w:lastRowFirstColumn="0" w:lastRowLastColumn="0"/>
-              <w:rPr>
-                <w:rFonts w:ascii="Aptos Narrow" w:eastAsia="Times New Roman" w:hAnsi="Aptos Narrow" w:cs="Times New Roman"/>
-                <w:color w:val="000000"/>
-                <w:sz w:val="16"/>
-                <w:szCs w:val="16"/>
-                <w:lang w:eastAsia="it-IT"/>
-              </w:rPr>
-            </w:pPr>
-            <w:r>
-              <w:t xml:space="preserve">LLM text generation + document assembly</w:t>
-            </w:r>
-          </w:p>
-        </w:tc>
-        <w:tc>
-          <w:tcPr>
-            <w:tcW w:w="1068" w:type="pct"/>
-            <w:noWrap/>
-          </w:tcPr>
-          <w:p>
-            <w:pPr>
-              <w:spacing w:before="0"/>
-              <w:cnfStyle w:val="000000000000" w:firstRow="0" w:lastRow="0" w:firstColumn="0" w:lastColumn="0" w:oddVBand="0" w:evenVBand="0" w:oddHBand="0" w:evenHBand="0" w:firstRowFirstColumn="0" w:firstRowLastColumn="0" w:lastRowFirstColumn="0" w:lastRowLastColumn="0"/>
-              <w:rPr>
-                <w:rFonts w:ascii="Aptos Narrow" w:eastAsia="Times New Roman" w:hAnsi="Aptos Narrow" w:cs="Times New Roman"/>
-                <w:color w:val="000000"/>
-                <w:sz w:val="16"/>
-                <w:szCs w:val="16"/>
-                <w:lang w:eastAsia="it-IT"/>
-              </w:rPr>
-            </w:pPr>
-            <w:r>
-              <w:t xml:space="preserve">LLM generation con template strutturato; allegati tecnici auto-generati</w:t>
+              <w:t>LLM generation con template strutturato; allegati tecnici auto-generati</w:t>
             </w:r>
           </w:p>
         </w:tc>
@@ -9200,7 +10586,7 @@
               </w:rPr>
             </w:pPr>
             <w:r>
-              <w:t xml:space="preserve">B3</w:t>
+              <w:t>B3</w:t>
             </w:r>
           </w:p>
         </w:tc>
@@ -9222,7 +10608,31 @@
               </w:rPr>
             </w:pPr>
             <w:r>
-              <w:t xml:space="preserve">Orchestrator Agent presenta la bozza al referente O&amp;M su Dashboard HITL; HITL – Referente O&amp;M revisiona, apporta eventuali modifiche e approva la versione finale; sistema invia la contestazione approvata al committente via email/portale con timestamp e imposta reminder scadenza risposta</w:t>
+              <w:t xml:space="preserve">Orchestrator Agent presenta la bozza al referente O&amp;M su Dashboard HITL; HITL – Referente O&amp;M revisiona, apporta eventuali modifiche e approva la versione finale; sistema invia la contestazione approvata al committente via </w:t>
+            </w:r>
+            <w:proofErr w:type="gramStart"/>
+            <w:r>
+              <w:t>email</w:t>
+            </w:r>
+            <w:proofErr w:type="gramEnd"/>
+            <w:r>
+              <w:t xml:space="preserve">/portale con </w:t>
+            </w:r>
+            <w:proofErr w:type="spellStart"/>
+            <w:r>
+              <w:t>timestamp</w:t>
+            </w:r>
+            <w:proofErr w:type="spellEnd"/>
+            <w:r>
+              <w:t xml:space="preserve"> e imposta </w:t>
+            </w:r>
+            <w:proofErr w:type="spellStart"/>
+            <w:r>
+              <w:t>reminder</w:t>
+            </w:r>
+            <w:proofErr w:type="spellEnd"/>
+            <w:r>
+              <w:t xml:space="preserve"> scadenza risposta</w:t>
             </w:r>
           </w:p>
         </w:tc>
@@ -9240,11 +10650,28 @@
                 <w:color w:val="000000"/>
                 <w:sz w:val="16"/>
                 <w:szCs w:val="16"/>
-                <w:lang w:eastAsia="it-IT"/>
-              </w:rPr>
-            </w:pPr>
-            <w:r>
-              <w:t xml:space="preserve">Orchestrator Agent + Referente O&amp;M (HITL)</w:t>
+                <w:lang w:val="en-US" w:eastAsia="it-IT"/>
+              </w:rPr>
+            </w:pPr>
+            <w:r>
+              <w:rPr>
+                <w:lang w:val="en-US"/>
+              </w:rPr>
+              <w:t xml:space="preserve">Orchestrator Agent + </w:t>
+            </w:r>
+            <w:proofErr w:type="spellStart"/>
+            <w:r>
+              <w:rPr>
+                <w:lang w:val="en-US"/>
+              </w:rPr>
+              <w:t>Referente</w:t>
+            </w:r>
+            <w:proofErr w:type="spellEnd"/>
+            <w:r>
+              <w:rPr>
+                <w:lang w:val="en-US"/>
+              </w:rPr>
+              <w:t xml:space="preserve"> O&amp;M (HITL)</w:t>
             </w:r>
           </w:p>
         </w:tc>
@@ -9266,7 +10693,7 @@
               </w:rPr>
             </w:pPr>
             <w:r>
-              <w:t xml:space="preserve">Bozza contestazione AI completa</w:t>
+              <w:t>Bozza contestazione AI completa</w:t>
             </w:r>
           </w:p>
         </w:tc>
@@ -9288,7 +10715,15 @@
               </w:rPr>
             </w:pPr>
             <w:r>
-              <w:t xml:space="preserve">Contestazione approvata inviata; reminder scadenza risposta impostato</w:t>
+              <w:t xml:space="preserve">Contestazione approvata inviata; </w:t>
+            </w:r>
+            <w:proofErr w:type="spellStart"/>
+            <w:r>
+              <w:t>reminder</w:t>
+            </w:r>
+            <w:proofErr w:type="spellEnd"/>
+            <w:r>
+              <w:t xml:space="preserve"> scadenza risposta impostato</w:t>
             </w:r>
           </w:p>
         </w:tc>
@@ -9306,11 +10741,42 @@
                 <w:color w:val="000000"/>
                 <w:sz w:val="16"/>
                 <w:szCs w:val="16"/>
-                <w:lang w:eastAsia="it-IT"/>
-              </w:rPr>
-            </w:pPr>
-            <w:r>
-              <w:t xml:space="preserve">Dashboard HITL, Email gateway / [INFO: portale committente]</w:t>
+                <w:lang w:val="en-US" w:eastAsia="it-IT"/>
+              </w:rPr>
+            </w:pPr>
+            <w:r>
+              <w:rPr>
+                <w:lang w:val="en-US"/>
+              </w:rPr>
+              <w:t xml:space="preserve">Dashboard HITL, Email gateway / [INFO: </w:t>
+            </w:r>
+            <w:proofErr w:type="spellStart"/>
+            <w:r>
+              <w:rPr>
+                <w:lang w:val="en-US"/>
+              </w:rPr>
+              <w:t>portale</w:t>
+            </w:r>
+            <w:proofErr w:type="spellEnd"/>
+            <w:r>
+              <w:rPr>
+                <w:lang w:val="en-US"/>
+              </w:rPr>
+              <w:t xml:space="preserve"> </w:t>
+            </w:r>
+            <w:proofErr w:type="spellStart"/>
+            <w:r>
+              <w:rPr>
+                <w:lang w:val="en-US"/>
+              </w:rPr>
+              <w:t>committente</w:t>
+            </w:r>
+            <w:proofErr w:type="spellEnd"/>
+            <w:r>
+              <w:rPr>
+                <w:lang w:val="en-US"/>
+              </w:rPr>
+              <w:t>]</w:t>
             </w:r>
           </w:p>
         </w:tc>
@@ -9334,7 +10800,7 @@
               </w:rPr>
             </w:pPr>
             <w:r>
-              <w:t xml:space="preserve">HITL obbligatorio – nessun invio automatico; audit log completo</w:t>
+              <w:t>HITL obbligatorio – nessun invio automatico; audit log completo</w:t>
             </w:r>
           </w:p>
         </w:tc>
@@ -9377,13 +10843,13 @@
         <w:tblLook w:val="04A0" w:firstRow="1" w:lastRow="0" w:firstColumn="1" w:lastColumn="0" w:noHBand="0" w:noVBand="1"/>
       </w:tblPr>
       <w:tblGrid>
-        <w:gridCol w:w="519"/>
-        <w:gridCol w:w="2383"/>
-        <w:gridCol w:w="653"/>
-        <w:gridCol w:w="1871"/>
-        <w:gridCol w:w="2175"/>
-        <w:gridCol w:w="746"/>
-        <w:gridCol w:w="1281"/>
+        <w:gridCol w:w="252"/>
+        <w:gridCol w:w="3971"/>
+        <w:gridCol w:w="929"/>
+        <w:gridCol w:w="773"/>
+        <w:gridCol w:w="1125"/>
+        <w:gridCol w:w="848"/>
+        <w:gridCol w:w="1730"/>
       </w:tblGrid>
       <w:tr>
         <w:trPr>
@@ -9623,7 +11089,7 @@
               </w:rPr>
             </w:pPr>
             <w:r>
-              <w:t xml:space="preserve">C1</w:t>
+              <w:t>C1</w:t>
             </w:r>
           </w:p>
         </w:tc>
@@ -9645,57 +11111,25 @@
               </w:rPr>
             </w:pPr>
             <w:r>
-              <w:t xml:space="preserve">Sistema monitora automaticamente i termini di risposta del committente e notifica il referente O&amp;M con escalation proattiva; Penalty Classifier Agent acquisisce la risposta del committente, aggiorna lo stato del contenzioso; HITL – Referente O&amp;M gestisce l'esito (storno / rifiuto / accordo parziale); Orchestrator Agent aggiorna SAP/ERP solo post-approvazione HITL</w:t>
+              <w:t xml:space="preserve">Sistema monitora automaticamente i termini di risposta del committente e notifica il referente O&amp;M con escalation proattiva; Penalty </w:t>
+            </w:r>
+            <w:proofErr w:type="spellStart"/>
+            <w:r>
+              <w:t>Classifier</w:t>
+            </w:r>
+            <w:proofErr w:type="spellEnd"/>
+            <w:r>
+              <w:t xml:space="preserve"> Agent acquisisce la risposta del committente, </w:t>
+            </w:r>
+            <w:r>
+              <w:lastRenderedPageBreak/>
+              <w:t>aggiorna lo stato del contenzioso; HITL – Referente O&amp;M gestisce l'esito (storno / rifiuto / accordo parziale); Orchestrator Agent aggiorna SAP/ERP solo post-approvazione HITL</w:t>
             </w:r>
           </w:p>
         </w:tc>
         <w:tc>
           <w:tcPr>
             <w:tcW w:w="225" w:type="pct"/>
-            <w:noWrap/>
-          </w:tcPr>
-          <w:p>
-            <w:pPr>
-              <w:spacing w:before="0"/>
-              <w:cnfStyle w:val="000000000000" w:firstRow="0" w:lastRow="0" w:firstColumn="0" w:lastColumn="0" w:oddVBand="0" w:evenVBand="0" w:oddHBand="0" w:evenHBand="0" w:firstRowFirstColumn="0" w:firstRowLastColumn="0" w:lastRowFirstColumn="0" w:lastRowLastColumn="0"/>
-              <w:rPr>
-                <w:rFonts w:ascii="Aptos Narrow" w:eastAsia="Times New Roman" w:hAnsi="Aptos Narrow" w:cs="Times New Roman"/>
-                <w:color w:val="000000"/>
-                <w:sz w:val="16"/>
-                <w:szCs w:val="16"/>
-                <w:lang w:eastAsia="it-IT"/>
-              </w:rPr>
-            </w:pPr>
-            <w:r>
-              <w:t xml:space="preserve">Orchestrator Agent + Penalty Classifier Agent + Referente O&amp;M (HITL)</w:t>
-            </w:r>
-          </w:p>
-        </w:tc>
-        <w:tc>
-          <w:tcPr>
-            <w:tcW w:w="1027" w:type="pct"/>
-            <w:noWrap/>
-          </w:tcPr>
-          <w:p>
-            <w:pPr>
-              <w:spacing w:before="0"/>
-              <w:cnfStyle w:val="000000000000" w:firstRow="0" w:lastRow="0" w:firstColumn="0" w:lastColumn="0" w:oddVBand="0" w:evenVBand="0" w:oddHBand="0" w:evenHBand="0" w:firstRowFirstColumn="0" w:firstRowLastColumn="0" w:lastRowFirstColumn="0" w:lastRowLastColumn="0"/>
-              <w:rPr>
-                <w:rFonts w:ascii="Aptos Narrow" w:eastAsia="Times New Roman" w:hAnsi="Aptos Narrow" w:cs="Times New Roman"/>
-                <w:color w:val="000000"/>
-                <w:sz w:val="16"/>
-                <w:szCs w:val="16"/>
-                <w:lang w:eastAsia="it-IT"/>
-              </w:rPr>
-            </w:pPr>
-            <w:r>
-              <w:t xml:space="preserve">Contestazione inviata + risposta committente</w:t>
-            </w:r>
-          </w:p>
-        </w:tc>
-        <w:tc>
-          <w:tcPr>
-            <w:tcW w:w="1185" w:type="pct"/>
             <w:noWrap/>
           </w:tcPr>
           <w:p>
@@ -9711,13 +11145,38 @@
               </w:rPr>
             </w:pPr>
             <w:r>
-              <w:t xml:space="preserve">Stato contenzioso aggiornato; SAP/ERP aggiornato post-HITL; penale chiusa nel sistema</w:t>
-            </w:r>
-          </w:p>
-        </w:tc>
-        <w:tc>
-          <w:tcPr>
-            <w:tcW w:w="359" w:type="pct"/>
+              <w:rPr>
+                <w:lang w:val="en-US"/>
+              </w:rPr>
+              <w:lastRenderedPageBreak/>
+              <w:t>Orchestrator Agent + Penalty Classifi</w:t>
+            </w:r>
+            <w:r>
+              <w:rPr>
+                <w:lang w:val="en-US"/>
+              </w:rPr>
+              <w:lastRenderedPageBreak/>
+              <w:t xml:space="preserve">er Agent + </w:t>
+            </w:r>
+            <w:proofErr w:type="spellStart"/>
+            <w:r>
+              <w:rPr>
+                <w:lang w:val="en-US"/>
+              </w:rPr>
+              <w:t>Referente</w:t>
+            </w:r>
+            <w:proofErr w:type="spellEnd"/>
+            <w:r>
+              <w:rPr>
+                <w:lang w:val="en-US"/>
+              </w:rPr>
+              <w:t xml:space="preserve"> O&amp;M (HITL)</w:t>
+            </w:r>
+          </w:p>
+        </w:tc>
+        <w:tc>
+          <w:tcPr>
+            <w:tcW w:w="1027" w:type="pct"/>
             <w:noWrap/>
           </w:tcPr>
           <w:p>
@@ -9733,13 +11192,18 @@
               </w:rPr>
             </w:pPr>
             <w:r>
-              <w:t xml:space="preserve">Dashboard HITL, Teams Bot, SAP/ERP</w:t>
-            </w:r>
-          </w:p>
-        </w:tc>
-        <w:tc>
-          <w:tcPr>
-            <w:tcW w:w="722" w:type="pct"/>
+              <w:lastRenderedPageBreak/>
+              <w:t xml:space="preserve">Contestazione inviata + </w:t>
+            </w:r>
+            <w:r>
+              <w:lastRenderedPageBreak/>
+              <w:t>risposta committente</w:t>
+            </w:r>
+          </w:p>
+        </w:tc>
+        <w:tc>
+          <w:tcPr>
+            <w:tcW w:w="1185" w:type="pct"/>
             <w:noWrap/>
           </w:tcPr>
           <w:p>
@@ -9755,7 +11219,80 @@
               </w:rPr>
             </w:pPr>
             <w:r>
-              <w:t xml:space="preserve">Reminder automatici 7/3/1 gg prima scadenza; NLP classification risposta committente; integrazione SAP automatica solo post-approvazione HITL</w:t>
+              <w:lastRenderedPageBreak/>
+              <w:t xml:space="preserve">Stato contenzioso aggiornato; </w:t>
+            </w:r>
+            <w:r>
+              <w:lastRenderedPageBreak/>
+              <w:t>SAP/ERP aggiornato post-HITL; penale chiusa nel sistema</w:t>
+            </w:r>
+          </w:p>
+        </w:tc>
+        <w:tc>
+          <w:tcPr>
+            <w:tcW w:w="359" w:type="pct"/>
+            <w:noWrap/>
+          </w:tcPr>
+          <w:p>
+            <w:pPr>
+              <w:spacing w:before="0"/>
+              <w:cnfStyle w:val="000000000000" w:firstRow="0" w:lastRow="0" w:firstColumn="0" w:lastColumn="0" w:oddVBand="0" w:evenVBand="0" w:oddHBand="0" w:evenHBand="0" w:firstRowFirstColumn="0" w:firstRowLastColumn="0" w:lastRowFirstColumn="0" w:lastRowLastColumn="0"/>
+              <w:rPr>
+                <w:rFonts w:ascii="Aptos Narrow" w:eastAsia="Times New Roman" w:hAnsi="Aptos Narrow" w:cs="Times New Roman"/>
+                <w:color w:val="000000"/>
+                <w:sz w:val="16"/>
+                <w:szCs w:val="16"/>
+                <w:lang w:val="en-US" w:eastAsia="it-IT"/>
+              </w:rPr>
+            </w:pPr>
+            <w:r>
+              <w:rPr>
+                <w:lang w:val="en-US"/>
+              </w:rPr>
+              <w:lastRenderedPageBreak/>
+              <w:t xml:space="preserve">Dashboard HITL, Teams Bot, </w:t>
+            </w:r>
+            <w:r>
+              <w:rPr>
+                <w:lang w:val="en-US"/>
+              </w:rPr>
+              <w:lastRenderedPageBreak/>
+              <w:t>SAP/ERP</w:t>
+            </w:r>
+          </w:p>
+        </w:tc>
+        <w:tc>
+          <w:tcPr>
+            <w:tcW w:w="722" w:type="pct"/>
+            <w:noWrap/>
+          </w:tcPr>
+          <w:p>
+            <w:pPr>
+              <w:spacing w:before="0"/>
+              <w:cnfStyle w:val="000000000000" w:firstRow="0" w:lastRow="0" w:firstColumn="0" w:lastColumn="0" w:oddVBand="0" w:evenVBand="0" w:oddHBand="0" w:evenHBand="0" w:firstRowFirstColumn="0" w:firstRowLastColumn="0" w:lastRowFirstColumn="0" w:lastRowLastColumn="0"/>
+              <w:rPr>
+                <w:rFonts w:ascii="Aptos Narrow" w:eastAsia="Times New Roman" w:hAnsi="Aptos Narrow" w:cs="Times New Roman"/>
+                <w:color w:val="000000"/>
+                <w:sz w:val="16"/>
+                <w:szCs w:val="16"/>
+                <w:lang w:eastAsia="it-IT"/>
+              </w:rPr>
+            </w:pPr>
+            <w:r>
+              <w:lastRenderedPageBreak/>
+              <w:t xml:space="preserve">Reminder automatici 7/3/1 gg prima scadenza; NLP </w:t>
+            </w:r>
+            <w:proofErr w:type="spellStart"/>
+            <w:r>
+              <w:t>classification</w:t>
+            </w:r>
+            <w:proofErr w:type="spellEnd"/>
+            <w:r>
+              <w:t xml:space="preserve"> </w:t>
+            </w:r>
+            <w:r>
+              <w:lastRenderedPageBreak/>
+              <w:t>risposta committente; integrazione SAP automatica solo post-approvazione HITL</w:t>
             </w:r>
           </w:p>
         </w:tc>
@@ -9782,7 +11319,8 @@
               </w:rPr>
             </w:pPr>
             <w:r>
-              <w:t xml:space="preserve">C2</w:t>
+              <w:lastRenderedPageBreak/>
+              <w:t>C2</w:t>
             </w:r>
           </w:p>
         </w:tc>
@@ -9804,7 +11342,7 @@
               </w:rPr>
             </w:pPr>
             <w:r>
-              <w:t xml:space="preserve">Knowledge Agent acquisisce l'esito del contenzioso e aggiorna la KB per apprendimento futuro; Penalty Monitor Agent monitora continuamente i KPI contrattuali di tutti gli impianti in scope e genera alert predittivi preventivi; Orchestrator Agent genera report periodici aggregati per management</w:t>
+              <w:t>Knowledge Agent acquisisce l'esito del contenzioso e aggiorna la KB per apprendimento futuro; Penalty Monitor Agent monitora continuamente i KPI contrattuali di tutti gli impianti in scope e genera alert predittivi preventivi; Orchestrator Agent genera report periodici aggregati per management</w:t>
             </w:r>
           </w:p>
         </w:tc>
@@ -9822,11 +11360,14 @@
                 <w:color w:val="000000"/>
                 <w:sz w:val="16"/>
                 <w:szCs w:val="16"/>
-                <w:lang w:eastAsia="it-IT"/>
-              </w:rPr>
-            </w:pPr>
-            <w:r>
-              <w:t xml:space="preserve">Knowledge Agent + Penalty Monitor Agent + Orchestrator Agent</w:t>
+                <w:lang w:val="en-US" w:eastAsia="it-IT"/>
+              </w:rPr>
+            </w:pPr>
+            <w:r>
+              <w:rPr>
+                <w:lang w:val="en-US"/>
+              </w:rPr>
+              <w:t>Knowledge Agent + Penalty Monitor Agent + Orchestrator Agent</w:t>
             </w:r>
           </w:p>
         </w:tc>
@@ -9848,7 +11389,7 @@
               </w:rPr>
             </w:pPr>
             <w:r>
-              <w:t xml:space="preserve">Esito contenzioso + KPI operativi real-time (SCADA/PI)</w:t>
+              <w:t>Esito contenzioso + KPI operativi real-time (SCADA/PI)</w:t>
             </w:r>
           </w:p>
         </w:tc>
@@ -9870,7 +11411,7 @@
               </w:rPr>
             </w:pPr>
             <w:r>
-              <w:t xml:space="preserve">KB aggiornata; alert preventivi per impianti a rischio penale; report management</w:t>
+              <w:t>KB aggiornata; alert preventivi per impianti a rischio penale; report management</w:t>
             </w:r>
           </w:p>
         </w:tc>
@@ -9888,11 +11429,14 @@
                 <w:color w:val="000000"/>
                 <w:sz w:val="16"/>
                 <w:szCs w:val="16"/>
-                <w:lang w:eastAsia="it-IT"/>
-              </w:rPr>
-            </w:pPr>
-            <w:r>
-              <w:t xml:space="preserve">Knowledge Base (RAG), SCADA/PI, Dashboard HITL, Power BI</w:t>
+                <w:lang w:val="en-US" w:eastAsia="it-IT"/>
+              </w:rPr>
+            </w:pPr>
+            <w:r>
+              <w:rPr>
+                <w:lang w:val="en-US"/>
+              </w:rPr>
+              <w:t>Knowledge Base (RAG), SCADA/PI, Dashboard HITL, Power BI</w:t>
             </w:r>
           </w:p>
         </w:tc>
@@ -9912,23 +11456,46 @@
                 <w:color w:val="000000"/>
                 <w:sz w:val="16"/>
                 <w:szCs w:val="16"/>
-                <w:lang w:eastAsia="it-IT"/>
-              </w:rPr>
-            </w:pPr>
-            <w:r>
-              <w:t xml:space="preserve">Document ingestion + embedding update; ML trend forecasting; LLM-generated insights</w:t>
+                <w:lang w:val="en-US" w:eastAsia="it-IT"/>
+              </w:rPr>
+            </w:pPr>
+            <w:r>
+              <w:rPr>
+                <w:lang w:val="en-US"/>
+              </w:rPr>
+              <w:t>Document ingestion + embedding update; ML trend forecasting; LLM-generated insights</w:t>
             </w:r>
           </w:p>
         </w:tc>
       </w:tr>
     </w:tbl>
-    <w:p/>
     <w:p>
+      <w:pPr>
+        <w:rPr>
+          <w:lang w:val="en-US"/>
+        </w:rPr>
+      </w:pPr>
+    </w:p>
+    <w:p>
+      <w:pPr>
+        <w:rPr>
+          <w:lang w:val="en-US"/>
+        </w:rPr>
+      </w:pPr>
       <w:r>
+        <w:rPr>
+          <w:lang w:val="en-US"/>
+        </w:rPr>
         <w:br w:type="page"/>
       </w:r>
     </w:p>
-    <w:p/>
+    <w:p>
+      <w:pPr>
+        <w:rPr>
+          <w:lang w:val="en-US"/>
+        </w:rPr>
+      </w:pPr>
+    </w:p>
     <w:p>
       <w:pPr>
         <w:pStyle w:val="Titolo3"/>
@@ -9936,14 +11503,14 @@
           <w:lang w:val="en-US"/>
         </w:rPr>
       </w:pPr>
-      <w:bookmarkStart w:id="19" w:name="_Toc225774875"/>
+      <w:bookmarkStart w:id="21" w:name="_Toc227684769"/>
       <w:r>
         <w:rPr>
           <w:lang w:val="en-US"/>
         </w:rPr>
         <w:t>3.3 Process Cards TO-BE</w:t>
       </w:r>
-      <w:bookmarkEnd w:id="19"/>
+      <w:bookmarkEnd w:id="21"/>
     </w:p>
     <w:p>
       <w:pPr>
@@ -10009,6 +11576,7 @@
           <w:lang w:val="en-US"/>
         </w:rPr>
       </w:pPr>
+      <w:proofErr w:type="spellStart"/>
       <w:r>
         <w:rPr>
           <w:b/>
@@ -10017,6 +11585,7 @@
         </w:rPr>
         <w:t>Attività</w:t>
       </w:r>
+      <w:proofErr w:type="spellEnd"/>
       <w:r>
         <w:rPr>
           <w:lang w:val="en-US"/>
@@ -10053,6 +11622,7 @@
           <w:lang w:val="en-US"/>
         </w:rPr>
       </w:pPr>
+      <w:proofErr w:type="spellStart"/>
       <w:r>
         <w:rPr>
           <w:b/>
@@ -10067,6 +11637,7 @@
         </w:rPr>
         <w:t>:xxx</w:t>
       </w:r>
+      <w:proofErr w:type="spellEnd"/>
     </w:p>
     <w:p>
       <w:pPr>
@@ -10088,22 +11659,143 @@
     <w:p>
       <w:pPr>
         <w:ind w:left="708"/>
-      </w:pPr>
+        <w:rPr>
+          <w:lang w:val="en-US"/>
+        </w:rPr>
+      </w:pPr>
+      <w:proofErr w:type="spellStart"/>
       <w:r>
         <w:rPr>
           <w:b/>
           <w:bCs/>
+          <w:lang w:val="en-US"/>
         </w:rPr>
         <w:t>Input</w:t>
       </w:r>
       <w:r>
+        <w:rPr>
+          <w:lang w:val="en-US"/>
+        </w:rPr>
         <w:t>:xxx</w:t>
+      </w:r>
+      <w:proofErr w:type="spellEnd"/>
+    </w:p>
+    <w:p>
+      <w:pPr>
+        <w:ind w:left="708"/>
+        <w:rPr>
+          <w:lang w:val="en-US"/>
+        </w:rPr>
+      </w:pPr>
+      <w:proofErr w:type="spellStart"/>
+      <w:r>
+        <w:rPr>
+          <w:b/>
+          <w:bCs/>
+          <w:lang w:val="en-US"/>
+        </w:rPr>
+        <w:t>Attività</w:t>
+      </w:r>
+      <w:r>
+        <w:rPr>
+          <w:lang w:val="en-US"/>
+        </w:rPr>
+        <w:t>:xxx</w:t>
+      </w:r>
+      <w:proofErr w:type="spellEnd"/>
+    </w:p>
+    <w:p>
+      <w:pPr>
+        <w:ind w:left="708"/>
+        <w:rPr>
+          <w:lang w:val="en-US"/>
+        </w:rPr>
+      </w:pPr>
+      <w:proofErr w:type="spellStart"/>
+      <w:r>
+        <w:rPr>
+          <w:b/>
+          <w:bCs/>
+          <w:lang w:val="en-US"/>
+        </w:rPr>
+        <w:t>Output</w:t>
+      </w:r>
+      <w:r>
+        <w:rPr>
+          <w:lang w:val="en-US"/>
+        </w:rPr>
+        <w:t>:xxx</w:t>
+      </w:r>
+      <w:proofErr w:type="spellEnd"/>
+    </w:p>
+    <w:p>
+      <w:pPr>
+        <w:ind w:left="708"/>
+        <w:rPr>
+          <w:lang w:val="en-US"/>
+        </w:rPr>
+      </w:pPr>
+      <w:proofErr w:type="spellStart"/>
+      <w:r>
+        <w:rPr>
+          <w:b/>
+          <w:bCs/>
+          <w:lang w:val="en-US"/>
+        </w:rPr>
+        <w:t>Sistemi</w:t>
+      </w:r>
+      <w:proofErr w:type="spellEnd"/>
+      <w:r>
+        <w:rPr>
+          <w:lang w:val="en-US"/>
+        </w:rPr>
+        <w:t>: xxx</w:t>
       </w:r>
     </w:p>
     <w:p>
       <w:pPr>
+        <w:rPr>
+          <w:b/>
+          <w:bCs/>
+          <w:lang w:val="en-US"/>
+        </w:rPr>
+      </w:pPr>
+      <w:r>
+        <w:rPr>
+          <w:b/>
+          <w:bCs/>
+          <w:lang w:val="en-US"/>
+        </w:rPr>
+        <w:t>Card 3: xxx</w:t>
+      </w:r>
+    </w:p>
+    <w:p>
+      <w:pPr>
         <w:ind w:left="708"/>
-      </w:pPr>
+        <w:rPr>
+          <w:lang w:val="en-US"/>
+        </w:rPr>
+      </w:pPr>
+      <w:r>
+        <w:rPr>
+          <w:b/>
+          <w:bCs/>
+          <w:lang w:val="en-US"/>
+        </w:rPr>
+        <w:t>Input</w:t>
+      </w:r>
+      <w:r>
+        <w:rPr>
+          <w:lang w:val="en-US"/>
+        </w:rPr>
+        <w:t>: xxx</w:t>
+      </w:r>
+    </w:p>
+    <w:p>
+      <w:pPr>
+        <w:ind w:left="708"/>
+      </w:pPr>
+      <w:proofErr w:type="spellStart"/>
       <w:r>
         <w:rPr>
           <w:b/>
@@ -10114,91 +11806,7 @@
       <w:r>
         <w:t>:xxx</w:t>
       </w:r>
-    </w:p>
-    <w:p>
-      <w:pPr>
-        <w:ind w:left="708"/>
-      </w:pPr>
-      <w:r>
-        <w:rPr>
-          <w:b/>
-          <w:bCs/>
-        </w:rPr>
-        <w:t>Output</w:t>
-      </w:r>
-      <w:r>
-        <w:t>:xxx</w:t>
-      </w:r>
-    </w:p>
-    <w:p>
-      <w:pPr>
-        <w:ind w:left="708"/>
-      </w:pPr>
-      <w:r>
-        <w:rPr>
-          <w:b/>
-          <w:bCs/>
-        </w:rPr>
-        <w:t>Sistemi</w:t>
-      </w:r>
-      <w:r>
-        <w:t>: x</w:t>
-      </w:r>
-      <w:r>
-        <w:t>xx</w:t>
-      </w:r>
-    </w:p>
-    <w:p>
-      <w:pPr>
-        <w:rPr>
-          <w:b/>
-          <w:bCs/>
-        </w:rPr>
-      </w:pPr>
-      <w:r>
-        <w:rPr>
-          <w:b/>
-          <w:bCs/>
-        </w:rPr>
-        <w:t xml:space="preserve">Card 3: </w:t>
-      </w:r>
-      <w:r>
-        <w:rPr>
-          <w:b/>
-          <w:bCs/>
-        </w:rPr>
-        <w:t>xxx</w:t>
-      </w:r>
-    </w:p>
-    <w:p>
-      <w:pPr>
-        <w:ind w:left="708"/>
-      </w:pPr>
-      <w:r>
-        <w:rPr>
-          <w:b/>
-          <w:bCs/>
-        </w:rPr>
-        <w:t>Input</w:t>
-      </w:r>
-      <w:r>
-        <w:t>: xxx</w:t>
-      </w:r>
-    </w:p>
-    <w:p>
-      <w:pPr>
-        <w:ind w:left="708"/>
-      </w:pPr>
-      <w:r>
-        <w:rPr>
-          <w:b/>
-          <w:bCs/>
-        </w:rPr>
-        <w:t>Attività</w:t>
-      </w:r>
-      <w:r>
-        <w:t>:xxx</w:t>
-      </w:r>
+      <w:proofErr w:type="spellEnd"/>
     </w:p>
     <w:p>
       <w:pPr>
@@ -10219,6 +11827,7 @@
       <w:pPr>
         <w:ind w:left="708"/>
       </w:pPr>
+      <w:proofErr w:type="spellStart"/>
       <w:r>
         <w:rPr>
           <w:b/>
@@ -10229,6 +11838,7 @@
       <w:r>
         <w:t>:xxx</w:t>
       </w:r>
+      <w:proofErr w:type="spellEnd"/>
     </w:p>
     <w:p>
       <w:pPr>
@@ -10253,7 +11863,7 @@
           <w:rFonts w:eastAsiaTheme="majorEastAsia"/>
         </w:rPr>
       </w:pPr>
-      <w:bookmarkStart w:id="20" w:name="_Toc225774876"/>
+      <w:bookmarkStart w:id="22" w:name="_Toc227684770"/>
       <w:r>
         <w:rPr>
           <w:rFonts w:eastAsiaTheme="majorEastAsia"/>
@@ -10285,53 +11895,39 @@
         </w:rPr>
         <w:t>Cosa NON fa l'AI</w:t>
       </w:r>
-      <w:bookmarkEnd w:id="20"/>
+      <w:bookmarkEnd w:id="22"/>
     </w:p>
     <w:p>
       <w:r>
-        <w:t xml:space="preserve">Non invia autonomamente contestazioni al committente senza esplicita approvazione del referente O&amp;M (HITL obbligatorio)</w:t>
+        <w:t>Non invia autonomamente contestazioni al committente senza esplicita approvazione del referente O&amp;M (HITL obbligatorio)</w:t>
       </w:r>
       <w:r>
         <w:br/>
-      </w:r>
-      <w:r>
-        <w:t xml:space="preserve">Non aggiorna SAP/ERP (storno o pagamento penale) senza validazione umana</w:t>
+        <w:t>Non aggiorna SAP/ERP (storno o pagamento penale) senza validazione umana</w:t>
       </w:r>
       <w:r>
         <w:br/>
-      </w:r>
-      <w:r>
-        <w:t xml:space="preserve">Non prende decisioni su escalation legale o apertura contenzioso formale in autonomia</w:t>
+        <w:t>Non prende decisioni su escalation legale o apertura contenzioso formale in autonomia</w:t>
       </w:r>
       <w:r>
         <w:br/>
-      </w:r>
-      <w:r>
-        <w:t xml:space="preserve">Non interpreta clausole contrattuali ambigue senza revisione del referente O&amp;M o del legale</w:t>
+        <w:t>Non interpreta clausole contrattuali ambigue senza revisione del referente O&amp;M o del legale</w:t>
       </w:r>
       <w:r>
         <w:br/>
-      </w:r>
-      <w:r>
-        <w:t xml:space="preserve">Non negozia direttamente con il committente o il TSO in autonomia</w:t>
+        <w:t>Non negozia direttamente con il committente o il TSO in autonomia</w:t>
       </w:r>
       <w:r>
         <w:br/>
-      </w:r>
-      <w:r>
-        <w:t xml:space="preserve">Non accede a sistemi di pagamento o gestisce flussi finanziari in autonomia</w:t>
+        <w:t>Non accede a sistemi di pagamento o gestisce flussi finanziari in autonomia</w:t>
       </w:r>
       <w:r>
         <w:br/>
-      </w:r>
-      <w:r>
-        <w:t xml:space="preserve">Non modifica i parametri operativi degli impianti per evitare penali (rimane in carico al team O&amp;M di campo)</w:t>
+        <w:t>Non modifica i parametri operativi degli impianti per evitare penali (rimane in carico al team O&amp;M di campo)</w:t>
       </w:r>
       <w:r>
         <w:br/>
-      </w:r>
-      <w:r>
-        <w:t xml:space="preserve">Non divulga dati contrattuali o produttivi a soggetti terzi non autorizzati</w:t>
+        <w:t>Non divulga dati contrattuali o produttivi a soggetti terzi non autorizzati</w:t>
       </w:r>
     </w:p>
     <w:p>
@@ -10346,31 +11942,31 @@
           <w:lang w:val="en-US"/>
         </w:rPr>
       </w:pPr>
-      <w:bookmarkStart w:id="21" w:name="_Toc225774877"/>
+      <w:bookmarkStart w:id="23" w:name="_Toc227684771"/>
       <w:r>
         <w:rPr>
           <w:lang w:val="en-US"/>
         </w:rPr>
         <w:t>4. Delta AS-IS vs TO-BE</w:t>
       </w:r>
-      <w:bookmarkEnd w:id="21"/>
+      <w:bookmarkEnd w:id="23"/>
     </w:p>
     <w:p>
       <w:pPr>
         <w:pStyle w:val="Titolo3"/>
       </w:pPr>
-      <w:bookmarkStart w:id="22" w:name="_Toc225774878"/>
+      <w:bookmarkStart w:id="24" w:name="_Toc227684772"/>
       <w:r>
         <w:t>Cosa Cambia</w:t>
       </w:r>
-      <w:bookmarkEnd w:id="22"/>
+      <w:bookmarkEnd w:id="24"/>
     </w:p>
     <w:p>
       <w:pPr>
         <w:ind w:left="708"/>
       </w:pPr>
       <w:r>
-        <w:t xml:space="preserve">AS-IS:</w:t>
+        <w:t>AS-IS:</w:t>
       </w:r>
     </w:p>
     <w:p>
@@ -10430,7 +12026,7 @@
         <w:ind w:left="709"/>
       </w:pPr>
       <w:r>
-        <w:t xml:space="preserve">TO-BE:</w:t>
+        <w:t>TO-BE:</w:t>
       </w:r>
     </w:p>
     <w:p>
@@ -10503,11 +12099,11 @@
       <w:pPr>
         <w:pStyle w:val="Titolo3"/>
       </w:pPr>
-      <w:bookmarkStart w:id="23" w:name="_Toc225774879"/>
+      <w:bookmarkStart w:id="25" w:name="_Toc227684773"/>
       <w:r>
         <w:t>4.1 Impatti Operativi</w:t>
       </w:r>
-      <w:bookmarkEnd w:id="23"/>
+      <w:bookmarkEnd w:id="25"/>
     </w:p>
     <w:p>
       <w:r>
@@ -10531,20 +12127,45 @@
       <w:pPr>
         <w:pStyle w:val="Titolo3"/>
       </w:pPr>
-      <w:bookmarkStart w:id="24" w:name="_Toc225774880"/>
+      <w:bookmarkStart w:id="26" w:name="_Toc227684774"/>
       <w:r>
         <w:t>4.2 Invarianti (Non Cambia)</w:t>
       </w:r>
-      <w:bookmarkEnd w:id="24"/>
+      <w:bookmarkEnd w:id="26"/>
     </w:p>
     <w:p>
+      <w:pPr>
+        <w:rPr>
+          <w:highlight w:val="yellow"/>
+        </w:rPr>
+      </w:pPr>
       <w:r>
-        <w:t xml:space="preserve">[INFO RICHIESTA: elencare gli input del processo – es. email notifica penale, bollettino TSO, comunicazione GME/ARERA, notifica contrattuale da committente PPA]</w:t>
+        <w:rPr>
+          <w:highlight w:val="yellow"/>
+        </w:rPr>
+        <w:t xml:space="preserve">[INFO RICHIESTA: elencare gli input del processo – es. </w:t>
+      </w:r>
+      <w:proofErr w:type="gramStart"/>
+      <w:r>
+        <w:rPr>
+          <w:highlight w:val="yellow"/>
+        </w:rPr>
+        <w:t>email</w:t>
+      </w:r>
+      <w:proofErr w:type="gramEnd"/>
+      <w:r>
+        <w:rPr>
+          <w:highlight w:val="yellow"/>
+        </w:rPr>
+        <w:t xml:space="preserve"> notifica penale, bollettino TSO, comunicazione GME/ARERA, notifica contrattuale da committente PPA]</w:t>
       </w:r>
     </w:p>
     <w:p>
       <w:r>
-        <w:t xml:space="preserve">[INFO: output del processo – es. penale registrata e classificata nel registro, decisione su iter (accettare / verificare / contestare)]</w:t>
+        <w:rPr>
+          <w:highlight w:val="yellow"/>
+        </w:rPr>
+        <w:t>[INFO: output del processo – es. penale registrata e classificata nel registro, decisione su iter (accettare / verificare / contestare)]</w:t>
       </w:r>
     </w:p>
     <w:p>
@@ -10559,14 +12180,14 @@
           <w:lang w:val="en-US"/>
         </w:rPr>
       </w:pPr>
-      <w:bookmarkStart w:id="25" w:name="_Toc225774881"/>
+      <w:bookmarkStart w:id="27" w:name="_Toc227684775"/>
       <w:r>
         <w:rPr>
           <w:lang w:val="en-US"/>
         </w:rPr>
         <w:t>5. Roadmap Draft</w:t>
       </w:r>
-      <w:bookmarkEnd w:id="25"/>
+      <w:bookmarkEnd w:id="27"/>
     </w:p>
     <w:p>
       <w:pPr>
@@ -10582,10 +12203,10 @@
         <w:tblLook w:val="04A0" w:firstRow="1" w:lastRow="0" w:firstColumn="1" w:lastColumn="0" w:noHBand="0" w:noVBand="1"/>
       </w:tblPr>
       <w:tblGrid>
-        <w:gridCol w:w="1467"/>
-        <w:gridCol w:w="3143"/>
-        <w:gridCol w:w="3766"/>
-        <w:gridCol w:w="1252"/>
+        <w:gridCol w:w="1079"/>
+        <w:gridCol w:w="4545"/>
+        <w:gridCol w:w="2997"/>
+        <w:gridCol w:w="1007"/>
       </w:tblGrid>
       <w:tr>
         <w:trPr>
@@ -10618,7 +12239,6 @@
                 <w:szCs w:val="16"/>
                 <w:lang w:eastAsia="it-IT"/>
               </w:rPr>
-              <w:lastRenderedPageBreak/>
               <w:t xml:space="preserve">Fase </w:t>
             </w:r>
           </w:p>
@@ -10736,8 +12356,7 @@
               </w:rPr>
             </w:pPr>
             <w:r>
-              <w:t xml:space="preserve">Fase 1 – Raccolta Requisiti e Accessi
-(M1-M2)</w:t>
+              <w:t>Fase 1 – Raccolta Requisiti e Accessi (M1-M2)</w:t>
             </w:r>
           </w:p>
         </w:tc>
@@ -10759,7 +12378,15 @@
               </w:rPr>
             </w:pPr>
             <w:r>
-              <w:t xml:space="preserve">Allineamento con BSN e team EGP TGX per definire perimetro definitivo; mappatura API verso SAP/ERP, SCADA/PI e piattaforma documentale; raccolta e inventario contratti in scope; [INFO: specificare il numero di contratti e committenti in scope]</w:t>
+              <w:t xml:space="preserve">Allineamento con BSN e </w:t>
+            </w:r>
+            <w:proofErr w:type="gramStart"/>
+            <w:r>
+              <w:t>team</w:t>
+            </w:r>
+            <w:proofErr w:type="gramEnd"/>
+            <w:r>
+              <w:t xml:space="preserve"> EGP TGX per definire perimetro definitivo; mappatura API verso SAP/ERP, SCADA/PI e piattaforma documentale; raccolta e inventario contratti in scope; [INFO: specificare il numero di contratti e committenti in scope]</w:t>
             </w:r>
           </w:p>
         </w:tc>
@@ -10777,11 +12404,11 @@
                 <w:color w:val="000000"/>
                 <w:sz w:val="16"/>
                 <w:szCs w:val="16"/>
-                <w:lang w:val="en-US" w:eastAsia="it-IT"/>
-              </w:rPr>
-            </w:pPr>
-            <w:r>
-              <w:t xml:space="preserve">Architettura tecnica validata; accordi IT per accessi API SCADA e SAP; inventario contratti e clausole penali disponibili</w:t>
+                <w:lang w:eastAsia="it-IT"/>
+              </w:rPr>
+            </w:pPr>
+            <w:r>
+              <w:t>Architettura tecnica validata; accordi IT per accessi API SCADA e SAP; inventario contratti e clausole penali disponibili</w:t>
             </w:r>
           </w:p>
         </w:tc>
@@ -10802,8 +12429,13 @@
                 <w:lang w:eastAsia="it-IT"/>
               </w:rPr>
             </w:pPr>
-            <w:r>
-              <w:t xml:space="preserve">2 mesi — [INFO RICHIESTA AL PM: confermare]</w:t>
+            <w:proofErr w:type="gramStart"/>
+            <w:r>
+              <w:t>2</w:t>
+            </w:r>
+            <w:proofErr w:type="gramEnd"/>
+            <w:r>
+              <w:t xml:space="preserve"> mesi — [INFO RICHIESTA AL PM: confermare]</w:t>
             </w:r>
           </w:p>
         </w:tc>
@@ -10830,8 +12462,7 @@
               </w:rPr>
             </w:pPr>
             <w:r>
-              <w:t xml:space="preserve">Fase 2 – Data Pipeline e Knowledge Base
-(M2-M4)</w:t>
+              <w:t>Fase 2 – Data Pipeline e Knowledge Base (M2-M4)</w:t>
             </w:r>
           </w:p>
         </w:tc>
@@ -10853,7 +12484,39 @@
               </w:rPr>
             </w:pPr>
             <w:r>
-              <w:t xml:space="preserve">Implementazione pipeline ETL per acquisizione notifiche penale (email gateway), estrazione dati SCADA/PI e integrazione SAP; digitalizzazione e indicizzazione Knowledge Base contratti (clausole penali, formule calcolo, exclusion clause, storico contestazioni)</w:t>
+              <w:t>Implementazione pipeline ETL per acquisizione notifiche penale (</w:t>
+            </w:r>
+            <w:proofErr w:type="gramStart"/>
+            <w:r>
+              <w:t>email</w:t>
+            </w:r>
+            <w:proofErr w:type="gramEnd"/>
+            <w:r>
+              <w:t xml:space="preserve"> gateway), estrazione dati SCADA/PI e integrazione SAP; digitalizzazione e indicizzazione Knowledge Base contratti (clausole penali, formule calcolo, </w:t>
+            </w:r>
+            <w:proofErr w:type="spellStart"/>
+            <w:r>
+              <w:t>exclusion</w:t>
+            </w:r>
+            <w:proofErr w:type="spellEnd"/>
+            <w:r>
+              <w:t xml:space="preserve"> </w:t>
+            </w:r>
+            <w:proofErr w:type="spellStart"/>
+            <w:r>
+              <w:t>clause</w:t>
+            </w:r>
+            <w:proofErr w:type="spellEnd"/>
+            <w:r>
+              <w:t xml:space="preserve">, </w:t>
+            </w:r>
+            <w:proofErr w:type="gramStart"/>
+            <w:r>
+              <w:t>storico contestazioni</w:t>
+            </w:r>
+            <w:proofErr w:type="gramEnd"/>
+            <w:r>
+              <w:t>)</w:t>
             </w:r>
           </w:p>
         </w:tc>
@@ -10875,7 +12538,7 @@
               </w:rPr>
             </w:pPr>
             <w:r>
-              <w:t xml:space="preserve">ETL funzionante su ambiente di sviluppo; KB popolata con contratti in scope e storico penali disponibile</w:t>
+              <w:t>ETL funzionante su ambiente di sviluppo; KB popolata con contratti in scope e storico penali disponibile</w:t>
             </w:r>
           </w:p>
         </w:tc>
@@ -10896,8 +12559,13 @@
                 <w:lang w:eastAsia="it-IT"/>
               </w:rPr>
             </w:pPr>
-            <w:r>
-              <w:t xml:space="preserve">2 mesi — [INFO RICHIESTA AL PM: confermare]</w:t>
+            <w:proofErr w:type="gramStart"/>
+            <w:r>
+              <w:t>2</w:t>
+            </w:r>
+            <w:proofErr w:type="gramEnd"/>
+            <w:r>
+              <w:t xml:space="preserve"> mesi — [INFO RICHIESTA AL PM: confermare]</w:t>
             </w:r>
           </w:p>
         </w:tc>
@@ -10924,8 +12592,7 @@
               </w:rPr>
             </w:pPr>
             <w:r>
-              <w:t xml:space="preserve">Fase 3 – AI PoC
-(M3-M6)</w:t>
+              <w:t>Fase 3 – AI PoC (M3-M6)</w:t>
             </w:r>
           </w:p>
         </w:tc>
@@ -10947,7 +12614,49 @@
               </w:rPr>
             </w:pPr>
             <w:r>
-              <w:t xml:space="preserve">Sviluppo e test Penalty Classifier Agent e Calculation Verifier Agent su dati storici di penali gestite; validazione accuracy classificazione e correttezza ricalcoli; [INFO: specificare se Penalty Monitor Agent e' incluso nel PoC]</w:t>
+              <w:t xml:space="preserve">Sviluppo e test Penalty </w:t>
+            </w:r>
+            <w:proofErr w:type="spellStart"/>
+            <w:r>
+              <w:t>Classifier</w:t>
+            </w:r>
+            <w:proofErr w:type="spellEnd"/>
+            <w:r>
+              <w:t xml:space="preserve"> Agent e </w:t>
+            </w:r>
+            <w:proofErr w:type="spellStart"/>
+            <w:r>
+              <w:t>Calculation</w:t>
+            </w:r>
+            <w:proofErr w:type="spellEnd"/>
+            <w:r>
+              <w:t xml:space="preserve"> </w:t>
+            </w:r>
+            <w:proofErr w:type="spellStart"/>
+            <w:r>
+              <w:t>Verifier</w:t>
+            </w:r>
+            <w:proofErr w:type="spellEnd"/>
+            <w:r>
+              <w:t xml:space="preserve"> Agent su dati storici di penali gestite; validazione </w:t>
+            </w:r>
+            <w:proofErr w:type="spellStart"/>
+            <w:r>
+              <w:t>accuracy</w:t>
+            </w:r>
+            <w:proofErr w:type="spellEnd"/>
+            <w:r>
+              <w:t xml:space="preserve"> classificazione e correttezza ricalcoli; [INFO: specificare se Penalty Monitor Agent </w:t>
+            </w:r>
+            <w:proofErr w:type="spellStart"/>
+            <w:proofErr w:type="gramStart"/>
+            <w:r>
+              <w:t>e'</w:t>
+            </w:r>
+            <w:proofErr w:type="spellEnd"/>
+            <w:proofErr w:type="gramEnd"/>
+            <w:r>
+              <w:t xml:space="preserve"> incluso nel PoC]</w:t>
             </w:r>
           </w:p>
         </w:tc>
@@ -10969,7 +12678,15 @@
               </w:rPr>
             </w:pPr>
             <w:r>
-              <w:t xml:space="preserve">PoC demo con accuracy classificazione &gt; 90% e match calcolo &gt; 95% su dataset storico; Dispute Generator Agent genera bozze valutate positivamente dal team O&amp;M</w:t>
+              <w:t xml:space="preserve">PoC demo con </w:t>
+            </w:r>
+            <w:proofErr w:type="spellStart"/>
+            <w:r>
+              <w:t>accuracy</w:t>
+            </w:r>
+            <w:proofErr w:type="spellEnd"/>
+            <w:r>
+              <w:t xml:space="preserve"> classificazione &gt; 90% e match calcolo &gt; 95% su dataset storico; Dispute Generator Agent genera bozze valutate positivamente dal team O&amp;M</w:t>
             </w:r>
           </w:p>
         </w:tc>
@@ -10990,8 +12707,13 @@
                 <w:lang w:eastAsia="it-IT"/>
               </w:rPr>
             </w:pPr>
-            <w:r>
-              <w:t xml:space="preserve">3 mesi — [INFO RICHIESTA AL PM: confermare]</w:t>
+            <w:proofErr w:type="gramStart"/>
+            <w:r>
+              <w:t>3</w:t>
+            </w:r>
+            <w:proofErr w:type="gramEnd"/>
+            <w:r>
+              <w:t xml:space="preserve"> mesi — [INFO RICHIESTA AL PM: confermare]</w:t>
             </w:r>
           </w:p>
         </w:tc>
@@ -11018,8 +12740,7 @@
               </w:rPr>
             </w:pPr>
             <w:r>
-              <w:t xml:space="preserve">Fase 4 – Integration e HITL Interface
-(M5-M8)</w:t>
+              <w:t>Fase 4 – Integration e HITL Interface (M5-M8)</w:t>
             </w:r>
           </w:p>
         </w:tc>
@@ -11037,11 +12758,19 @@
                 <w:color w:val="000000"/>
                 <w:sz w:val="16"/>
                 <w:szCs w:val="16"/>
-                <w:lang w:val="en-US" w:eastAsia="it-IT"/>
-              </w:rPr>
-            </w:pPr>
-            <w:r>
-              <w:t xml:space="preserve">Integrazione agenti con sistemi reali (SAP, SCADA/PI, email gateway, piattaforma documentale); sviluppo Dashboard HITL e Teams Bot; test operativi con referenti O&amp;M pilota</w:t>
+                <w:lang w:eastAsia="it-IT"/>
+              </w:rPr>
+            </w:pPr>
+            <w:r>
+              <w:t xml:space="preserve">Integrazione agenti con sistemi reali (SAP, SCADA/PI, </w:t>
+            </w:r>
+            <w:proofErr w:type="gramStart"/>
+            <w:r>
+              <w:t>email</w:t>
+            </w:r>
+            <w:proofErr w:type="gramEnd"/>
+            <w:r>
+              <w:t xml:space="preserve"> gateway, piattaforma documentale); sviluppo Dashboard HITL e Teams Bot; test operativi con referenti O&amp;M pilota</w:t>
             </w:r>
           </w:p>
         </w:tc>
@@ -11063,7 +12792,15 @@
               </w:rPr>
             </w:pPr>
             <w:r>
-              <w:t xml:space="preserve">Sistema integrato su ambiente pre-produzione; Dashboard HITL validata da [INFO: n.] referenti O&amp;M pilota</w:t>
+              <w:t xml:space="preserve">Sistema integrato su ambiente </w:t>
+            </w:r>
+            <w:proofErr w:type="gramStart"/>
+            <w:r>
+              <w:t>pre-produzione</w:t>
+            </w:r>
+            <w:proofErr w:type="gramEnd"/>
+            <w:r>
+              <w:t>; Dashboard HITL validata da [INFO: n.] referenti O&amp;M pilota</w:t>
             </w:r>
           </w:p>
         </w:tc>
@@ -11084,8 +12821,13 @@
                 <w:lang w:eastAsia="it-IT"/>
               </w:rPr>
             </w:pPr>
-            <w:r>
-              <w:t xml:space="preserve">3 mesi — [INFO RICHIESTA AL PM: confermare]</w:t>
+            <w:proofErr w:type="gramStart"/>
+            <w:r>
+              <w:t>3</w:t>
+            </w:r>
+            <w:proofErr w:type="gramEnd"/>
+            <w:r>
+              <w:t xml:space="preserve"> mesi — [INFO RICHIESTA AL PM: confermare]</w:t>
             </w:r>
           </w:p>
         </w:tc>
@@ -11112,8 +12854,7 @@
               </w:rPr>
             </w:pPr>
             <w:r>
-              <w:t xml:space="preserve">Fase 5 – Pilota e Validazione
-(M7-M9)</w:t>
+              <w:t>Fase 5 – Pilota e Validazione (M7-M9)</w:t>
             </w:r>
           </w:p>
         </w:tc>
@@ -11135,7 +12876,23 @@
               </w:rPr>
             </w:pPr>
             <w:r>
-              <w:t xml:space="preserve">Pilota operativo su [INFO: indicare subset di committenti/impianti pilota]; monitoraggio KPI (savings contestazioni, riduzione tempi, accuracy AI); go/no-go per scale-up al portfolio completo EGP TGX Italia</w:t>
+              <w:t>Pilota operativo su [INFO: indicare subset di committenti/impianti pilota]; monitoraggio KPI (</w:t>
+            </w:r>
+            <w:proofErr w:type="spellStart"/>
+            <w:r>
+              <w:t>savings</w:t>
+            </w:r>
+            <w:proofErr w:type="spellEnd"/>
+            <w:r>
+              <w:t xml:space="preserve"> contestazioni, riduzione tempi, </w:t>
+            </w:r>
+            <w:proofErr w:type="spellStart"/>
+            <w:r>
+              <w:t>accuracy</w:t>
+            </w:r>
+            <w:proofErr w:type="spellEnd"/>
+            <w:r>
+              <w:t xml:space="preserve"> AI); go/no-go per scale-up al portfolio completo EGP TGX Italia</w:t>
             </w:r>
           </w:p>
         </w:tc>
@@ -11156,8 +12913,13 @@
                 <w:lang w:eastAsia="it-IT"/>
               </w:rPr>
             </w:pPr>
-            <w:r>
-              <w:t xml:space="preserve">Savings da contestazioni AI verificati su penali pilota; adozione sistema &gt; 80% referenti O&amp;M coinvolti; report go/no-go scale-up</w:t>
+            <w:proofErr w:type="spellStart"/>
+            <w:r>
+              <w:t>Savings</w:t>
+            </w:r>
+            <w:proofErr w:type="spellEnd"/>
+            <w:r>
+              <w:t xml:space="preserve"> da contestazioni AI verificati su penali pilota; adozione sistema &gt; 80% referenti O&amp;M coinvolti; report go/no-go scale-up</w:t>
             </w:r>
           </w:p>
         </w:tc>
@@ -11178,8 +12940,13 @@
                 <w:lang w:eastAsia="it-IT"/>
               </w:rPr>
             </w:pPr>
-            <w:r>
-              <w:t xml:space="preserve">3 mesi — [INFO RICHIESTA AL PM: confermare]</w:t>
+            <w:proofErr w:type="gramStart"/>
+            <w:r>
+              <w:t>3</w:t>
+            </w:r>
+            <w:proofErr w:type="gramEnd"/>
+            <w:r>
+              <w:t xml:space="preserve"> mesi — [INFO RICHIESTA AL PM: confermare]</w:t>
             </w:r>
           </w:p>
         </w:tc>
@@ -11206,8 +12973,7 @@
               </w:rPr>
             </w:pPr>
             <w:r>
-              <w:t xml:space="preserve">Fase 6 – Scale-up
-(M9-M12)</w:t>
+              <w:t>Fase 6 – Scale-up (M9-M12)</w:t>
             </w:r>
           </w:p>
         </w:tc>
@@ -11229,7 +12995,7 @@
               </w:rPr>
             </w:pPr>
             <w:r>
-              <w:t xml:space="preserve">Estensione a tutti i contratti e committenti in scope EGP TGX Italia; attivazione Penalty Monitor Agent su tutti gli impianti; formazione referenti O&amp;M; messa a regime del sistema; [INFO: specificare il numero totale di contratti/impianti in scope per lo scale-up]</w:t>
+              <w:t>Estensione a tutti i contratti e committenti in scope EGP TGX Italia; attivazione Penalty Monitor Agent su tutti gli impianti; formazione referenti O&amp;M; messa a regime del sistema; [INFO: specificare il numero totale di contratti/impianti in scope per lo scale-up]</w:t>
             </w:r>
           </w:p>
         </w:tc>
@@ -11251,7 +13017,7 @@
               </w:rPr>
             </w:pPr>
             <w:r>
-              <w:t xml:space="preserve">Sistema in produzione su portfolio completo EGP TGX Italia; piano di ottimizzazione continua e aggiornamento KB definito</w:t>
+              <w:t>Sistema in produzione su portfolio completo EGP TGX Italia; piano di ottimizzazione continua e aggiornamento KB definito</w:t>
             </w:r>
           </w:p>
         </w:tc>
@@ -11272,8 +13038,13 @@
                 <w:lang w:eastAsia="it-IT"/>
               </w:rPr>
             </w:pPr>
-            <w:r>
-              <w:t xml:space="preserve">3 mesi — [INFO RICHIESTA AL PM: confermare]</w:t>
+            <w:proofErr w:type="gramStart"/>
+            <w:r>
+              <w:t>3</w:t>
+            </w:r>
+            <w:proofErr w:type="gramEnd"/>
+            <w:r>
+              <w:t xml:space="preserve"> mesi — [INFO RICHIESTA AL PM: confermare]</w:t>
             </w:r>
           </w:p>
         </w:tc>
@@ -11301,11 +13072,11 @@
           <w:lang w:val="en-US"/>
         </w:rPr>
       </w:pPr>
-      <w:bookmarkStart w:id="26" w:name="_Toc225774882"/>
+      <w:bookmarkStart w:id="28" w:name="_Toc227684776"/>
       <w:r>
         <w:t>6. KPI</w:t>
       </w:r>
-      <w:bookmarkEnd w:id="26"/>
+      <w:bookmarkEnd w:id="28"/>
     </w:p>
     <w:p>
       <w:pPr>
@@ -11319,7 +13090,22 @@
           <w:b/>
           <w:bCs/>
         </w:rPr>
-        <w:t>KPI Quantitativi</w:t>
+        <w:t xml:space="preserve">KPI </w:t>
+      </w:r>
+      <w:commentRangeStart w:id="29"/>
+      <w:r>
+        <w:rPr>
+          <w:b/>
+          <w:bCs/>
+        </w:rPr>
+        <w:t>Quantitativi</w:t>
+      </w:r>
+      <w:commentRangeEnd w:id="29"/>
+      <w:r>
+        <w:rPr>
+          <w:rStyle w:val="Rimandocommento"/>
+        </w:rPr>
+        <w:commentReference w:id="29"/>
       </w:r>
     </w:p>
     <w:tbl>
@@ -11329,10 +13115,10 @@
         <w:tblLook w:val="04A0" w:firstRow="1" w:lastRow="0" w:firstColumn="1" w:lastColumn="0" w:noHBand="0" w:noVBand="1"/>
       </w:tblPr>
       <w:tblGrid>
-        <w:gridCol w:w="3084"/>
-        <w:gridCol w:w="1468"/>
-        <w:gridCol w:w="1662"/>
-        <w:gridCol w:w="3414"/>
+        <w:gridCol w:w="2189"/>
+        <w:gridCol w:w="3374"/>
+        <w:gridCol w:w="2339"/>
+        <w:gridCol w:w="1726"/>
       </w:tblGrid>
       <w:tr>
         <w:trPr>
@@ -11483,7 +13269,7 @@
               </w:rPr>
             </w:pPr>
             <w:r>
-              <w:t xml:space="preserve">Valore penali contestate e vinte / annuo (€)</w:t>
+              <w:t>Valore penali contestate e vinte / annuo (€)</w:t>
             </w:r>
           </w:p>
         </w:tc>
@@ -11506,7 +13292,11 @@
               </w:rPr>
             </w:pPr>
             <w:r>
-              <w:t xml:space="preserve">[INFO RICHIESTA AL BSN: richiedere il valore attuale AS-IS di penali contestate e stornate per anno (€) e il tasso di successo delle contestazioni manuali]</w:t>
+              <w:t xml:space="preserve">[INFO RICHIESTA AL BSN: richiedere il valore attuale AS-IS di penali contestate e stornate per anno (€) e </w:t>
+            </w:r>
+            <w:r>
+              <w:lastRenderedPageBreak/>
+              <w:t>il tasso di successo delle contestazioni manuali]</w:t>
             </w:r>
           </w:p>
         </w:tc>
@@ -11529,7 +13319,40 @@
               </w:rPr>
             </w:pPr>
             <w:r>
-              <w:t xml:space="preserve">[INFO: definire target TO-BE – es. +30% savings da contestazioni grazie a verifica sistematica e tempestiva]</w:t>
+              <w:rPr>
+                <w:lang w:val="en-US"/>
+              </w:rPr>
+              <w:lastRenderedPageBreak/>
+              <w:t xml:space="preserve">[INFO: </w:t>
+            </w:r>
+            <w:proofErr w:type="spellStart"/>
+            <w:r>
+              <w:rPr>
+                <w:lang w:val="en-US"/>
+              </w:rPr>
+              <w:t>definire</w:t>
+            </w:r>
+            <w:proofErr w:type="spellEnd"/>
+            <w:r>
+              <w:rPr>
+                <w:lang w:val="en-US"/>
+              </w:rPr>
+              <w:t xml:space="preserve"> target TO-BE – es. </w:t>
+            </w:r>
+            <w:r>
+              <w:t xml:space="preserve">+30% </w:t>
+            </w:r>
+            <w:proofErr w:type="spellStart"/>
+            <w:r>
+              <w:t>savings</w:t>
+            </w:r>
+            <w:proofErr w:type="spellEnd"/>
+            <w:r>
+              <w:t xml:space="preserve"> da contestazioni grazie a verifica </w:t>
+            </w:r>
+            <w:r>
+              <w:lastRenderedPageBreak/>
+              <w:t>sistematica e tempestiva]</w:t>
             </w:r>
           </w:p>
         </w:tc>
@@ -11548,11 +13371,16 @@
                 <w:sz w:val="16"/>
                 <w:szCs w:val="16"/>
                 <w:highlight w:val="yellow"/>
-                <w:lang w:val="en-US" w:eastAsia="it-IT"/>
-              </w:rPr>
-            </w:pPr>
-            <w:r>
-              <w:t xml:space="preserve">Report SAP: penali stornate / totale penali contestate (€ e %)</w:t>
+                <w:lang w:eastAsia="it-IT"/>
+              </w:rPr>
+            </w:pPr>
+            <w:r>
+              <w:lastRenderedPageBreak/>
+              <w:t xml:space="preserve">Report SAP: penali stornate / totale penali </w:t>
+            </w:r>
+            <w:r>
+              <w:lastRenderedPageBreak/>
+              <w:t>contestate (€ e %)</w:t>
             </w:r>
           </w:p>
         </w:tc>
@@ -11580,7 +13408,8 @@
               </w:rPr>
             </w:pPr>
             <w:r>
-              <w:t xml:space="preserve">Tempo medio di risposta alle notifiche di penale (giorni dalla ricezione all'invio contestazione)</w:t>
+              <w:lastRenderedPageBreak/>
+              <w:t>Tempo medio di risposta alle notifiche di penale (giorni dalla ricezione all'invio contestazione)</w:t>
             </w:r>
           </w:p>
         </w:tc>
@@ -11603,7 +13432,7 @@
               </w:rPr>
             </w:pPr>
             <w:r>
-              <w:t xml:space="preserve">[INFO RICHIESTA AL BSN: richiedere il tempo medio AS-IS in giorni dalla ricezione della notifica all'invio della contestazione]</w:t>
+              <w:t>[INFO RICHIESTA AL BSN: richiedere il tempo medio AS-IS in giorni dalla ricezione della notifica all'invio della contestazione]</w:t>
             </w:r>
           </w:p>
         </w:tc>
@@ -11626,7 +13455,7 @@
               </w:rPr>
             </w:pPr>
             <w:r>
-              <w:t xml:space="preserve">&lt; 3 giorni lavorativi (AI + HITL) [INFO: confermare target con Business Owner]</w:t>
+              <w:t>&lt; 3 giorni lavorativi (AI + HITL) [INFO: confermare target con Business Owner]</w:t>
             </w:r>
           </w:p>
         </w:tc>
@@ -11648,8 +13477,13 @@
                 <w:lang w:eastAsia="it-IT"/>
               </w:rPr>
             </w:pPr>
-            <w:r>
-              <w:t xml:space="preserve">Timestamp ricezione notifica -&gt; data invio contestazione nel sistema</w:t>
+            <w:proofErr w:type="spellStart"/>
+            <w:r>
+              <w:t>Timestamp</w:t>
+            </w:r>
+            <w:proofErr w:type="spellEnd"/>
+            <w:r>
+              <w:t xml:space="preserve"> ricezione notifica -&gt; data invio contestazione nel sistema</w:t>
             </w:r>
           </w:p>
         </w:tc>
@@ -11677,7 +13511,7 @@
               </w:rPr>
             </w:pPr>
             <w:r>
-              <w:t xml:space="preserve">Tempo medio per la verifica e ricalcolo di una penale (ore/penale)</w:t>
+              <w:t>Tempo medio per la verifica e ricalcolo di una penale (ore/penale)</w:t>
             </w:r>
           </w:p>
         </w:tc>
@@ -11700,7 +13534,7 @@
               </w:rPr>
             </w:pPr>
             <w:r>
-              <w:t xml:space="preserve">[INFO RICHIESTA AL BSN: richiedere il tempo medio AS-IS per la verifica manuale di una penale (estrazione SCADA + ricalcolo + redazione contestazione, ore)]</w:t>
+              <w:t>[INFO RICHIESTA AL BSN: richiedere il tempo medio AS-IS per la verifica manuale di una penale (estrazione SCADA + ricalcolo + redazione contestazione, ore)]</w:t>
             </w:r>
           </w:p>
         </w:tc>
@@ -11723,7 +13557,15 @@
               </w:rPr>
             </w:pPr>
             <w:r>
-              <w:t xml:space="preserve">&lt; 30 minuti (AI-assisted + HITL) [INFO: confermare target]</w:t>
+              <w:t>&lt; 30 minuti (AI-</w:t>
+            </w:r>
+            <w:proofErr w:type="spellStart"/>
+            <w:r>
+              <w:t>assisted</w:t>
+            </w:r>
+            <w:proofErr w:type="spellEnd"/>
+            <w:r>
+              <w:t xml:space="preserve"> + HITL) [INFO: confermare target]</w:t>
             </w:r>
           </w:p>
         </w:tc>
@@ -11745,8 +13587,13 @@
                 <w:lang w:eastAsia="it-IT"/>
               </w:rPr>
             </w:pPr>
-            <w:r>
-              <w:t xml:space="preserve">Timestamp avvio verifica -&gt; approvazione HITL contestazione su Dashboard</w:t>
+            <w:proofErr w:type="spellStart"/>
+            <w:r>
+              <w:t>Timestamp</w:t>
+            </w:r>
+            <w:proofErr w:type="spellEnd"/>
+            <w:r>
+              <w:t xml:space="preserve"> avvio verifica -&gt; approvazione HITL contestazione su Dashboard</w:t>
             </w:r>
           </w:p>
         </w:tc>
@@ -11774,7 +13621,7 @@
               </w:rPr>
             </w:pPr>
             <w:r>
-              <w:t xml:space="preserve">Tasso di rispetto scadenze contrattuali contestazione (%)</w:t>
+              <w:t>Tasso di rispetto scadenze contrattuali contestazione (%)</w:t>
             </w:r>
           </w:p>
         </w:tc>
@@ -11797,7 +13644,7 @@
               </w:rPr>
             </w:pPr>
             <w:r>
-              <w:t xml:space="preserve">[INFO RICHIESTA: richiedere la percentuale AS-IS di contestazioni inviate entro i termini contrattuali; indicare se si sono verificati casi di decadenza]</w:t>
+              <w:t>[INFO RICHIESTA: richiedere la percentuale AS-IS di contestazioni inviate entro i termini contrattuali; indicare se si sono verificati casi di decadenza]</w:t>
             </w:r>
           </w:p>
         </w:tc>
@@ -11820,7 +13667,7 @@
               </w:rPr>
             </w:pPr>
             <w:r>
-              <w:t xml:space="preserve">100% contestazioni inviate entro i termini contrattuali</w:t>
+              <w:t>100% contestazioni inviate entro i termini contrattuali</w:t>
             </w:r>
           </w:p>
         </w:tc>
@@ -11839,23 +13686,17 @@
                 <w:sz w:val="16"/>
                 <w:szCs w:val="16"/>
                 <w:highlight w:val="yellow"/>
-                <w:lang w:val="en-US" w:eastAsia="it-IT"/>
-              </w:rPr>
-            </w:pPr>
-            <w:r>
-              <w:t xml:space="preserve">Contestazioni inviate entro scadenza / totale contestazioni avviate</w:t>
+                <w:lang w:eastAsia="it-IT"/>
+              </w:rPr>
+            </w:pPr>
+            <w:r>
+              <w:t>Contestazioni inviate entro scadenza / totale contestazioni avviate</w:t>
             </w:r>
           </w:p>
         </w:tc>
       </w:tr>
     </w:tbl>
-    <w:p>
-      <w:pPr>
-        <w:rPr>
-          <w:lang w:val="en-US"/>
-        </w:rPr>
-      </w:pPr>
-    </w:p>
+    <w:p/>
     <w:p>
       <w:pPr>
         <w:rPr>
@@ -11878,9 +13719,9 @@
         <w:tblLook w:val="04A0" w:firstRow="1" w:lastRow="0" w:firstColumn="1" w:lastColumn="0" w:noHBand="0" w:noVBand="1"/>
       </w:tblPr>
       <w:tblGrid>
-        <w:gridCol w:w="2242"/>
-        <w:gridCol w:w="3566"/>
-        <w:gridCol w:w="3820"/>
+        <w:gridCol w:w="3386"/>
+        <w:gridCol w:w="4609"/>
+        <w:gridCol w:w="1633"/>
       </w:tblGrid>
       <w:tr>
         <w:trPr>
@@ -12001,7 +13842,15 @@
               </w:rPr>
             </w:pPr>
             <w:r>
-              <w:t xml:space="preserve">Soddisfazione referenti O&amp;M (self-reported)</w:t>
+              <w:t>Soddisfazione referenti O&amp;M (self-</w:t>
+            </w:r>
+            <w:proofErr w:type="spellStart"/>
+            <w:r>
+              <w:t>reported</w:t>
+            </w:r>
+            <w:proofErr w:type="spellEnd"/>
+            <w:r>
+              <w:t>)</w:t>
             </w:r>
           </w:p>
         </w:tc>
@@ -12024,7 +13873,15 @@
               </w:rPr>
             </w:pPr>
             <w:r>
-              <w:t xml:space="preserve">Riduzione del carico di lavoro manuale per verifica e contestazione penali; target: maggioranza referenti lo valuta ridotto (scala Likert, survey semestrale) [INFO: definire target score con Business Owner]</w:t>
+              <w:t xml:space="preserve">Riduzione del carico di lavoro manuale per verifica e contestazione penali; target: maggioranza referenti lo valuta ridotto (scala </w:t>
+            </w:r>
+            <w:proofErr w:type="spellStart"/>
+            <w:r>
+              <w:t>Likert</w:t>
+            </w:r>
+            <w:proofErr w:type="spellEnd"/>
+            <w:r>
+              <w:t>, survey semestrale) [INFO: definire target score con Business Owner]</w:t>
             </w:r>
           </w:p>
         </w:tc>
@@ -12047,7 +13904,15 @@
               </w:rPr>
             </w:pPr>
             <w:r>
-              <w:t xml:space="preserve">Survey semestrale ai referenti O&amp;M del team penali EGP TGX</w:t>
+              <w:t xml:space="preserve">Survey semestrale ai referenti O&amp;M </w:t>
+            </w:r>
+            <w:proofErr w:type="gramStart"/>
+            <w:r>
+              <w:t>del team penali</w:t>
+            </w:r>
+            <w:proofErr w:type="gramEnd"/>
+            <w:r>
+              <w:t xml:space="preserve"> EGP TGX</w:t>
             </w:r>
           </w:p>
         </w:tc>
@@ -12074,8 +13939,13 @@
                 <w:lang w:eastAsia="it-IT"/>
               </w:rPr>
             </w:pPr>
-            <w:r>
-              <w:t xml:space="preserve">Qualita' contestazioni generate dall'AI (% bozze approvate senza modifiche sostanziali)</w:t>
+            <w:proofErr w:type="spellStart"/>
+            <w:r>
+              <w:t>Qualita'</w:t>
+            </w:r>
+            <w:proofErr w:type="spellEnd"/>
+            <w:r>
+              <w:t xml:space="preserve"> contestazioni generate dall'AI (% bozze approvate senza modifiche sostanziali)</w:t>
             </w:r>
           </w:p>
         </w:tc>
@@ -12098,7 +13968,7 @@
               </w:rPr>
             </w:pPr>
             <w:r>
-              <w:t xml:space="preserve">Target: &gt; 70% delle bozze di contestazione generate dall'AI approvate dal referente senza modifiche sostanziali entro 12 mesi dal go-live [INFO: confermare target con i referenti pilota]</w:t>
+              <w:t>Target: &gt; 70% delle bozze di contestazione generate dall'AI approvate dal referente senza modifiche sostanziali entro 12 mesi dal go-live [INFO: confermare target con i referenti pilota]</w:t>
             </w:r>
           </w:p>
         </w:tc>
@@ -12117,11 +13987,70 @@
                 <w:sz w:val="18"/>
                 <w:szCs w:val="18"/>
                 <w:highlight w:val="yellow"/>
-                <w:lang w:eastAsia="it-IT"/>
-              </w:rPr>
-            </w:pPr>
-            <w:r>
-              <w:t xml:space="preserve">Tracking HITL: bozze approvate as-is / totale bozze generate</w:t>
+                <w:lang w:val="en-US" w:eastAsia="it-IT"/>
+              </w:rPr>
+            </w:pPr>
+            <w:r>
+              <w:rPr>
+                <w:lang w:val="en-US"/>
+              </w:rPr>
+              <w:t xml:space="preserve">Tracking HITL: </w:t>
+            </w:r>
+            <w:proofErr w:type="spellStart"/>
+            <w:r>
+              <w:rPr>
+                <w:lang w:val="en-US"/>
+              </w:rPr>
+              <w:t>bozze</w:t>
+            </w:r>
+            <w:proofErr w:type="spellEnd"/>
+            <w:r>
+              <w:rPr>
+                <w:lang w:val="en-US"/>
+              </w:rPr>
+              <w:t xml:space="preserve"> </w:t>
+            </w:r>
+            <w:proofErr w:type="spellStart"/>
+            <w:r>
+              <w:rPr>
+                <w:lang w:val="en-US"/>
+              </w:rPr>
+              <w:t>approvate</w:t>
+            </w:r>
+            <w:proofErr w:type="spellEnd"/>
+            <w:r>
+              <w:rPr>
+                <w:lang w:val="en-US"/>
+              </w:rPr>
+              <w:t xml:space="preserve"> as-is / </w:t>
+            </w:r>
+            <w:proofErr w:type="spellStart"/>
+            <w:r>
+              <w:rPr>
+                <w:lang w:val="en-US"/>
+              </w:rPr>
+              <w:t>totale</w:t>
+            </w:r>
+            <w:proofErr w:type="spellEnd"/>
+            <w:r>
+              <w:rPr>
+                <w:lang w:val="en-US"/>
+              </w:rPr>
+              <w:t xml:space="preserve"> </w:t>
+            </w:r>
+            <w:proofErr w:type="spellStart"/>
+            <w:r>
+              <w:rPr>
+                <w:lang w:val="en-US"/>
+              </w:rPr>
+              <w:t>bozze</w:t>
+            </w:r>
+            <w:proofErr w:type="spellEnd"/>
+            <w:r>
+              <w:rPr>
+                <w:lang w:val="en-US"/>
+              </w:rPr>
+              <w:t xml:space="preserve"> generate</w:t>
             </w:r>
           </w:p>
         </w:tc>
@@ -12148,8 +14077,21 @@
                 <w:lang w:eastAsia="it-IT"/>
               </w:rPr>
             </w:pPr>
-            <w:r>
-              <w:t xml:space="preserve">Tracciabilita' e auditabilita' del processo penali</w:t>
+            <w:proofErr w:type="spellStart"/>
+            <w:r>
+              <w:t>Tracciabilita'</w:t>
+            </w:r>
+            <w:proofErr w:type="spellEnd"/>
+            <w:r>
+              <w:t xml:space="preserve"> e </w:t>
+            </w:r>
+            <w:proofErr w:type="spellStart"/>
+            <w:r>
+              <w:t>auditabilita</w:t>
+            </w:r>
+            <w:proofErr w:type="spellEnd"/>
+            <w:r>
+              <w:t>' del processo penali</w:t>
             </w:r>
           </w:p>
         </w:tc>
@@ -12172,7 +14114,7 @@
               </w:rPr>
             </w:pPr>
             <w:r>
-              <w:t xml:space="preserve">Target: 100% delle decisioni di accettare/contestare una penale documentate con motivazione nel sistema (obbligatorio per audit e controllo interno)</w:t>
+              <w:t>Target: 100% delle decisioni di accettare/contestare una penale documentate con motivazione nel sistema (obbligatorio per audit e controllo interno)</w:t>
             </w:r>
           </w:p>
         </w:tc>
@@ -12195,7 +14137,7 @@
               </w:rPr>
             </w:pPr>
             <w:r>
-              <w:t xml:space="preserve">Audit log Dashboard HITL: % decisioni con motivazione registrata</w:t>
+              <w:t>Audit log Dashboard HITL: % decisioni con motivazione registrata</w:t>
             </w:r>
           </w:p>
         </w:tc>
@@ -12223,7 +14165,7 @@
               </w:rPr>
             </w:pPr>
             <w:r>
-              <w:t xml:space="preserve">[INFO RICHIESTA AL BSN: specificare ulteriori KPI qualitativi rilevanti per la Gestione Penali O&amp;M EGP TGX emersi dai documenti sorgente]</w:t>
+              <w:t>[INFO RICHIESTA AL BSN: specificare ulteriori KPI qualitativi rilevanti per la Gestione Penali O&amp;M EGP TGX emersi dai documenti sorgente]</w:t>
             </w:r>
           </w:p>
         </w:tc>
@@ -12246,7 +14188,7 @@
               </w:rPr>
             </w:pPr>
             <w:r>
-              <w:t xml:space="preserve">[INFO: definire target]</w:t>
+              <w:t>[INFO: definire target]</w:t>
             </w:r>
           </w:p>
         </w:tc>
@@ -12269,7 +14211,7 @@
               </w:rPr>
             </w:pPr>
             <w:r>
-              <w:t xml:space="preserve">[INFO: definire metodo di misurazione]</w:t>
+              <w:t>[INFO: definire metodo di misurazione]</w:t>
             </w:r>
           </w:p>
         </w:tc>
@@ -12278,9 +14220,9 @@
     <w:p/>
     <w:p/>
     <w:sectPr>
-      <w:headerReference w:type="even" r:id="rId11"/>
-      <w:headerReference w:type="default" r:id="rId12"/>
-      <w:headerReference w:type="first" r:id="rId13"/>
+      <w:headerReference w:type="even" r:id="rId15"/>
+      <w:headerReference w:type="default" r:id="rId16"/>
+      <w:headerReference w:type="first" r:id="rId17"/>
       <w:pgSz w:w="11906" w:h="16838"/>
       <w:pgMar w:top="1417" w:right="1134" w:bottom="1134" w:left="1134" w:header="708" w:footer="708" w:gutter="0"/>
       <w:cols w:space="708"/>
@@ -12288,6 +14230,83 @@
     </w:sectPr>
   </w:body>
 </w:document>
+</file>
+
+<file path=word/comments.xml><?xml version="1.0" encoding="utf-8"?>
+<w:comments xmlns:wpc="http://schemas.microsoft.com/office/word/2010/wordprocessingCanvas" xmlns:cx="http://schemas.microsoft.com/office/drawing/2014/chartex" xmlns:cx1="http://schemas.microsoft.com/office/drawing/2015/9/8/chartex" xmlns:cx2="http://schemas.microsoft.com/office/drawing/2015/10/21/chartex" xmlns:cx3="http://schemas.microsoft.com/office/drawing/2016/5/9/chartex" xmlns:cx4="http://schemas.microsoft.com/office/drawing/2016/5/10/chartex" xmlns:cx5="http://schemas.microsoft.com/office/drawing/2016/5/11/chartex" xmlns:cx6="http://schemas.microsoft.com/office/drawing/2016/5/12/chartex" xmlns:cx7="http://schemas.microsoft.com/office/drawing/2016/5/13/chartex" xmlns:cx8="http://schemas.microsoft.com/office/drawing/2016/5/14/chartex" xmlns:mc="http://schemas.openxmlformats.org/markup-compatibility/2006" xmlns:aink="http://schemas.microsoft.com/office/drawing/2016/ink" xmlns:am3d="http://schemas.microsoft.com/office/drawing/2017/model3d" xmlns:o="urn:schemas-microsoft-com:office:office" xmlns:oel="http://schemas.microsoft.com/office/2019/extlst" xmlns:r="http://schemas.openxmlformats.org/officeDocument/2006/relationships" xmlns:m="http://schemas.openxmlformats.org/officeDocument/2006/math" xmlns:v="urn:schemas-microsoft-com:vml" xmlns:wp14="http://schemas.microsoft.com/office/word/2010/wordprocessingDrawing" xmlns:wp="http://schemas.openxmlformats.org/drawingml/2006/wordprocessingDrawing" xmlns:w10="urn:schemas-microsoft-com:office:word" xmlns:w="http://schemas.openxmlformats.org/wordprocessingml/2006/main" xmlns:w14="http://schemas.microsoft.com/office/word/2010/wordml" xmlns:w15="http://schemas.microsoft.com/office/word/2012/wordml" xmlns:w16cex="http://schemas.microsoft.com/office/word/2018/wordml/cex" xmlns:w16cid="http://schemas.microsoft.com/office/word/2016/wordml/cid" xmlns:w16="http://schemas.microsoft.com/office/word/2018/wordml" xmlns:w16du="http://schemas.microsoft.com/office/word/2023/wordml/word16du" xmlns:w16sdtdh="http://schemas.microsoft.com/office/word/2020/wordml/sdtdatahash" xmlns:w16sdtfl="http://schemas.microsoft.com/office/word/2024/wordml/sdtformatlock" xmlns:w16se="http://schemas.microsoft.com/office/word/2015/wordml/symex" xmlns:wpg="http://schemas.microsoft.com/office/word/2010/wordprocessingGroup" xmlns:wpi="http://schemas.microsoft.com/office/word/2010/wordprocessingInk" xmlns:wne="http://schemas.microsoft.com/office/word/2006/wordml" xmlns:wps="http://schemas.microsoft.com/office/word/2010/wordprocessingShape" mc:Ignorable="w14 w15 w16se w16cid w16 w16cex w16sdtdh w16sdtfl w16du wp14">
+  <w:comment w:id="9" w:author="Abate Rosa (GICT AI Data F)" w:date="2026-04-21T17:48:00Z" w:initials="RA">
+    <w:p>
+      <w:pPr>
+        <w:pStyle w:val="Testocommento"/>
+      </w:pPr>
+      <w:r>
+        <w:rPr>
+          <w:rStyle w:val="Rimandocommento"/>
+        </w:rPr>
+        <w:annotationRef/>
+      </w:r>
+      <w:r>
+        <w:t>Giulia, qui mettiamo tuo nome?</w:t>
+      </w:r>
+    </w:p>
+  </w:comment>
+  <w:comment w:id="16" w:author="Abate Rosa (GICT AI Data F)" w:date="2026-04-21T17:42:00Z" w:initials="RA">
+    <w:p>
+      <w:pPr>
+        <w:pStyle w:val="Testocommento"/>
+      </w:pPr>
+      <w:r>
+        <w:rPr>
+          <w:rStyle w:val="Rimandocommento"/>
+        </w:rPr>
+        <w:annotationRef/>
+      </w:r>
+      <w:r>
+        <w:t>Verifichiamo prima dati mancanti del flusso AS-IS per poter capire meglio soluzione TO-BE</w:t>
+      </w:r>
+    </w:p>
+  </w:comment>
+  <w:comment w:id="29" w:author="Abate Rosa (GICT AI Data F)" w:date="2026-04-21T17:30:00Z" w:initials="RA">
+    <w:p>
+      <w:pPr>
+        <w:pStyle w:val="Testocommento"/>
+      </w:pPr>
+      <w:r>
+        <w:rPr>
+          <w:rStyle w:val="Rimandocommento"/>
+        </w:rPr>
+        <w:annotationRef/>
+      </w:r>
+      <w:r>
+        <w:t>Da verificare se esistono KPI già validati dal BSN</w:t>
+      </w:r>
+    </w:p>
+  </w:comment>
+</w:comments>
+</file>
+
+<file path=word/commentsExtended.xml><?xml version="1.0" encoding="utf-8"?>
+<w15:commentsEx xmlns:wpc="http://schemas.microsoft.com/office/word/2010/wordprocessingCanvas" xmlns:cx="http://schemas.microsoft.com/office/drawing/2014/chartex" xmlns:cx1="http://schemas.microsoft.com/office/drawing/2015/9/8/chartex" xmlns:cx2="http://schemas.microsoft.com/office/drawing/2015/10/21/chartex" xmlns:cx3="http://schemas.microsoft.com/office/drawing/2016/5/9/chartex" xmlns:cx4="http://schemas.microsoft.com/office/drawing/2016/5/10/chartex" xmlns:cx5="http://schemas.microsoft.com/office/drawing/2016/5/11/chartex" xmlns:cx6="http://schemas.microsoft.com/office/drawing/2016/5/12/chartex" xmlns:cx7="http://schemas.microsoft.com/office/drawing/2016/5/13/chartex" xmlns:cx8="http://schemas.microsoft.com/office/drawing/2016/5/14/chartex" xmlns:mc="http://schemas.openxmlformats.org/markup-compatibility/2006" xmlns:aink="http://schemas.microsoft.com/office/drawing/2016/ink" xmlns:am3d="http://schemas.microsoft.com/office/drawing/2017/model3d" xmlns:o="urn:schemas-microsoft-com:office:office" xmlns:oel="http://schemas.microsoft.com/office/2019/extlst" xmlns:r="http://schemas.openxmlformats.org/officeDocument/2006/relationships" xmlns:m="http://schemas.openxmlformats.org/officeDocument/2006/math" xmlns:v="urn:schemas-microsoft-com:vml" xmlns:wp14="http://schemas.microsoft.com/office/word/2010/wordprocessingDrawing" xmlns:wp="http://schemas.openxmlformats.org/drawingml/2006/wordprocessingDrawing" xmlns:w10="urn:schemas-microsoft-com:office:word" xmlns:w="http://schemas.openxmlformats.org/wordprocessingml/2006/main" xmlns:w14="http://schemas.microsoft.com/office/word/2010/wordml" xmlns:w15="http://schemas.microsoft.com/office/word/2012/wordml" xmlns:w16cex="http://schemas.microsoft.com/office/word/2018/wordml/cex" xmlns:w16cid="http://schemas.microsoft.com/office/word/2016/wordml/cid" xmlns:w16="http://schemas.microsoft.com/office/word/2018/wordml" xmlns:w16du="http://schemas.microsoft.com/office/word/2023/wordml/word16du" xmlns:w16sdtdh="http://schemas.microsoft.com/office/word/2020/wordml/sdtdatahash" xmlns:w16sdtfl="http://schemas.microsoft.com/office/word/2024/wordml/sdtformatlock" xmlns:w16se="http://schemas.microsoft.com/office/word/2015/wordml/symex" xmlns:wpg="http://schemas.microsoft.com/office/word/2010/wordprocessingGroup" xmlns:wpi="http://schemas.microsoft.com/office/word/2010/wordprocessingInk" xmlns:wne="http://schemas.microsoft.com/office/word/2006/wordml" xmlns:wps="http://schemas.microsoft.com/office/word/2010/wordprocessingShape" mc:Ignorable="w14 w15 w16se w16cid w16 w16cex w16sdtdh w16sdtfl w16du wp14">
+  <w15:commentEx w15:paraId="5C6D6667" w15:done="0"/>
+  <w15:commentEx w15:paraId="2D0C8F02" w15:done="0"/>
+  <w15:commentEx w15:paraId="3FC00603" w15:done="0"/>
+</w15:commentsEx>
+</file>
+
+<file path=word/commentsExtensible.xml><?xml version="1.0" encoding="utf-8"?>
+<w16cex:commentsExtensible xmlns:wpc="http://schemas.microsoft.com/office/word/2010/wordprocessingCanvas" xmlns:cx="http://schemas.microsoft.com/office/drawing/2014/chartex" xmlns:cx1="http://schemas.microsoft.com/office/drawing/2015/9/8/chartex" xmlns:cx2="http://schemas.microsoft.com/office/drawing/2015/10/21/chartex" xmlns:cx3="http://schemas.microsoft.com/office/drawing/2016/5/9/chartex" xmlns:cx4="http://schemas.microsoft.com/office/drawing/2016/5/10/chartex" xmlns:cx5="http://schemas.microsoft.com/office/drawing/2016/5/11/chartex" xmlns:cx6="http://schemas.microsoft.com/office/drawing/2016/5/12/chartex" xmlns:cx7="http://schemas.microsoft.com/office/drawing/2016/5/13/chartex" xmlns:cx8="http://schemas.microsoft.com/office/drawing/2016/5/14/chartex" xmlns:cr="http://schemas.microsoft.com/office/comments/2020/reactions" xmlns:mc="http://schemas.openxmlformats.org/markup-compatibility/2006" xmlns:aink="http://schemas.microsoft.com/office/drawing/2016/ink" xmlns:am3d="http://schemas.microsoft.com/office/drawing/2017/model3d" xmlns:o="urn:schemas-microsoft-com:office:office" xmlns:oel="http://schemas.microsoft.com/office/2019/extlst" xmlns:r="http://schemas.openxmlformats.org/officeDocument/2006/relationships" xmlns:m="http://schemas.openxmlformats.org/officeDocument/2006/math" xmlns:v="urn:schemas-microsoft-com:vml" xmlns:wp14="http://schemas.microsoft.com/office/word/2010/wordprocessingDrawing" xmlns:wp="http://schemas.openxmlformats.org/drawingml/2006/wordprocessingDrawing" xmlns:w10="urn:schemas-microsoft-com:office:word" xmlns:w="http://schemas.openxmlformats.org/wordprocessingml/2006/main" xmlns:w14="http://schemas.microsoft.com/office/word/2010/wordml" xmlns:w15="http://schemas.microsoft.com/office/word/2012/wordml" xmlns:w16cex="http://schemas.microsoft.com/office/word/2018/wordml/cex" xmlns:w16cid="http://schemas.microsoft.com/office/word/2016/wordml/cid" xmlns:w16="http://schemas.microsoft.com/office/word/2018/wordml" xmlns:w16du="http://schemas.microsoft.com/office/word/2023/wordml/word16du" xmlns:w16sdtdh="http://schemas.microsoft.com/office/word/2020/wordml/sdtdatahash" xmlns:w16sdtfl="http://schemas.microsoft.com/office/word/2024/wordml/sdtformatlock" xmlns:w16se="http://schemas.microsoft.com/office/word/2015/wordml/symex" xmlns:wpg="http://schemas.microsoft.com/office/word/2010/wordprocessingGroup" xmlns:wpi="http://schemas.microsoft.com/office/word/2010/wordprocessingInk" xmlns:wne="http://schemas.microsoft.com/office/word/2006/wordml" xmlns:wps="http://schemas.microsoft.com/office/word/2010/wordprocessingShape" mc:Ignorable="w14 w15 w16se w16cid w16 w16cex w16sdtdh w16sdtfl cr w16du wp14">
+  <w16cex:commentExtensible w16cex:durableId="5C67B649" w16cex:dateUtc="2026-04-21T15:48:00Z"/>
+  <w16cex:commentExtensible w16cex:durableId="31752A6D" w16cex:dateUtc="2026-04-21T15:42:00Z"/>
+  <w16cex:commentExtensible w16cex:durableId="52C2A122" w16cex:dateUtc="2026-04-21T15:30:00Z"/>
+</w16cex:commentsExtensible>
+</file>
+
+<file path=word/commentsIds.xml><?xml version="1.0" encoding="utf-8"?>
+<w16cid:commentsIds xmlns:wpc="http://schemas.microsoft.com/office/word/2010/wordprocessingCanvas" xmlns:cx="http://schemas.microsoft.com/office/drawing/2014/chartex" xmlns:cx1="http://schemas.microsoft.com/office/drawing/2015/9/8/chartex" xmlns:cx2="http://schemas.microsoft.com/office/drawing/2015/10/21/chartex" xmlns:cx3="http://schemas.microsoft.com/office/drawing/2016/5/9/chartex" xmlns:cx4="http://schemas.microsoft.com/office/drawing/2016/5/10/chartex" xmlns:cx5="http://schemas.microsoft.com/office/drawing/2016/5/11/chartex" xmlns:cx6="http://schemas.microsoft.com/office/drawing/2016/5/12/chartex" xmlns:cx7="http://schemas.microsoft.com/office/drawing/2016/5/13/chartex" xmlns:cx8="http://schemas.microsoft.com/office/drawing/2016/5/14/chartex" xmlns:mc="http://schemas.openxmlformats.org/markup-compatibility/2006" xmlns:aink="http://schemas.microsoft.com/office/drawing/2016/ink" xmlns:am3d="http://schemas.microsoft.com/office/drawing/2017/model3d" xmlns:o="urn:schemas-microsoft-com:office:office" xmlns:oel="http://schemas.microsoft.com/office/2019/extlst" xmlns:r="http://schemas.openxmlformats.org/officeDocument/2006/relationships" xmlns:m="http://schemas.openxmlformats.org/officeDocument/2006/math" xmlns:v="urn:schemas-microsoft-com:vml" xmlns:wp14="http://schemas.microsoft.com/office/word/2010/wordprocessingDrawing" xmlns:wp="http://schemas.openxmlformats.org/drawingml/2006/wordprocessingDrawing" xmlns:w10="urn:schemas-microsoft-com:office:word" xmlns:w="http://schemas.openxmlformats.org/wordprocessingml/2006/main" xmlns:w14="http://schemas.microsoft.com/office/word/2010/wordml" xmlns:w15="http://schemas.microsoft.com/office/word/2012/wordml" xmlns:w16cex="http://schemas.microsoft.com/office/word/2018/wordml/cex" xmlns:w16cid="http://schemas.microsoft.com/office/word/2016/wordml/cid" xmlns:w16="http://schemas.microsoft.com/office/word/2018/wordml" xmlns:w16du="http://schemas.microsoft.com/office/word/2023/wordml/word16du" xmlns:w16sdtdh="http://schemas.microsoft.com/office/word/2020/wordml/sdtdatahash" xmlns:w16sdtfl="http://schemas.microsoft.com/office/word/2024/wordml/sdtformatlock" xmlns:w16se="http://schemas.microsoft.com/office/word/2015/wordml/symex" xmlns:wpg="http://schemas.microsoft.com/office/word/2010/wordprocessingGroup" xmlns:wpi="http://schemas.microsoft.com/office/word/2010/wordprocessingInk" xmlns:wne="http://schemas.microsoft.com/office/word/2006/wordml" xmlns:wps="http://schemas.microsoft.com/office/word/2010/wordprocessingShape" mc:Ignorable="w14 w15 w16se w16cid w16 w16cex w16sdtdh w16sdtfl w16du wp14">
+  <w16cid:commentId w16cid:paraId="5C6D6667" w16cid:durableId="5C67B649"/>
+  <w16cid:commentId w16cid:paraId="2D0C8F02" w16cid:durableId="31752A6D"/>
+  <w16cid:commentId w16cid:paraId="3FC00603" w16cid:durableId="52C2A122"/>
+</w16cid:commentsIds>
 </file>
 
 <file path=word/endnotes.xml><?xml version="1.0" encoding="utf-8"?>
@@ -19386,6 +21405,14 @@
     <w:abstractNumId w:val="35"/>
   </w:num>
 </w:numbering>
+</file>
+
+<file path=word/people.xml><?xml version="1.0" encoding="utf-8"?>
+<w15:people xmlns:wpc="http://schemas.microsoft.com/office/word/2010/wordprocessingCanvas" xmlns:cx="http://schemas.microsoft.com/office/drawing/2014/chartex" xmlns:cx1="http://schemas.microsoft.com/office/drawing/2015/9/8/chartex" xmlns:cx2="http://schemas.microsoft.com/office/drawing/2015/10/21/chartex" xmlns:cx3="http://schemas.microsoft.com/office/drawing/2016/5/9/chartex" xmlns:cx4="http://schemas.microsoft.com/office/drawing/2016/5/10/chartex" xmlns:cx5="http://schemas.microsoft.com/office/drawing/2016/5/11/chartex" xmlns:cx6="http://schemas.microsoft.com/office/drawing/2016/5/12/chartex" xmlns:cx7="http://schemas.microsoft.com/office/drawing/2016/5/13/chartex" xmlns:cx8="http://schemas.microsoft.com/office/drawing/2016/5/14/chartex" xmlns:mc="http://schemas.openxmlformats.org/markup-compatibility/2006" xmlns:aink="http://schemas.microsoft.com/office/drawing/2016/ink" xmlns:am3d="http://schemas.microsoft.com/office/drawing/2017/model3d" xmlns:o="urn:schemas-microsoft-com:office:office" xmlns:oel="http://schemas.microsoft.com/office/2019/extlst" xmlns:r="http://schemas.openxmlformats.org/officeDocument/2006/relationships" xmlns:m="http://schemas.openxmlformats.org/officeDocument/2006/math" xmlns:v="urn:schemas-microsoft-com:vml" xmlns:wp14="http://schemas.microsoft.com/office/word/2010/wordprocessingDrawing" xmlns:wp="http://schemas.openxmlformats.org/drawingml/2006/wordprocessingDrawing" xmlns:w10="urn:schemas-microsoft-com:office:word" xmlns:w="http://schemas.openxmlformats.org/wordprocessingml/2006/main" xmlns:w14="http://schemas.microsoft.com/office/word/2010/wordml" xmlns:w15="http://schemas.microsoft.com/office/word/2012/wordml" xmlns:w16cex="http://schemas.microsoft.com/office/word/2018/wordml/cex" xmlns:w16cid="http://schemas.microsoft.com/office/word/2016/wordml/cid" xmlns:w16="http://schemas.microsoft.com/office/word/2018/wordml" xmlns:w16du="http://schemas.microsoft.com/office/word/2023/wordml/word16du" xmlns:w16sdtdh="http://schemas.microsoft.com/office/word/2020/wordml/sdtdatahash" xmlns:w16sdtfl="http://schemas.microsoft.com/office/word/2024/wordml/sdtformatlock" xmlns:w16se="http://schemas.microsoft.com/office/word/2015/wordml/symex" xmlns:wpg="http://schemas.microsoft.com/office/word/2010/wordprocessingGroup" xmlns:wpi="http://schemas.microsoft.com/office/word/2010/wordprocessingInk" xmlns:wne="http://schemas.microsoft.com/office/word/2006/wordml" xmlns:wps="http://schemas.microsoft.com/office/word/2010/wordprocessingShape" mc:Ignorable="w14 w15 w16se w16cid w16 w16cex w16sdtdh w16sdtfl w16du wp14">
+  <w15:person w15:author="Abate Rosa (GICT AI Data F)">
+    <w15:presenceInfo w15:providerId="AD" w15:userId="S::rosa.abate@enel.com::d18dba2d-599a-47b3-97af-b52f51e27059"/>
+  </w15:person>
+</w15:people>
 </file>
 
 <file path=word/styles.xml><?xml version="1.0" encoding="utf-8"?>
@@ -21058,6 +23085,21 @@
 </file>
 
 <file path=customXml/item1.xml><?xml version="1.0" encoding="utf-8"?>
+<p:properties xmlns:p="http://schemas.microsoft.com/office/2006/metadata/properties" xmlns:xsi="http://www.w3.org/2001/XMLSchema-instance" xmlns:pc="http://schemas.microsoft.com/office/infopath/2007/PartnerControls">
+  <documentManagement>
+    <TaxCatchAll xmlns="ef2f6dc1-b118-4085-8a4b-27a920398c0b" xsi:nil="true"/>
+    <lcf76f155ced4ddcb4097134ff3c332f xmlns="c13524eb-6233-4fa3-8108-c68bf39452ea">
+      <Terms xmlns="http://schemas.microsoft.com/office/infopath/2007/PartnerControls"/>
+    </lcf76f155ced4ddcb4097134ff3c332f>
+  </documentManagement>
+</p:properties>
+</file>
+
+<file path=customXml/item2.xml><?xml version="1.0" encoding="utf-8"?>
+<b:Sources xmlns:b="http://schemas.openxmlformats.org/officeDocument/2006/bibliography" xmlns="http://schemas.openxmlformats.org/officeDocument/2006/bibliography" SelectedStyle="\APASixthEditionOfficeOnline.xsl" StyleName="APA" Version="6"/>
+</file>
+
+<file path=customXml/item3.xml><?xml version="1.0" encoding="utf-8"?>
 <ct:contentTypeSchema xmlns:ct="http://schemas.microsoft.com/office/2006/metadata/contentType" xmlns:ma="http://schemas.microsoft.com/office/2006/metadata/properties/metaAttributes" ct:_="" ma:_="" ma:contentTypeName="Documento" ma:contentTypeID="0x0101001F3E906958102F499F643AF383AD096C" ma:contentTypeVersion="11" ma:contentTypeDescription="Creare un nuovo documento." ma:contentTypeScope="" ma:versionID="d4889fb89dc85aeff30227435eb6b86e">
   <xsd:schema xmlns:xsd="http://www.w3.org/2001/XMLSchema" xmlns:xs="http://www.w3.org/2001/XMLSchema" xmlns:p="http://schemas.microsoft.com/office/2006/metadata/properties" xmlns:ns2="c13524eb-6233-4fa3-8108-c68bf39452ea" xmlns:ns3="ef2f6dc1-b118-4085-8a4b-27a920398c0b" targetNamespace="http://schemas.microsoft.com/office/2006/metadata/properties" ma:root="true" ma:fieldsID="13937e638eadb956063e57991145c6bb" ns2:_="" ns3:_="">
     <xsd:import namespace="c13524eb-6233-4fa3-8108-c68bf39452ea"/>
@@ -21252,21 +23294,6 @@
 </ct:contentTypeSchema>
 </file>
 
-<file path=customXml/item2.xml><?xml version="1.0" encoding="utf-8"?>
-<b:Sources xmlns:b="http://schemas.openxmlformats.org/officeDocument/2006/bibliography" xmlns="http://schemas.openxmlformats.org/officeDocument/2006/bibliography" SelectedStyle="\APASixthEditionOfficeOnline.xsl" StyleName="APA" Version="6"/>
-</file>
-
-<file path=customXml/item3.xml><?xml version="1.0" encoding="utf-8"?>
-<p:properties xmlns:p="http://schemas.microsoft.com/office/2006/metadata/properties" xmlns:xsi="http://www.w3.org/2001/XMLSchema-instance" xmlns:pc="http://schemas.microsoft.com/office/infopath/2007/PartnerControls">
-  <documentManagement>
-    <TaxCatchAll xmlns="ef2f6dc1-b118-4085-8a4b-27a920398c0b" xsi:nil="true"/>
-    <lcf76f155ced4ddcb4097134ff3c332f xmlns="c13524eb-6233-4fa3-8108-c68bf39452ea">
-      <Terms xmlns="http://schemas.microsoft.com/office/infopath/2007/PartnerControls"/>
-    </lcf76f155ced4ddcb4097134ff3c332f>
-  </documentManagement>
-</p:properties>
-</file>
-
 <file path=customXml/item4.xml><?xml version="1.0" encoding="utf-8"?>
 <?mso-contentType ?>
 <FormTemplates xmlns="http://schemas.microsoft.com/sharepoint/v3/contenttype/forms">
@@ -21277,6 +23304,25 @@
 </file>
 
 <file path=customXml/itemProps1.xml><?xml version="1.0" encoding="utf-8"?>
+<ds:datastoreItem xmlns:ds="http://schemas.openxmlformats.org/officeDocument/2006/customXml" ds:itemID="{2C2E948B-B6EC-4D97-9DF3-336CD1F3E910}">
+  <ds:schemaRefs>
+    <ds:schemaRef ds:uri="http://schemas.microsoft.com/office/2006/metadata/properties"/>
+    <ds:schemaRef ds:uri="http://schemas.microsoft.com/office/infopath/2007/PartnerControls"/>
+    <ds:schemaRef ds:uri="ef2f6dc1-b118-4085-8a4b-27a920398c0b"/>
+    <ds:schemaRef ds:uri="c13524eb-6233-4fa3-8108-c68bf39452ea"/>
+  </ds:schemaRefs>
+</ds:datastoreItem>
+</file>
+
+<file path=customXml/itemProps2.xml><?xml version="1.0" encoding="utf-8"?>
+<ds:datastoreItem xmlns:ds="http://schemas.openxmlformats.org/officeDocument/2006/customXml" ds:itemID="{8405DA85-C32C-4C6D-A9B0-6AF69BB9022C}">
+  <ds:schemaRefs>
+    <ds:schemaRef ds:uri="http://schemas.openxmlformats.org/officeDocument/2006/bibliography"/>
+  </ds:schemaRefs>
+</ds:datastoreItem>
+</file>
+
+<file path=customXml/itemProps3.xml><?xml version="1.0" encoding="utf-8"?>
 <ds:datastoreItem xmlns:ds="http://schemas.openxmlformats.org/officeDocument/2006/customXml" ds:itemID="{9674E410-B5CD-4B88-BDC9-B22AB5CE9DDF}">
   <ds:schemaRefs>
     <ds:schemaRef ds:uri="http://schemas.microsoft.com/office/2006/metadata/contentType"/>
@@ -21295,25 +23341,6 @@
 </ds:datastoreItem>
 </file>
 
-<file path=customXml/itemProps2.xml><?xml version="1.0" encoding="utf-8"?>
-<ds:datastoreItem xmlns:ds="http://schemas.openxmlformats.org/officeDocument/2006/customXml" ds:itemID="{8405DA85-C32C-4C6D-A9B0-6AF69BB9022C}">
-  <ds:schemaRefs>
-    <ds:schemaRef ds:uri="http://schemas.openxmlformats.org/officeDocument/2006/bibliography"/>
-  </ds:schemaRefs>
-</ds:datastoreItem>
-</file>
-
-<file path=customXml/itemProps3.xml><?xml version="1.0" encoding="utf-8"?>
-<ds:datastoreItem xmlns:ds="http://schemas.openxmlformats.org/officeDocument/2006/customXml" ds:itemID="{2C2E948B-B6EC-4D97-9DF3-336CD1F3E910}">
-  <ds:schemaRefs>
-    <ds:schemaRef ds:uri="http://schemas.microsoft.com/office/2006/metadata/properties"/>
-    <ds:schemaRef ds:uri="http://schemas.microsoft.com/office/infopath/2007/PartnerControls"/>
-    <ds:schemaRef ds:uri="ef2f6dc1-b118-4085-8a4b-27a920398c0b"/>
-    <ds:schemaRef ds:uri="c13524eb-6233-4fa3-8108-c68bf39452ea"/>
-  </ds:schemaRefs>
-</ds:datastoreItem>
-</file>
-
 <file path=customXml/itemProps4.xml><?xml version="1.0" encoding="utf-8"?>
 <ds:datastoreItem xmlns:ds="http://schemas.openxmlformats.org/officeDocument/2006/customXml" ds:itemID="{725BE907-42BC-4AEF-8E61-2566DA68E3D4}">
   <ds:schemaRefs>
